--- a/07_PROCEDIMIENTO_DE_IMPLEMENTACION/EN/WORD/07_Deployment_Document.docx
+++ b/07_PROCEDIMIENTO_DE_IMPLEMENTACION/EN/WORD/07_Deployment_Document.docx
@@ -2,7 +2,7 @@
 <file path=word/document.xml><?xml version="1.0" encoding="utf-8"?>
 <w:document xmlns:w="http://schemas.openxmlformats.org/wordprocessingml/2006/main" xmlns:m="http://schemas.openxmlformats.org/officeDocument/2006/math" xmlns:r="http://schemas.openxmlformats.org/officeDocument/2006/relationships" xmlns:o="urn:schemas-microsoft-com:office:office" xmlns:v="urn:schemas-microsoft-com:vml" xmlns:w10="urn:schemas-microsoft-com:office:word" xmlns:a="http://schemas.openxmlformats.org/drawingml/2006/main" xmlns:pic="http://schemas.openxmlformats.org/drawingml/2006/picture" xmlns:wp="http://schemas.openxmlformats.org/drawingml/2006/wordprocessingDrawing">
   <w:body>
-    <w:bookmarkStart w:id="106" w:name="X62b9a812b91b110aef2b3b9d92896b25778a246"/>
+    <w:bookmarkStart w:id="110" w:name="X62b9a812b91b110aef2b3b9d92896b25778a246"/>
     <w:p>
       <w:pPr>
         <w:pStyle w:val="Ttulo1"/>
@@ -134,7 +134,7 @@
       </w:r>
     </w:p>
     <w:bookmarkEnd w:id="20"/>
-    <w:bookmarkStart w:id="33" w:name="Xa489d4d9bde5952001083000e99262b3fdd6992"/>
+    <w:bookmarkStart w:id="34" w:name="Xa489d4d9bde5952001083000e99262b3fdd6992"/>
     <w:p>
       <w:pPr>
         <w:pStyle w:val="Ttulo2"/>
@@ -386,23 +386,30 @@
               <w:pStyle w:val="Compact"/>
             </w:pPr>
             <w:r>
-              <w:t xml:space="preserve">versionCode</w:t>
-            </w:r>
-            <w:r>
-              <w:t xml:space="preserve"> </w:t>
-            </w:r>
-            <w:r>
               <w:rPr>
                 <w:b/>
                 <w:bCs/>
               </w:rPr>
-              <w:t xml:space="preserve">2</w:t>
+              <w:t xml:space="preserve">1.1.0</w:t>
             </w:r>
             <w:r>
               <w:t xml:space="preserve"> </w:t>
             </w:r>
             <w:r>
-              <w:t xml:space="preserve">(APK) + OTA update "Tapping the new-version notice opens the download"</w:t>
+              <w:t xml:space="preserve">(versionCode</w:t>
+            </w:r>
+            <w:r>
+              <w:t xml:space="preserve"> </w:t>
+            </w:r>
+            <w:r>
+              <w:rPr>
+                <w:b/>
+                <w:bCs/>
+              </w:rPr>
+              <w:t xml:space="preserve">5</w:t>
+            </w:r>
+            <w:r>
+              <w:t xml:space="preserve">), APK published on 2026-10-19 + over-the-air updates (EAS Update)</w:t>
             </w:r>
           </w:p>
         </w:tc>
@@ -735,6 +742,57 @@
             </w:pPr>
             <w:r>
               <w:t xml:space="preserve">Outside the car wash's business hours (before 07:00 or after 18:00)</w:t>
+            </w:r>
+          </w:p>
+        </w:tc>
+      </w:tr>
+      <w:tr>
+        <w:tc>
+          <w:tcPr/>
+          <w:p>
+            <w:pPr>
+              <w:pStyle w:val="Compact"/>
+            </w:pPr>
+            <w:r>
+              <w:t xml:space="preserve">Latest update</w:t>
+            </w:r>
+          </w:p>
+        </w:tc>
+        <w:tc>
+          <w:tcPr/>
+          <w:p>
+            <w:pPr>
+              <w:pStyle w:val="Compact"/>
+            </w:pPr>
+            <w:r>
+              <w:t xml:space="preserve">2026-10-19, 03:20 (server time), with</w:t>
+            </w:r>
+            <w:r>
+              <w:t xml:space="preserve"> </w:t>
+            </w:r>
+            <w:r>
+              <w:rPr>
+                <w:rStyle w:val="VerbatimChar"/>
+              </w:rPr>
+              <w:t xml:space="preserve">update-server.sh</w:t>
+            </w:r>
+            <w:r>
+              <w:t xml:space="preserve">:</w:t>
+            </w:r>
+            <w:r>
+              <w:t xml:space="preserve"> </w:t>
+            </w:r>
+            <w:r>
+              <w:rPr>
+                <w:rStyle w:val="VerbatimChar"/>
+              </w:rPr>
+              <w:t xml:space="preserve">develop</w:t>
+            </w:r>
+            <w:r>
+              <w:t xml:space="preserve"> </w:t>
+            </w:r>
+            <w:r>
+              <w:t xml:space="preserve">code up to October 17 and 18 and migration 039</w:t>
             </w:r>
           </w:p>
         </w:tc>
@@ -1437,9 +1495,55 @@
           </w:p>
         </w:tc>
       </w:tr>
+      <w:tr>
+        <w:tc>
+          <w:tcPr/>
+          <w:p>
+            <w:pPr>
+              <w:pStyle w:val="Compact"/>
+            </w:pPr>
+            <w:r>
+              <w:t xml:space="preserve">1.3</w:t>
+            </w:r>
+          </w:p>
+        </w:tc>
+        <w:tc>
+          <w:tcPr/>
+          <w:p>
+            <w:pPr>
+              <w:pStyle w:val="Compact"/>
+            </w:pPr>
+            <w:r>
+              <w:t xml:space="preserve">2026-10-19</w:t>
+            </w:r>
+          </w:p>
+        </w:tc>
+        <w:tc>
+          <w:tcPr/>
+          <w:p>
+            <w:pPr>
+              <w:pStyle w:val="Compact"/>
+            </w:pPr>
+            <w:r>
+              <w:t xml:space="preserve">Juan Camilo Guilombo</w:t>
+            </w:r>
+          </w:p>
+        </w:tc>
+        <w:tc>
+          <w:tcPr/>
+          <w:p>
+            <w:pPr>
+              <w:pStyle w:val="Compact"/>
+            </w:pPr>
+            <w:r>
+              <w:t xml:space="preserve">Update of 2026-10-19 (migration 039 and app 1.1.0), SSH access with a personal key per member, deployment from GitHub Actions, continuous integration in the 10 repositories, and new terminal and web evidence</w:t>
+            </w:r>
+          </w:p>
+        </w:tc>
+      </w:tr>
     </w:tbl>
     <w:bookmarkEnd w:id="27"/>
-    <w:bookmarkStart w:id="32" w:name="Xcd1b6120617eac8b6d7b77232663333bd560904"/>
+    <w:bookmarkStart w:id="33" w:name="Xcd1b6120617eac8b6d7b77232663333bd560904"/>
     <w:p>
       <w:pPr>
         <w:pStyle w:val="Ttulo3"/>
@@ -2205,7 +2309,7 @@
               <w:pStyle w:val="Compact"/>
             </w:pPr>
             <w:r>
-              <w:t xml:space="preserve">032 (business data), 033 (inspection report), 034 (login lockout), 035 (address), 036 (registration date), 037 (operator profile), 038 (new-version notice type)</w:t>
+              <w:t xml:space="preserve">032 (business data), 033 (inspection report), 034 (login lockout), 035 (address), 036 (registration date), 037 (operator profile), 038 (new-version notice type), and 039 (acceptance of the legal documents, applied on 2026-10-19)</w:t>
             </w:r>
           </w:p>
         </w:tc>
@@ -2604,6 +2708,174 @@
         <w:t xml:space="preserve">.</w:t>
       </w:r>
     </w:p>
+    <w:bookmarkEnd w:id="31"/>
+    <w:bookmarkStart w:id="32" w:name="X92f4f8923ce6a13f600d1aba6943454ebcf58fc"/>
+    <w:p>
+      <w:pPr>
+        <w:pStyle w:val="Ttulo4"/>
+      </w:pPr>
+      <w:r>
+        <w:t xml:space="preserve">1.3.5 Update of 2026-10-19</w:t>
+      </w:r>
+    </w:p>
+    <w:p>
+      <w:pPr>
+        <w:pStyle w:val="FirstParagraph"/>
+      </w:pPr>
+      <w:r>
+        <w:t xml:space="preserve">On 2026-10-19 at 03:20 (server time),</w:t>
+      </w:r>
+      <w:r>
+        <w:t xml:space="preserve"> </w:t>
+      </w:r>
+      <w:r>
+        <w:rPr>
+          <w:rStyle w:val="VerbatimChar"/>
+        </w:rPr>
+        <w:t xml:space="preserve">update-server.sh</w:t>
+      </w:r>
+      <w:r>
+        <w:t xml:space="preserve"> </w:t>
+      </w:r>
+      <w:r>
+        <w:t xml:space="preserve">was run. The</w:t>
+      </w:r>
+      <w:r>
+        <w:t xml:space="preserve"> </w:t>
+      </w:r>
+      <w:r>
+        <w:rPr>
+          <w:rStyle w:val="VerbatimChar"/>
+        </w:rPr>
+        <w:t xml:space="preserve">develop</w:t>
+      </w:r>
+      <w:r>
+        <w:t xml:space="preserve"> </w:t>
+      </w:r>
+      <w:r>
+        <w:t xml:space="preserve">changes up to October 17 and 18 were deployed:</w:t>
+      </w:r>
+    </w:p>
+    <w:p>
+      <w:pPr>
+        <w:pStyle w:val="Compact"/>
+        <w:numPr>
+          <w:ilvl w:val="0"/>
+          <w:numId w:val="1010"/>
+        </w:numPr>
+      </w:pPr>
+      <w:r>
+        <w:rPr>
+          <w:b/>
+          <w:bCs/>
+        </w:rPr>
+        <w:t xml:space="preserve">Database:</w:t>
+      </w:r>
+      <w:r>
+        <w:t xml:space="preserve"> </w:t>
+      </w:r>
+      <w:r>
+        <w:t xml:space="preserve">migration 039, which stores the date and time each person accepts the Terms and the Data Processing Policy.</w:t>
+      </w:r>
+    </w:p>
+    <w:p>
+      <w:pPr>
+        <w:pStyle w:val="Compact"/>
+        <w:numPr>
+          <w:ilvl w:val="0"/>
+          <w:numId w:val="1010"/>
+        </w:numPr>
+      </w:pPr>
+      <w:r>
+        <w:rPr>
+          <w:b/>
+          <w:bCs/>
+        </w:rPr>
+        <w:t xml:space="preserve">Backend:</w:t>
+      </w:r>
+      <w:r>
+        <w:t xml:space="preserve"> </w:t>
+      </w:r>
+      <w:r>
+        <w:t xml:space="preserve">the payment-service health check queries the database, payment-service handles the correlation identifier, the schedule error carries the reason (</w:t>
+      </w:r>
+      <w:r>
+        <w:rPr>
+          <w:rStyle w:val="VerbatimChar"/>
+        </w:rPr>
+        <w:t xml:space="preserve">reason</w:t>
+      </w:r>
+      <w:r>
+        <w:t xml:space="preserve">), two simultaneous requests no longer fail when creating the same operator, and a bay cannot be created in maintenance.</w:t>
+      </w:r>
+    </w:p>
+    <w:p>
+      <w:pPr>
+        <w:pStyle w:val="Compact"/>
+        <w:numPr>
+          <w:ilvl w:val="0"/>
+          <w:numId w:val="1010"/>
+        </w:numPr>
+      </w:pPr>
+      <w:r>
+        <w:rPr>
+          <w:b/>
+          <w:bCs/>
+        </w:rPr>
+        <w:t xml:space="preserve">Web:</w:t>
+      </w:r>
+      <w:r>
+        <w:t xml:space="preserve"> </w:t>
+      </w:r>
+      <w:r>
+        <w:t xml:space="preserve">the payment screen selects by account, the profile option is called "Deactivate my account", Angular is on 21.2.25 and xlsx on 0.20.3, and there are layout fixes for phones.</w:t>
+      </w:r>
+    </w:p>
+    <w:p>
+      <w:pPr>
+        <w:pStyle w:val="Compact"/>
+        <w:numPr>
+          <w:ilvl w:val="0"/>
+          <w:numId w:val="1010"/>
+        </w:numPr>
+      </w:pPr>
+      <w:r>
+        <w:rPr>
+          <w:b/>
+          <w:bCs/>
+        </w:rPr>
+        <w:t xml:space="preserve">Mobile app:</w:t>
+      </w:r>
+      <w:r>
+        <w:t xml:space="preserve"> </w:t>
+      </w:r>
+      <w:r>
+        <w:t xml:space="preserve">version 1.1.0 (versionCode 5), published on 2026-10-19 at 05:03, with the version shown in Settings.</w:t>
+      </w:r>
+    </w:p>
+    <w:p>
+      <w:pPr>
+        <w:pStyle w:val="FirstParagraph"/>
+      </w:pPr>
+      <w:r>
+        <w:t xml:space="preserve">The changes pushed afterwards are left for the next update: the error messages with</w:t>
+      </w:r>
+      <w:r>
+        <w:t xml:space="preserve"> </w:t>
+      </w:r>
+      <w:r>
+        <w:rPr>
+          <w:rStyle w:val="VerbatimChar"/>
+        </w:rPr>
+        <w:t xml:space="preserve">spring.web.error</w:t>
+      </w:r>
+      <w:r>
+        <w:t xml:space="preserve"> </w:t>
+      </w:r>
+      <w:r>
+        <w:t xml:space="preserve">in the Java services and the latest web and app fixes.</w:t>
+      </w:r>
+    </w:p>
     <w:p>
       <w:r>
         <w:pict>
@@ -2611,10 +2883,10 @@
         </w:pict>
       </w:r>
     </w:p>
-    <w:bookmarkEnd w:id="31"/>
     <w:bookmarkEnd w:id="32"/>
     <w:bookmarkEnd w:id="33"/>
-    <w:bookmarkStart w:id="44" w:name="X2349cf2eb0ee80049c42f82e7649865e9b85d77"/>
+    <w:bookmarkEnd w:id="34"/>
+    <w:bookmarkStart w:id="45" w:name="X2349cf2eb0ee80049c42f82e7649865e9b85d77"/>
     <w:p>
       <w:pPr>
         <w:pStyle w:val="Ttulo2"/>
@@ -2623,7 +2895,7 @@
         <w:t xml:space="preserve">2. Scope, Topology and Architecture</w:t>
       </w:r>
     </w:p>
-    <w:bookmarkStart w:id="38" w:name="Xef9e86d3c6c5e309e877c07e265de2ff60fc8df"/>
+    <w:bookmarkStart w:id="39" w:name="Xef9e86d3c6c5e309e877c07e265de2ff60fc8df"/>
     <w:p>
       <w:pPr>
         <w:pStyle w:val="Ttulo3"/>
@@ -2632,7 +2904,7 @@
         <w:t xml:space="preserve">2.1 Components and Artifacts in Scope</w:t>
       </w:r>
     </w:p>
-    <w:bookmarkStart w:id="34" w:name="X02af1b1067938bff50e28f386d0b6d1cd4d51cb"/>
+    <w:bookmarkStart w:id="35" w:name="X02af1b1067938bff50e28f386d0b6d1cd4d51cb"/>
     <w:p>
       <w:pPr>
         <w:pStyle w:val="Ttulo4"/>
@@ -2861,8 +3133,8 @@
         </w:tc>
       </w:tr>
     </w:tbl>
-    <w:bookmarkEnd w:id="34"/>
-    <w:bookmarkStart w:id="35" w:name="Xc8a2baaf949548f127b9db069675f9de6778d17"/>
+    <w:bookmarkEnd w:id="35"/>
+    <w:bookmarkStart w:id="36" w:name="Xc8a2baaf949548f127b9db069675f9de6778d17"/>
     <w:p>
       <w:pPr>
         <w:pStyle w:val="Ttulo4"/>
@@ -3125,8 +3397,8 @@
         </w:tc>
       </w:tr>
     </w:tbl>
-    <w:bookmarkEnd w:id="35"/>
-    <w:bookmarkStart w:id="36" w:name="X15785bfa89a0af0522d2c8aa876b98d281aa599"/>
+    <w:bookmarkEnd w:id="36"/>
+    <w:bookmarkStart w:id="37" w:name="X15785bfa89a0af0522d2c8aa876b98d281aa599"/>
     <w:p>
       <w:pPr>
         <w:pStyle w:val="Ttulo4"/>
@@ -3586,8 +3858,8 @@
         </w:tc>
       </w:tr>
     </w:tbl>
-    <w:bookmarkEnd w:id="36"/>
-    <w:bookmarkStart w:id="37" w:name="Xa20a639fd2127ffdf434f730c9bb0f43e877d9d"/>
+    <w:bookmarkEnd w:id="37"/>
+    <w:bookmarkStart w:id="38" w:name="Xa20a639fd2127ffdf434f730c9bb0f43e877d9d"/>
     <w:p>
       <w:pPr>
         <w:pStyle w:val="Ttulo4"/>
@@ -3963,9 +4235,9 @@
         </w:tc>
       </w:tr>
     </w:tbl>
-    <w:bookmarkEnd w:id="37"/>
     <w:bookmarkEnd w:id="38"/>
-    <w:bookmarkStart w:id="42" w:name="Xedfd4760f3b30ee50ba1fbcf180ac660df7aa1d"/>
+    <w:bookmarkEnd w:id="39"/>
+    <w:bookmarkStart w:id="43" w:name="Xedfd4760f3b30ee50ba1fbcf180ac660df7aa1d"/>
     <w:p>
       <w:pPr>
         <w:pStyle w:val="Ttulo3"/>
@@ -3974,7 +4246,7 @@
         <w:t xml:space="preserve">2.2 Network and Infrastructure Architecture Diagram</w:t>
       </w:r>
     </w:p>
-    <w:bookmarkStart w:id="39" w:name="Xadec88b09a3f7f073c691dcc687c629e76cbf9b"/>
+    <w:bookmarkStart w:id="40" w:name="Xadec88b09a3f7f073c691dcc687c629e76cbf9b"/>
     <w:p>
       <w:pPr>
         <w:pStyle w:val="Ttulo4"/>
@@ -3991,8 +4263,8 @@
         <w:t xml:space="preserve">![](C:/Users/JUAN CAMILO/.claude/jobs/47671fef/tmp/docbuild/work/deployment-document/mermaid-0-0.png)</w:t>
       </w:r>
     </w:p>
-    <w:bookmarkEnd w:id="39"/>
-    <w:bookmarkStart w:id="40" w:name="X1a22319ff1b54a8fe5b2bf0e11fcfd976e690c1"/>
+    <w:bookmarkEnd w:id="40"/>
+    <w:bookmarkStart w:id="41" w:name="X1a22319ff1b54a8fe5b2bf0e11fcfd976e690c1"/>
     <w:p>
       <w:pPr>
         <w:pStyle w:val="Ttulo4"/>
@@ -4006,7 +4278,7 @@
         <w:pStyle w:val="Compact"/>
         <w:numPr>
           <w:ilvl w:val="0"/>
-          <w:numId w:val="1010"/>
+          <w:numId w:val="1011"/>
         </w:numPr>
       </w:pPr>
       <w:r>
@@ -4032,7 +4304,7 @@
         <w:pStyle w:val="Compact"/>
         <w:numPr>
           <w:ilvl w:val="0"/>
-          <w:numId w:val="1010"/>
+          <w:numId w:val="1011"/>
         </w:numPr>
       </w:pPr>
       <w:r>
@@ -4129,7 +4401,7 @@
         <w:pStyle w:val="Compact"/>
         <w:numPr>
           <w:ilvl w:val="0"/>
-          <w:numId w:val="1010"/>
+          <w:numId w:val="1011"/>
         </w:numPr>
       </w:pPr>
       <w:r>
@@ -4190,15 +4462,15 @@
         <w:pStyle w:val="Compact"/>
         <w:numPr>
           <w:ilvl w:val="0"/>
-          <w:numId w:val="1010"/>
+          <w:numId w:val="1011"/>
         </w:numPr>
       </w:pPr>
       <w:r>
         <w:t xml:space="preserve">No port of the internal network is published on the machine, except Caddy's.</w:t>
       </w:r>
     </w:p>
-    <w:bookmarkEnd w:id="40"/>
-    <w:bookmarkStart w:id="41" w:name="Xe4ded7be0585f80aeffccb076bf95d1df4db4b1"/>
+    <w:bookmarkEnd w:id="41"/>
+    <w:bookmarkStart w:id="42" w:name="Xe4ded7be0585f80aeffccb076bf95d1df4db4b1"/>
     <w:p>
       <w:pPr>
         <w:pStyle w:val="Ttulo4"/>
@@ -4456,7 +4728,7 @@
         <w:pStyle w:val="Compact"/>
         <w:numPr>
           <w:ilvl w:val="0"/>
-          <w:numId w:val="1011"/>
+          <w:numId w:val="1012"/>
         </w:numPr>
       </w:pPr>
       <w:r>
@@ -4493,7 +4765,7 @@
         <w:pStyle w:val="Compact"/>
         <w:numPr>
           <w:ilvl w:val="0"/>
-          <w:numId w:val="1011"/>
+          <w:numId w:val="1012"/>
         </w:numPr>
       </w:pPr>
       <w:r>
@@ -4527,7 +4799,7 @@
         <w:pStyle w:val="Compact"/>
         <w:numPr>
           <w:ilvl w:val="0"/>
-          <w:numId w:val="1011"/>
+          <w:numId w:val="1012"/>
         </w:numPr>
       </w:pPr>
       <w:r>
@@ -4550,9 +4822,9 @@
         <w:t xml:space="preserve">.</w:t>
       </w:r>
     </w:p>
-    <w:bookmarkEnd w:id="41"/>
     <w:bookmarkEnd w:id="42"/>
-    <w:bookmarkStart w:id="43" w:name="X82406acaaaf5a6f11f5d5d368052b08ff3102f1"/>
+    <w:bookmarkEnd w:id="43"/>
+    <w:bookmarkStart w:id="44" w:name="X82406acaaaf5a6f11f5d5d368052b08ff3102f1"/>
     <w:p>
       <w:pPr>
         <w:pStyle w:val="Ttulo3"/>
@@ -5120,9 +5392,9 @@
         </w:pict>
       </w:r>
     </w:p>
-    <w:bookmarkEnd w:id="43"/>
     <w:bookmarkEnd w:id="44"/>
-    <w:bookmarkStart w:id="57" w:name="Xa95493a4943540bb8fda6d550001e5275bde913"/>
+    <w:bookmarkEnd w:id="45"/>
+    <w:bookmarkStart w:id="58" w:name="Xa95493a4943540bb8fda6d550001e5275bde913"/>
     <w:p>
       <w:pPr>
         <w:pStyle w:val="Ttulo2"/>
@@ -5131,7 +5403,7 @@
         <w:t xml:space="preserve">3. Prerequisites and Preparation (Pre-deployment)</w:t>
       </w:r>
     </w:p>
-    <w:bookmarkStart w:id="47" w:name="X10d4d5604758826f2ce5a23136de09621bb83eb"/>
+    <w:bookmarkStart w:id="48" w:name="X10d4d5604758826f2ce5a23136de09621bb83eb"/>
     <w:p>
       <w:pPr>
         <w:pStyle w:val="Ttulo3"/>
@@ -5140,7 +5412,7 @@
         <w:t xml:space="preserve">3.1 Operating System and VPS Prerequisites Checklist</w:t>
       </w:r>
     </w:p>
-    <w:bookmarkStart w:id="45" w:name="Xcdcbb5e54f8975fce3d0dcc47e68bb032af35cc"/>
+    <w:bookmarkStart w:id="46" w:name="Xcdcbb5e54f8975fce3d0dcc47e68bb032af35cc"/>
     <w:p>
       <w:pPr>
         <w:pStyle w:val="Ttulo4"/>
@@ -5330,7 +5602,7 @@
               <w:t xml:space="preserve"> </w:t>
             </w:r>
             <w:r>
-              <w:t xml:space="preserve">used with the 11 containers</w:t>
+              <w:t xml:space="preserve">used with the 12 containers, Portainer included (2026-10-19)</w:t>
             </w:r>
           </w:p>
         </w:tc>
@@ -5387,7 +5659,7 @@
               <w:pStyle w:val="Compact"/>
             </w:pPr>
             <w:r>
-              <w:t xml:space="preserve">~8 GB (system, images and data)</w:t>
+              <w:t xml:space="preserve">26 GB used of 61 GB (42%), mostly images and build cache (2026-10-19)</w:t>
             </w:r>
           </w:p>
         </w:tc>
@@ -5518,8 +5790,8 @@
         </w:tc>
       </w:tr>
     </w:tbl>
-    <w:bookmarkEnd w:id="45"/>
-    <w:bookmarkStart w:id="46" w:name="X2d870752a54b67e5a0135d7ffcb4e5321c8ed2f"/>
+    <w:bookmarkEnd w:id="46"/>
+    <w:bookmarkStart w:id="47" w:name="X2d870752a54b67e5a0135d7ffcb4e5321c8ed2f"/>
     <w:p>
       <w:pPr>
         <w:pStyle w:val="Ttulo4"/>
@@ -5691,9 +5963,9 @@
         <w:t xml:space="preserve">script) if missing, enables it on boot and creates 4 GB of swap.</w:t>
       </w:r>
     </w:p>
-    <w:bookmarkEnd w:id="46"/>
     <w:bookmarkEnd w:id="47"/>
-    <w:bookmarkStart w:id="51" w:name="X349fa7fd08898295351629450001c559236695b"/>
+    <w:bookmarkEnd w:id="48"/>
+    <w:bookmarkStart w:id="52" w:name="X349fa7fd08898295351629450001c559236695b"/>
     <w:p>
       <w:pPr>
         <w:pStyle w:val="Ttulo3"/>
@@ -5733,7 +6005,7 @@
         <w:t xml:space="preserve">. It is run manually before every deployment that includes migrations.</w:t>
       </w:r>
     </w:p>
-    <w:bookmarkStart w:id="48" w:name="Xbeacd7514bf58fc6a804ead7156a209eb70fa16"/>
+    <w:bookmarkStart w:id="49" w:name="Xbeacd7514bf58fc6a804ead7156a209eb70fa16"/>
     <w:p>
       <w:pPr>
         <w:pStyle w:val="Ttulo4"/>
@@ -6077,8 +6349,8 @@
         <w:t xml:space="preserve">of the VM from the Azure portal (Disks → Create snapshot).</w:t>
       </w:r>
     </w:p>
-    <w:bookmarkEnd w:id="48"/>
-    <w:bookmarkStart w:id="49" w:name="X1492a74e05fac6d852c5e9d4e197021994af2b7"/>
+    <w:bookmarkEnd w:id="49"/>
+    <w:bookmarkStart w:id="50" w:name="X1492a74e05fac6d852c5e9d4e197021994af2b7"/>
     <w:p>
       <w:pPr>
         <w:pStyle w:val="Ttulo4"/>
@@ -6367,8 +6639,8 @@
         <w:t xml:space="preserve">from 3.2.1 is preferred, because it can be done while the database is running.</w:t>
       </w:r>
     </w:p>
-    <w:bookmarkEnd w:id="49"/>
-    <w:bookmarkStart w:id="50" w:name="X6ee5698c953cd28898d14aeced68cff290faadf"/>
+    <w:bookmarkEnd w:id="50"/>
+    <w:bookmarkStart w:id="51" w:name="X6ee5698c953cd28898d14aeced68cff290faadf"/>
     <w:p>
       <w:pPr>
         <w:pStyle w:val="Ttulo4"/>
@@ -6615,9 +6887,9 @@
         <w:t xml:space="preserve">are enough.</w:t>
       </w:r>
     </w:p>
-    <w:bookmarkEnd w:id="50"/>
     <w:bookmarkEnd w:id="51"/>
-    <w:bookmarkStart w:id="55" w:name="X6235f3b37ad3b374c48e8535e43b399014f34df"/>
+    <w:bookmarkEnd w:id="52"/>
+    <w:bookmarkStart w:id="56" w:name="X6235f3b37ad3b374c48e8535e43b399014f34df"/>
     <w:p>
       <w:pPr>
         <w:pStyle w:val="Ttulo3"/>
@@ -6631,7 +6903,7 @@
         <w:pStyle w:val="Compact"/>
         <w:numPr>
           <w:ilvl w:val="0"/>
-          <w:numId w:val="1012"/>
+          <w:numId w:val="1013"/>
         </w:numPr>
       </w:pPr>
       <w:r>
@@ -6698,7 +6970,7 @@
         <w:pStyle w:val="Compact"/>
         <w:numPr>
           <w:ilvl w:val="0"/>
-          <w:numId w:val="1012"/>
+          <w:numId w:val="1013"/>
         </w:numPr>
       </w:pPr>
       <w:r>
@@ -6722,7 +6994,7 @@
         <w:pStyle w:val="Compact"/>
         <w:numPr>
           <w:ilvl w:val="0"/>
-          <w:numId w:val="1012"/>
+          <w:numId w:val="1013"/>
         </w:numPr>
       </w:pPr>
       <w:r>
@@ -6775,7 +7047,7 @@
         <w:pStyle w:val="Compact"/>
         <w:numPr>
           <w:ilvl w:val="0"/>
-          <w:numId w:val="1012"/>
+          <w:numId w:val="1013"/>
         </w:numPr>
       </w:pPr>
       <w:r>
@@ -6846,7 +7118,7 @@
         <w:t xml:space="preserve">). The password is not in any repository.</w:t>
       </w:r>
     </w:p>
-    <w:bookmarkStart w:id="52" w:name="X0085fc3a55375be0c6ec480d5da8cc3164000a6"/>
+    <w:bookmarkStart w:id="53" w:name="X0085fc3a55375be0c6ec480d5da8cc3164000a6"/>
     <w:p>
       <w:pPr>
         <w:pStyle w:val="Ttulo4"/>
@@ -7035,8 +7307,8 @@
         </w:tc>
       </w:tr>
     </w:tbl>
-    <w:bookmarkEnd w:id="52"/>
-    <w:bookmarkStart w:id="53" w:name="Xc0335d0a755a906bd04380bd4eddb41159245ab"/>
+    <w:bookmarkEnd w:id="53"/>
+    <w:bookmarkStart w:id="54" w:name="Xc0335d0a755a906bd04380bd4eddb41159245ab"/>
     <w:p>
       <w:pPr>
         <w:pStyle w:val="Ttulo4"/>
@@ -7417,8 +7689,8 @@
         </w:tc>
       </w:tr>
     </w:tbl>
-    <w:bookmarkEnd w:id="53"/>
-    <w:bookmarkStart w:id="54" w:name="X3395c7c8fe7d7acb9c508908933b4400c9a7aa5"/>
+    <w:bookmarkEnd w:id="54"/>
+    <w:bookmarkStart w:id="55" w:name="X3395c7c8fe7d7acb9c508908933b4400c9a7aa5"/>
     <w:p>
       <w:pPr>
         <w:pStyle w:val="Ttulo4"/>
@@ -7697,546 +7969,15 @@
         </w:tc>
       </w:tr>
     </w:tbl>
-    <w:bookmarkEnd w:id="54"/>
     <w:bookmarkEnd w:id="55"/>
-    <w:bookmarkStart w:id="56" w:name="X2908c3fc9dfc8fad718c3ba7d16055cc1787c07"/>
+    <w:bookmarkEnd w:id="56"/>
+    <w:bookmarkStart w:id="57" w:name="X2908c3fc9dfc8fad718c3ba7d16055cc1787c07"/>
     <w:p>
       <w:pPr>
         <w:pStyle w:val="Ttulo3"/>
       </w:pPr>
       <w:r>
         <w:t xml:space="preserve">3.4 Communication Protocol and Maintenance Window</w:t>
-      </w:r>
-    </w:p>
-    <w:p>
-      <w:pPr>
-        <w:pStyle w:val="Compact"/>
-        <w:numPr>
-          <w:ilvl w:val="0"/>
-          <w:numId w:val="1013"/>
-        </w:numPr>
-      </w:pPr>
-      <w:r>
-        <w:rPr>
-          <w:b/>
-          <w:bCs/>
-        </w:rPr>
-        <w:t xml:space="preserve">Advance notice (24 h):</w:t>
-      </w:r>
-      <w:r>
-        <w:t xml:space="preserve"> </w:t>
-      </w:r>
-      <w:r>
-        <w:t xml:space="preserve">the DevOps informs the team through the project group about the date, the window and the changes (release notes).</w:t>
-      </w:r>
-    </w:p>
-    <w:p>
-      <w:pPr>
-        <w:pStyle w:val="Compact"/>
-        <w:numPr>
-          <w:ilvl w:val="0"/>
-          <w:numId w:val="1013"/>
-        </w:numPr>
-      </w:pPr>
-      <w:r>
-        <w:rPr>
-          <w:b/>
-          <w:bCs/>
-        </w:rPr>
-        <w:t xml:space="preserve">Freeze:</w:t>
-      </w:r>
-      <w:r>
-        <w:t xml:space="preserve"> </w:t>
-      </w:r>
-      <w:r>
-        <w:t xml:space="preserve">no changes are pushed to the branch being deployed during the window.</w:t>
-      </w:r>
-    </w:p>
-    <w:p>
-      <w:pPr>
-        <w:pStyle w:val="Compact"/>
-        <w:numPr>
-          <w:ilvl w:val="0"/>
-          <w:numId w:val="1013"/>
-        </w:numPr>
-      </w:pPr>
-      <w:r>
-        <w:rPr>
-          <w:b/>
-          <w:bCs/>
-        </w:rPr>
-        <w:t xml:space="preserve">Start:</w:t>
-      </w:r>
-      <w:r>
-        <w:t xml:space="preserve"> </w:t>
-      </w:r>
-      <w:r>
-        <w:t xml:space="preserve">"deployment started" is announced and the backup is taken (section 3.2).</w:t>
-      </w:r>
-    </w:p>
-    <w:p>
-      <w:pPr>
-        <w:pStyle w:val="Compact"/>
-        <w:numPr>
-          <w:ilvl w:val="0"/>
-          <w:numId w:val="1013"/>
-        </w:numPr>
-      </w:pPr>
-      <w:r>
-        <w:rPr>
-          <w:b/>
-          <w:bCs/>
-        </w:rPr>
-        <w:t xml:space="preserve">Execution:</w:t>
-      </w:r>
-      <w:r>
-        <w:t xml:space="preserve"> </w:t>
-      </w:r>
-      <w:r>
-        <w:t xml:space="preserve">runbook in section 4.</w:t>
-      </w:r>
-    </w:p>
-    <w:p>
-      <w:pPr>
-        <w:pStyle w:val="Compact"/>
-        <w:numPr>
-          <w:ilvl w:val="0"/>
-          <w:numId w:val="1013"/>
-        </w:numPr>
-      </w:pPr>
-      <w:r>
-        <w:rPr>
-          <w:b/>
-          <w:bCs/>
-        </w:rPr>
-        <w:t xml:space="preserve">Verification:</w:t>
-      </w:r>
-      <w:r>
-        <w:t xml:space="preserve"> </w:t>
-      </w:r>
-      <w:r>
-        <w:t xml:space="preserve">smoke tests in section 5. QA confirms each role.</w:t>
-      </w:r>
-    </w:p>
-    <w:p>
-      <w:pPr>
-        <w:pStyle w:val="Compact"/>
-        <w:numPr>
-          <w:ilvl w:val="0"/>
-          <w:numId w:val="1013"/>
-        </w:numPr>
-      </w:pPr>
-      <w:r>
-        <w:rPr>
-          <w:b/>
-          <w:bCs/>
-        </w:rPr>
-        <w:t xml:space="preserve">Closing:</w:t>
-      </w:r>
-      <w:r>
-        <w:t xml:space="preserve"> </w:t>
-      </w:r>
-      <w:r>
-        <w:t xml:space="preserve">"deployment finished" is announced with the version and the evidence. If it fails,</w:t>
-      </w:r>
-      <w:r>
-        <w:t xml:space="preserve"> </w:t>
-      </w:r>
-      <w:r>
-        <w:rPr>
-          <w:b/>
-          <w:bCs/>
-        </w:rPr>
-        <w:t xml:space="preserve">rollback</w:t>
-      </w:r>
-      <w:r>
-        <w:t xml:space="preserve">:</w:t>
-      </w:r>
-      <w:r>
-        <w:t xml:space="preserve"> </w:t>
-      </w:r>
-      <w:r>
-        <w:rPr>
-          <w:rStyle w:val="VerbatimChar"/>
-        </w:rPr>
-        <w:t xml:space="preserve">git checkout</w:t>
-      </w:r>
-      <w:r>
-        <w:t xml:space="preserve"> </w:t>
-      </w:r>
-      <w:r>
-        <w:t xml:space="preserve">of the previous commit in</w:t>
-      </w:r>
-      <w:r>
-        <w:t xml:space="preserve"> </w:t>
-      </w:r>
-      <w:r>
-        <w:rPr>
-          <w:rStyle w:val="VerbatimChar"/>
-        </w:rPr>
-        <w:t xml:space="preserve">lavarapido-infra</w:t>
-      </w:r>
-      <w:r>
-        <w:t xml:space="preserve"> </w:t>
-      </w:r>
-      <w:r>
-        <w:t xml:space="preserve">and in the services,</w:t>
-      </w:r>
-      <w:r>
-        <w:t xml:space="preserve"> </w:t>
-      </w:r>
-      <w:r>
-        <w:rPr>
-          <w:rStyle w:val="VerbatimChar"/>
-        </w:rPr>
-        <w:t xml:space="preserve">update-server.sh</w:t>
-      </w:r>
-      <w:r>
-        <w:t xml:space="preserve">, and if the migration damaged data, restore the</w:t>
-      </w:r>
-      <w:r>
-        <w:t xml:space="preserve"> </w:t>
-      </w:r>
-      <w:r>
-        <w:rPr>
-          <w:rStyle w:val="VerbatimChar"/>
-        </w:rPr>
-        <w:t xml:space="preserve">.bak</w:t>
-      </w:r>
-      <w:r>
-        <w:t xml:space="preserve">.</w:t>
-      </w:r>
-    </w:p>
-    <w:p>
-      <w:pPr>
-        <w:pStyle w:val="Compact"/>
-        <w:numPr>
-          <w:ilvl w:val="0"/>
-          <w:numId w:val="1013"/>
-        </w:numPr>
-      </w:pPr>
-      <w:r>
-        <w:rPr>
-          <w:b/>
-          <w:bCs/>
-        </w:rPr>
-        <w:t xml:space="preserve">Standard window:</w:t>
-      </w:r>
-      <w:r>
-        <w:t xml:space="preserve"> </w:t>
-      </w:r>
-      <w:r>
-        <w:t xml:space="preserve">outside the car wash's business hours (before 07:00 or after 18:00, Colombia time).</w:t>
-      </w:r>
-    </w:p>
-    <w:p>
-      <w:r>
-        <w:pict>
-          <v:rect style="width:0;height:1.5pt" o:hralign="center" o:hrstd="t" o:hr="t"/>
-        </w:pict>
-      </w:r>
-    </w:p>
-    <w:bookmarkEnd w:id="56"/>
-    <w:bookmarkEnd w:id="57"/>
-    <w:bookmarkStart w:id="67" w:name="X3ea2f277268713fb164bd7ee3016bdffe9e369d"/>
-    <w:p>
-      <w:pPr>
-        <w:pStyle w:val="Ttulo2"/>
-      </w:pPr>
-      <w:r>
-        <w:t xml:space="preserve">4. Step-by-Step Deployment Procedure (Runbook)</w:t>
-      </w:r>
-    </w:p>
-    <w:bookmarkStart w:id="58" w:name="X78fcd346f670f1db7ff67e70153f191b951fc94"/>
-    <w:p>
-      <w:pPr>
-        <w:pStyle w:val="Ttulo3"/>
-      </w:pPr>
-      <w:r>
-        <w:t xml:space="preserve">4.1 Verification and Access to the Base Platform (Portainer CE)</w:t>
-      </w:r>
-    </w:p>
-    <w:p>
-      <w:pPr>
-        <w:pStyle w:val="FirstParagraph"/>
-      </w:pPr>
-      <w:r>
-        <w:rPr>
-          <w:b/>
-          <w:bCs/>
-        </w:rPr>
-        <w:t xml:space="preserve">Server access:</w:t>
-      </w:r>
-    </w:p>
-    <w:p>
-      <w:pPr>
-        <w:pStyle w:val="SourceCode"/>
-      </w:pPr>
-      <w:r>
-        <w:rPr>
-          <w:rStyle w:val="FunctionTok"/>
-        </w:rPr>
-        <w:t xml:space="preserve">ssh</w:t>
-      </w:r>
-      <w:r>
-        <w:rPr>
-          <w:rStyle w:val="NormalTok"/>
-        </w:rPr>
-        <w:t xml:space="preserve"> </w:t>
-      </w:r>
-      <w:r>
-        <w:rPr>
-          <w:rStyle w:val="AttributeTok"/>
-        </w:rPr>
-        <w:t xml:space="preserve">-i</w:t>
-      </w:r>
-      <w:r>
-        <w:rPr>
-          <w:rStyle w:val="NormalTok"/>
-        </w:rPr>
-        <w:t xml:space="preserve"> ~/.ssh/lavarapido_azure azureuser@64.236.160.129</w:t>
-      </w:r>
-    </w:p>
-    <w:p>
-      <w:pPr>
-        <w:pStyle w:val="FirstParagraph"/>
-      </w:pPr>
-      <w:r>
-        <w:rPr>
-          <w:b/>
-          <w:bCs/>
-        </w:rPr>
-        <w:t xml:space="preserve">Portainer CE installation</w:t>
-      </w:r>
-      <w:r>
-        <w:t xml:space="preserve"> </w:t>
-      </w:r>
-      <w:r>
-        <w:rPr>
-          <w:i/>
-          <w:iCs/>
-        </w:rPr>
-        <w:t xml:space="preserve">(done on 2026-10-16; listens only inside the server)</w:t>
-      </w:r>
-      <w:r>
-        <w:t xml:space="preserve">:</w:t>
-      </w:r>
-    </w:p>
-    <w:p>
-      <w:pPr>
-        <w:pStyle w:val="SourceCode"/>
-      </w:pPr>
-      <w:r>
-        <w:rPr>
-          <w:rStyle w:val="FunctionTok"/>
-        </w:rPr>
-        <w:t xml:space="preserve">sudo</w:t>
-      </w:r>
-      <w:r>
-        <w:rPr>
-          <w:rStyle w:val="NormalTok"/>
-        </w:rPr>
-        <w:t xml:space="preserve"> docker volume create portainer_data</w:t>
-      </w:r>
-      <w:r>
-        <w:br/>
-      </w:r>
-      <w:r>
-        <w:rPr>
-          <w:rStyle w:val="FunctionTok"/>
-        </w:rPr>
-        <w:t xml:space="preserve">sudo</w:t>
-      </w:r>
-      <w:r>
-        <w:rPr>
-          <w:rStyle w:val="NormalTok"/>
-        </w:rPr>
-        <w:t xml:space="preserve"> docker run </w:t>
-      </w:r>
-      <w:r>
-        <w:rPr>
-          <w:rStyle w:val="AttributeTok"/>
-        </w:rPr>
-        <w:t xml:space="preserve">-d</w:t>
-      </w:r>
-      <w:r>
-        <w:rPr>
-          <w:rStyle w:val="NormalTok"/>
-        </w:rPr>
-        <w:t xml:space="preserve"> </w:t>
-      </w:r>
-      <w:r>
-        <w:rPr>
-          <w:rStyle w:val="AttributeTok"/>
-        </w:rPr>
-        <w:t xml:space="preserve">--name</w:t>
-      </w:r>
-      <w:r>
-        <w:rPr>
-          <w:rStyle w:val="NormalTok"/>
-        </w:rPr>
-        <w:t xml:space="preserve"> portainer </w:t>
-      </w:r>
-      <w:r>
-        <w:rPr>
-          <w:rStyle w:val="AttributeTok"/>
-        </w:rPr>
-        <w:t xml:space="preserve">--restart</w:t>
-      </w:r>
-      <w:r>
-        <w:rPr>
-          <w:rStyle w:val="NormalTok"/>
-        </w:rPr>
-        <w:t xml:space="preserve"> unless-stopped </w:t>
-      </w:r>
-      <w:r>
-        <w:rPr>
-          <w:rStyle w:val="DataTypeTok"/>
-        </w:rPr>
-        <w:t xml:space="preserve">\</w:t>
-      </w:r>
-      <w:r>
-        <w:br/>
-      </w:r>
-      <w:r>
-        <w:rPr>
-          <w:rStyle w:val="NormalTok"/>
-        </w:rPr>
-        <w:t xml:space="preserve">  </w:t>
-      </w:r>
-      <w:r>
-        <w:rPr>
-          <w:rStyle w:val="AttributeTok"/>
-        </w:rPr>
-        <w:t xml:space="preserve">-p</w:t>
-      </w:r>
-      <w:r>
-        <w:rPr>
-          <w:rStyle w:val="NormalTok"/>
-        </w:rPr>
-        <w:t xml:space="preserve"> 127.0.0.1:9443:9443 </w:t>
-      </w:r>
-      <w:r>
-        <w:rPr>
-          <w:rStyle w:val="DataTypeTok"/>
-        </w:rPr>
-        <w:t xml:space="preserve">\</w:t>
-      </w:r>
-      <w:r>
-        <w:br/>
-      </w:r>
-      <w:r>
-        <w:rPr>
-          <w:rStyle w:val="NormalTok"/>
-        </w:rPr>
-        <w:t xml:space="preserve">  </w:t>
-      </w:r>
-      <w:r>
-        <w:rPr>
-          <w:rStyle w:val="AttributeTok"/>
-        </w:rPr>
-        <w:t xml:space="preserve">-v</w:t>
-      </w:r>
-      <w:r>
-        <w:rPr>
-          <w:rStyle w:val="NormalTok"/>
-        </w:rPr>
-        <w:t xml:space="preserve"> /var/run/docker.sock:/var/run/docker.sock </w:t>
-      </w:r>
-      <w:r>
-        <w:rPr>
-          <w:rStyle w:val="DataTypeTok"/>
-        </w:rPr>
-        <w:t xml:space="preserve">\</w:t>
-      </w:r>
-      <w:r>
-        <w:br/>
-      </w:r>
-      <w:r>
-        <w:rPr>
-          <w:rStyle w:val="NormalTok"/>
-        </w:rPr>
-        <w:t xml:space="preserve">  </w:t>
-      </w:r>
-      <w:r>
-        <w:rPr>
-          <w:rStyle w:val="AttributeTok"/>
-        </w:rPr>
-        <w:t xml:space="preserve">-v</w:t>
-      </w:r>
-      <w:r>
-        <w:rPr>
-          <w:rStyle w:val="NormalTok"/>
-        </w:rPr>
-        <w:t xml:space="preserve"> portainer_data:/data portainer/portainer-ce:2.21.5</w:t>
-      </w:r>
-    </w:p>
-    <w:p>
-      <w:pPr>
-        <w:pStyle w:val="FirstParagraph"/>
-      </w:pPr>
-      <w:r>
-        <w:rPr>
-          <w:b/>
-          <w:bCs/>
-        </w:rPr>
-        <w:t xml:space="preserve">Access from the administrator's PC</w:t>
-      </w:r>
-      <w:r>
-        <w:t xml:space="preserve"> </w:t>
-      </w:r>
-      <w:r>
-        <w:t xml:space="preserve">(SSH tunnel, without opening ports):</w:t>
-      </w:r>
-    </w:p>
-    <w:p>
-      <w:pPr>
-        <w:pStyle w:val="SourceCode"/>
-      </w:pPr>
-      <w:r>
-        <w:rPr>
-          <w:rStyle w:val="FunctionTok"/>
-        </w:rPr>
-        <w:t xml:space="preserve">ssh</w:t>
-      </w:r>
-      <w:r>
-        <w:rPr>
-          <w:rStyle w:val="NormalTok"/>
-        </w:rPr>
-        <w:t xml:space="preserve"> </w:t>
-      </w:r>
-      <w:r>
-        <w:rPr>
-          <w:rStyle w:val="AttributeTok"/>
-        </w:rPr>
-        <w:t xml:space="preserve">-i</w:t>
-      </w:r>
-      <w:r>
-        <w:rPr>
-          <w:rStyle w:val="NormalTok"/>
-        </w:rPr>
-        <w:t xml:space="preserve"> ~/.ssh/lavarapido_azure </w:t>
-      </w:r>
-      <w:r>
-        <w:rPr>
-          <w:rStyle w:val="AttributeTok"/>
-        </w:rPr>
-        <w:t xml:space="preserve">-L</w:t>
-      </w:r>
-      <w:r>
-        <w:rPr>
-          <w:rStyle w:val="NormalTok"/>
-        </w:rPr>
-        <w:t xml:space="preserve"> 9443:localhost:9443 azureuser@64.236.160.129</w:t>
-      </w:r>
-      <w:r>
-        <w:br/>
-      </w:r>
-      <w:r>
-        <w:rPr>
-          <w:rStyle w:val="CommentTok"/>
-        </w:rPr>
-        <w:t xml:space="preserve"># then open https://localhost:9443 → user "admin"</w:t>
       </w:r>
     </w:p>
     <w:p>
@@ -8252,94 +7993,13 @@
           <w:b/>
           <w:bCs/>
         </w:rPr>
-        <w:t xml:space="preserve">Password of the</w:t>
-      </w:r>
-      <w:r>
-        <w:rPr>
-          <w:b/>
-          <w:bCs/>
-        </w:rPr>
-        <w:t xml:space="preserve"> </w:t>
-      </w:r>
-      <w:r>
-        <w:rPr>
-          <w:rStyle w:val="VerbatimChar"/>
-          <w:b/>
-          <w:bCs/>
-        </w:rPr>
-        <w:t xml:space="preserve">admin</w:t>
-      </w:r>
-      <w:r>
-        <w:rPr>
-          <w:b/>
-          <w:bCs/>
-        </w:rPr>
-        <w:t xml:space="preserve"> </w:t>
-      </w:r>
-      <w:r>
-        <w:rPr>
-          <w:b/>
-          <w:bCs/>
-        </w:rPr>
-        <w:t xml:space="preserve">user:</w:t>
-      </w:r>
-      <w:r>
-        <w:t xml:space="preserve"> </w:t>
-      </w:r>
-      <w:r>
-        <w:t xml:space="preserve">it was generated during installation and is on the server, in</w:t>
-      </w:r>
-      <w:r>
-        <w:t xml:space="preserve"> </w:t>
-      </w:r>
-      <w:r>
-        <w:rPr>
-          <w:rStyle w:val="VerbatimChar"/>
-        </w:rPr>
-        <w:t xml:space="preserve">~/portainer-admin-password</w:t>
-      </w:r>
-      <w:r>
-        <w:t xml:space="preserve"> </w:t>
-      </w:r>
-      <w:r>
-        <w:t xml:space="preserve">(permissions</w:t>
-      </w:r>
-      <w:r>
-        <w:t xml:space="preserve"> </w:t>
-      </w:r>
-      <w:r>
-        <w:rPr>
-          <w:rStyle w:val="VerbatimChar"/>
-        </w:rPr>
-        <w:t xml:space="preserve">600</w:t>
-      </w:r>
-      <w:r>
-        <w:t xml:space="preserve">). It is read with</w:t>
-      </w:r>
-      <w:r>
-        <w:t xml:space="preserve"> </w:t>
-      </w:r>
-      <w:r>
-        <w:rPr>
-          <w:rStyle w:val="VerbatimChar"/>
-        </w:rPr>
-        <w:t xml:space="preserve">cat ~/portainer-admin-password</w:t>
-      </w:r>
-      <w:r>
-        <w:t xml:space="preserve"> </w:t>
-      </w:r>
-      <w:r>
-        <w:t xml:space="preserve">and can be changed from Portainer (</w:t>
-      </w:r>
-      <w:r>
-        <w:rPr>
-          <w:i/>
-          <w:iCs/>
-        </w:rPr>
-        <w:t xml:space="preserve">My account</w:t>
-      </w:r>
-      <w:r>
-        <w:t xml:space="preserve">).</w:t>
+        <w:t xml:space="preserve">Advance notice (24 h):</w:t>
+      </w:r>
+      <w:r>
+        <w:t xml:space="preserve"> </w:t>
+      </w:r>
+      <w:r>
+        <w:t xml:space="preserve">the DevOps informs the team through the project group about the date, the window and the changes (release notes).</w:t>
       </w:r>
     </w:p>
     <w:p>
@@ -8352,31 +8012,117 @@
       </w:pPr>
       <w:r>
         <w:rPr>
-          <w:rStyle w:val="VerbatimChar"/>
           <w:b/>
           <w:bCs/>
         </w:rPr>
-        <w:t xml:space="preserve">local</w:t>
-      </w:r>
+        <w:t xml:space="preserve">Freeze:</w:t>
+      </w:r>
+      <w:r>
+        <w:t xml:space="preserve"> </w:t>
+      </w:r>
+      <w:r>
+        <w:t xml:space="preserve">no changes are pushed to the branch being deployed during the window.</w:t>
+      </w:r>
+    </w:p>
+    <w:p>
+      <w:pPr>
+        <w:pStyle w:val="Compact"/>
+        <w:numPr>
+          <w:ilvl w:val="0"/>
+          <w:numId w:val="1014"/>
+        </w:numPr>
+      </w:pPr>
       <w:r>
         <w:rPr>
           <w:b/>
           <w:bCs/>
         </w:rPr>
-        <w:t xml:space="preserve"> </w:t>
-      </w:r>
+        <w:t xml:space="preserve">Start:</w:t>
+      </w:r>
+      <w:r>
+        <w:t xml:space="preserve"> </w:t>
+      </w:r>
+      <w:r>
+        <w:t xml:space="preserve">"deployment started" is announced and the backup is taken (section 3.2).</w:t>
+      </w:r>
+    </w:p>
+    <w:p>
+      <w:pPr>
+        <w:pStyle w:val="Compact"/>
+        <w:numPr>
+          <w:ilvl w:val="0"/>
+          <w:numId w:val="1014"/>
+        </w:numPr>
+      </w:pPr>
       <w:r>
         <w:rPr>
           <w:b/>
           <w:bCs/>
         </w:rPr>
-        <w:t xml:space="preserve">environment:</w:t>
-      </w:r>
-      <w:r>
-        <w:t xml:space="preserve"> </w:t>
-      </w:r>
-      <w:r>
-        <w:t xml:space="preserve">registered on the Docker socket.</w:t>
+        <w:t xml:space="preserve">Execution:</w:t>
+      </w:r>
+      <w:r>
+        <w:t xml:space="preserve"> </w:t>
+      </w:r>
+      <w:r>
+        <w:t xml:space="preserve">runbook in section 4.</w:t>
+      </w:r>
+    </w:p>
+    <w:p>
+      <w:pPr>
+        <w:pStyle w:val="Compact"/>
+        <w:numPr>
+          <w:ilvl w:val="0"/>
+          <w:numId w:val="1014"/>
+        </w:numPr>
+      </w:pPr>
+      <w:r>
+        <w:rPr>
+          <w:b/>
+          <w:bCs/>
+        </w:rPr>
+        <w:t xml:space="preserve">Verification:</w:t>
+      </w:r>
+      <w:r>
+        <w:t xml:space="preserve"> </w:t>
+      </w:r>
+      <w:r>
+        <w:t xml:space="preserve">smoke tests in section 5. QA confirms each role.</w:t>
+      </w:r>
+    </w:p>
+    <w:p>
+      <w:pPr>
+        <w:pStyle w:val="Compact"/>
+        <w:numPr>
+          <w:ilvl w:val="0"/>
+          <w:numId w:val="1014"/>
+        </w:numPr>
+      </w:pPr>
+      <w:r>
+        <w:rPr>
+          <w:b/>
+          <w:bCs/>
+        </w:rPr>
+        <w:t xml:space="preserve">Closing:</w:t>
+      </w:r>
+      <w:r>
+        <w:t xml:space="preserve"> </w:t>
+      </w:r>
+      <w:r>
+        <w:t xml:space="preserve">"deployment finished" is announced with the version and the evidence. If it fails,</w:t>
+      </w:r>
+      <w:r>
+        <w:t xml:space="preserve"> </w:t>
+      </w:r>
+      <w:r>
+        <w:rPr>
+          <w:b/>
+          <w:bCs/>
+        </w:rPr>
+        <w:t xml:space="preserve">rollback</w:t>
+      </w:r>
+      <w:r>
+        <w:t xml:space="preserve">:</w:t>
       </w:r>
       <w:r>
         <w:t xml:space="preserve"> </w:t>
@@ -8385,29 +8131,375 @@
         <w:rPr>
           <w:rStyle w:val="VerbatimChar"/>
         </w:rPr>
-        <w:t xml:space="preserve">lavarapido</w:t>
-      </w:r>
-      <w:r>
-        <w:t xml:space="preserve"> </w:t>
-      </w:r>
-      <w:r>
-        <w:t xml:space="preserve">appears under</w:t>
-      </w:r>
-      <w:r>
-        <w:t xml:space="preserve"> </w:t>
+        <w:t xml:space="preserve">git checkout</w:t>
+      </w:r>
+      <w:r>
+        <w:t xml:space="preserve"> </w:t>
+      </w:r>
+      <w:r>
+        <w:t xml:space="preserve">of the previous commit in</w:t>
+      </w:r>
+      <w:r>
+        <w:t xml:space="preserve"> </w:t>
+      </w:r>
+      <w:r>
+        <w:rPr>
+          <w:rStyle w:val="VerbatimChar"/>
+        </w:rPr>
+        <w:t xml:space="preserve">lavarapido-infra</w:t>
+      </w:r>
+      <w:r>
+        <w:t xml:space="preserve"> </w:t>
+      </w:r>
+      <w:r>
+        <w:t xml:space="preserve">and in the services,</w:t>
+      </w:r>
+      <w:r>
+        <w:t xml:space="preserve"> </w:t>
+      </w:r>
+      <w:r>
+        <w:rPr>
+          <w:rStyle w:val="VerbatimChar"/>
+        </w:rPr>
+        <w:t xml:space="preserve">update-server.sh</w:t>
+      </w:r>
+      <w:r>
+        <w:t xml:space="preserve">, and if the migration damaged data, restore the</w:t>
+      </w:r>
+      <w:r>
+        <w:t xml:space="preserve"> </w:t>
+      </w:r>
+      <w:r>
+        <w:rPr>
+          <w:rStyle w:val="VerbatimChar"/>
+        </w:rPr>
+        <w:t xml:space="preserve">.bak</w:t>
+      </w:r>
+      <w:r>
+        <w:t xml:space="preserve">.</w:t>
+      </w:r>
+    </w:p>
+    <w:p>
+      <w:pPr>
+        <w:pStyle w:val="Compact"/>
+        <w:numPr>
+          <w:ilvl w:val="0"/>
+          <w:numId w:val="1014"/>
+        </w:numPr>
+      </w:pPr>
+      <w:r>
+        <w:rPr>
+          <w:b/>
+          <w:bCs/>
+        </w:rPr>
+        <w:t xml:space="preserve">Standard window:</w:t>
+      </w:r>
+      <w:r>
+        <w:t xml:space="preserve"> </w:t>
+      </w:r>
+      <w:r>
+        <w:t xml:space="preserve">outside the car wash's business hours (before 07:00 or after 18:00, Colombia time).</w:t>
+      </w:r>
+    </w:p>
+    <w:p>
+      <w:r>
+        <w:pict>
+          <v:rect style="width:0;height:1.5pt" o:hralign="center" o:hrstd="t" o:hr="t"/>
+        </w:pict>
+      </w:r>
+    </w:p>
+    <w:bookmarkEnd w:id="57"/>
+    <w:bookmarkEnd w:id="58"/>
+    <w:bookmarkStart w:id="68" w:name="X3ea2f277268713fb164bd7ee3016bdffe9e369d"/>
+    <w:p>
+      <w:pPr>
+        <w:pStyle w:val="Ttulo2"/>
+      </w:pPr>
+      <w:r>
+        <w:t xml:space="preserve">4. Step-by-Step Deployment Procedure (Runbook)</w:t>
+      </w:r>
+    </w:p>
+    <w:bookmarkStart w:id="59" w:name="X78fcd346f670f1db7ff67e70153f191b951fc94"/>
+    <w:p>
+      <w:pPr>
+        <w:pStyle w:val="Ttulo3"/>
+      </w:pPr>
+      <w:r>
+        <w:t xml:space="preserve">4.1 Verification and Access to the Base Platform (Portainer CE)</w:t>
+      </w:r>
+    </w:p>
+    <w:p>
+      <w:pPr>
+        <w:pStyle w:val="FirstParagraph"/>
+      </w:pPr>
+      <w:r>
+        <w:rPr>
+          <w:b/>
+          <w:bCs/>
+        </w:rPr>
+        <w:t xml:space="preserve">Server access:</w:t>
+      </w:r>
+    </w:p>
+    <w:p>
+      <w:pPr>
+        <w:pStyle w:val="SourceCode"/>
+      </w:pPr>
+      <w:r>
+        <w:rPr>
+          <w:rStyle w:val="FunctionTok"/>
+        </w:rPr>
+        <w:t xml:space="preserve">ssh</w:t>
+      </w:r>
+      <w:r>
+        <w:rPr>
+          <w:rStyle w:val="NormalTok"/>
+        </w:rPr>
+        <w:t xml:space="preserve"> </w:t>
+      </w:r>
+      <w:r>
+        <w:rPr>
+          <w:rStyle w:val="AttributeTok"/>
+        </w:rPr>
+        <w:t xml:space="preserve">-i</w:t>
+      </w:r>
+      <w:r>
+        <w:rPr>
+          <w:rStyle w:val="NormalTok"/>
+        </w:rPr>
+        <w:t xml:space="preserve"> ~/.ssh/lavarapido_azure azureuser@64.236.160.129</w:t>
+      </w:r>
+    </w:p>
+    <w:p>
+      <w:pPr>
+        <w:pStyle w:val="FirstParagraph"/>
+      </w:pPr>
+      <w:r>
+        <w:rPr>
+          <w:b/>
+          <w:bCs/>
+        </w:rPr>
+        <w:t xml:space="preserve">Access of each member with their own key:</w:t>
+      </w:r>
+      <w:r>
+        <w:t xml:space="preserve"> </w:t>
+      </w:r>
+      <w:r>
+        <w:t xml:space="preserve">each person creates their key on their computer and only shares the public part (</w:t>
+      </w:r>
+      <w:r>
+        <w:rPr>
+          <w:rStyle w:val="VerbatimChar"/>
+        </w:rPr>
+        <w:t xml:space="preserve">.pub</w:t>
+      </w:r>
+      <w:r>
+        <w:t xml:space="preserve">). The private one is never sent or pushed to a repository.</w:t>
+      </w:r>
+    </w:p>
+    <w:p>
+      <w:pPr>
+        <w:pStyle w:val="SourceCode"/>
+      </w:pPr>
+      <w:r>
+        <w:rPr>
+          <w:rStyle w:val="NormalTok"/>
+        </w:rPr>
+        <w:t xml:space="preserve">ssh-keygen </w:t>
+      </w:r>
+      <w:r>
+        <w:rPr>
+          <w:rStyle w:val="OperatorTok"/>
+        </w:rPr>
+        <w:t xml:space="preserve">-</w:t>
+      </w:r>
+      <w:r>
+        <w:rPr>
+          <w:rStyle w:val="NormalTok"/>
+        </w:rPr>
+        <w:t xml:space="preserve">t ed25519 </w:t>
+      </w:r>
+      <w:r>
+        <w:rPr>
+          <w:rStyle w:val="OperatorTok"/>
+        </w:rPr>
+        <w:t xml:space="preserve">-</w:t>
+      </w:r>
+      <w:r>
+        <w:rPr>
+          <w:rStyle w:val="NormalTok"/>
+        </w:rPr>
+        <w:t xml:space="preserve">f </w:t>
+      </w:r>
+      <w:r>
+        <w:rPr>
+          <w:rStyle w:val="VariableTok"/>
+        </w:rPr>
+        <w:t xml:space="preserve">$HOME</w:t>
+      </w:r>
+      <w:r>
+        <w:rPr>
+          <w:rStyle w:val="NormalTok"/>
+        </w:rPr>
+        <w:t xml:space="preserve">\</w:t>
+      </w:r>
+      <w:r>
+        <w:rPr>
+          <w:rStyle w:val="OperatorTok"/>
+        </w:rPr>
+        <w:t xml:space="preserve">.</w:t>
+      </w:r>
+      <w:r>
+        <w:rPr>
+          <w:rStyle w:val="FunctionTok"/>
+        </w:rPr>
+        <w:t xml:space="preserve">ssh</w:t>
+      </w:r>
+      <w:r>
+        <w:rPr>
+          <w:rStyle w:val="NormalTok"/>
+        </w:rPr>
+        <w:t xml:space="preserve">\lavarapido_azure      </w:t>
+      </w:r>
+      <w:r>
+        <w:rPr>
+          <w:rStyle w:val="CommentTok"/>
+        </w:rPr>
+        <w:t xml:space="preserve"># on the person's PC</w:t>
+      </w:r>
+      <w:r>
+        <w:br/>
+      </w:r>
+      <w:r>
+        <w:rPr>
+          <w:rStyle w:val="FunctionTok"/>
+        </w:rPr>
+        <w:t xml:space="preserve">Get-Content</w:t>
+      </w:r>
+      <w:r>
+        <w:rPr>
+          <w:rStyle w:val="NormalTok"/>
+        </w:rPr>
+        <w:t xml:space="preserve"> </w:t>
+      </w:r>
+      <w:r>
+        <w:rPr>
+          <w:rStyle w:val="VariableTok"/>
+        </w:rPr>
+        <w:t xml:space="preserve">$HOME</w:t>
+      </w:r>
+      <w:r>
+        <w:rPr>
+          <w:rStyle w:val="NormalTok"/>
+        </w:rPr>
+        <w:t xml:space="preserve">\</w:t>
+      </w:r>
+      <w:r>
+        <w:rPr>
+          <w:rStyle w:val="OperatorTok"/>
+        </w:rPr>
+        <w:t xml:space="preserve">.</w:t>
+      </w:r>
+      <w:r>
+        <w:rPr>
+          <w:rStyle w:val="FunctionTok"/>
+        </w:rPr>
+        <w:t xml:space="preserve">ssh</w:t>
+      </w:r>
+      <w:r>
+        <w:rPr>
+          <w:rStyle w:val="NormalTok"/>
+        </w:rPr>
+        <w:t xml:space="preserve">\lavarapido_azure</w:t>
+      </w:r>
+      <w:r>
+        <w:rPr>
+          <w:rStyle w:val="OperatorTok"/>
+        </w:rPr>
+        <w:t xml:space="preserve">.</w:t>
+      </w:r>
+      <w:r>
+        <w:rPr>
+          <w:rStyle w:val="FunctionTok"/>
+        </w:rPr>
+        <w:t xml:space="preserve">pub</w:t>
+      </w:r>
+      <w:r>
+        <w:rPr>
+          <w:rStyle w:val="NormalTok"/>
+        </w:rPr>
+        <w:t xml:space="preserve">                </w:t>
+      </w:r>
+      <w:r>
+        <w:rPr>
+          <w:rStyle w:val="CommentTok"/>
+        </w:rPr>
+        <w:t xml:space="preserve"># this line is the one to share</w:t>
+      </w:r>
+    </w:p>
+    <w:p>
+      <w:pPr>
+        <w:pStyle w:val="FirstParagraph"/>
+      </w:pPr>
+      <w:r>
+        <w:t xml:space="preserve">The DevOps owner adds it once, from the portal (</w:t>
       </w:r>
       <w:r>
         <w:rPr>
           <w:i/>
           <w:iCs/>
         </w:rPr>
-        <w:t xml:space="preserve">Containers</w:t>
-      </w:r>
-      <w:r>
-        <w:t xml:space="preserve"> </w:t>
-      </w:r>
-      <w:r>
-        <w:t xml:space="preserve">and</w:t>
+        <w:t xml:space="preserve">vehiclecarwash-vm → Reset password → Reset SSH public key</w:t>
+      </w:r>
+      <w:r>
+        <w:t xml:space="preserve">, user</w:t>
+      </w:r>
+      <w:r>
+        <w:t xml:space="preserve"> </w:t>
+      </w:r>
+      <w:r>
+        <w:rPr>
+          <w:rStyle w:val="VerbatimChar"/>
+        </w:rPr>
+        <w:t xml:space="preserve">azureuser</w:t>
+      </w:r>
+      <w:r>
+        <w:t xml:space="preserve">) or from the server with</w:t>
+      </w:r>
+      <w:r>
+        <w:t xml:space="preserve"> </w:t>
+      </w:r>
+      <w:r>
+        <w:rPr>
+          <w:rStyle w:val="VerbatimChar"/>
+        </w:rPr>
+        <w:t xml:space="preserve">echo "&lt;public key&gt;" &gt;&gt; ~/.ssh/authorized_keys</w:t>
+      </w:r>
+      <w:r>
+        <w:t xml:space="preserve">. As of 2026-10-19, the keys with access are the DevOps owner's, Juan Camilo's, and GitHub Actions' (restricted, see 4.3.3). To remove an access, delete its line from</w:t>
+      </w:r>
+      <w:r>
+        <w:t xml:space="preserve"> </w:t>
+      </w:r>
+      <w:r>
+        <w:rPr>
+          <w:rStyle w:val="VerbatimChar"/>
+        </w:rPr>
+        <w:t xml:space="preserve">authorized_keys</w:t>
+      </w:r>
+      <w:r>
+        <w:t xml:space="preserve">.</w:t>
+      </w:r>
+    </w:p>
+    <w:p>
+      <w:pPr>
+        <w:pStyle w:val="BodyText"/>
+      </w:pPr>
+      <w:r>
+        <w:rPr>
+          <w:b/>
+          <w:bCs/>
+        </w:rPr>
+        <w:t xml:space="preserve">Portainer CE installation</w:t>
       </w:r>
       <w:r>
         <w:t xml:space="preserve"> </w:t>
@@ -8417,50 +8509,227 @@
           <w:i/>
           <w:iCs/>
         </w:rPr>
-        <w:t xml:space="preserve">Stacks</w:t>
-      </w:r>
-      <w:r>
-        <w:t xml:space="preserve">.</w:t>
-      </w:r>
-    </w:p>
-    <w:bookmarkEnd w:id="58"/>
-    <w:bookmarkStart w:id="61" w:name="Xec87964eb7eea36b9bd79296133a88cceae8d4f"/>
-    <w:p>
-      <w:pPr>
-        <w:pStyle w:val="Ttulo3"/>
-      </w:pPr>
-      <w:r>
-        <w:t xml:space="preserve">4.2 Database Deployment and Migration</w:t>
-      </w:r>
-    </w:p>
-    <w:bookmarkStart w:id="59" w:name="X1c7abfdbfcfcf3845bb4ad74c832ceb28cc1f47"/>
-    <w:p>
-      <w:pPr>
-        <w:pStyle w:val="Ttulo4"/>
-      </w:pPr>
-      <w:r>
-        <w:t xml:space="preserve">4.2.1 Running DDL/DML scripts or migration tools (Liquibase)</w:t>
+        <w:t xml:space="preserve">(done on 2026-10-16; listens only inside the server)</w:t>
+      </w:r>
+      <w:r>
+        <w:t xml:space="preserve">:</w:t>
+      </w:r>
+    </w:p>
+    <w:p>
+      <w:pPr>
+        <w:pStyle w:val="SourceCode"/>
+      </w:pPr>
+      <w:r>
+        <w:rPr>
+          <w:rStyle w:val="FunctionTok"/>
+        </w:rPr>
+        <w:t xml:space="preserve">sudo</w:t>
+      </w:r>
+      <w:r>
+        <w:rPr>
+          <w:rStyle w:val="NormalTok"/>
+        </w:rPr>
+        <w:t xml:space="preserve"> docker volume create portainer_data</w:t>
+      </w:r>
+      <w:r>
+        <w:br/>
+      </w:r>
+      <w:r>
+        <w:rPr>
+          <w:rStyle w:val="FunctionTok"/>
+        </w:rPr>
+        <w:t xml:space="preserve">sudo</w:t>
+      </w:r>
+      <w:r>
+        <w:rPr>
+          <w:rStyle w:val="NormalTok"/>
+        </w:rPr>
+        <w:t xml:space="preserve"> docker run </w:t>
+      </w:r>
+      <w:r>
+        <w:rPr>
+          <w:rStyle w:val="AttributeTok"/>
+        </w:rPr>
+        <w:t xml:space="preserve">-d</w:t>
+      </w:r>
+      <w:r>
+        <w:rPr>
+          <w:rStyle w:val="NormalTok"/>
+        </w:rPr>
+        <w:t xml:space="preserve"> </w:t>
+      </w:r>
+      <w:r>
+        <w:rPr>
+          <w:rStyle w:val="AttributeTok"/>
+        </w:rPr>
+        <w:t xml:space="preserve">--name</w:t>
+      </w:r>
+      <w:r>
+        <w:rPr>
+          <w:rStyle w:val="NormalTok"/>
+        </w:rPr>
+        <w:t xml:space="preserve"> portainer </w:t>
+      </w:r>
+      <w:r>
+        <w:rPr>
+          <w:rStyle w:val="AttributeTok"/>
+        </w:rPr>
+        <w:t xml:space="preserve">--restart</w:t>
+      </w:r>
+      <w:r>
+        <w:rPr>
+          <w:rStyle w:val="NormalTok"/>
+        </w:rPr>
+        <w:t xml:space="preserve"> unless-stopped </w:t>
+      </w:r>
+      <w:r>
+        <w:rPr>
+          <w:rStyle w:val="DataTypeTok"/>
+        </w:rPr>
+        <w:t xml:space="preserve">\</w:t>
+      </w:r>
+      <w:r>
+        <w:br/>
+      </w:r>
+      <w:r>
+        <w:rPr>
+          <w:rStyle w:val="NormalTok"/>
+        </w:rPr>
+        <w:t xml:space="preserve">  </w:t>
+      </w:r>
+      <w:r>
+        <w:rPr>
+          <w:rStyle w:val="AttributeTok"/>
+        </w:rPr>
+        <w:t xml:space="preserve">-p</w:t>
+      </w:r>
+      <w:r>
+        <w:rPr>
+          <w:rStyle w:val="NormalTok"/>
+        </w:rPr>
+        <w:t xml:space="preserve"> 127.0.0.1:9443:9443 </w:t>
+      </w:r>
+      <w:r>
+        <w:rPr>
+          <w:rStyle w:val="DataTypeTok"/>
+        </w:rPr>
+        <w:t xml:space="preserve">\</w:t>
+      </w:r>
+      <w:r>
+        <w:br/>
+      </w:r>
+      <w:r>
+        <w:rPr>
+          <w:rStyle w:val="NormalTok"/>
+        </w:rPr>
+        <w:t xml:space="preserve">  </w:t>
+      </w:r>
+      <w:r>
+        <w:rPr>
+          <w:rStyle w:val="AttributeTok"/>
+        </w:rPr>
+        <w:t xml:space="preserve">-v</w:t>
+      </w:r>
+      <w:r>
+        <w:rPr>
+          <w:rStyle w:val="NormalTok"/>
+        </w:rPr>
+        <w:t xml:space="preserve"> /var/run/docker.sock:/var/run/docker.sock </w:t>
+      </w:r>
+      <w:r>
+        <w:rPr>
+          <w:rStyle w:val="DataTypeTok"/>
+        </w:rPr>
+        <w:t xml:space="preserve">\</w:t>
+      </w:r>
+      <w:r>
+        <w:br/>
+      </w:r>
+      <w:r>
+        <w:rPr>
+          <w:rStyle w:val="NormalTok"/>
+        </w:rPr>
+        <w:t xml:space="preserve">  </w:t>
+      </w:r>
+      <w:r>
+        <w:rPr>
+          <w:rStyle w:val="AttributeTok"/>
+        </w:rPr>
+        <w:t xml:space="preserve">-v</w:t>
+      </w:r>
+      <w:r>
+        <w:rPr>
+          <w:rStyle w:val="NormalTok"/>
+        </w:rPr>
+        <w:t xml:space="preserve"> portainer_data:/data portainer/portainer-ce:2.21.5</w:t>
       </w:r>
     </w:p>
     <w:p>
       <w:pPr>
         <w:pStyle w:val="FirstParagraph"/>
       </w:pPr>
-      <w:r>
-        <w:t xml:space="preserve">Migrations are</w:t>
-      </w:r>
-      <w:r>
-        <w:t xml:space="preserve"> </w:t>
-      </w:r>
       <w:r>
         <w:rPr>
           <w:b/>
           <w:bCs/>
         </w:rPr>
-        <w:t xml:space="preserve">automatic</w:t>
-      </w:r>
-      <w:r>
-        <w:t xml:space="preserve">:</w:t>
+        <w:t xml:space="preserve">Access from the administrator's PC</w:t>
+      </w:r>
+      <w:r>
+        <w:t xml:space="preserve"> </w:t>
+      </w:r>
+      <w:r>
+        <w:t xml:space="preserve">(SSH tunnel, without opening ports):</w:t>
+      </w:r>
+    </w:p>
+    <w:p>
+      <w:pPr>
+        <w:pStyle w:val="SourceCode"/>
+      </w:pPr>
+      <w:r>
+        <w:rPr>
+          <w:rStyle w:val="FunctionTok"/>
+        </w:rPr>
+        <w:t xml:space="preserve">ssh</w:t>
+      </w:r>
+      <w:r>
+        <w:rPr>
+          <w:rStyle w:val="NormalTok"/>
+        </w:rPr>
+        <w:t xml:space="preserve"> </w:t>
+      </w:r>
+      <w:r>
+        <w:rPr>
+          <w:rStyle w:val="AttributeTok"/>
+        </w:rPr>
+        <w:t xml:space="preserve">-i</w:t>
+      </w:r>
+      <w:r>
+        <w:rPr>
+          <w:rStyle w:val="NormalTok"/>
+        </w:rPr>
+        <w:t xml:space="preserve"> ~/.ssh/lavarapido_azure </w:t>
+      </w:r>
+      <w:r>
+        <w:rPr>
+          <w:rStyle w:val="AttributeTok"/>
+        </w:rPr>
+        <w:t xml:space="preserve">-L</w:t>
+      </w:r>
+      <w:r>
+        <w:rPr>
+          <w:rStyle w:val="NormalTok"/>
+        </w:rPr>
+        <w:t xml:space="preserve"> 9443:localhost:9443 azureuser@64.236.160.129</w:t>
+      </w:r>
+      <w:r>
+        <w:br/>
+      </w:r>
+      <w:r>
+        <w:rPr>
+          <w:rStyle w:val="CommentTok"/>
+        </w:rPr>
+        <w:t xml:space="preserve"># then open https://localhost:9443 → user "admin"</w:t>
       </w:r>
     </w:p>
     <w:p>
@@ -8472,22 +8741,46 @@
         </w:numPr>
       </w:pPr>
       <w:r>
-        <w:t xml:space="preserve">The</w:t>
-      </w:r>
-      <w:r>
+        <w:rPr>
+          <w:b/>
+          <w:bCs/>
+        </w:rPr>
+        <w:t xml:space="preserve">Password of the</w:t>
+      </w:r>
+      <w:r>
+        <w:rPr>
+          <w:b/>
+          <w:bCs/>
+        </w:rPr>
         <w:t xml:space="preserve"> </w:t>
       </w:r>
       <w:r>
         <w:rPr>
           <w:rStyle w:val="VerbatimChar"/>
-        </w:rPr>
-        <w:t xml:space="preserve">db-init</w:t>
-      </w:r>
-      <w:r>
-        <w:t xml:space="preserve"> </w:t>
-      </w:r>
-      <w:r>
-        <w:t xml:space="preserve">container creates the</w:t>
+          <w:b/>
+          <w:bCs/>
+        </w:rPr>
+        <w:t xml:space="preserve">admin</w:t>
+      </w:r>
+      <w:r>
+        <w:rPr>
+          <w:b/>
+          <w:bCs/>
+        </w:rPr>
+        <w:t xml:space="preserve"> </w:t>
+      </w:r>
+      <w:r>
+        <w:rPr>
+          <w:b/>
+          <w:bCs/>
+        </w:rPr>
+        <w:t xml:space="preserve">user:</w:t>
+      </w:r>
+      <w:r>
+        <w:t xml:space="preserve"> </w:t>
+      </w:r>
+      <w:r>
+        <w:t xml:space="preserve">it was generated during installation and is on the server, in</w:t>
       </w:r>
       <w:r>
         <w:t xml:space="preserve"> </w:t>
@@ -8496,13 +8789,50 @@
         <w:rPr>
           <w:rStyle w:val="VerbatimChar"/>
         </w:rPr>
-        <w:t xml:space="preserve">LavaRapido</w:t>
-      </w:r>
-      <w:r>
-        <w:t xml:space="preserve"> </w:t>
-      </w:r>
-      <w:r>
-        <w:t xml:space="preserve">database if it does not exist.</w:t>
+        <w:t xml:space="preserve">~/portainer-admin-password</w:t>
+      </w:r>
+      <w:r>
+        <w:t xml:space="preserve"> </w:t>
+      </w:r>
+      <w:r>
+        <w:t xml:space="preserve">(permissions</w:t>
+      </w:r>
+      <w:r>
+        <w:t xml:space="preserve"> </w:t>
+      </w:r>
+      <w:r>
+        <w:rPr>
+          <w:rStyle w:val="VerbatimChar"/>
+        </w:rPr>
+        <w:t xml:space="preserve">600</w:t>
+      </w:r>
+      <w:r>
+        <w:t xml:space="preserve">). It is read with</w:t>
+      </w:r>
+      <w:r>
+        <w:t xml:space="preserve"> </w:t>
+      </w:r>
+      <w:r>
+        <w:rPr>
+          <w:rStyle w:val="VerbatimChar"/>
+        </w:rPr>
+        <w:t xml:space="preserve">cat ~/portainer-admin-password</w:t>
+      </w:r>
+      <w:r>
+        <w:t xml:space="preserve"> </w:t>
+      </w:r>
+      <w:r>
+        <w:t xml:space="preserve">and can be changed from Portainer (</w:t>
+      </w:r>
+      <w:r>
+        <w:rPr>
+          <w:i/>
+          <w:iCs/>
+        </w:rPr>
+        <w:t xml:space="preserve">My account</w:t>
+      </w:r>
+      <w:r>
+        <w:t xml:space="preserve">).</w:t>
       </w:r>
     </w:p>
     <w:p>
@@ -8514,544 +8844,95 @@
         </w:numPr>
       </w:pPr>
       <w:r>
-        <w:t xml:space="preserve">The</w:t>
-      </w:r>
-      <w:r>
-        <w:t xml:space="preserve"> </w:t>
-      </w:r>
-      <w:r>
         <w:rPr>
           <w:rStyle w:val="VerbatimChar"/>
-        </w:rPr>
-        <w:t xml:space="preserve">payment-migrate</w:t>
-      </w:r>
-      <w:r>
-        <w:t xml:space="preserve"> </w:t>
-      </w:r>
-      <w:r>
-        <w:t xml:space="preserve">container (Liquibase 4.29) applies the payment-service changelogs (</w:t>
-      </w:r>
-      <w:r>
-        <w:rPr>
-          <w:rStyle w:val="VerbatimChar"/>
-        </w:rPr>
-        <w:t xml:space="preserve">db/changelog/db.changelog-master.yaml</w:t>
-      </w:r>
-      <w:r>
-        <w:t xml:space="preserve">) and exits.</w:t>
-      </w:r>
-    </w:p>
-    <w:p>
-      <w:pPr>
-        <w:pStyle w:val="Compact"/>
-        <w:numPr>
-          <w:ilvl w:val="0"/>
-          <w:numId w:val="1015"/>
-        </w:numPr>
-      </w:pPr>
-      <w:r>
-        <w:t xml:space="preserve">Each Java service applies its own changelogs on startup. Numbering is global: 001–038 plus the 1xx catalog seeds.</w:t>
-      </w:r>
-    </w:p>
-    <w:p>
-      <w:pPr>
-        <w:pStyle w:val="Compact"/>
-        <w:numPr>
-          <w:ilvl w:val="0"/>
-          <w:numId w:val="1015"/>
-        </w:numPr>
-      </w:pPr>
-      <w:r>
-        <w:t xml:space="preserve">Hibernate only validates that the model matches the tables (</w:t>
-      </w:r>
-      <w:r>
-        <w:rPr>
-          <w:rStyle w:val="VerbatimChar"/>
-        </w:rPr>
-        <w:t xml:space="preserve">ddl-auto: validate</w:t>
-      </w:r>
-      <w:r>
-        <w:t xml:space="preserve">); it never alters tables.</w:t>
-      </w:r>
-    </w:p>
-    <w:p>
-      <w:pPr>
-        <w:pStyle w:val="FirstParagraph"/>
-      </w:pPr>
-      <w:r>
-        <w:t xml:space="preserve">Production</w:t>
-      </w:r>
-      <w:r>
-        <w:t xml:space="preserve"> </w:t>
-      </w:r>
-      <w:r>
-        <w:rPr>
           <w:b/>
           <w:bCs/>
         </w:rPr>
-        <w:t xml:space="preserve">does not load test data</w:t>
-      </w:r>
-      <w:r>
-        <w:t xml:space="preserve">: only catalogs (roles, services, statuses, schedule and business data).</w:t>
+        <w:t xml:space="preserve">local</w:t>
+      </w:r>
+      <w:r>
+        <w:rPr>
+          <w:b/>
+          <w:bCs/>
+        </w:rPr>
+        <w:t xml:space="preserve"> </w:t>
+      </w:r>
+      <w:r>
+        <w:rPr>
+          <w:b/>
+          <w:bCs/>
+        </w:rPr>
+        <w:t xml:space="preserve">environment:</w:t>
+      </w:r>
+      <w:r>
+        <w:t xml:space="preserve"> </w:t>
+      </w:r>
+      <w:r>
+        <w:t xml:space="preserve">registered on the Docker socket.</w:t>
+      </w:r>
+      <w:r>
+        <w:t xml:space="preserve"> </w:t>
+      </w:r>
+      <w:r>
+        <w:rPr>
+          <w:rStyle w:val="VerbatimChar"/>
+        </w:rPr>
+        <w:t xml:space="preserve">lavarapido</w:t>
+      </w:r>
+      <w:r>
+        <w:t xml:space="preserve"> </w:t>
+      </w:r>
+      <w:r>
+        <w:t xml:space="preserve">appears under</w:t>
+      </w:r>
+      <w:r>
+        <w:t xml:space="preserve"> </w:t>
+      </w:r>
+      <w:r>
+        <w:rPr>
+          <w:i/>
+          <w:iCs/>
+        </w:rPr>
+        <w:t xml:space="preserve">Containers</w:t>
+      </w:r>
+      <w:r>
+        <w:t xml:space="preserve"> </w:t>
+      </w:r>
+      <w:r>
+        <w:t xml:space="preserve">and</w:t>
+      </w:r>
+      <w:r>
+        <w:t xml:space="preserve"> </w:t>
+      </w:r>
+      <w:r>
+        <w:rPr>
+          <w:i/>
+          <w:iCs/>
+        </w:rPr>
+        <w:t xml:space="preserve">Stacks</w:t>
+      </w:r>
+      <w:r>
+        <w:t xml:space="preserve">.</w:t>
       </w:r>
     </w:p>
     <w:bookmarkEnd w:id="59"/>
-    <w:bookmarkStart w:id="60" w:name="X5ecb1b1fffa2f221d26c7012e6b10f2824f9171"/>
+    <w:bookmarkStart w:id="62" w:name="Xec87964eb7eea36b9bd79296133a88cceae8d4f"/>
+    <w:p>
+      <w:pPr>
+        <w:pStyle w:val="Ttulo3"/>
+      </w:pPr>
+      <w:r>
+        <w:t xml:space="preserve">4.2 Database Deployment and Migration</w:t>
+      </w:r>
+    </w:p>
+    <w:bookmarkStart w:id="60" w:name="X1c7abfdbfcfcf3845bb4ad74c832ceb28cc1f47"/>
     <w:p>
       <w:pPr>
         <w:pStyle w:val="Ttulo4"/>
       </w:pPr>
       <w:r>
-        <w:t xml:space="preserve">4.2.2 Verification of schema, index and user integrity</w:t>
-      </w:r>
-    </w:p>
-    <w:p>
-      <w:pPr>
-        <w:pStyle w:val="SourceCode"/>
-      </w:pPr>
-      <w:r>
-        <w:rPr>
-          <w:rStyle w:val="VariableTok"/>
-        </w:rPr>
-        <w:t xml:space="preserve">P</w:t>
-      </w:r>
-      <w:r>
-        <w:rPr>
-          <w:rStyle w:val="OperatorTok"/>
-        </w:rPr>
-        <w:t xml:space="preserve">=</w:t>
-      </w:r>
-      <w:r>
-        <w:rPr>
-          <w:rStyle w:val="VariableTok"/>
-        </w:rPr>
-        <w:t xml:space="preserve">$(</w:t>
-      </w:r>
-      <w:r>
-        <w:rPr>
-          <w:rStyle w:val="FunctionTok"/>
-        </w:rPr>
-        <w:t xml:space="preserve">grep</w:t>
-      </w:r>
-      <w:r>
-        <w:rPr>
-          <w:rStyle w:val="NormalTok"/>
-        </w:rPr>
-        <w:t xml:space="preserve"> </w:t>
-      </w:r>
-      <w:r>
-        <w:rPr>
-          <w:rStyle w:val="StringTok"/>
-        </w:rPr>
-        <w:t xml:space="preserve">'^DB_PASSWORD='</w:t>
-      </w:r>
-      <w:r>
-        <w:rPr>
-          <w:rStyle w:val="NormalTok"/>
-        </w:rPr>
-        <w:t xml:space="preserve"> .env.production </w:t>
-      </w:r>
-      <w:r>
-        <w:rPr>
-          <w:rStyle w:val="KeywordTok"/>
-        </w:rPr>
-        <w:t xml:space="preserve">|</w:t>
-      </w:r>
-      <w:r>
-        <w:rPr>
-          <w:rStyle w:val="NormalTok"/>
-        </w:rPr>
-        <w:t xml:space="preserve"> </w:t>
-      </w:r>
-      <w:r>
-        <w:rPr>
-          <w:rStyle w:val="FunctionTok"/>
-        </w:rPr>
-        <w:t xml:space="preserve">cut</w:t>
-      </w:r>
-      <w:r>
-        <w:rPr>
-          <w:rStyle w:val="NormalTok"/>
-        </w:rPr>
-        <w:t xml:space="preserve"> </w:t>
-      </w:r>
-      <w:r>
-        <w:rPr>
-          <w:rStyle w:val="AttributeTok"/>
-        </w:rPr>
-        <w:t xml:space="preserve">-d</w:t>
-      </w:r>
-      <w:r>
-        <w:rPr>
-          <w:rStyle w:val="OperatorTok"/>
-        </w:rPr>
-        <w:t xml:space="preserve">=</w:t>
-      </w:r>
-      <w:r>
-        <w:rPr>
-          <w:rStyle w:val="NormalTok"/>
-        </w:rPr>
-        <w:t xml:space="preserve"> </w:t>
-      </w:r>
-      <w:r>
-        <w:rPr>
-          <w:rStyle w:val="AttributeTok"/>
-        </w:rPr>
-        <w:t xml:space="preserve">-f2-</w:t>
-      </w:r>
-      <w:r>
-        <w:rPr>
-          <w:rStyle w:val="VariableTok"/>
-        </w:rPr>
-        <w:t xml:space="preserve">)</w:t>
-      </w:r>
-      <w:r>
-        <w:br/>
-      </w:r>
-      <w:r>
-        <w:rPr>
-          <w:rStyle w:val="FunctionTok"/>
-        </w:rPr>
-        <w:t xml:space="preserve">q()</w:t>
-      </w:r>
-      <w:r>
-        <w:rPr>
-          <w:rStyle w:val="KeywordTok"/>
-        </w:rPr>
-        <w:t xml:space="preserve">{</w:t>
-      </w:r>
-      <w:r>
-        <w:rPr>
-          <w:rStyle w:val="NormalTok"/>
-        </w:rPr>
-        <w:t xml:space="preserve"> </w:t>
-      </w:r>
-      <w:r>
-        <w:rPr>
-          <w:rStyle w:val="FunctionTok"/>
-        </w:rPr>
-        <w:t xml:space="preserve">sudo</w:t>
-      </w:r>
-      <w:r>
-        <w:rPr>
-          <w:rStyle w:val="NormalTok"/>
-        </w:rPr>
-        <w:t xml:space="preserve"> docker exec </w:t>
-      </w:r>
-      <w:r>
-        <w:rPr>
-          <w:rStyle w:val="AttributeTok"/>
-        </w:rPr>
-        <w:t xml:space="preserve">-e</w:t>
-      </w:r>
-      <w:r>
-        <w:rPr>
-          <w:rStyle w:val="NormalTok"/>
-        </w:rPr>
-        <w:t xml:space="preserve"> SQLCMDPASSWORD=</w:t>
-      </w:r>
-      <w:r>
-        <w:rPr>
-          <w:rStyle w:val="StringTok"/>
-        </w:rPr>
-        <w:t xml:space="preserve">"</w:t>
-      </w:r>
-      <w:r>
-        <w:rPr>
-          <w:rStyle w:val="VariableTok"/>
-        </w:rPr>
-        <w:t xml:space="preserve">$P</w:t>
-      </w:r>
-      <w:r>
-        <w:rPr>
-          <w:rStyle w:val="StringTok"/>
-        </w:rPr>
-        <w:t xml:space="preserve">"</w:t>
-      </w:r>
-      <w:r>
-        <w:rPr>
-          <w:rStyle w:val="NormalTok"/>
-        </w:rPr>
-        <w:t xml:space="preserve"> lavarapido-sqlserver /opt/mssql-tools18/bin/sqlcmd </w:t>
-      </w:r>
-      <w:r>
-        <w:rPr>
-          <w:rStyle w:val="DataTypeTok"/>
-        </w:rPr>
-        <w:t xml:space="preserve">\</w:t>
-      </w:r>
-      <w:r>
-        <w:br/>
-      </w:r>
-      <w:r>
-        <w:rPr>
-          <w:rStyle w:val="NormalTok"/>
-        </w:rPr>
-        <w:t xml:space="preserve">     </w:t>
-      </w:r>
-      <w:r>
-        <w:rPr>
-          <w:rStyle w:val="AttributeTok"/>
-        </w:rPr>
-        <w:t xml:space="preserve">-S</w:t>
-      </w:r>
-      <w:r>
-        <w:rPr>
-          <w:rStyle w:val="NormalTok"/>
-        </w:rPr>
-        <w:t xml:space="preserve"> localhost </w:t>
-      </w:r>
-      <w:r>
-        <w:rPr>
-          <w:rStyle w:val="AttributeTok"/>
-        </w:rPr>
-        <w:t xml:space="preserve">-U</w:t>
-      </w:r>
-      <w:r>
-        <w:rPr>
-          <w:rStyle w:val="NormalTok"/>
-        </w:rPr>
-        <w:t xml:space="preserve"> sa </w:t>
-      </w:r>
-      <w:r>
-        <w:rPr>
-          <w:rStyle w:val="AttributeTok"/>
-        </w:rPr>
-        <w:t xml:space="preserve">-C</w:t>
-      </w:r>
-      <w:r>
-        <w:rPr>
-          <w:rStyle w:val="NormalTok"/>
-        </w:rPr>
-        <w:t xml:space="preserve"> </w:t>
-      </w:r>
-      <w:r>
-        <w:rPr>
-          <w:rStyle w:val="AttributeTok"/>
-        </w:rPr>
-        <w:t xml:space="preserve">-d</w:t>
-      </w:r>
-      <w:r>
-        <w:rPr>
-          <w:rStyle w:val="NormalTok"/>
-        </w:rPr>
-        <w:t xml:space="preserve"> LavaRapido </w:t>
-      </w:r>
-      <w:r>
-        <w:rPr>
-          <w:rStyle w:val="AttributeTok"/>
-        </w:rPr>
-        <w:t xml:space="preserve">-Q</w:t>
-      </w:r>
-      <w:r>
-        <w:rPr>
-          <w:rStyle w:val="NormalTok"/>
-        </w:rPr>
-        <w:t xml:space="preserve"> </w:t>
-      </w:r>
-      <w:r>
-        <w:rPr>
-          <w:rStyle w:val="StringTok"/>
-        </w:rPr>
-        <w:t xml:space="preserve">"SET NOCOUNT ON; </w:t>
-      </w:r>
-      <w:r>
-        <w:rPr>
-          <w:rStyle w:val="VariableTok"/>
-        </w:rPr>
-        <w:t xml:space="preserve">$1</w:t>
-      </w:r>
-      <w:r>
-        <w:rPr>
-          <w:rStyle w:val="StringTok"/>
-        </w:rPr>
-        <w:t xml:space="preserve">"</w:t>
-      </w:r>
-      <w:r>
-        <w:rPr>
-          <w:rStyle w:val="KeywordTok"/>
-        </w:rPr>
-        <w:t xml:space="preserve">;</w:t>
-      </w:r>
-      <w:r>
-        <w:rPr>
-          <w:rStyle w:val="NormalTok"/>
-        </w:rPr>
-        <w:t xml:space="preserve"> </w:t>
-      </w:r>
-      <w:r>
-        <w:rPr>
-          <w:rStyle w:val="KeywordTok"/>
-        </w:rPr>
-        <w:t xml:space="preserve">}</w:t>
-      </w:r>
-      <w:r>
-        <w:br/>
-      </w:r>
-      <w:r>
-        <w:rPr>
-          <w:rStyle w:val="ExtensionTok"/>
-        </w:rPr>
-        <w:t xml:space="preserve">q</w:t>
-      </w:r>
-      <w:r>
-        <w:rPr>
-          <w:rStyle w:val="NormalTok"/>
-        </w:rPr>
-        <w:t xml:space="preserve"> </w:t>
-      </w:r>
-      <w:r>
-        <w:rPr>
-          <w:rStyle w:val="StringTok"/>
-        </w:rPr>
-        <w:t xml:space="preserve">"SELECT s.name AS esquema, COUNT(t.name) AS tablas FROM sys.schemas s JOIN sys.tables t ON t.schema_id=s.schema_id GROUP BY s.name"</w:t>
-      </w:r>
-      <w:r>
-        <w:br/>
-      </w:r>
-      <w:r>
-        <w:rPr>
-          <w:rStyle w:val="ControlFlowTok"/>
-        </w:rPr>
-        <w:t xml:space="preserve">for</w:t>
-      </w:r>
-      <w:r>
-        <w:rPr>
-          <w:rStyle w:val="NormalTok"/>
-        </w:rPr>
-        <w:t xml:space="preserve"> s </w:t>
-      </w:r>
-      <w:r>
-        <w:rPr>
-          <w:rStyle w:val="KeywordTok"/>
-        </w:rPr>
-        <w:t xml:space="preserve">in</w:t>
-      </w:r>
-      <w:r>
-        <w:rPr>
-          <w:rStyle w:val="NormalTok"/>
-        </w:rPr>
-        <w:t xml:space="preserve"> SECURITY CUSTOMER BOOKING OPERATIONS NOTIFICATION PAYMENT</w:t>
-      </w:r>
-      <w:r>
-        <w:rPr>
-          <w:rStyle w:val="KeywordTok"/>
-        </w:rPr>
-        <w:t xml:space="preserve">;</w:t>
-      </w:r>
-      <w:r>
-        <w:rPr>
-          <w:rStyle w:val="NormalTok"/>
-        </w:rPr>
-        <w:t xml:space="preserve"> </w:t>
-      </w:r>
-      <w:r>
-        <w:rPr>
-          <w:rStyle w:val="ControlFlowTok"/>
-        </w:rPr>
-        <w:t xml:space="preserve">do</w:t>
-      </w:r>
-      <w:r>
-        <w:br/>
-      </w:r>
-      <w:r>
-        <w:rPr>
-          <w:rStyle w:val="NormalTok"/>
-        </w:rPr>
-        <w:t xml:space="preserve">  </w:t>
-      </w:r>
-      <w:r>
-        <w:rPr>
-          <w:rStyle w:val="ExtensionTok"/>
-        </w:rPr>
-        <w:t xml:space="preserve">q</w:t>
-      </w:r>
-      <w:r>
-        <w:rPr>
-          <w:rStyle w:val="NormalTok"/>
-        </w:rPr>
-        <w:t xml:space="preserve"> </w:t>
-      </w:r>
-      <w:r>
-        <w:rPr>
-          <w:rStyle w:val="StringTok"/>
-        </w:rPr>
-        <w:t xml:space="preserve">"SELECT '</w:t>
-      </w:r>
-      <w:r>
-        <w:rPr>
-          <w:rStyle w:val="VariableTok"/>
-        </w:rPr>
-        <w:t xml:space="preserve">$s</w:t>
-      </w:r>
-      <w:r>
-        <w:rPr>
-          <w:rStyle w:val="StringTok"/>
-        </w:rPr>
-        <w:t xml:space="preserve">' AS servicio, COUNT(*) AS changesets, SUM(CASE WHEN EXECTYPE IN ('EXECUTED','MARK_RAN') THEN 1 ELSE 0 END) AS ok FROM DATABASECHANGELOG_</w:t>
-      </w:r>
-      <w:r>
-        <w:rPr>
-          <w:rStyle w:val="VariableTok"/>
-        </w:rPr>
-        <w:t xml:space="preserve">$s</w:t>
-      </w:r>
-      <w:r>
-        <w:rPr>
-          <w:rStyle w:val="StringTok"/>
-        </w:rPr>
-        <w:t xml:space="preserve">"</w:t>
-      </w:r>
-      <w:r>
-        <w:br/>
-      </w:r>
-      <w:r>
-        <w:rPr>
-          <w:rStyle w:val="ControlFlowTok"/>
-        </w:rPr>
-        <w:t xml:space="preserve">done</w:t>
-      </w:r>
-      <w:r>
-        <w:br/>
-      </w:r>
-      <w:r>
-        <w:rPr>
-          <w:rStyle w:val="ExtensionTok"/>
-        </w:rPr>
-        <w:t xml:space="preserve">q</w:t>
-      </w:r>
-      <w:r>
-        <w:rPr>
-          <w:rStyle w:val="NormalTok"/>
-        </w:rPr>
-        <w:t xml:space="preserve"> </w:t>
-      </w:r>
-      <w:r>
-        <w:rPr>
-          <w:rStyle w:val="StringTok"/>
-        </w:rPr>
-        <w:t xml:space="preserve">"SELECT COUNT(*) AS indices FROM sys.indexes WHERE object_id IN (SELECT object_id FROM sys.tables)"</w:t>
-      </w:r>
-      <w:r>
-        <w:br/>
-      </w:r>
-      <w:r>
-        <w:rPr>
-          <w:rStyle w:val="ExtensionTok"/>
-        </w:rPr>
-        <w:t xml:space="preserve">q</w:t>
-      </w:r>
-      <w:r>
-        <w:rPr>
-          <w:rStyle w:val="NormalTok"/>
-        </w:rPr>
-        <w:t xml:space="preserve"> </w:t>
-      </w:r>
-      <w:r>
-        <w:rPr>
-          <w:rStyle w:val="StringTok"/>
-        </w:rPr>
-        <w:t xml:space="preserve">"SELECT u.username, r.code FROM security.app_user u JOIN security.user_role ur ON ur.user_id=u.user_id JOIN security.role r ON r.role_id=ur.role_id WHERE r.code='ADMIN'"</w:t>
+        <w:t xml:space="preserve">4.2.1 Running DDL/DML scripts or migration tools (Liquibase)</w:t>
       </w:r>
     </w:p>
     <w:p>
@@ -9059,7 +8940,20 @@
         <w:pStyle w:val="FirstParagraph"/>
       </w:pPr>
       <w:r>
-        <w:t xml:space="preserve">Expected result:</w:t>
+        <w:t xml:space="preserve">Migrations are</w:t>
+      </w:r>
+      <w:r>
+        <w:t xml:space="preserve"> </w:t>
+      </w:r>
+      <w:r>
+        <w:rPr>
+          <w:b/>
+          <w:bCs/>
+        </w:rPr>
+        <w:t xml:space="preserve">automatic</w:t>
+      </w:r>
+      <w:r>
+        <w:t xml:space="preserve">:</w:t>
       </w:r>
     </w:p>
     <w:p>
@@ -9071,7 +8965,37 @@
         </w:numPr>
       </w:pPr>
       <w:r>
-        <w:t xml:space="preserve">the 9 schemas with their tables;</w:t>
+        <w:t xml:space="preserve">The</w:t>
+      </w:r>
+      <w:r>
+        <w:t xml:space="preserve"> </w:t>
+      </w:r>
+      <w:r>
+        <w:rPr>
+          <w:rStyle w:val="VerbatimChar"/>
+        </w:rPr>
+        <w:t xml:space="preserve">db-init</w:t>
+      </w:r>
+      <w:r>
+        <w:t xml:space="preserve"> </w:t>
+      </w:r>
+      <w:r>
+        <w:t xml:space="preserve">container creates the</w:t>
+      </w:r>
+      <w:r>
+        <w:t xml:space="preserve"> </w:t>
+      </w:r>
+      <w:r>
+        <w:rPr>
+          <w:rStyle w:val="VerbatimChar"/>
+        </w:rPr>
+        <w:t xml:space="preserve">LavaRapido</w:t>
+      </w:r>
+      <w:r>
+        <w:t xml:space="preserve"> </w:t>
+      </w:r>
+      <w:r>
+        <w:t xml:space="preserve">database if it does not exist.</w:t>
       </w:r>
     </w:p>
     <w:p>
@@ -9083,7 +9007,7 @@
         </w:numPr>
       </w:pPr>
       <w:r>
-        <w:t xml:space="preserve">in each service,</w:t>
+        <w:t xml:space="preserve">The</w:t>
       </w:r>
       <w:r>
         <w:t xml:space="preserve"> </w:t>
@@ -9092,28 +9016,22 @@
         <w:rPr>
           <w:rStyle w:val="VerbatimChar"/>
         </w:rPr>
-        <w:t xml:space="preserve">ok</w:t>
-      </w:r>
-      <w:r>
-        <w:t xml:space="preserve"> </w:t>
-      </w:r>
-      <w:r>
-        <w:t xml:space="preserve">equal to</w:t>
-      </w:r>
-      <w:r>
-        <w:t xml:space="preserve"> </w:t>
+        <w:t xml:space="preserve">payment-migrate</w:t>
+      </w:r>
+      <w:r>
+        <w:t xml:space="preserve"> </w:t>
+      </w:r>
+      <w:r>
+        <w:t xml:space="preserve">container (Liquibase 4.29) applies the payment-service changelogs (</w:t>
       </w:r>
       <w:r>
         <w:rPr>
           <w:rStyle w:val="VerbatimChar"/>
         </w:rPr>
-        <w:t xml:space="preserve">changesets</w:t>
-      </w:r>
-      <w:r>
-        <w:t xml:space="preserve"> </w:t>
-      </w:r>
-      <w:r>
-        <w:t xml:space="preserve">(2026-10-16: 143 of 143);</w:t>
+        <w:t xml:space="preserve">db/changelog/db.changelog-master.yaml</w:t>
+      </w:r>
+      <w:r>
+        <w:t xml:space="preserve">) and exits.</w:t>
       </w:r>
     </w:p>
     <w:p>
@@ -9125,39 +9043,508 @@
         </w:numPr>
       </w:pPr>
       <w:r>
-        <w:t xml:space="preserve">the initial administrator created (security log:</w:t>
-      </w:r>
-      <w:r>
-        <w:t xml:space="preserve"> </w:t>
+        <w:t xml:space="preserve">Each Java service applies its own changelogs on startup. Numbering is global: 001–039 plus the 1xx catalog seeds.</w:t>
+      </w:r>
+    </w:p>
+    <w:p>
+      <w:pPr>
+        <w:pStyle w:val="Compact"/>
+        <w:numPr>
+          <w:ilvl w:val="0"/>
+          <w:numId w:val="1016"/>
+        </w:numPr>
+      </w:pPr>
+      <w:r>
+        <w:t xml:space="preserve">Hibernate only validates that the model matches the tables (</w:t>
       </w:r>
       <w:r>
         <w:rPr>
           <w:rStyle w:val="VerbatimChar"/>
         </w:rPr>
-        <w:t xml:space="preserve">First administrator created</w:t>
-      </w:r>
-      <w:r>
-        <w:t xml:space="preserve">).</w:t>
+        <w:t xml:space="preserve">ddl-auto: validate</w:t>
+      </w:r>
+      <w:r>
+        <w:t xml:space="preserve">); it never alters tables.</w:t>
+      </w:r>
+    </w:p>
+    <w:p>
+      <w:pPr>
+        <w:pStyle w:val="FirstParagraph"/>
+      </w:pPr>
+      <w:r>
+        <w:t xml:space="preserve">Production</w:t>
+      </w:r>
+      <w:r>
+        <w:t xml:space="preserve"> </w:t>
+      </w:r>
+      <w:r>
+        <w:rPr>
+          <w:b/>
+          <w:bCs/>
+        </w:rPr>
+        <w:t xml:space="preserve">does not load test data</w:t>
+      </w:r>
+      <w:r>
+        <w:t xml:space="preserve">: only catalogs (roles, services, statuses, schedule and business data).</w:t>
       </w:r>
     </w:p>
     <w:bookmarkEnd w:id="60"/>
-    <w:bookmarkEnd w:id="61"/>
-    <w:bookmarkStart w:id="65" w:name="X7005f183192c0821308cfbcb7aaaff2714f1b27"/>
-    <w:p>
-      <w:pPr>
-        <w:pStyle w:val="Ttulo3"/>
-      </w:pPr>
-      <w:r>
-        <w:t xml:space="preserve">4.3 Application Stack Deployment and Orchestration</w:t>
-      </w:r>
-    </w:p>
-    <w:bookmarkStart w:id="62" w:name="X35bcd2e0f3203d2678b4d8bbc2703cb98290b05"/>
+    <w:bookmarkStart w:id="61" w:name="X5ecb1b1fffa2f221d26c7012e6b10f2824f9171"/>
     <w:p>
       <w:pPr>
         <w:pStyle w:val="Ttulo4"/>
       </w:pPr>
       <w:r>
-        <w:t xml:space="preserve">4.3.1 Loading the docker-compose.yml file in Portainer</w:t>
+        <w:t xml:space="preserve">4.2.2 Verification of schema, index and user integrity</w:t>
+      </w:r>
+    </w:p>
+    <w:p>
+      <w:pPr>
+        <w:pStyle w:val="SourceCode"/>
+      </w:pPr>
+      <w:r>
+        <w:rPr>
+          <w:rStyle w:val="VariableTok"/>
+        </w:rPr>
+        <w:t xml:space="preserve">P</w:t>
+      </w:r>
+      <w:r>
+        <w:rPr>
+          <w:rStyle w:val="OperatorTok"/>
+        </w:rPr>
+        <w:t xml:space="preserve">=</w:t>
+      </w:r>
+      <w:r>
+        <w:rPr>
+          <w:rStyle w:val="VariableTok"/>
+        </w:rPr>
+        <w:t xml:space="preserve">$(</w:t>
+      </w:r>
+      <w:r>
+        <w:rPr>
+          <w:rStyle w:val="FunctionTok"/>
+        </w:rPr>
+        <w:t xml:space="preserve">grep</w:t>
+      </w:r>
+      <w:r>
+        <w:rPr>
+          <w:rStyle w:val="NormalTok"/>
+        </w:rPr>
+        <w:t xml:space="preserve"> </w:t>
+      </w:r>
+      <w:r>
+        <w:rPr>
+          <w:rStyle w:val="StringTok"/>
+        </w:rPr>
+        <w:t xml:space="preserve">'^DB_PASSWORD='</w:t>
+      </w:r>
+      <w:r>
+        <w:rPr>
+          <w:rStyle w:val="NormalTok"/>
+        </w:rPr>
+        <w:t xml:space="preserve"> .env.production </w:t>
+      </w:r>
+      <w:r>
+        <w:rPr>
+          <w:rStyle w:val="KeywordTok"/>
+        </w:rPr>
+        <w:t xml:space="preserve">|</w:t>
+      </w:r>
+      <w:r>
+        <w:rPr>
+          <w:rStyle w:val="NormalTok"/>
+        </w:rPr>
+        <w:t xml:space="preserve"> </w:t>
+      </w:r>
+      <w:r>
+        <w:rPr>
+          <w:rStyle w:val="FunctionTok"/>
+        </w:rPr>
+        <w:t xml:space="preserve">cut</w:t>
+      </w:r>
+      <w:r>
+        <w:rPr>
+          <w:rStyle w:val="NormalTok"/>
+        </w:rPr>
+        <w:t xml:space="preserve"> </w:t>
+      </w:r>
+      <w:r>
+        <w:rPr>
+          <w:rStyle w:val="AttributeTok"/>
+        </w:rPr>
+        <w:t xml:space="preserve">-d</w:t>
+      </w:r>
+      <w:r>
+        <w:rPr>
+          <w:rStyle w:val="OperatorTok"/>
+        </w:rPr>
+        <w:t xml:space="preserve">=</w:t>
+      </w:r>
+      <w:r>
+        <w:rPr>
+          <w:rStyle w:val="NormalTok"/>
+        </w:rPr>
+        <w:t xml:space="preserve"> </w:t>
+      </w:r>
+      <w:r>
+        <w:rPr>
+          <w:rStyle w:val="AttributeTok"/>
+        </w:rPr>
+        <w:t xml:space="preserve">-f2-</w:t>
+      </w:r>
+      <w:r>
+        <w:rPr>
+          <w:rStyle w:val="VariableTok"/>
+        </w:rPr>
+        <w:t xml:space="preserve">)</w:t>
+      </w:r>
+      <w:r>
+        <w:br/>
+      </w:r>
+      <w:r>
+        <w:rPr>
+          <w:rStyle w:val="FunctionTok"/>
+        </w:rPr>
+        <w:t xml:space="preserve">q()</w:t>
+      </w:r>
+      <w:r>
+        <w:rPr>
+          <w:rStyle w:val="KeywordTok"/>
+        </w:rPr>
+        <w:t xml:space="preserve">{</w:t>
+      </w:r>
+      <w:r>
+        <w:rPr>
+          <w:rStyle w:val="NormalTok"/>
+        </w:rPr>
+        <w:t xml:space="preserve"> </w:t>
+      </w:r>
+      <w:r>
+        <w:rPr>
+          <w:rStyle w:val="FunctionTok"/>
+        </w:rPr>
+        <w:t xml:space="preserve">sudo</w:t>
+      </w:r>
+      <w:r>
+        <w:rPr>
+          <w:rStyle w:val="NormalTok"/>
+        </w:rPr>
+        <w:t xml:space="preserve"> docker exec </w:t>
+      </w:r>
+      <w:r>
+        <w:rPr>
+          <w:rStyle w:val="AttributeTok"/>
+        </w:rPr>
+        <w:t xml:space="preserve">-e</w:t>
+      </w:r>
+      <w:r>
+        <w:rPr>
+          <w:rStyle w:val="NormalTok"/>
+        </w:rPr>
+        <w:t xml:space="preserve"> SQLCMDPASSWORD=</w:t>
+      </w:r>
+      <w:r>
+        <w:rPr>
+          <w:rStyle w:val="StringTok"/>
+        </w:rPr>
+        <w:t xml:space="preserve">"</w:t>
+      </w:r>
+      <w:r>
+        <w:rPr>
+          <w:rStyle w:val="VariableTok"/>
+        </w:rPr>
+        <w:t xml:space="preserve">$P</w:t>
+      </w:r>
+      <w:r>
+        <w:rPr>
+          <w:rStyle w:val="StringTok"/>
+        </w:rPr>
+        <w:t xml:space="preserve">"</w:t>
+      </w:r>
+      <w:r>
+        <w:rPr>
+          <w:rStyle w:val="NormalTok"/>
+        </w:rPr>
+        <w:t xml:space="preserve"> lavarapido-sqlserver /opt/mssql-tools18/bin/sqlcmd </w:t>
+      </w:r>
+      <w:r>
+        <w:rPr>
+          <w:rStyle w:val="DataTypeTok"/>
+        </w:rPr>
+        <w:t xml:space="preserve">\</w:t>
+      </w:r>
+      <w:r>
+        <w:br/>
+      </w:r>
+      <w:r>
+        <w:rPr>
+          <w:rStyle w:val="NormalTok"/>
+        </w:rPr>
+        <w:t xml:space="preserve">     </w:t>
+      </w:r>
+      <w:r>
+        <w:rPr>
+          <w:rStyle w:val="AttributeTok"/>
+        </w:rPr>
+        <w:t xml:space="preserve">-S</w:t>
+      </w:r>
+      <w:r>
+        <w:rPr>
+          <w:rStyle w:val="NormalTok"/>
+        </w:rPr>
+        <w:t xml:space="preserve"> localhost </w:t>
+      </w:r>
+      <w:r>
+        <w:rPr>
+          <w:rStyle w:val="AttributeTok"/>
+        </w:rPr>
+        <w:t xml:space="preserve">-U</w:t>
+      </w:r>
+      <w:r>
+        <w:rPr>
+          <w:rStyle w:val="NormalTok"/>
+        </w:rPr>
+        <w:t xml:space="preserve"> sa </w:t>
+      </w:r>
+      <w:r>
+        <w:rPr>
+          <w:rStyle w:val="AttributeTok"/>
+        </w:rPr>
+        <w:t xml:space="preserve">-C</w:t>
+      </w:r>
+      <w:r>
+        <w:rPr>
+          <w:rStyle w:val="NormalTok"/>
+        </w:rPr>
+        <w:t xml:space="preserve"> </w:t>
+      </w:r>
+      <w:r>
+        <w:rPr>
+          <w:rStyle w:val="AttributeTok"/>
+        </w:rPr>
+        <w:t xml:space="preserve">-d</w:t>
+      </w:r>
+      <w:r>
+        <w:rPr>
+          <w:rStyle w:val="NormalTok"/>
+        </w:rPr>
+        <w:t xml:space="preserve"> LavaRapido </w:t>
+      </w:r>
+      <w:r>
+        <w:rPr>
+          <w:rStyle w:val="AttributeTok"/>
+        </w:rPr>
+        <w:t xml:space="preserve">-Q</w:t>
+      </w:r>
+      <w:r>
+        <w:rPr>
+          <w:rStyle w:val="NormalTok"/>
+        </w:rPr>
+        <w:t xml:space="preserve"> </w:t>
+      </w:r>
+      <w:r>
+        <w:rPr>
+          <w:rStyle w:val="StringTok"/>
+        </w:rPr>
+        <w:t xml:space="preserve">"SET NOCOUNT ON; </w:t>
+      </w:r>
+      <w:r>
+        <w:rPr>
+          <w:rStyle w:val="VariableTok"/>
+        </w:rPr>
+        <w:t xml:space="preserve">$1</w:t>
+      </w:r>
+      <w:r>
+        <w:rPr>
+          <w:rStyle w:val="StringTok"/>
+        </w:rPr>
+        <w:t xml:space="preserve">"</w:t>
+      </w:r>
+      <w:r>
+        <w:rPr>
+          <w:rStyle w:val="KeywordTok"/>
+        </w:rPr>
+        <w:t xml:space="preserve">;</w:t>
+      </w:r>
+      <w:r>
+        <w:rPr>
+          <w:rStyle w:val="NormalTok"/>
+        </w:rPr>
+        <w:t xml:space="preserve"> </w:t>
+      </w:r>
+      <w:r>
+        <w:rPr>
+          <w:rStyle w:val="KeywordTok"/>
+        </w:rPr>
+        <w:t xml:space="preserve">}</w:t>
+      </w:r>
+      <w:r>
+        <w:br/>
+      </w:r>
+      <w:r>
+        <w:rPr>
+          <w:rStyle w:val="ExtensionTok"/>
+        </w:rPr>
+        <w:t xml:space="preserve">q</w:t>
+      </w:r>
+      <w:r>
+        <w:rPr>
+          <w:rStyle w:val="NormalTok"/>
+        </w:rPr>
+        <w:t xml:space="preserve"> </w:t>
+      </w:r>
+      <w:r>
+        <w:rPr>
+          <w:rStyle w:val="StringTok"/>
+        </w:rPr>
+        <w:t xml:space="preserve">"SELECT s.name AS esquema, COUNT(t.name) AS tablas FROM sys.schemas s JOIN sys.tables t ON t.schema_id=s.schema_id GROUP BY s.name"</w:t>
+      </w:r>
+      <w:r>
+        <w:br/>
+      </w:r>
+      <w:r>
+        <w:rPr>
+          <w:rStyle w:val="ControlFlowTok"/>
+        </w:rPr>
+        <w:t xml:space="preserve">for</w:t>
+      </w:r>
+      <w:r>
+        <w:rPr>
+          <w:rStyle w:val="NormalTok"/>
+        </w:rPr>
+        <w:t xml:space="preserve"> s </w:t>
+      </w:r>
+      <w:r>
+        <w:rPr>
+          <w:rStyle w:val="KeywordTok"/>
+        </w:rPr>
+        <w:t xml:space="preserve">in</w:t>
+      </w:r>
+      <w:r>
+        <w:rPr>
+          <w:rStyle w:val="NormalTok"/>
+        </w:rPr>
+        <w:t xml:space="preserve"> SECURITY CUSTOMER BOOKING OPERATIONS NOTIFICATION PAYMENT</w:t>
+      </w:r>
+      <w:r>
+        <w:rPr>
+          <w:rStyle w:val="KeywordTok"/>
+        </w:rPr>
+        <w:t xml:space="preserve">;</w:t>
+      </w:r>
+      <w:r>
+        <w:rPr>
+          <w:rStyle w:val="NormalTok"/>
+        </w:rPr>
+        <w:t xml:space="preserve"> </w:t>
+      </w:r>
+      <w:r>
+        <w:rPr>
+          <w:rStyle w:val="ControlFlowTok"/>
+        </w:rPr>
+        <w:t xml:space="preserve">do</w:t>
+      </w:r>
+      <w:r>
+        <w:br/>
+      </w:r>
+      <w:r>
+        <w:rPr>
+          <w:rStyle w:val="NormalTok"/>
+        </w:rPr>
+        <w:t xml:space="preserve">  </w:t>
+      </w:r>
+      <w:r>
+        <w:rPr>
+          <w:rStyle w:val="ExtensionTok"/>
+        </w:rPr>
+        <w:t xml:space="preserve">q</w:t>
+      </w:r>
+      <w:r>
+        <w:rPr>
+          <w:rStyle w:val="NormalTok"/>
+        </w:rPr>
+        <w:t xml:space="preserve"> </w:t>
+      </w:r>
+      <w:r>
+        <w:rPr>
+          <w:rStyle w:val="StringTok"/>
+        </w:rPr>
+        <w:t xml:space="preserve">"SELECT '</w:t>
+      </w:r>
+      <w:r>
+        <w:rPr>
+          <w:rStyle w:val="VariableTok"/>
+        </w:rPr>
+        <w:t xml:space="preserve">$s</w:t>
+      </w:r>
+      <w:r>
+        <w:rPr>
+          <w:rStyle w:val="StringTok"/>
+        </w:rPr>
+        <w:t xml:space="preserve">' AS servicio, COUNT(*) AS changesets, SUM(CASE WHEN EXECTYPE IN ('EXECUTED','MARK_RAN') THEN 1 ELSE 0 END) AS ok FROM DATABASECHANGELOG_</w:t>
+      </w:r>
+      <w:r>
+        <w:rPr>
+          <w:rStyle w:val="VariableTok"/>
+        </w:rPr>
+        <w:t xml:space="preserve">$s</w:t>
+      </w:r>
+      <w:r>
+        <w:rPr>
+          <w:rStyle w:val="StringTok"/>
+        </w:rPr>
+        <w:t xml:space="preserve">"</w:t>
+      </w:r>
+      <w:r>
+        <w:br/>
+      </w:r>
+      <w:r>
+        <w:rPr>
+          <w:rStyle w:val="ControlFlowTok"/>
+        </w:rPr>
+        <w:t xml:space="preserve">done</w:t>
+      </w:r>
+      <w:r>
+        <w:br/>
+      </w:r>
+      <w:r>
+        <w:rPr>
+          <w:rStyle w:val="ExtensionTok"/>
+        </w:rPr>
+        <w:t xml:space="preserve">q</w:t>
+      </w:r>
+      <w:r>
+        <w:rPr>
+          <w:rStyle w:val="NormalTok"/>
+        </w:rPr>
+        <w:t xml:space="preserve"> </w:t>
+      </w:r>
+      <w:r>
+        <w:rPr>
+          <w:rStyle w:val="StringTok"/>
+        </w:rPr>
+        <w:t xml:space="preserve">"SELECT COUNT(*) AS indices FROM sys.indexes WHERE object_id IN (SELECT object_id FROM sys.tables)"</w:t>
+      </w:r>
+      <w:r>
+        <w:br/>
+      </w:r>
+      <w:r>
+        <w:rPr>
+          <w:rStyle w:val="ExtensionTok"/>
+        </w:rPr>
+        <w:t xml:space="preserve">q</w:t>
+      </w:r>
+      <w:r>
+        <w:rPr>
+          <w:rStyle w:val="NormalTok"/>
+        </w:rPr>
+        <w:t xml:space="preserve"> </w:t>
+      </w:r>
+      <w:r>
+        <w:rPr>
+          <w:rStyle w:val="StringTok"/>
+        </w:rPr>
+        <w:t xml:space="preserve">"SELECT u.username, r.code FROM security.app_user u JOIN security.user_role ur ON ur.user_id=u.user_id JOIN security.role r ON r.role_id=ur.role_id WHERE r.code='ADMIN'"</w:t>
       </w:r>
     </w:p>
     <w:p>
@@ -9165,19 +9552,7 @@
         <w:pStyle w:val="FirstParagraph"/>
       </w:pPr>
       <w:r>
-        <w:t xml:space="preserve">The stack is defined with two files versioned in</w:t>
-      </w:r>
-      <w:r>
-        <w:t xml:space="preserve"> </w:t>
-      </w:r>
-      <w:r>
-        <w:rPr>
-          <w:rStyle w:val="VerbatimChar"/>
-        </w:rPr>
-        <w:t xml:space="preserve">lavarapido-infra</w:t>
-      </w:r>
-      <w:r>
-        <w:t xml:space="preserve">:</w:t>
+        <w:t xml:space="preserve">Expected result:</w:t>
       </w:r>
     </w:p>
     <w:p>
@@ -9189,25 +9564,7 @@
         </w:numPr>
       </w:pPr>
       <w:r>
-        <w:rPr>
-          <w:rStyle w:val="VerbatimChar"/>
-          <w:b/>
-          <w:bCs/>
-        </w:rPr>
-        <w:t xml:space="preserve">docker-compose.yml</w:t>
-      </w:r>
-      <w:r>
-        <w:rPr>
-          <w:b/>
-          <w:bCs/>
-        </w:rPr>
-        <w:t xml:space="preserve">:</w:t>
-      </w:r>
-      <w:r>
-        <w:t xml:space="preserve"> </w:t>
-      </w:r>
-      <w:r>
-        <w:t xml:space="preserve">the base, the same as in development.</w:t>
+        <w:t xml:space="preserve">the 9 schemas with their tables;</w:t>
       </w:r>
     </w:p>
     <w:p>
@@ -9219,148 +9576,101 @@
         </w:numPr>
       </w:pPr>
       <w:r>
+        <w:t xml:space="preserve">in each service,</w:t>
+      </w:r>
+      <w:r>
+        <w:t xml:space="preserve"> </w:t>
+      </w:r>
+      <w:r>
         <w:rPr>
           <w:rStyle w:val="VerbatimChar"/>
-          <w:b/>
-          <w:bCs/>
-        </w:rPr>
-        <w:t xml:space="preserve">docker-compose.prod.yml</w:t>
-      </w:r>
-      <w:r>
-        <w:rPr>
-          <w:b/>
-          <w:bCs/>
-        </w:rPr>
+        </w:rPr>
+        <w:t xml:space="preserve">ok</w:t>
+      </w:r>
+      <w:r>
+        <w:t xml:space="preserve"> </w:t>
+      </w:r>
+      <w:r>
+        <w:t xml:space="preserve">equal to</w:t>
+      </w:r>
+      <w:r>
+        <w:t xml:space="preserve"> </w:t>
+      </w:r>
+      <w:r>
+        <w:rPr>
+          <w:rStyle w:val="VerbatimChar"/>
+        </w:rPr>
+        <w:t xml:space="preserve">changesets</w:t>
+      </w:r>
+      <w:r>
+        <w:t xml:space="preserve"> </w:t>
+      </w:r>
+      <w:r>
+        <w:t xml:space="preserve">(2026-10-16: 143 of 143; 2026-10-19: 144 of 144, with 039);</w:t>
+      </w:r>
+    </w:p>
+    <w:p>
+      <w:pPr>
+        <w:pStyle w:val="Compact"/>
+        <w:numPr>
+          <w:ilvl w:val="0"/>
+          <w:numId w:val="1017"/>
+        </w:numPr>
+      </w:pPr>
+      <w:r>
+        <w:t xml:space="preserve">the initial administrator created (security log:</w:t>
+      </w:r>
+      <w:r>
+        <w:t xml:space="preserve"> </w:t>
+      </w:r>
+      <w:r>
+        <w:rPr>
+          <w:rStyle w:val="VerbatimChar"/>
+        </w:rPr>
+        <w:t xml:space="preserve">First administrator created</w:t>
+      </w:r>
+      <w:r>
+        <w:t xml:space="preserve">).</w:t>
+      </w:r>
+    </w:p>
+    <w:bookmarkEnd w:id="61"/>
+    <w:bookmarkEnd w:id="62"/>
+    <w:bookmarkStart w:id="66" w:name="X7005f183192c0821308cfbcb7aaaff2714f1b27"/>
+    <w:p>
+      <w:pPr>
+        <w:pStyle w:val="Ttulo3"/>
+      </w:pPr>
+      <w:r>
+        <w:t xml:space="preserve">4.3 Application Stack Deployment and Orchestration</w:t>
+      </w:r>
+    </w:p>
+    <w:bookmarkStart w:id="63" w:name="X35bcd2e0f3203d2678b4d8bbc2703cb98290b05"/>
+    <w:p>
+      <w:pPr>
+        <w:pStyle w:val="Ttulo4"/>
+      </w:pPr>
+      <w:r>
+        <w:t xml:space="preserve">4.3.1 Loading the docker-compose.yml file in Portainer</w:t>
+      </w:r>
+    </w:p>
+    <w:p>
+      <w:pPr>
+        <w:pStyle w:val="FirstParagraph"/>
+      </w:pPr>
+      <w:r>
+        <w:t xml:space="preserve">The stack is defined with two files versioned in</w:t>
+      </w:r>
+      <w:r>
+        <w:t xml:space="preserve"> </w:t>
+      </w:r>
+      <w:r>
+        <w:rPr>
+          <w:rStyle w:val="VerbatimChar"/>
+        </w:rPr>
+        <w:t xml:space="preserve">lavarapido-infra</w:t>
+      </w:r>
+      <w:r>
         <w:t xml:space="preserve">:</w:t>
-      </w:r>
-      <w:r>
-        <w:t xml:space="preserve"> </w:t>
-      </w:r>
-      <w:r>
-        <w:t xml:space="preserve">overrides the production settings: no internal ports,</w:t>
-      </w:r>
-      <w:r>
-        <w:t xml:space="preserve"> </w:t>
-      </w:r>
-      <w:r>
-        <w:rPr>
-          <w:rStyle w:val="VerbatimChar"/>
-        </w:rPr>
-        <w:t xml:space="preserve">prod</w:t>
-      </w:r>
-      <w:r>
-        <w:t xml:space="preserve"> </w:t>
-      </w:r>
-      <w:r>
-        <w:t xml:space="preserve">profile, memory limits, Caddy, web and CORS.</w:t>
-      </w:r>
-    </w:p>
-    <w:p>
-      <w:pPr>
-        <w:pStyle w:val="FirstParagraph"/>
-      </w:pPr>
-      <w:r>
-        <w:rPr>
-          <w:b/>
-          <w:bCs/>
-        </w:rPr>
-        <w:t xml:space="preserve">Current deployment (CLI):</w:t>
-      </w:r>
-    </w:p>
-    <w:p>
-      <w:pPr>
-        <w:pStyle w:val="SourceCode"/>
-      </w:pPr>
-      <w:r>
-        <w:rPr>
-          <w:rStyle w:val="CommentTok"/>
-        </w:rPr>
-        <w:t xml:space="preserve"># 1. Download the 9 repositories (and prepare Docker and swap the first time)</w:t>
-      </w:r>
-      <w:r>
-        <w:br/>
-      </w:r>
-      <w:r>
-        <w:rPr>
-          <w:rStyle w:val="ExtensionTok"/>
-        </w:rPr>
-        <w:t xml:space="preserve">curl</w:t>
-      </w:r>
-      <w:r>
-        <w:rPr>
-          <w:rStyle w:val="NormalTok"/>
-        </w:rPr>
-        <w:t xml:space="preserve"> </w:t>
-      </w:r>
-      <w:r>
-        <w:rPr>
-          <w:rStyle w:val="AttributeTok"/>
-        </w:rPr>
-        <w:t xml:space="preserve">-fsSL</w:t>
-      </w:r>
-      <w:r>
-        <w:rPr>
-          <w:rStyle w:val="NormalTok"/>
-        </w:rPr>
-        <w:t xml:space="preserve"> https://raw.githubusercontent.com/BrayanCABRERA123/lavarapido-infra/develop/deploy/setup-server.sh </w:t>
-      </w:r>
-      <w:r>
-        <w:rPr>
-          <w:rStyle w:val="AttributeTok"/>
-        </w:rPr>
-        <w:t xml:space="preserve">-o</w:t>
-      </w:r>
-      <w:r>
-        <w:rPr>
-          <w:rStyle w:val="NormalTok"/>
-        </w:rPr>
-        <w:t xml:space="preserve"> setup-server.sh</w:t>
-      </w:r>
-      <w:r>
-        <w:br/>
-      </w:r>
-      <w:r>
-        <w:rPr>
-          <w:rStyle w:val="FunctionTok"/>
-        </w:rPr>
-        <w:t xml:space="preserve">bash</w:t>
-      </w:r>
-      <w:r>
-        <w:rPr>
-          <w:rStyle w:val="NormalTok"/>
-        </w:rPr>
-        <w:t xml:space="preserve"> setup-server.sh</w:t>
-      </w:r>
-    </w:p>
-    <w:p>
-      <w:pPr>
-        <w:pStyle w:val="FirstParagraph"/>
-      </w:pPr>
-      <w:r>
-        <w:rPr>
-          <w:b/>
-          <w:bCs/>
-        </w:rPr>
-        <w:t xml:space="preserve">With Portainer:</w:t>
-      </w:r>
-      <w:r>
-        <w:t xml:space="preserve"> </w:t>
-      </w:r>
-      <w:r>
-        <w:t xml:space="preserve">Stacks → Add stack →</w:t>
-      </w:r>
-      <w:r>
-        <w:t xml:space="preserve"> </w:t>
-      </w:r>
-      <w:r>
-        <w:rPr>
-          <w:i/>
-          <w:iCs/>
-        </w:rPr>
-        <w:t xml:space="preserve">Repository</w:t>
-      </w:r>
-      <w:r>
-        <w:t xml:space="preserve">. The images are built from 9 sibling repositories, so the recommended flow is:</w:t>
       </w:r>
     </w:p>
     <w:p>
@@ -9372,7 +9682,25 @@
         </w:numPr>
       </w:pPr>
       <w:r>
-        <w:t xml:space="preserve">build the images with the CLI (step 4.3.3);</w:t>
+        <w:rPr>
+          <w:rStyle w:val="VerbatimChar"/>
+          <w:b/>
+          <w:bCs/>
+        </w:rPr>
+        <w:t xml:space="preserve">docker-compose.yml</w:t>
+      </w:r>
+      <w:r>
+        <w:rPr>
+          <w:b/>
+          <w:bCs/>
+        </w:rPr>
+        <w:t xml:space="preserve">:</w:t>
+      </w:r>
+      <w:r>
+        <w:t xml:space="preserve"> </w:t>
+      </w:r>
+      <w:r>
+        <w:t xml:space="preserve">the base, the same as in development.</w:t>
       </w:r>
     </w:p>
     <w:p>
@@ -9384,23 +9712,25 @@
         </w:numPr>
       </w:pPr>
       <w:r>
-        <w:t xml:space="preserve">use Portainer to</w:t>
-      </w:r>
-      <w:r>
-        <w:t xml:space="preserve"> </w:t>
-      </w:r>
-      <w:r>
-        <w:rPr>
+        <w:rPr>
+          <w:rStyle w:val="VerbatimChar"/>
           <w:b/>
           <w:bCs/>
         </w:rPr>
-        <w:t xml:space="preserve">view, restart, check logs and resource usage</w:t>
-      </w:r>
-      <w:r>
-        <w:t xml:space="preserve"> </w:t>
-      </w:r>
-      <w:r>
-        <w:t xml:space="preserve">of the containers of the</w:t>
+        <w:t xml:space="preserve">docker-compose.prod.yml</w:t>
+      </w:r>
+      <w:r>
+        <w:rPr>
+          <w:b/>
+          <w:bCs/>
+        </w:rPr>
+        <w:t xml:space="preserve">:</w:t>
+      </w:r>
+      <w:r>
+        <w:t xml:space="preserve"> </w:t>
+      </w:r>
+      <w:r>
+        <w:t xml:space="preserve">overrides the production settings: no internal ports,</w:t>
       </w:r>
       <w:r>
         <w:t xml:space="preserve"> </w:t>
@@ -9409,23 +9739,25 @@
         <w:rPr>
           <w:rStyle w:val="VerbatimChar"/>
         </w:rPr>
-        <w:t xml:space="preserve">lavarapido</w:t>
-      </w:r>
-      <w:r>
-        <w:t xml:space="preserve"> </w:t>
-      </w:r>
-      <w:r>
-        <w:t xml:space="preserve">stack, which appears as a "limited" stack because it was created outside Portainer.</w:t>
-      </w:r>
-    </w:p>
-    <w:bookmarkEnd w:id="62"/>
-    <w:bookmarkStart w:id="63" w:name="X2baf1b918c9ecc4573515860d0963fd4c399865"/>
-    <w:p>
-      <w:pPr>
-        <w:pStyle w:val="Ttulo4"/>
-      </w:pPr>
-      <w:r>
-        <w:t xml:space="preserve">4.3.2 Injecting the Stack's environment variables</w:t>
+        <w:t xml:space="preserve">prod</w:t>
+      </w:r>
+      <w:r>
+        <w:t xml:space="preserve"> </w:t>
+      </w:r>
+      <w:r>
+        <w:t xml:space="preserve">profile, memory limits, Caddy, web and CORS.</w:t>
+      </w:r>
+    </w:p>
+    <w:p>
+      <w:pPr>
+        <w:pStyle w:val="FirstParagraph"/>
+      </w:pPr>
+      <w:r>
+        <w:rPr>
+          <w:b/>
+          <w:bCs/>
+        </w:rPr>
+        <w:t xml:space="preserve">Current deployment (CLI):</w:t>
       </w:r>
     </w:p>
     <w:p>
@@ -9434,15 +9766,48 @@
       </w:pPr>
       <w:r>
         <w:rPr>
-          <w:rStyle w:val="BuiltInTok"/>
-        </w:rPr>
-        <w:t xml:space="preserve">cd</w:t>
+          <w:rStyle w:val="CommentTok"/>
+        </w:rPr>
+        <w:t xml:space="preserve"># 1. Download the 9 repositories (and prepare Docker and swap the first time)</w:t>
+      </w:r>
+      <w:r>
+        <w:br/>
+      </w:r>
+      <w:r>
+        <w:rPr>
+          <w:rStyle w:val="ExtensionTok"/>
+        </w:rPr>
+        <w:t xml:space="preserve">curl</w:t>
       </w:r>
       <w:r>
         <w:rPr>
           <w:rStyle w:val="NormalTok"/>
         </w:rPr>
-        <w:t xml:space="preserve"> ~/lavarapido/lavarapido-infra</w:t>
+        <w:t xml:space="preserve"> </w:t>
+      </w:r>
+      <w:r>
+        <w:rPr>
+          <w:rStyle w:val="AttributeTok"/>
+        </w:rPr>
+        <w:t xml:space="preserve">-fsSL</w:t>
+      </w:r>
+      <w:r>
+        <w:rPr>
+          <w:rStyle w:val="NormalTok"/>
+        </w:rPr>
+        <w:t xml:space="preserve"> https://raw.githubusercontent.com/BrayanCABRERA123/lavarapido-infra/develop/deploy/setup-server.sh </w:t>
+      </w:r>
+      <w:r>
+        <w:rPr>
+          <w:rStyle w:val="AttributeTok"/>
+        </w:rPr>
+        <w:t xml:space="preserve">-o</w:t>
+      </w:r>
+      <w:r>
+        <w:rPr>
+          <w:rStyle w:val="NormalTok"/>
+        </w:rPr>
+        <w:t xml:space="preserve"> setup-server.sh</w:t>
       </w:r>
       <w:r>
         <w:br/>
@@ -9451,49 +9816,13 @@
         <w:rPr>
           <w:rStyle w:val="FunctionTok"/>
         </w:rPr>
-        <w:t xml:space="preserve">cp</w:t>
+        <w:t xml:space="preserve">bash</w:t>
       </w:r>
       <w:r>
         <w:rPr>
           <w:rStyle w:val="NormalTok"/>
         </w:rPr>
-        <w:t xml:space="preserve"> .env.production.example .env.production</w:t>
-      </w:r>
-      <w:r>
-        <w:br/>
-      </w:r>
-      <w:r>
-        <w:rPr>
-          <w:rStyle w:val="FunctionTok"/>
-        </w:rPr>
-        <w:t xml:space="preserve">chmod</w:t>
-      </w:r>
-      <w:r>
-        <w:rPr>
-          <w:rStyle w:val="NormalTok"/>
-        </w:rPr>
-        <w:t xml:space="preserve"> 600 .env.production</w:t>
-      </w:r>
-      <w:r>
-        <w:br/>
-      </w:r>
-      <w:r>
-        <w:rPr>
-          <w:rStyle w:val="FunctionTok"/>
-        </w:rPr>
-        <w:t xml:space="preserve">nano</w:t>
-      </w:r>
-      <w:r>
-        <w:rPr>
-          <w:rStyle w:val="NormalTok"/>
-        </w:rPr>
-        <w:t xml:space="preserve"> .env.production        </w:t>
-      </w:r>
-      <w:r>
-        <w:rPr>
-          <w:rStyle w:val="CommentTok"/>
-        </w:rPr>
-        <w:t xml:space="preserve"># fill in the values from section 3.3 (keys generated with openssl)</w:t>
+        <w:t xml:space="preserve"> setup-server.sh</w:t>
       </w:r>
     </w:p>
     <w:p>
@@ -9501,7 +9830,17 @@
         <w:pStyle w:val="FirstParagraph"/>
       </w:pPr>
       <w:r>
-        <w:t xml:space="preserve">In Portainer, the same variables are loaded in</w:t>
+        <w:rPr>
+          <w:b/>
+          <w:bCs/>
+        </w:rPr>
+        <w:t xml:space="preserve">With Portainer:</w:t>
+      </w:r>
+      <w:r>
+        <w:t xml:space="preserve"> </w:t>
+      </w:r>
+      <w:r>
+        <w:t xml:space="preserve">Stacks → Add stack →</w:t>
       </w:r>
       <w:r>
         <w:t xml:space="preserve"> </w:t>
@@ -9511,382 +9850,10 @@
           <w:i/>
           <w:iCs/>
         </w:rPr>
-        <w:t xml:space="preserve">Environment variables → Load variables from .env file</w:t>
-      </w:r>
-      <w:r>
-        <w:t xml:space="preserve">.</w:t>
-      </w:r>
-    </w:p>
-    <w:bookmarkEnd w:id="63"/>
-    <w:bookmarkStart w:id="64" w:name="X87c66d6d168cbcfcae841acb93f3a5272dd2e2a"/>
-    <w:p>
-      <w:pPr>
-        <w:pStyle w:val="Ttulo4"/>
-      </w:pPr>
-      <w:r>
-        <w:t xml:space="preserve">4.3.3 Service deployment and container image updates</w:t>
-      </w:r>
-    </w:p>
-    <w:p>
-      <w:pPr>
-        <w:pStyle w:val="FirstParagraph"/>
-      </w:pPr>
-      <w:r>
-        <w:rPr>
-          <w:b/>
-          <w:bCs/>
-        </w:rPr>
-        <w:t xml:space="preserve">First deployment:</w:t>
-      </w:r>
-    </w:p>
-    <w:p>
-      <w:pPr>
-        <w:pStyle w:val="SourceCode"/>
-      </w:pPr>
-      <w:r>
-        <w:rPr>
-          <w:rStyle w:val="BuiltInTok"/>
-        </w:rPr>
-        <w:t xml:space="preserve">cd</w:t>
-      </w:r>
-      <w:r>
-        <w:rPr>
-          <w:rStyle w:val="NormalTok"/>
-        </w:rPr>
-        <w:t xml:space="preserve"> ~/lavarapido/lavarapido-infra</w:t>
-      </w:r>
-      <w:r>
-        <w:br/>
-      </w:r>
-      <w:r>
-        <w:rPr>
-          <w:rStyle w:val="FunctionTok"/>
-        </w:rPr>
-        <w:t xml:space="preserve">sudo</w:t>
-      </w:r>
-      <w:r>
-        <w:rPr>
-          <w:rStyle w:val="NormalTok"/>
-        </w:rPr>
-        <w:t xml:space="preserve"> docker compose </w:t>
-      </w:r>
-      <w:r>
-        <w:rPr>
-          <w:rStyle w:val="AttributeTok"/>
-        </w:rPr>
-        <w:t xml:space="preserve">-f</w:t>
-      </w:r>
-      <w:r>
-        <w:rPr>
-          <w:rStyle w:val="NormalTok"/>
-        </w:rPr>
-        <w:t xml:space="preserve"> docker-compose.yml </w:t>
-      </w:r>
-      <w:r>
-        <w:rPr>
-          <w:rStyle w:val="AttributeTok"/>
-        </w:rPr>
-        <w:t xml:space="preserve">-f</w:t>
-      </w:r>
-      <w:r>
-        <w:rPr>
-          <w:rStyle w:val="NormalTok"/>
-        </w:rPr>
-        <w:t xml:space="preserve"> docker-compose.prod.yml </w:t>
-      </w:r>
-      <w:r>
-        <w:rPr>
-          <w:rStyle w:val="DataTypeTok"/>
-        </w:rPr>
-        <w:t xml:space="preserve">\</w:t>
-      </w:r>
-      <w:r>
-        <w:br/>
-      </w:r>
-      <w:r>
-        <w:rPr>
-          <w:rStyle w:val="NormalTok"/>
-        </w:rPr>
-        <w:t xml:space="preserve">  </w:t>
-      </w:r>
-      <w:r>
-        <w:rPr>
-          <w:rStyle w:val="AttributeTok"/>
-        </w:rPr>
-        <w:t xml:space="preserve">--env-file</w:t>
-      </w:r>
-      <w:r>
-        <w:rPr>
-          <w:rStyle w:val="NormalTok"/>
-        </w:rPr>
-        <w:t xml:space="preserve"> .env.production </w:t>
-      </w:r>
-      <w:r>
-        <w:rPr>
-          <w:rStyle w:val="AttributeTok"/>
-        </w:rPr>
-        <w:t xml:space="preserve">--profile</w:t>
-      </w:r>
-      <w:r>
-        <w:rPr>
-          <w:rStyle w:val="NormalTok"/>
-        </w:rPr>
-        <w:t xml:space="preserve"> app up </w:t>
-      </w:r>
-      <w:r>
-        <w:rPr>
-          <w:rStyle w:val="AttributeTok"/>
-        </w:rPr>
-        <w:t xml:space="preserve">-d</w:t>
-      </w:r>
-      <w:r>
-        <w:rPr>
-          <w:rStyle w:val="NormalTok"/>
-        </w:rPr>
-        <w:t xml:space="preserve"> </w:t>
-      </w:r>
-      <w:r>
-        <w:rPr>
-          <w:rStyle w:val="AttributeTok"/>
-        </w:rPr>
-        <w:t xml:space="preserve">--build</w:t>
-      </w:r>
-    </w:p>
-    <w:p>
-      <w:pPr>
-        <w:pStyle w:val="FirstParagraph"/>
-      </w:pPr>
-      <w:r>
-        <w:rPr>
-          <w:b/>
-          <w:bCs/>
-        </w:rPr>
-        <w:t xml:space="preserve">Later updates</w:t>
-      </w:r>
-      <w:r>
-        <w:t xml:space="preserve">: first push the changes to GitHub and then:</w:t>
-      </w:r>
-    </w:p>
-    <w:p>
-      <w:pPr>
-        <w:pStyle w:val="SourceCode"/>
-      </w:pPr>
-      <w:r>
-        <w:rPr>
-          <w:rStyle w:val="FunctionTok"/>
-        </w:rPr>
-        <w:t xml:space="preserve">bash</w:t>
-      </w:r>
-      <w:r>
-        <w:rPr>
-          <w:rStyle w:val="NormalTok"/>
-        </w:rPr>
-        <w:t xml:space="preserve"> ~/lavarapido/lavarapido-infra/deploy/update-server.sh                 </w:t>
-      </w:r>
-      <w:r>
-        <w:rPr>
-          <w:rStyle w:val="CommentTok"/>
-        </w:rPr>
-        <w:t xml:space="preserve"># everything</w:t>
-      </w:r>
-      <w:r>
-        <w:br/>
-      </w:r>
-      <w:r>
-        <w:rPr>
-          <w:rStyle w:val="FunctionTok"/>
-        </w:rPr>
-        <w:t xml:space="preserve">bash</w:t>
-      </w:r>
-      <w:r>
-        <w:rPr>
-          <w:rStyle w:val="NormalTok"/>
-        </w:rPr>
-        <w:t xml:space="preserve"> ~/lavarapido/lavarapido-infra/deploy/update-server.sh web             </w:t>
-      </w:r>
-      <w:r>
-        <w:rPr>
-          <w:rStyle w:val="CommentTok"/>
-        </w:rPr>
-        <w:t xml:space="preserve"># only the web</w:t>
-      </w:r>
-      <w:r>
-        <w:br/>
-      </w:r>
-      <w:r>
-        <w:rPr>
-          <w:rStyle w:val="FunctionTok"/>
-        </w:rPr>
-        <w:t xml:space="preserve">bash</w:t>
-      </w:r>
-      <w:r>
-        <w:rPr>
-          <w:rStyle w:val="NormalTok"/>
-        </w:rPr>
-        <w:t xml:space="preserve"> ~/lavarapido/lavarapido-infra/deploy/update-server.sh security-service notification-service</w:t>
-      </w:r>
-    </w:p>
-    <w:p>
-      <w:pPr>
-        <w:pStyle w:val="FirstParagraph"/>
-      </w:pPr>
-      <w:r>
-        <w:rPr>
-          <w:b/>
-          <w:bCs/>
-        </w:rPr>
-        <w:t xml:space="preserve">Publishing the mobile app</w:t>
-      </w:r>
-      <w:r>
-        <w:t xml:space="preserve">, from the PC, in the app folder:</w:t>
-      </w:r>
-    </w:p>
-    <w:p>
-      <w:pPr>
-        <w:pStyle w:val="SourceCode"/>
-      </w:pPr>
-      <w:r>
-        <w:rPr>
-          <w:rStyle w:val="ExtensionTok"/>
-        </w:rPr>
-        <w:t xml:space="preserve">eas</w:t>
-      </w:r>
-      <w:r>
-        <w:rPr>
-          <w:rStyle w:val="NormalTok"/>
-        </w:rPr>
-        <w:t xml:space="preserve"> build </w:t>
-      </w:r>
-      <w:r>
-        <w:rPr>
-          <w:rStyle w:val="AttributeTok"/>
-        </w:rPr>
-        <w:t xml:space="preserve">-p</w:t>
-      </w:r>
-      <w:r>
-        <w:rPr>
-          <w:rStyle w:val="NormalTok"/>
-        </w:rPr>
-        <w:t xml:space="preserve"> android </w:t>
-      </w:r>
-      <w:r>
-        <w:rPr>
-          <w:rStyle w:val="AttributeTok"/>
-        </w:rPr>
-        <w:t xml:space="preserve">--profile</w:t>
-      </w:r>
-      <w:r>
-        <w:rPr>
-          <w:rStyle w:val="NormalTok"/>
-        </w:rPr>
-        <w:t xml:space="preserve"> preview          </w:t>
-      </w:r>
-      <w:r>
-        <w:rPr>
-          <w:rStyle w:val="CommentTok"/>
-        </w:rPr>
-        <w:t xml:space="preserve"># new APK (native changes)</w:t>
-      </w:r>
-      <w:r>
-        <w:br/>
-      </w:r>
-      <w:r>
-        <w:rPr>
-          <w:rStyle w:val="ExtensionTok"/>
-        </w:rPr>
-        <w:t xml:space="preserve">npm</w:t>
-      </w:r>
-      <w:r>
-        <w:rPr>
-          <w:rStyle w:val="NormalTok"/>
-        </w:rPr>
-        <w:t xml:space="preserve"> run publish:apk </w:t>
-      </w:r>
-      <w:r>
-        <w:rPr>
-          <w:rStyle w:val="AttributeTok"/>
-        </w:rPr>
-        <w:t xml:space="preserve">--</w:t>
-      </w:r>
-      <w:r>
-        <w:rPr>
-          <w:rStyle w:val="NormalTok"/>
-        </w:rPr>
-        <w:t xml:space="preserve"> </w:t>
-      </w:r>
-      <w:r>
-        <w:rPr>
-          <w:rStyle w:val="StringTok"/>
-        </w:rPr>
-        <w:t xml:space="preserve">"what changed"</w:t>
-      </w:r>
-      <w:r>
-        <w:rPr>
-          <w:rStyle w:val="NormalTok"/>
-        </w:rPr>
-        <w:t xml:space="preserve">           </w:t>
-      </w:r>
-      <w:r>
-        <w:rPr>
-          <w:rStyle w:val="CommentTok"/>
-        </w:rPr>
-        <w:t xml:space="preserve"># publishes it in /app/ and notifies by push</w:t>
-      </w:r>
-      <w:r>
-        <w:br/>
-      </w:r>
-      <w:r>
-        <w:rPr>
-          <w:rStyle w:val="ExtensionTok"/>
-        </w:rPr>
-        <w:t xml:space="preserve">npm</w:t>
-      </w:r>
-      <w:r>
-        <w:rPr>
-          <w:rStyle w:val="NormalTok"/>
-        </w:rPr>
-        <w:t xml:space="preserve"> run publish:update </w:t>
-      </w:r>
-      <w:r>
-        <w:rPr>
-          <w:rStyle w:val="AttributeTok"/>
-        </w:rPr>
-        <w:t xml:space="preserve">--</w:t>
-      </w:r>
-      <w:r>
-        <w:rPr>
-          <w:rStyle w:val="NormalTok"/>
-        </w:rPr>
-        <w:t xml:space="preserve"> </w:t>
-      </w:r>
-      <w:r>
-        <w:rPr>
-          <w:rStyle w:val="StringTok"/>
-        </w:rPr>
-        <w:t xml:space="preserve">"what changed"</w:t>
-      </w:r>
-      <w:r>
-        <w:rPr>
-          <w:rStyle w:val="NormalTok"/>
-        </w:rPr>
-        <w:t xml:space="preserve">        </w:t>
-      </w:r>
-      <w:r>
-        <w:rPr>
-          <w:rStyle w:val="CommentTok"/>
-        </w:rPr>
-        <w:t xml:space="preserve"># screen-only changes: over-the-internet update</w:t>
-      </w:r>
-    </w:p>
-    <w:bookmarkEnd w:id="64"/>
-    <w:bookmarkEnd w:id="65"/>
-    <w:bookmarkStart w:id="66" w:name="X8afac7ca51d6aadb1fa4d0d4fc86ed16dc1d7e8"/>
-    <w:p>
-      <w:pPr>
-        <w:pStyle w:val="Ttulo3"/>
-      </w:pPr>
-      <w:r>
-        <w:t xml:space="preserve">4.4 Routing, Domain and SSL/TLS Certificate Configuration</w:t>
+        <w:t xml:space="preserve">Repository</w:t>
+      </w:r>
+      <w:r>
+        <w:t xml:space="preserve">. The images are built from 9 sibling repositories, so the recommended flow is:</w:t>
       </w:r>
     </w:p>
     <w:p>
@@ -9898,72 +9865,7 @@
         </w:numPr>
       </w:pPr>
       <w:r>
-        <w:rPr>
-          <w:b/>
-          <w:bCs/>
-        </w:rPr>
-        <w:t xml:space="preserve">Domain:</w:t>
-      </w:r>
-      <w:r>
-        <w:t xml:space="preserve"> </w:t>
-      </w:r>
-      <w:r>
-        <w:t xml:space="preserve">Azure → public IP</w:t>
-      </w:r>
-      <w:r>
-        <w:t xml:space="preserve"> </w:t>
-      </w:r>
-      <w:r>
-        <w:rPr>
-          <w:rStyle w:val="VerbatimChar"/>
-        </w:rPr>
-        <w:t xml:space="preserve">vehiclecarwash-vm-ip</w:t>
-      </w:r>
-      <w:r>
-        <w:t xml:space="preserve"> </w:t>
-      </w:r>
-      <w:r>
-        <w:t xml:space="preserve">→ Configuration →</w:t>
-      </w:r>
-      <w:r>
-        <w:t xml:space="preserve"> </w:t>
-      </w:r>
-      <w:r>
-        <w:rPr>
-          <w:i/>
-          <w:iCs/>
-        </w:rPr>
-        <w:t xml:space="preserve">DNS name label</w:t>
-      </w:r>
-      <w:r>
-        <w:t xml:space="preserve"> </w:t>
-      </w:r>
-      <w:r>
-        <w:t xml:space="preserve">=</w:t>
-      </w:r>
-      <w:r>
-        <w:t xml:space="preserve"> </w:t>
-      </w:r>
-      <w:r>
-        <w:rPr>
-          <w:rStyle w:val="VerbatimChar"/>
-        </w:rPr>
-        <w:t xml:space="preserve">lavarapidovehicular</w:t>
-      </w:r>
-      <w:r>
-        <w:t xml:space="preserve">. The result is</w:t>
-      </w:r>
-      <w:r>
-        <w:t xml:space="preserve"> </w:t>
-      </w:r>
-      <w:r>
-        <w:rPr>
-          <w:rStyle w:val="VerbatimChar"/>
-        </w:rPr>
-        <w:t xml:space="preserve">lavarapidovehicular.northcentralus.cloudapp.azure.com</w:t>
-      </w:r>
-      <w:r>
-        <w:t xml:space="preserve">.</w:t>
+        <w:t xml:space="preserve">build the images with the CLI (step 4.3.3);</w:t>
       </w:r>
     </w:p>
     <w:p>
@@ -9975,6 +9877,1006 @@
         </w:numPr>
       </w:pPr>
       <w:r>
+        <w:t xml:space="preserve">use Portainer to</w:t>
+      </w:r>
+      <w:r>
+        <w:t xml:space="preserve"> </w:t>
+      </w:r>
+      <w:r>
+        <w:rPr>
+          <w:b/>
+          <w:bCs/>
+        </w:rPr>
+        <w:t xml:space="preserve">view, restart, check logs and resource usage</w:t>
+      </w:r>
+      <w:r>
+        <w:t xml:space="preserve"> </w:t>
+      </w:r>
+      <w:r>
+        <w:t xml:space="preserve">of the containers of the</w:t>
+      </w:r>
+      <w:r>
+        <w:t xml:space="preserve"> </w:t>
+      </w:r>
+      <w:r>
+        <w:rPr>
+          <w:rStyle w:val="VerbatimChar"/>
+        </w:rPr>
+        <w:t xml:space="preserve">lavarapido</w:t>
+      </w:r>
+      <w:r>
+        <w:t xml:space="preserve"> </w:t>
+      </w:r>
+      <w:r>
+        <w:t xml:space="preserve">stack, which appears as a "limited" stack because it was created outside Portainer.</w:t>
+      </w:r>
+    </w:p>
+    <w:bookmarkEnd w:id="63"/>
+    <w:bookmarkStart w:id="64" w:name="X2baf1b918c9ecc4573515860d0963fd4c399865"/>
+    <w:p>
+      <w:pPr>
+        <w:pStyle w:val="Ttulo4"/>
+      </w:pPr>
+      <w:r>
+        <w:t xml:space="preserve">4.3.2 Injecting the Stack's environment variables</w:t>
+      </w:r>
+    </w:p>
+    <w:p>
+      <w:pPr>
+        <w:pStyle w:val="SourceCode"/>
+      </w:pPr>
+      <w:r>
+        <w:rPr>
+          <w:rStyle w:val="BuiltInTok"/>
+        </w:rPr>
+        <w:t xml:space="preserve">cd</w:t>
+      </w:r>
+      <w:r>
+        <w:rPr>
+          <w:rStyle w:val="NormalTok"/>
+        </w:rPr>
+        <w:t xml:space="preserve"> ~/lavarapido/lavarapido-infra</w:t>
+      </w:r>
+      <w:r>
+        <w:br/>
+      </w:r>
+      <w:r>
+        <w:rPr>
+          <w:rStyle w:val="FunctionTok"/>
+        </w:rPr>
+        <w:t xml:space="preserve">cp</w:t>
+      </w:r>
+      <w:r>
+        <w:rPr>
+          <w:rStyle w:val="NormalTok"/>
+        </w:rPr>
+        <w:t xml:space="preserve"> .env.production.example .env.production</w:t>
+      </w:r>
+      <w:r>
+        <w:br/>
+      </w:r>
+      <w:r>
+        <w:rPr>
+          <w:rStyle w:val="FunctionTok"/>
+        </w:rPr>
+        <w:t xml:space="preserve">chmod</w:t>
+      </w:r>
+      <w:r>
+        <w:rPr>
+          <w:rStyle w:val="NormalTok"/>
+        </w:rPr>
+        <w:t xml:space="preserve"> 600 .env.production</w:t>
+      </w:r>
+      <w:r>
+        <w:br/>
+      </w:r>
+      <w:r>
+        <w:rPr>
+          <w:rStyle w:val="FunctionTok"/>
+        </w:rPr>
+        <w:t xml:space="preserve">nano</w:t>
+      </w:r>
+      <w:r>
+        <w:rPr>
+          <w:rStyle w:val="NormalTok"/>
+        </w:rPr>
+        <w:t xml:space="preserve"> .env.production        </w:t>
+      </w:r>
+      <w:r>
+        <w:rPr>
+          <w:rStyle w:val="CommentTok"/>
+        </w:rPr>
+        <w:t xml:space="preserve"># fill in the values from section 3.3 (keys generated with openssl)</w:t>
+      </w:r>
+    </w:p>
+    <w:p>
+      <w:pPr>
+        <w:pStyle w:val="FirstParagraph"/>
+      </w:pPr>
+      <w:r>
+        <w:t xml:space="preserve">In Portainer, the same variables are loaded in</w:t>
+      </w:r>
+      <w:r>
+        <w:t xml:space="preserve"> </w:t>
+      </w:r>
+      <w:r>
+        <w:rPr>
+          <w:i/>
+          <w:iCs/>
+        </w:rPr>
+        <w:t xml:space="preserve">Environment variables → Load variables from .env file</w:t>
+      </w:r>
+      <w:r>
+        <w:t xml:space="preserve">.</w:t>
+      </w:r>
+    </w:p>
+    <w:bookmarkEnd w:id="64"/>
+    <w:bookmarkStart w:id="65" w:name="X87c66d6d168cbcfcae841acb93f3a5272dd2e2a"/>
+    <w:p>
+      <w:pPr>
+        <w:pStyle w:val="Ttulo4"/>
+      </w:pPr>
+      <w:r>
+        <w:t xml:space="preserve">4.3.3 Service deployment and container image updates</w:t>
+      </w:r>
+    </w:p>
+    <w:p>
+      <w:pPr>
+        <w:pStyle w:val="FirstParagraph"/>
+      </w:pPr>
+      <w:r>
+        <w:rPr>
+          <w:b/>
+          <w:bCs/>
+        </w:rPr>
+        <w:t xml:space="preserve">First deployment:</w:t>
+      </w:r>
+    </w:p>
+    <w:p>
+      <w:pPr>
+        <w:pStyle w:val="SourceCode"/>
+      </w:pPr>
+      <w:r>
+        <w:rPr>
+          <w:rStyle w:val="BuiltInTok"/>
+        </w:rPr>
+        <w:t xml:space="preserve">cd</w:t>
+      </w:r>
+      <w:r>
+        <w:rPr>
+          <w:rStyle w:val="NormalTok"/>
+        </w:rPr>
+        <w:t xml:space="preserve"> ~/lavarapido/lavarapido-infra</w:t>
+      </w:r>
+      <w:r>
+        <w:br/>
+      </w:r>
+      <w:r>
+        <w:rPr>
+          <w:rStyle w:val="FunctionTok"/>
+        </w:rPr>
+        <w:t xml:space="preserve">sudo</w:t>
+      </w:r>
+      <w:r>
+        <w:rPr>
+          <w:rStyle w:val="NormalTok"/>
+        </w:rPr>
+        <w:t xml:space="preserve"> docker compose </w:t>
+      </w:r>
+      <w:r>
+        <w:rPr>
+          <w:rStyle w:val="AttributeTok"/>
+        </w:rPr>
+        <w:t xml:space="preserve">-f</w:t>
+      </w:r>
+      <w:r>
+        <w:rPr>
+          <w:rStyle w:val="NormalTok"/>
+        </w:rPr>
+        <w:t xml:space="preserve"> docker-compose.yml </w:t>
+      </w:r>
+      <w:r>
+        <w:rPr>
+          <w:rStyle w:val="AttributeTok"/>
+        </w:rPr>
+        <w:t xml:space="preserve">-f</w:t>
+      </w:r>
+      <w:r>
+        <w:rPr>
+          <w:rStyle w:val="NormalTok"/>
+        </w:rPr>
+        <w:t xml:space="preserve"> docker-compose.prod.yml </w:t>
+      </w:r>
+      <w:r>
+        <w:rPr>
+          <w:rStyle w:val="DataTypeTok"/>
+        </w:rPr>
+        <w:t xml:space="preserve">\</w:t>
+      </w:r>
+      <w:r>
+        <w:br/>
+      </w:r>
+      <w:r>
+        <w:rPr>
+          <w:rStyle w:val="NormalTok"/>
+        </w:rPr>
+        <w:t xml:space="preserve">  </w:t>
+      </w:r>
+      <w:r>
+        <w:rPr>
+          <w:rStyle w:val="AttributeTok"/>
+        </w:rPr>
+        <w:t xml:space="preserve">--env-file</w:t>
+      </w:r>
+      <w:r>
+        <w:rPr>
+          <w:rStyle w:val="NormalTok"/>
+        </w:rPr>
+        <w:t xml:space="preserve"> .env.production </w:t>
+      </w:r>
+      <w:r>
+        <w:rPr>
+          <w:rStyle w:val="AttributeTok"/>
+        </w:rPr>
+        <w:t xml:space="preserve">--profile</w:t>
+      </w:r>
+      <w:r>
+        <w:rPr>
+          <w:rStyle w:val="NormalTok"/>
+        </w:rPr>
+        <w:t xml:space="preserve"> app up </w:t>
+      </w:r>
+      <w:r>
+        <w:rPr>
+          <w:rStyle w:val="AttributeTok"/>
+        </w:rPr>
+        <w:t xml:space="preserve">-d</w:t>
+      </w:r>
+      <w:r>
+        <w:rPr>
+          <w:rStyle w:val="NormalTok"/>
+        </w:rPr>
+        <w:t xml:space="preserve"> </w:t>
+      </w:r>
+      <w:r>
+        <w:rPr>
+          <w:rStyle w:val="AttributeTok"/>
+        </w:rPr>
+        <w:t xml:space="preserve">--build</w:t>
+      </w:r>
+    </w:p>
+    <w:p>
+      <w:pPr>
+        <w:pStyle w:val="FirstParagraph"/>
+      </w:pPr>
+      <w:r>
+        <w:rPr>
+          <w:b/>
+          <w:bCs/>
+        </w:rPr>
+        <w:t xml:space="preserve">Later updates</w:t>
+      </w:r>
+      <w:r>
+        <w:t xml:space="preserve">: first push the changes to GitHub and then:</w:t>
+      </w:r>
+    </w:p>
+    <w:p>
+      <w:pPr>
+        <w:pStyle w:val="SourceCode"/>
+      </w:pPr>
+      <w:r>
+        <w:rPr>
+          <w:rStyle w:val="FunctionTok"/>
+        </w:rPr>
+        <w:t xml:space="preserve">bash</w:t>
+      </w:r>
+      <w:r>
+        <w:rPr>
+          <w:rStyle w:val="NormalTok"/>
+        </w:rPr>
+        <w:t xml:space="preserve"> ~/lavarapido/lavarapido-infra/deploy/update-server.sh                 </w:t>
+      </w:r>
+      <w:r>
+        <w:rPr>
+          <w:rStyle w:val="CommentTok"/>
+        </w:rPr>
+        <w:t xml:space="preserve"># everything</w:t>
+      </w:r>
+      <w:r>
+        <w:br/>
+      </w:r>
+      <w:r>
+        <w:rPr>
+          <w:rStyle w:val="FunctionTok"/>
+        </w:rPr>
+        <w:t xml:space="preserve">bash</w:t>
+      </w:r>
+      <w:r>
+        <w:rPr>
+          <w:rStyle w:val="NormalTok"/>
+        </w:rPr>
+        <w:t xml:space="preserve"> ~/lavarapido/lavarapido-infra/deploy/update-server.sh web             </w:t>
+      </w:r>
+      <w:r>
+        <w:rPr>
+          <w:rStyle w:val="CommentTok"/>
+        </w:rPr>
+        <w:t xml:space="preserve"># only the web</w:t>
+      </w:r>
+      <w:r>
+        <w:br/>
+      </w:r>
+      <w:r>
+        <w:rPr>
+          <w:rStyle w:val="FunctionTok"/>
+        </w:rPr>
+        <w:t xml:space="preserve">bash</w:t>
+      </w:r>
+      <w:r>
+        <w:rPr>
+          <w:rStyle w:val="NormalTok"/>
+        </w:rPr>
+        <w:t xml:space="preserve"> ~/lavarapido/lavarapido-infra/deploy/update-server.sh security-service notification-service</w:t>
+      </w:r>
+    </w:p>
+    <w:p>
+      <w:pPr>
+        <w:pStyle w:val="FirstParagraph"/>
+      </w:pPr>
+      <w:r>
+        <w:rPr>
+          <w:b/>
+          <w:bCs/>
+        </w:rPr>
+        <w:t xml:space="preserve">From GitHub, without SSH:</w:t>
+      </w:r>
+      <w:r>
+        <w:t xml:space="preserve"> </w:t>
+      </w:r>
+      <w:r>
+        <w:t xml:space="preserve">with the machine on, in the</w:t>
+      </w:r>
+      <w:r>
+        <w:t xml:space="preserve"> </w:t>
+      </w:r>
+      <w:r>
+        <w:rPr>
+          <w:rStyle w:val="VerbatimChar"/>
+        </w:rPr>
+        <w:t xml:space="preserve">lavarapido-infra</w:t>
+      </w:r>
+      <w:r>
+        <w:t xml:space="preserve"> </w:t>
+      </w:r>
+      <w:r>
+        <w:t xml:space="preserve">repository →</w:t>
+      </w:r>
+      <w:r>
+        <w:t xml:space="preserve"> </w:t>
+      </w:r>
+      <w:r>
+        <w:rPr>
+          <w:i/>
+          <w:iCs/>
+        </w:rPr>
+        <w:t xml:space="preserve">Actions → Desplegar en Azure → Run workflow</w:t>
+      </w:r>
+      <w:r>
+        <w:t xml:space="preserve">. In</w:t>
+      </w:r>
+      <w:r>
+        <w:t xml:space="preserve"> </w:t>
+      </w:r>
+      <w:r>
+        <w:rPr>
+          <w:i/>
+          <w:iCs/>
+        </w:rPr>
+        <w:t xml:space="preserve">Servicios</w:t>
+      </w:r>
+      <w:r>
+        <w:t xml:space="preserve">, leave it empty to update everything or write the names (</w:t>
+      </w:r>
+      <w:r>
+        <w:rPr>
+          <w:rStyle w:val="VerbatimChar"/>
+        </w:rPr>
+        <w:t xml:space="preserve">web payment-service</w:t>
+      </w:r>
+      <w:r>
+        <w:t xml:space="preserve">). At the end, the workflow checks that the web and the API answer 200. It uses its own GitHub key (secret</w:t>
+      </w:r>
+      <w:r>
+        <w:t xml:space="preserve"> </w:t>
+      </w:r>
+      <w:r>
+        <w:rPr>
+          <w:rStyle w:val="VerbatimChar"/>
+        </w:rPr>
+        <w:t xml:space="preserve">AZURE_SSH_KEY</w:t>
+      </w:r>
+      <w:r>
+        <w:t xml:space="preserve">) that on the server can only run</w:t>
+      </w:r>
+      <w:r>
+        <w:t xml:space="preserve"> </w:t>
+      </w:r>
+      <w:r>
+        <w:rPr>
+          <w:rStyle w:val="VerbatimChar"/>
+        </w:rPr>
+        <w:t xml:space="preserve">deploy/ci-deploy.sh</w:t>
+      </w:r>
+      <w:r>
+        <w:t xml:space="preserve">, which validates the names and does not let two updates run at the same time.</w:t>
+      </w:r>
+    </w:p>
+    <w:p>
+      <w:pPr>
+        <w:pStyle w:val="BodyText"/>
+      </w:pPr>
+      <w:r>
+        <w:rPr>
+          <w:b/>
+          <w:bCs/>
+        </w:rPr>
+        <w:t xml:space="preserve">Continuous integration:</w:t>
+      </w:r>
+      <w:r>
+        <w:t xml:space="preserve"> </w:t>
+      </w:r>
+      <w:r>
+        <w:t xml:space="preserve">since 2026-10-19 the 10 repositories have</w:t>
+      </w:r>
+      <w:r>
+        <w:t xml:space="preserve"> </w:t>
+      </w:r>
+      <w:r>
+        <w:rPr>
+          <w:rStyle w:val="VerbatimChar"/>
+        </w:rPr>
+        <w:t xml:space="preserve">.github/workflows/ci.yml</w:t>
+      </w:r>
+      <w:r>
+        <w:t xml:space="preserve">, which runs on every push or pull request to</w:t>
+      </w:r>
+      <w:r>
+        <w:t xml:space="preserve"> </w:t>
+      </w:r>
+      <w:r>
+        <w:rPr>
+          <w:rStyle w:val="VerbatimChar"/>
+        </w:rPr>
+        <w:t xml:space="preserve">develop</w:t>
+      </w:r>
+      <w:r>
+        <w:t xml:space="preserve"> </w:t>
+      </w:r>
+      <w:r>
+        <w:t xml:space="preserve">and</w:t>
+      </w:r>
+      <w:r>
+        <w:t xml:space="preserve"> </w:t>
+      </w:r>
+      <w:r>
+        <w:rPr>
+          <w:rStyle w:val="VerbatimChar"/>
+        </w:rPr>
+        <w:t xml:space="preserve">main</w:t>
+      </w:r>
+      <w:r>
+        <w:t xml:space="preserve">, and the result appears as ✓ or ✗ next to each commit:</w:t>
+      </w:r>
+    </w:p>
+    <w:tbl>
+      <w:tblPr>
+        <w:tblStyle w:val="Table"/>
+        <w:tblW w:type="auto" w:w="0"/>
+        <w:tblLook w:firstRow="1" w:lastRow="0" w:firstColumn="0" w:lastColumn="0" w:noHBand="0" w:noVBand="0" w:val="0020"/>
+      </w:tblPr>
+      <w:tblGrid>
+        <w:gridCol w:w="3960"/>
+        <w:gridCol w:w="3960"/>
+      </w:tblGrid>
+      <w:tr>
+        <w:trPr>
+          <w:tblHeader w:val="on"/>
+        </w:trPr>
+        <w:tc>
+          <w:tcPr/>
+          <w:p>
+            <w:pPr>
+              <w:pStyle w:val="Compact"/>
+            </w:pPr>
+            <w:r>
+              <w:t xml:space="preserve">Repository</w:t>
+            </w:r>
+          </w:p>
+        </w:tc>
+        <w:tc>
+          <w:tcPr/>
+          <w:p>
+            <w:pPr>
+              <w:pStyle w:val="Compact"/>
+            </w:pPr>
+            <w:r>
+              <w:t xml:space="preserve">What it checks</w:t>
+            </w:r>
+          </w:p>
+        </w:tc>
+      </w:tr>
+      <w:tr>
+        <w:tc>
+          <w:tcPr/>
+          <w:p>
+            <w:pPr>
+              <w:pStyle w:val="Compact"/>
+            </w:pPr>
+            <w:r>
+              <w:t xml:space="preserve">Java services and api-gateway</w:t>
+            </w:r>
+          </w:p>
+        </w:tc>
+        <w:tc>
+          <w:tcPr/>
+          <w:p>
+            <w:pPr>
+              <w:pStyle w:val="Compact"/>
+            </w:pPr>
+            <w:r>
+              <w:rPr>
+                <w:rStyle w:val="VerbatimChar"/>
+              </w:rPr>
+              <w:t xml:space="preserve">./mvnw verify</w:t>
+            </w:r>
+            <w:r>
+              <w:t xml:space="preserve">: builds and runs the tests (Java 21)</w:t>
+            </w:r>
+          </w:p>
+        </w:tc>
+      </w:tr>
+      <w:tr>
+        <w:tc>
+          <w:tcPr/>
+          <w:p>
+            <w:pPr>
+              <w:pStyle w:val="Compact"/>
+            </w:pPr>
+            <w:r>
+              <w:t xml:space="preserve">payment-service</w:t>
+            </w:r>
+          </w:p>
+        </w:tc>
+        <w:tc>
+          <w:tcPr/>
+          <w:p>
+            <w:pPr>
+              <w:pStyle w:val="Compact"/>
+            </w:pPr>
+            <w:r>
+              <w:rPr>
+                <w:rStyle w:val="VerbatimChar"/>
+              </w:rPr>
+              <w:t xml:space="preserve">dotnet build</w:t>
+            </w:r>
+            <w:r>
+              <w:t xml:space="preserve"> </w:t>
+            </w:r>
+            <w:r>
+              <w:t xml:space="preserve">and</w:t>
+            </w:r>
+            <w:r>
+              <w:t xml:space="preserve"> </w:t>
+            </w:r>
+            <w:r>
+              <w:rPr>
+                <w:rStyle w:val="VerbatimChar"/>
+              </w:rPr>
+              <w:t xml:space="preserve">dotnet test</w:t>
+            </w:r>
+            <w:r>
+              <w:t xml:space="preserve"> </w:t>
+            </w:r>
+            <w:r>
+              <w:t xml:space="preserve">(.NET 8; integration tests are skipped without SQL Server)</w:t>
+            </w:r>
+          </w:p>
+        </w:tc>
+      </w:tr>
+      <w:tr>
+        <w:tc>
+          <w:tcPr/>
+          <w:p>
+            <w:pPr>
+              <w:pStyle w:val="Compact"/>
+            </w:pPr>
+            <w:r>
+              <w:t xml:space="preserve">Front-end-proyecto-web</w:t>
+            </w:r>
+          </w:p>
+        </w:tc>
+        <w:tc>
+          <w:tcPr/>
+          <w:p>
+            <w:pPr>
+              <w:pStyle w:val="Compact"/>
+            </w:pPr>
+            <w:r>
+              <w:t xml:space="preserve">Production build and</w:t>
+            </w:r>
+            <w:r>
+              <w:t xml:space="preserve"> </w:t>
+            </w:r>
+            <w:r>
+              <w:rPr>
+                <w:rStyle w:val="VerbatimChar"/>
+              </w:rPr>
+              <w:t xml:space="preserve">ng test</w:t>
+            </w:r>
+          </w:p>
+        </w:tc>
+      </w:tr>
+      <w:tr>
+        <w:tc>
+          <w:tcPr/>
+          <w:p>
+            <w:pPr>
+              <w:pStyle w:val="Compact"/>
+            </w:pPr>
+            <w:r>
+              <w:t xml:space="preserve">LavadoVehicular-Movil</w:t>
+            </w:r>
+          </w:p>
+        </w:tc>
+        <w:tc>
+          <w:tcPr/>
+          <w:p>
+            <w:pPr>
+              <w:pStyle w:val="Compact"/>
+            </w:pPr>
+            <w:r>
+              <w:rPr>
+                <w:rStyle w:val="VerbatimChar"/>
+              </w:rPr>
+              <w:t xml:space="preserve">tsc --noEmit</w:t>
+            </w:r>
+            <w:r>
+              <w:t xml:space="preserve"> </w:t>
+            </w:r>
+            <w:r>
+              <w:t xml:space="preserve">(the APK is still built with EAS)</w:t>
+            </w:r>
+          </w:p>
+        </w:tc>
+      </w:tr>
+      <w:tr>
+        <w:tc>
+          <w:tcPr/>
+          <w:p>
+            <w:pPr>
+              <w:pStyle w:val="Compact"/>
+            </w:pPr>
+            <w:r>
+              <w:t xml:space="preserve">lavarapido-infra</w:t>
+            </w:r>
+          </w:p>
+        </w:tc>
+        <w:tc>
+          <w:tcPr/>
+          <w:p>
+            <w:pPr>
+              <w:pStyle w:val="Compact"/>
+            </w:pPr>
+            <w:r>
+              <w:t xml:space="preserve">Syntax and</w:t>
+            </w:r>
+            <w:r>
+              <w:t xml:space="preserve"> </w:t>
+            </w:r>
+            <w:r>
+              <w:rPr>
+                <w:rStyle w:val="VerbatimChar"/>
+              </w:rPr>
+              <w:t xml:space="preserve">shellcheck</w:t>
+            </w:r>
+            <w:r>
+              <w:t xml:space="preserve"> </w:t>
+            </w:r>
+            <w:r>
+              <w:t xml:space="preserve">of</w:t>
+            </w:r>
+            <w:r>
+              <w:t xml:space="preserve"> </w:t>
+            </w:r>
+            <w:r>
+              <w:rPr>
+                <w:rStyle w:val="VerbatimChar"/>
+              </w:rPr>
+              <w:t xml:space="preserve">deploy/*.sh</w:t>
+            </w:r>
+            <w:r>
+              <w:t xml:space="preserve">,</w:t>
+            </w:r>
+            <w:r>
+              <w:t xml:space="preserve"> </w:t>
+            </w:r>
+            <w:r>
+              <w:rPr>
+                <w:rStyle w:val="VerbatimChar"/>
+              </w:rPr>
+              <w:t xml:space="preserve">docker compose config</w:t>
+            </w:r>
+            <w:r>
+              <w:t xml:space="preserve">, and</w:t>
+            </w:r>
+            <w:r>
+              <w:t xml:space="preserve"> </w:t>
+            </w:r>
+            <w:r>
+              <w:rPr>
+                <w:rStyle w:val="VerbatimChar"/>
+              </w:rPr>
+              <w:t xml:space="preserve">e2e/</w:t>
+            </w:r>
+            <w:r>
+              <w:t xml:space="preserve"> </w:t>
+            </w:r>
+            <w:r>
+              <w:t xml:space="preserve">syntax</w:t>
+            </w:r>
+          </w:p>
+        </w:tc>
+      </w:tr>
+    </w:tbl>
+    <w:p>
+      <w:pPr>
+        <w:pStyle w:val="BodyText"/>
+      </w:pPr>
+      <w:r>
+        <w:rPr>
+          <w:b/>
+          <w:bCs/>
+        </w:rPr>
+        <w:t xml:space="preserve">Publishing the mobile app</w:t>
+      </w:r>
+      <w:r>
+        <w:t xml:space="preserve">, from the PC, in the app folder:</w:t>
+      </w:r>
+    </w:p>
+    <w:p>
+      <w:pPr>
+        <w:pStyle w:val="SourceCode"/>
+      </w:pPr>
+      <w:r>
+        <w:rPr>
+          <w:rStyle w:val="ExtensionTok"/>
+        </w:rPr>
+        <w:t xml:space="preserve">eas</w:t>
+      </w:r>
+      <w:r>
+        <w:rPr>
+          <w:rStyle w:val="NormalTok"/>
+        </w:rPr>
+        <w:t xml:space="preserve"> build </w:t>
+      </w:r>
+      <w:r>
+        <w:rPr>
+          <w:rStyle w:val="AttributeTok"/>
+        </w:rPr>
+        <w:t xml:space="preserve">-p</w:t>
+      </w:r>
+      <w:r>
+        <w:rPr>
+          <w:rStyle w:val="NormalTok"/>
+        </w:rPr>
+        <w:t xml:space="preserve"> android </w:t>
+      </w:r>
+      <w:r>
+        <w:rPr>
+          <w:rStyle w:val="AttributeTok"/>
+        </w:rPr>
+        <w:t xml:space="preserve">--profile</w:t>
+      </w:r>
+      <w:r>
+        <w:rPr>
+          <w:rStyle w:val="NormalTok"/>
+        </w:rPr>
+        <w:t xml:space="preserve"> preview          </w:t>
+      </w:r>
+      <w:r>
+        <w:rPr>
+          <w:rStyle w:val="CommentTok"/>
+        </w:rPr>
+        <w:t xml:space="preserve"># new APK (native changes)</w:t>
+      </w:r>
+      <w:r>
+        <w:br/>
+      </w:r>
+      <w:r>
+        <w:rPr>
+          <w:rStyle w:val="ExtensionTok"/>
+        </w:rPr>
+        <w:t xml:space="preserve">npm</w:t>
+      </w:r>
+      <w:r>
+        <w:rPr>
+          <w:rStyle w:val="NormalTok"/>
+        </w:rPr>
+        <w:t xml:space="preserve"> run publish:apk </w:t>
+      </w:r>
+      <w:r>
+        <w:rPr>
+          <w:rStyle w:val="AttributeTok"/>
+        </w:rPr>
+        <w:t xml:space="preserve">--</w:t>
+      </w:r>
+      <w:r>
+        <w:rPr>
+          <w:rStyle w:val="NormalTok"/>
+        </w:rPr>
+        <w:t xml:space="preserve"> </w:t>
+      </w:r>
+      <w:r>
+        <w:rPr>
+          <w:rStyle w:val="StringTok"/>
+        </w:rPr>
+        <w:t xml:space="preserve">"what changed"</w:t>
+      </w:r>
+      <w:r>
+        <w:rPr>
+          <w:rStyle w:val="NormalTok"/>
+        </w:rPr>
+        <w:t xml:space="preserve">           </w:t>
+      </w:r>
+      <w:r>
+        <w:rPr>
+          <w:rStyle w:val="CommentTok"/>
+        </w:rPr>
+        <w:t xml:space="preserve"># publishes it in /app/ and notifies by push</w:t>
+      </w:r>
+      <w:r>
+        <w:br/>
+      </w:r>
+      <w:r>
+        <w:rPr>
+          <w:rStyle w:val="ExtensionTok"/>
+        </w:rPr>
+        <w:t xml:space="preserve">npm</w:t>
+      </w:r>
+      <w:r>
+        <w:rPr>
+          <w:rStyle w:val="NormalTok"/>
+        </w:rPr>
+        <w:t xml:space="preserve"> run publish:update </w:t>
+      </w:r>
+      <w:r>
+        <w:rPr>
+          <w:rStyle w:val="AttributeTok"/>
+        </w:rPr>
+        <w:t xml:space="preserve">--</w:t>
+      </w:r>
+      <w:r>
+        <w:rPr>
+          <w:rStyle w:val="NormalTok"/>
+        </w:rPr>
+        <w:t xml:space="preserve"> </w:t>
+      </w:r>
+      <w:r>
+        <w:rPr>
+          <w:rStyle w:val="StringTok"/>
+        </w:rPr>
+        <w:t xml:space="preserve">"what changed"</w:t>
+      </w:r>
+      <w:r>
+        <w:rPr>
+          <w:rStyle w:val="NormalTok"/>
+        </w:rPr>
+        <w:t xml:space="preserve">        </w:t>
+      </w:r>
+      <w:r>
+        <w:rPr>
+          <w:rStyle w:val="CommentTok"/>
+        </w:rPr>
+        <w:t xml:space="preserve"># screen-only changes: over-the-internet update</w:t>
+      </w:r>
+    </w:p>
+    <w:bookmarkEnd w:id="65"/>
+    <w:bookmarkEnd w:id="66"/>
+    <w:bookmarkStart w:id="67" w:name="X8afac7ca51d6aadb1fa4d0d4fc86ed16dc1d7e8"/>
+    <w:p>
+      <w:pPr>
+        <w:pStyle w:val="Ttulo3"/>
+      </w:pPr>
+      <w:r>
+        <w:t xml:space="preserve">4.4 Routing, Domain and SSL/TLS Certificate Configuration</w:t>
+      </w:r>
+    </w:p>
+    <w:p>
+      <w:pPr>
+        <w:pStyle w:val="Compact"/>
+        <w:numPr>
+          <w:ilvl w:val="0"/>
+          <w:numId w:val="1020"/>
+        </w:numPr>
+      </w:pPr>
+      <w:r>
+        <w:rPr>
+          <w:b/>
+          <w:bCs/>
+        </w:rPr>
+        <w:t xml:space="preserve">Domain:</w:t>
+      </w:r>
+      <w:r>
+        <w:t xml:space="preserve"> </w:t>
+      </w:r>
+      <w:r>
+        <w:t xml:space="preserve">Azure → public IP</w:t>
+      </w:r>
+      <w:r>
+        <w:t xml:space="preserve"> </w:t>
+      </w:r>
+      <w:r>
+        <w:rPr>
+          <w:rStyle w:val="VerbatimChar"/>
+        </w:rPr>
+        <w:t xml:space="preserve">vehiclecarwash-vm-ip</w:t>
+      </w:r>
+      <w:r>
+        <w:t xml:space="preserve"> </w:t>
+      </w:r>
+      <w:r>
+        <w:t xml:space="preserve">→ Configuration →</w:t>
+      </w:r>
+      <w:r>
+        <w:t xml:space="preserve"> </w:t>
+      </w:r>
+      <w:r>
+        <w:rPr>
+          <w:i/>
+          <w:iCs/>
+        </w:rPr>
+        <w:t xml:space="preserve">DNS name label</w:t>
+      </w:r>
+      <w:r>
+        <w:t xml:space="preserve"> </w:t>
+      </w:r>
+      <w:r>
+        <w:t xml:space="preserve">=</w:t>
+      </w:r>
+      <w:r>
+        <w:t xml:space="preserve"> </w:t>
+      </w:r>
+      <w:r>
+        <w:rPr>
+          <w:rStyle w:val="VerbatimChar"/>
+        </w:rPr>
+        <w:t xml:space="preserve">lavarapidovehicular</w:t>
+      </w:r>
+      <w:r>
+        <w:t xml:space="preserve">. The result is</w:t>
+      </w:r>
+      <w:r>
+        <w:t xml:space="preserve"> </w:t>
+      </w:r>
+      <w:r>
+        <w:rPr>
+          <w:rStyle w:val="VerbatimChar"/>
+        </w:rPr>
+        <w:t xml:space="preserve">lavarapidovehicular.northcentralus.cloudapp.azure.com</w:t>
+      </w:r>
+      <w:r>
+        <w:t xml:space="preserve">.</w:t>
+      </w:r>
+    </w:p>
+    <w:p>
+      <w:pPr>
+        <w:pStyle w:val="Compact"/>
+        <w:numPr>
+          <w:ilvl w:val="0"/>
+          <w:numId w:val="1020"/>
+        </w:numPr>
+      </w:pPr>
+      <w:r>
         <w:rPr>
           <w:b/>
           <w:bCs/>
@@ -10023,7 +10925,7 @@
         <w:pStyle w:val="Compact"/>
         <w:numPr>
           <w:ilvl w:val="0"/>
-          <w:numId w:val="1019"/>
+          <w:numId w:val="1020"/>
         </w:numPr>
       </w:pPr>
       <w:r>
@@ -10051,7 +10953,7 @@
         <w:pStyle w:val="Compact"/>
         <w:numPr>
           <w:ilvl w:val="0"/>
-          <w:numId w:val="1019"/>
+          <w:numId w:val="1020"/>
         </w:numPr>
       </w:pPr>
       <w:r>
@@ -10232,7 +11134,7 @@
         <w:pStyle w:val="Compact"/>
         <w:numPr>
           <w:ilvl w:val="0"/>
-          <w:numId w:val="1019"/>
+          <w:numId w:val="1020"/>
         </w:numPr>
       </w:pPr>
       <w:r>
@@ -10292,9 +11194,9 @@
         </w:pict>
       </w:r>
     </w:p>
-    <w:bookmarkEnd w:id="66"/>
     <w:bookmarkEnd w:id="67"/>
-    <w:bookmarkStart w:id="105" w:name="X11ebf88a84ad7ca4e0958c6957089702f0563b4"/>
+    <w:bookmarkEnd w:id="68"/>
+    <w:bookmarkStart w:id="109" w:name="X11ebf88a84ad7ca4e0958c6957089702f0563b4"/>
     <w:p>
       <w:pPr>
         <w:pStyle w:val="Ttulo2"/>
@@ -10303,7 +11205,7 @@
         <w:t xml:space="preserve">5. Verification, Testing and Evidence Plan (Smoke Tests)</w:t>
       </w:r>
     </w:p>
-    <w:bookmarkStart w:id="73" w:name="Xb1326ffc63c2881020b67e4410c42b571ce6920"/>
+    <w:bookmarkStart w:id="74" w:name="Xb1326ffc63c2881020b67e4410c42b571ce6920"/>
     <w:p>
       <w:pPr>
         <w:pStyle w:val="Ttulo3"/>
@@ -10312,7 +11214,7 @@
         <w:t xml:space="preserve">5.1 Service Verification Links and Endpoints Matrix</w:t>
       </w:r>
     </w:p>
-    <w:bookmarkStart w:id="68" w:name="Xd66384c6f6ef1e3a5af25748faf6d620e166a1e"/>
+    <w:bookmarkStart w:id="69" w:name="Xd66384c6f6ef1e3a5af25748faf6d620e166a1e"/>
     <w:p>
       <w:pPr>
         <w:pStyle w:val="Ttulo4"/>
@@ -10507,8 +11409,8 @@
         </w:tc>
       </w:tr>
     </w:tbl>
-    <w:bookmarkEnd w:id="68"/>
-    <w:bookmarkStart w:id="69" w:name="X7079f699258d6b2a97ec443982a6f7d672d90ff"/>
+    <w:bookmarkEnd w:id="69"/>
+    <w:bookmarkStart w:id="70" w:name="X7079f699258d6b2a97ec443982a6f7d672d90ff"/>
     <w:p>
       <w:pPr>
         <w:pStyle w:val="Ttulo4"/>
@@ -10561,7 +11463,7 @@
               <w:pStyle w:val="Compact"/>
             </w:pPr>
             <w:r>
-              <w:t xml:space="preserve">Result (2026-10-16)</w:t>
+              <w:t xml:space="preserve">Result (2026-10-19)</w:t>
             </w:r>
           </w:p>
         </w:tc>
@@ -10743,10 +11645,10 @@
               <w:rPr>
                 <w:rStyle w:val="VerbatimChar"/>
               </w:rPr>
-              <w:t xml:space="preserve">versionCode 2</w:t>
-            </w:r>
-            <w:r>
-              <w:t xml:space="preserve">)</w:t>
+              <w:t xml:space="preserve">versionCode 5</w:t>
+            </w:r>
+            <w:r>
+              <w:t xml:space="preserve">, version 1.1.0)</w:t>
             </w:r>
           </w:p>
         </w:tc>
@@ -10799,8 +11701,8 @@
         </w:tc>
       </w:tr>
     </w:tbl>
-    <w:bookmarkEnd w:id="69"/>
-    <w:bookmarkStart w:id="70" w:name="X5f52dd7ec75fa1f56efd98ae99d21b926d27f84"/>
+    <w:bookmarkEnd w:id="70"/>
+    <w:bookmarkStart w:id="71" w:name="X5f52dd7ec75fa1f56efd98ae99d21b926d27f84"/>
     <w:p>
       <w:pPr>
         <w:pStyle w:val="Ttulo4"/>
@@ -11170,8 +12072,8 @@
         <w:t xml:space="preserve">.</w:t>
       </w:r>
     </w:p>
-    <w:bookmarkEnd w:id="70"/>
-    <w:bookmarkStart w:id="71" w:name="Xf1b18a6250d98df5d88ae02196a22090678ec45"/>
+    <w:bookmarkEnd w:id="71"/>
+    <w:bookmarkStart w:id="72" w:name="Xf1b18a6250d98df5d88ae02196a22090678ec45"/>
     <w:p>
       <w:pPr>
         <w:pStyle w:val="Ttulo4"/>
@@ -11185,7 +12087,7 @@
         <w:pStyle w:val="Compact"/>
         <w:numPr>
           <w:ilvl w:val="0"/>
-          <w:numId w:val="1020"/>
+          <w:numId w:val="1021"/>
         </w:numPr>
       </w:pPr>
       <w:r>
@@ -11219,7 +12121,7 @@
         <w:pStyle w:val="Compact"/>
         <w:numPr>
           <w:ilvl w:val="0"/>
-          <w:numId w:val="1020"/>
+          <w:numId w:val="1021"/>
         </w:numPr>
       </w:pPr>
       <w:r>
@@ -11271,7 +12173,7 @@
         <w:pStyle w:val="Compact"/>
         <w:numPr>
           <w:ilvl w:val="0"/>
-          <w:numId w:val="1020"/>
+          <w:numId w:val="1021"/>
         </w:numPr>
       </w:pPr>
       <w:r>
@@ -11290,8 +12192,8 @@
         <w:t xml:space="preserve">.</w:t>
       </w:r>
     </w:p>
-    <w:bookmarkEnd w:id="71"/>
-    <w:bookmarkStart w:id="72" w:name="X948661daf4ca406e73437792b0c335111afa9d6"/>
+    <w:bookmarkEnd w:id="72"/>
+    <w:bookmarkStart w:id="73" w:name="X948661daf4ca406e73437792b0c335111afa9d6"/>
     <w:p>
       <w:pPr>
         <w:pStyle w:val="Ttulo4"/>
@@ -11575,9 +12477,9 @@
         <w:t xml:space="preserve"># from outside: must FAIL (port closed)</w:t>
       </w:r>
     </w:p>
-    <w:bookmarkEnd w:id="72"/>
     <w:bookmarkEnd w:id="73"/>
-    <w:bookmarkStart w:id="77" w:name="Xfbe34d1e8320aab157e9f7bef1ee88119cf48a4"/>
+    <w:bookmarkEnd w:id="74"/>
+    <w:bookmarkStart w:id="78" w:name="Xfbe34d1e8320aab157e9f7bef1ee88119cf48a4"/>
     <w:p>
       <w:pPr>
         <w:pStyle w:val="Ttulo3"/>
@@ -11586,7 +12488,7 @@
         <w:t xml:space="preserve">5.2 Functional Smoke Tests</w:t>
       </w:r>
     </w:p>
-    <w:bookmarkStart w:id="74" w:name="Xe8ecf0299452044cdf1f1fb493b422bfe01f212"/>
+    <w:bookmarkStart w:id="75" w:name="Xe8ecf0299452044cdf1f1fb493b422bfe01f212"/>
     <w:p>
       <w:pPr>
         <w:pStyle w:val="Ttulo4"/>
@@ -11871,8 +12773,8 @@
         </w:tc>
       </w:tr>
     </w:tbl>
-    <w:bookmarkEnd w:id="74"/>
-    <w:bookmarkStart w:id="75" w:name="X257c1a1c550b277bdcdd6d74c8567c324139a69"/>
+    <w:bookmarkEnd w:id="75"/>
+    <w:bookmarkStart w:id="76" w:name="X257c1a1c550b277bdcdd6d74c8567c324139a69"/>
     <w:p>
       <w:pPr>
         <w:pStyle w:val="Ttulo4"/>
@@ -12006,8 +12908,8 @@
         </w:tc>
       </w:tr>
     </w:tbl>
-    <w:bookmarkEnd w:id="75"/>
-    <w:bookmarkStart w:id="76" w:name="X5230af546335995fe5a9efa1740a60b21c8b533"/>
+    <w:bookmarkEnd w:id="76"/>
+    <w:bookmarkStart w:id="77" w:name="X5230af546335995fe5a9efa1740a60b21c8b533"/>
     <w:p>
       <w:pPr>
         <w:pStyle w:val="Ttulo4"/>
@@ -12282,7 +13184,7 @@
         <w:pStyle w:val="Compact"/>
         <w:numPr>
           <w:ilvl w:val="0"/>
-          <w:numId w:val="1021"/>
+          <w:numId w:val="1022"/>
         </w:numPr>
       </w:pPr>
       <w:r>
@@ -12304,7 +13206,7 @@
         <w:pStyle w:val="Compact"/>
         <w:numPr>
           <w:ilvl w:val="0"/>
-          <w:numId w:val="1021"/>
+          <w:numId w:val="1022"/>
         </w:numPr>
       </w:pPr>
       <w:r>
@@ -12320,7 +13222,7 @@
         <w:pStyle w:val="Compact"/>
         <w:numPr>
           <w:ilvl w:val="1"/>
-          <w:numId w:val="1022"/>
+          <w:numId w:val="1023"/>
         </w:numPr>
       </w:pPr>
       <w:r>
@@ -12332,7 +13234,7 @@
         <w:pStyle w:val="Compact"/>
         <w:numPr>
           <w:ilvl w:val="1"/>
-          <w:numId w:val="1022"/>
+          <w:numId w:val="1023"/>
         </w:numPr>
       </w:pPr>
       <w:r>
@@ -12344,16 +13246,16 @@
         <w:pStyle w:val="Compact"/>
         <w:numPr>
           <w:ilvl w:val="1"/>
-          <w:numId w:val="1022"/>
+          <w:numId w:val="1023"/>
         </w:numPr>
       </w:pPr>
       <w:r>
         <w:t xml:space="preserve">the push switch (off → inbox only; on → push).</w:t>
       </w:r>
     </w:p>
-    <w:bookmarkEnd w:id="76"/>
     <w:bookmarkEnd w:id="77"/>
-    <w:bookmarkStart w:id="80" w:name="X5f7820578832f258d43ae5e0855f39a259de568"/>
+    <w:bookmarkEnd w:id="78"/>
+    <w:bookmarkStart w:id="81" w:name="X5f7820578832f258d43ae5e0855f39a259de568"/>
     <w:p>
       <w:pPr>
         <w:pStyle w:val="Ttulo3"/>
@@ -12362,7 +13264,7 @@
         <w:t xml:space="preserve">5.3 Log Inspection and Resource Monitoring</w:t>
       </w:r>
     </w:p>
-    <w:bookmarkStart w:id="78" w:name="Xd1868284c69ceaf44aa945c0b085e6367aaeb26"/>
+    <w:bookmarkStart w:id="79" w:name="Xd1868284c69ceaf44aa945c0b085e6367aaeb26"/>
     <w:p>
       <w:pPr>
         <w:pStyle w:val="Ttulo4"/>
@@ -12758,7 +13660,7 @@
         <w:pStyle w:val="Compact"/>
         <w:numPr>
           <w:ilvl w:val="0"/>
-          <w:numId w:val="1023"/>
+          <w:numId w:val="1024"/>
         </w:numPr>
       </w:pPr>
       <w:r>
@@ -12782,7 +13684,7 @@
         <w:pStyle w:val="Compact"/>
         <w:numPr>
           <w:ilvl w:val="0"/>
-          <w:numId w:val="1023"/>
+          <w:numId w:val="1024"/>
         </w:numPr>
       </w:pPr>
       <w:r>
@@ -12806,7 +13708,7 @@
         <w:pStyle w:val="Compact"/>
         <w:numPr>
           <w:ilvl w:val="0"/>
-          <w:numId w:val="1023"/>
+          <w:numId w:val="1024"/>
         </w:numPr>
       </w:pPr>
       <w:r>
@@ -12825,8 +13727,8 @@
         <w:t xml:space="preserve">.</w:t>
       </w:r>
     </w:p>
-    <w:bookmarkEnd w:id="78"/>
-    <w:bookmarkStart w:id="79" w:name="X1c49797686c5d8bcac10dc665b5e5bcfd5efe95"/>
+    <w:bookmarkEnd w:id="79"/>
+    <w:bookmarkStart w:id="80" w:name="X1c49797686c5d8bcac10dc665b5e5bcfd5efe95"/>
     <w:p>
       <w:pPr>
         <w:pStyle w:val="Ttulo4"/>
@@ -12908,7 +13810,7 @@
         <w:pStyle w:val="FirstParagraph"/>
       </w:pPr>
       <w:r>
-        <w:t xml:space="preserve">Measurement on 2026-10-16, with the system idle:</w:t>
+        <w:t xml:space="preserve">Measurement on 2026-10-19, with the system idle and the machine just started:</w:t>
       </w:r>
     </w:p>
     <w:tbl>
@@ -12967,7 +13869,7 @@
               <w:pStyle w:val="Compact"/>
             </w:pPr>
             <w:r>
-              <w:t xml:space="preserve">341 MB / 512 MB</w:t>
+              <w:t xml:space="preserve">311 MB / 512 MB</w:t>
             </w:r>
           </w:p>
         </w:tc>
@@ -12991,7 +13893,7 @@
               <w:pStyle w:val="Compact"/>
             </w:pPr>
             <w:r>
-              <w:t xml:space="preserve">319 MB / 512 MB</w:t>
+              <w:t xml:space="preserve">326 MB / 512 MB</w:t>
             </w:r>
           </w:p>
         </w:tc>
@@ -13015,7 +13917,7 @@
               <w:pStyle w:val="Compact"/>
             </w:pPr>
             <w:r>
-              <w:t xml:space="preserve">313 MB / 512 MB</w:t>
+              <w:t xml:space="preserve">327 MB / 512 MB</w:t>
             </w:r>
           </w:p>
         </w:tc>
@@ -13039,7 +13941,7 @@
               <w:pStyle w:val="Compact"/>
             </w:pPr>
             <w:r>
-              <w:t xml:space="preserve">304 MB / 512 MB</w:t>
+              <w:t xml:space="preserve">341 MB / 512 MB</w:t>
             </w:r>
           </w:p>
         </w:tc>
@@ -13063,7 +13965,7 @@
               <w:pStyle w:val="Compact"/>
             </w:pPr>
             <w:r>
-              <w:t xml:space="preserve">300 MB / 512 MB</w:t>
+              <w:t xml:space="preserve">292 MB / 512 MB</w:t>
             </w:r>
           </w:p>
         </w:tc>
@@ -13087,7 +13989,7 @@
               <w:pStyle w:val="Compact"/>
             </w:pPr>
             <w:r>
-              <w:t xml:space="preserve">157 MB / 512 MB</w:t>
+              <w:t xml:space="preserve">176 MB / 512 MB</w:t>
             </w:r>
           </w:p>
         </w:tc>
@@ -13111,7 +14013,7 @@
               <w:pStyle w:val="Compact"/>
             </w:pPr>
             <w:r>
-              <w:t xml:space="preserve">62 MB / 384 MB</w:t>
+              <w:t xml:space="preserve">78 MB / 384 MB</w:t>
             </w:r>
           </w:p>
         </w:tc>
@@ -13135,7 +14037,7 @@
               <w:pStyle w:val="Compact"/>
             </w:pPr>
             <w:r>
-              <w:t xml:space="preserve">644 MB</w:t>
+              <w:t xml:space="preserve">777 MB</w:t>
             </w:r>
           </w:p>
         </w:tc>
@@ -13159,7 +14061,7 @@
               <w:pStyle w:val="Compact"/>
             </w:pPr>
             <w:r>
-              <w:t xml:space="preserve">124 MB</w:t>
+              <w:t xml:space="preserve">148 MB</w:t>
             </w:r>
           </w:p>
         </w:tc>
@@ -13183,7 +14085,31 @@
               <w:pStyle w:val="Compact"/>
             </w:pPr>
             <w:r>
-              <w:t xml:space="preserve">6 MB / 12 MB</w:t>
+              <w:t xml:space="preserve">12 MB / 60 MB</w:t>
+            </w:r>
+          </w:p>
+        </w:tc>
+      </w:tr>
+      <w:tr>
+        <w:tc>
+          <w:tcPr/>
+          <w:p>
+            <w:pPr>
+              <w:pStyle w:val="Compact"/>
+            </w:pPr>
+            <w:r>
+              <w:t xml:space="preserve">portainer</w:t>
+            </w:r>
+          </w:p>
+        </w:tc>
+        <w:tc>
+          <w:tcPr/>
+          <w:p>
+            <w:pPr>
+              <w:pStyle w:val="Compact"/>
+            </w:pPr>
+            <w:r>
+              <w:t xml:space="preserve">61 MB</w:t>
             </w:r>
           </w:p>
         </w:tc>
@@ -13221,9 +14147,9 @@
         </w:tc>
       </w:tr>
     </w:tbl>
-    <w:bookmarkEnd w:id="79"/>
     <w:bookmarkEnd w:id="80"/>
-    <w:bookmarkStart w:id="104" w:name="Xc3262cf2636d98ed9cb4fe33284ee128f646202"/>
+    <w:bookmarkEnd w:id="81"/>
+    <w:bookmarkStart w:id="108" w:name="Xc3262cf2636d98ed9cb4fe33284ee128f646202"/>
     <w:p>
       <w:pPr>
         <w:pStyle w:val="Ttulo3"/>
@@ -13237,22 +14163,10 @@
         <w:pStyle w:val="BlockText"/>
       </w:pPr>
       <w:r>
-        <w:t xml:space="preserve">Screenshots taken on 2026-10-16 on the production server, after updating it to the latest version of</w:t>
-      </w:r>
-      <w:r>
-        <w:t xml:space="preserve"> </w:t>
-      </w:r>
-      <w:r>
-        <w:rPr>
-          <w:rStyle w:val="VerbatimChar"/>
-        </w:rPr>
-        <w:t xml:space="preserve">develop</w:t>
-      </w:r>
-      <w:r>
-        <w:t xml:space="preserve">. The terminal ones show the real output of the commands. The screenshots keep the original interface language (Spanish).</w:t>
-      </w:r>
-    </w:p>
-    <w:bookmarkStart w:id="87" w:name="X819b6a502b2f0637e9f8fe3e2617ab6f5ae1350"/>
+        <w:t xml:space="preserve">The terminal and web screenshots were taken on 2026-10-19 on the production server, with the version deployed that day at 03:20; the terminal ones show the real output of the commands. The Portainer ones (5.4.1) are from 2026-10-16, because the panel requires logging in and only the DevOps owner uses it.</w:t>
+      </w:r>
+    </w:p>
+    <w:bookmarkStart w:id="91" w:name="X819b6a502b2f0637e9f8fe3e2617ab6f5ae1350"/>
     <w:p>
       <w:pPr>
         <w:pStyle w:val="Ttulo4"/>
@@ -13270,18 +14184,18 @@
           <wp:inline>
             <wp:extent cx="5600700" cy="4200525"/>
             <wp:effectExtent b="0" l="0" r="0" t="0"/>
-            <wp:docPr descr="Portainer: containers of the lavarapido stack in Running" title="" id="82" name="Picture"/>
+            <wp:docPr descr="Portainer: containers of the lavarapido stack in Running" title="" id="83" name="Picture"/>
             <a:graphic>
               <a:graphicData uri="http://schemas.openxmlformats.org/drawingml/2006/picture">
                 <pic:pic>
                   <pic:nvPicPr>
-                    <pic:cNvPr descr="capturas/5.4.1-portainer-running.png" id="83" name="Picture"/>
+                    <pic:cNvPr descr="capturas/5.4.1-portainer-running.png" id="84" name="Picture"/>
                     <pic:cNvPicPr>
                       <a:picLocks noChangeArrowheads="1" noChangeAspect="1"/>
                     </pic:cNvPicPr>
                   </pic:nvPicPr>
                   <pic:blipFill>
-                    <a:blip r:embed="rId81"/>
+                    <a:blip r:embed="rId82"/>
                     <a:stretch>
                       <a:fillRect/>
                     </a:stretch>
@@ -13391,18 +14305,18 @@
           <wp:inline>
             <wp:extent cx="5600700" cy="4200525"/>
             <wp:effectExtent b="0" l="0" r="0" t="0"/>
-            <wp:docPr descr="Portainer: lavarapido stack" title="" id="85" name="Picture"/>
+            <wp:docPr descr="Portainer: lavarapido stack" title="" id="86" name="Picture"/>
             <a:graphic>
               <a:graphicData uri="http://schemas.openxmlformats.org/drawingml/2006/picture">
                 <pic:pic>
                   <pic:nvPicPr>
-                    <pic:cNvPr descr="capturas/5.4.1b-portainer-stack.png" id="86" name="Picture"/>
+                    <pic:cNvPr descr="capturas/5.4.1b-portainer-stack.png" id="87" name="Picture"/>
                     <pic:cNvPicPr>
                       <a:picLocks noChangeArrowheads="1" noChangeAspect="1"/>
                     </pic:cNvPicPr>
                   </pic:nvPicPr>
                   <pic:blipFill>
-                    <a:blip r:embed="rId84"/>
+                    <a:blip r:embed="rId85"/>
                     <a:stretch>
                       <a:fillRect/>
                     </a:stretch>
@@ -13429,31 +14343,21 @@
         </w:drawing>
       </w:r>
     </w:p>
-    <w:bookmarkEnd w:id="87"/>
-    <w:bookmarkStart w:id="91" w:name="X8ec07d82068b8417d87ccdff071440257430501"/>
-    <w:p>
-      <w:pPr>
-        <w:pStyle w:val="Ttulo4"/>
-      </w:pPr>
-      <w:r>
-        <w:t xml:space="preserve">5.4.2 Screenshot of the Backend services log viewer</w:t>
-      </w:r>
-    </w:p>
-    <w:p>
-      <w:pPr>
-        <w:pStyle w:val="FirstParagraph"/>
+    <w:p>
+      <w:pPr>
+        <w:pStyle w:val="BodyText"/>
       </w:pPr>
       <w:r>
         <w:drawing>
           <wp:inline>
-            <wp:extent cx="5600700" cy="1305247"/>
+            <wp:extent cx="5600700" cy="4363336"/>
             <wp:effectExtent b="0" l="0" r="0" t="0"/>
-            <wp:docPr descr="Startup logs of the services" title="" id="89" name="Picture"/>
+            <wp:docPr descr="Container status and usage from the terminal" title="" id="89" name="Picture"/>
             <a:graphic>
               <a:graphicData uri="http://schemas.openxmlformats.org/drawingml/2006/picture">
                 <pic:pic>
                   <pic:nvPicPr>
-                    <pic:cNvPr descr="capturas/5.4.2-logs-backend.png" id="90" name="Picture"/>
+                    <pic:cNvPr descr="capturas/5.4.1c-contenedores-y-consumo.png" id="90" name="Picture"/>
                     <pic:cNvPicPr>
                       <a:picLocks noChangeArrowheads="1" noChangeAspect="1"/>
                     </pic:cNvPicPr>
@@ -13467,7 +14371,7 @@
                   <pic:spPr bwMode="auto">
                     <a:xfrm>
                       <a:off x="0" y="0"/>
-                      <a:ext cx="5600700" cy="1305247"/>
+                      <a:ext cx="5600700" cy="4363336"/>
                     </a:xfrm>
                     <a:prstGeom prst="rect">
                       <a:avLst/>
@@ -13495,49 +14399,60 @@
           <w:i/>
           <w:iCs/>
         </w:rPr>
-        <w:t xml:space="preserve">Each Java service shows</w:t>
-      </w:r>
-      <w:r>
-        <w:t xml:space="preserve"> </w:t>
-      </w:r>
-      <w:r>
-        <w:t xml:space="preserve">Started … in N seconds</w:t>
-      </w:r>
-      <w:r>
-        <w:t xml:space="preserve"> </w:t>
+        <w:t xml:space="preserve">Status taken from the terminal on 2026-10-19: the 11 containers of the system Up (SQL Server and RabbitMQ</w:t>
+      </w:r>
+      <w:r>
+        <w:t xml:space="preserve"> </w:t>
+      </w:r>
+      <w:r>
+        <w:t xml:space="preserve">healthy*),</w:t>
+      </w:r>
+      <w:r>
+        <w:t xml:space="preserve"> </w:t>
+      </w:r>
+      <w:r>
+        <w:rPr>
+          <w:rStyle w:val="VerbatimChar"/>
+        </w:rPr>
+        <w:t xml:space="preserve">db-init</w:t>
+      </w:r>
+      <w:r>
+        <w:t xml:space="preserve"> </w:t>
+      </w:r>
+      <w:r>
+        <w:t xml:space="preserve">and</w:t>
+      </w:r>
+      <w:r>
+        <w:t xml:space="preserve"> </w:t>
+      </w:r>
+      <w:r>
+        <w:rPr>
+          <w:rStyle w:val="VerbatimChar"/>
+        </w:rPr>
+        <w:t xml:space="preserve">payment-migrate</w:t>
+      </w:r>
+      <w:r>
+        <w:t xml:space="preserve"> </w:t>
+      </w:r>
+      <w:r>
+        <w:t xml:space="preserve">in* Exited (0)</w:t>
       </w:r>
       <w:r>
         <w:rPr>
           <w:i/>
           <w:iCs/>
         </w:rPr>
-        <w:t xml:space="preserve">, payment</w:t>
-      </w:r>
-      <w:r>
-        <w:t xml:space="preserve"> </w:t>
-      </w:r>
-      <w:r>
-        <w:t xml:space="preserve">Now listening on :3005</w:t>
-      </w:r>
-      <w:r>
-        <w:t xml:space="preserve"> </w:t>
-      </w:r>
-      <w:r>
-        <w:rPr>
-          <w:i/>
-          <w:iCs/>
-        </w:rPr>
-        <w:t xml:space="preserve">, and security confirms that the administrator already exists. There are 0 error traces in the last 15 minutes.</w:t>
+        <w:t xml:space="preserve">, and the memory usage of each container.</w:t>
       </w:r>
     </w:p>
     <w:bookmarkEnd w:id="91"/>
-    <w:bookmarkStart w:id="95" w:name="X8e6b636171d0b5d3cb5298d39180d176fd8cf7e"/>
+    <w:bookmarkStart w:id="95" w:name="X8ec07d82068b8417d87ccdff071440257430501"/>
     <w:p>
       <w:pPr>
         <w:pStyle w:val="Ttulo4"/>
       </w:pPr>
       <w:r>
-        <w:t xml:space="preserve">5.4.3 Screenshot of the HTTP 200 response of the Health Checks</w:t>
+        <w:t xml:space="preserve">5.4.2 Screenshot of the Backend services log viewer</w:t>
       </w:r>
     </w:p>
     <w:p>
@@ -13547,14 +14462,14 @@
       <w:r>
         <w:drawing>
           <wp:inline>
-            <wp:extent cx="5600700" cy="2226040"/>
+            <wp:extent cx="5600700" cy="1940707"/>
             <wp:effectExtent b="0" l="0" r="0" t="0"/>
-            <wp:docPr descr="Health checks UP" title="" id="93" name="Picture"/>
+            <wp:docPr descr="Startup logs of the services" title="" id="93" name="Picture"/>
             <a:graphic>
               <a:graphicData uri="http://schemas.openxmlformats.org/drawingml/2006/picture">
                 <pic:pic>
                   <pic:nvPicPr>
-                    <pic:cNvPr descr="capturas/5.4.3-health-checks.png" id="94" name="Picture"/>
+                    <pic:cNvPr descr="capturas/5.4.2-logs-backend.png" id="94" name="Picture"/>
                     <pic:cNvPicPr>
                       <a:picLocks noChangeArrowheads="1" noChangeAspect="1"/>
                     </pic:cNvPicPr>
@@ -13568,7 +14483,7 @@
                   <pic:spPr bwMode="auto">
                     <a:xfrm>
                       <a:off x="0" y="0"/>
-                      <a:ext cx="5600700" cy="2226040"/>
+                      <a:ext cx="5600700" cy="1940707"/>
                     </a:xfrm>
                     <a:prstGeom prst="rect">
                       <a:avLst/>
@@ -13593,93 +14508,42 @@
       </w:pPr>
       <w:r>
         <w:rPr>
-          <w:rStyle w:val="VerbatimChar"/>
           <w:i/>
           <w:iCs/>
         </w:rPr>
-        <w:t xml:space="preserve">/actuator/health</w:t>
+        <w:t xml:space="preserve">Each Java service shows</w:t>
+      </w:r>
+      <w:r>
+        <w:t xml:space="preserve"> </w:t>
+      </w:r>
+      <w:r>
+        <w:t xml:space="preserve">Started … in N seconds</w:t>
+      </w:r>
+      <w:r>
+        <w:t xml:space="preserve"> </w:t>
       </w:r>
       <w:r>
         <w:rPr>
           <w:i/>
           <w:iCs/>
         </w:rPr>
-        <w:t xml:space="preserve"> </w:t>
-      </w:r>
-      <w:r>
-        <w:rPr>
-          <w:i/>
-          <w:iCs/>
-        </w:rPr>
-        <w:t xml:space="preserve">responds</w:t>
-      </w:r>
-      <w:r>
-        <w:rPr>
-          <w:i/>
-          <w:iCs/>
-        </w:rPr>
-        <w:t xml:space="preserve"> </w:t>
-      </w:r>
-      <w:r>
-        <w:rPr>
-          <w:rStyle w:val="VerbatimChar"/>
-          <w:i/>
-          <w:iCs/>
-        </w:rPr>
-        <w:t xml:space="preserve">UP</w:t>
-      </w:r>
-      <w:r>
-        <w:rPr>
-          <w:i/>
-          <w:iCs/>
-        </w:rPr>
-        <w:t xml:space="preserve"> </w:t>
-      </w:r>
-      <w:r>
-        <w:rPr>
-          <w:i/>
-          <w:iCs/>
-        </w:rPr>
-        <w:t xml:space="preserve">(HTTP 200) in the 6 Java services from the internal network; the web, the API and</w:t>
-      </w:r>
-      <w:r>
-        <w:rPr>
-          <w:i/>
-          <w:iCs/>
-        </w:rPr>
-        <w:t xml:space="preserve"> </w:t>
-      </w:r>
-      <w:r>
-        <w:rPr>
-          <w:rStyle w:val="VerbatimChar"/>
-          <w:i/>
-          <w:iCs/>
-        </w:rPr>
-        <w:t xml:space="preserve">/app/version.json</w:t>
-      </w:r>
-      <w:r>
-        <w:rPr>
-          <w:i/>
-          <w:iCs/>
-        </w:rPr>
-        <w:t xml:space="preserve"> </w:t>
-      </w:r>
-      <w:r>
-        <w:rPr>
-          <w:i/>
-          <w:iCs/>
-        </w:rPr>
-        <w:t xml:space="preserve">respond 200 from the internet.</w:t>
+        <w:t xml:space="preserve">(between 45 and 91 seconds with the machine just started) and payment</w:t>
+      </w:r>
+      <w:r>
+        <w:t xml:space="preserve"> </w:t>
+      </w:r>
+      <w:r>
+        <w:t xml:space="preserve">Now listening on :3005*. There are 0 error traces in the last 15 minutes.*</w:t>
       </w:r>
     </w:p>
     <w:bookmarkEnd w:id="95"/>
-    <w:bookmarkStart w:id="99" w:name="Xcabb5f954e63da49788a894d62fbd1395415abc"/>
+    <w:bookmarkStart w:id="99" w:name="X8e6b636171d0b5d3cb5298d39180d176fd8cf7e"/>
     <w:p>
       <w:pPr>
         <w:pStyle w:val="Ttulo4"/>
       </w:pPr>
       <w:r>
-        <w:t xml:space="preserve">5.4.4 Screenshot of the web interface with a clean DevTools console</w:t>
+        <w:t xml:space="preserve">5.4.3 Screenshot of the HTTP 200 response of the Health Checks</w:t>
       </w:r>
     </w:p>
     <w:p>
@@ -13689,14 +14553,14 @@
       <w:r>
         <w:drawing>
           <wp:inline>
-            <wp:extent cx="5600700" cy="3657265"/>
+            <wp:extent cx="5600700" cy="2133600"/>
             <wp:effectExtent b="0" l="0" r="0" t="0"/>
-            <wp:docPr descr="Web in production with the console without errors" title="" id="97" name="Picture"/>
+            <wp:docPr descr="Health checks UP" title="" id="97" name="Picture"/>
             <a:graphic>
               <a:graphicData uri="http://schemas.openxmlformats.org/drawingml/2006/picture">
                 <pic:pic>
                   <pic:nvPicPr>
-                    <pic:cNvPr descr="capturas/5.4.4-web-devtools.png" id="98" name="Picture"/>
+                    <pic:cNvPr descr="capturas/5.4.3-health-checks.png" id="98" name="Picture"/>
                     <pic:cNvPicPr>
                       <a:picLocks noChangeArrowheads="1" noChangeAspect="1"/>
                     </pic:cNvPicPr>
@@ -13710,7 +14574,7 @@
                   <pic:spPr bwMode="auto">
                     <a:xfrm>
                       <a:off x="0" y="0"/>
-                      <a:ext cx="5600700" cy="3657265"/>
+                      <a:ext cx="5600700" cy="2133600"/>
                     </a:xfrm>
                     <a:prstGeom prst="rect">
                       <a:avLst/>
@@ -13735,20 +14599,115 @@
       </w:pPr>
       <w:r>
         <w:rPr>
+          <w:rStyle w:val="VerbatimChar"/>
           <w:i/>
           <w:iCs/>
         </w:rPr>
-        <w:t xml:space="preserve">Home page in production over HTTPS. Console: 0 errors and 0 warnings on load.</w:t>
+        <w:t xml:space="preserve">/actuator/health</w:t>
+      </w:r>
+      <w:r>
+        <w:rPr>
+          <w:i/>
+          <w:iCs/>
+        </w:rPr>
+        <w:t xml:space="preserve"> </w:t>
+      </w:r>
+      <w:r>
+        <w:rPr>
+          <w:i/>
+          <w:iCs/>
+        </w:rPr>
+        <w:t xml:space="preserve">answers</w:t>
+      </w:r>
+      <w:r>
+        <w:rPr>
+          <w:i/>
+          <w:iCs/>
+        </w:rPr>
+        <w:t xml:space="preserve"> </w:t>
+      </w:r>
+      <w:r>
+        <w:rPr>
+          <w:rStyle w:val="VerbatimChar"/>
+          <w:i/>
+          <w:iCs/>
+        </w:rPr>
+        <w:t xml:space="preserve">UP</w:t>
+      </w:r>
+      <w:r>
+        <w:rPr>
+          <w:i/>
+          <w:iCs/>
+        </w:rPr>
+        <w:t xml:space="preserve"> </w:t>
+      </w:r>
+      <w:r>
+        <w:rPr>
+          <w:i/>
+          <w:iCs/>
+        </w:rPr>
+        <w:t xml:space="preserve">(HTTP 200) in the 6 Java services from the internal network, and payment-service answers</w:t>
+      </w:r>
+      <w:r>
+        <w:rPr>
+          <w:i/>
+          <w:iCs/>
+        </w:rPr>
+        <w:t xml:space="preserve"> </w:t>
+      </w:r>
+      <w:r>
+        <w:rPr>
+          <w:rStyle w:val="VerbatimChar"/>
+          <w:i/>
+          <w:iCs/>
+        </w:rPr>
+        <w:t xml:space="preserve">ok</w:t>
+      </w:r>
+      <w:r>
+        <w:rPr>
+          <w:i/>
+          <w:iCs/>
+        </w:rPr>
+        <w:t xml:space="preserve">. From the internet, the web, the API, and</w:t>
+      </w:r>
+      <w:r>
+        <w:rPr>
+          <w:i/>
+          <w:iCs/>
+        </w:rPr>
+        <w:t xml:space="preserve"> </w:t>
+      </w:r>
+      <w:r>
+        <w:rPr>
+          <w:rStyle w:val="VerbatimChar"/>
+          <w:i/>
+          <w:iCs/>
+        </w:rPr>
+        <w:t xml:space="preserve">/app/version.json</w:t>
+      </w:r>
+      <w:r>
+        <w:rPr>
+          <w:i/>
+          <w:iCs/>
+        </w:rPr>
+        <w:t xml:space="preserve"> </w:t>
+      </w:r>
+      <w:r>
+        <w:rPr>
+          <w:i/>
+          <w:iCs/>
+        </w:rPr>
+        <w:t xml:space="preserve">answer 200, and HTTP redirects to HTTPS with 308.</w:t>
       </w:r>
     </w:p>
     <w:bookmarkEnd w:id="99"/>
-    <w:bookmarkStart w:id="103" w:name="Xc9767a34b0d807ca3c437bd373c01ecd161759e"/>
+    <w:bookmarkStart w:id="103" w:name="Xcabb5f954e63da49788a894d62fbd1395415abc"/>
     <w:p>
       <w:pPr>
         <w:pStyle w:val="Ttulo4"/>
       </w:pPr>
       <w:r>
-        <w:t xml:space="preserve">5.4.5 Screenshot of the successful migration record in the database</w:t>
+        <w:t xml:space="preserve">5.4.4 Screenshot of the web interface with a clean DevTools console</w:t>
       </w:r>
     </w:p>
     <w:p>
@@ -13758,14 +14717,14 @@
       <w:r>
         <w:drawing>
           <wp:inline>
-            <wp:extent cx="5600700" cy="3009189"/>
+            <wp:extent cx="5600700" cy="3439961"/>
             <wp:effectExtent b="0" l="0" r="0" t="0"/>
-            <wp:docPr descr="Liquibase changesets executed" title="" id="101" name="Picture"/>
+            <wp:docPr descr="Web in production with the console without errors" title="" id="101" name="Picture"/>
             <a:graphic>
               <a:graphicData uri="http://schemas.openxmlformats.org/drawingml/2006/picture">
                 <pic:pic>
                   <pic:nvPicPr>
-                    <pic:cNvPr descr="capturas/5.4.5-migraciones.png" id="102" name="Picture"/>
+                    <pic:cNvPr descr="capturas/5.4.4-web-devtools.png" id="102" name="Picture"/>
                     <pic:cNvPicPr>
                       <a:picLocks noChangeArrowheads="1" noChangeAspect="1"/>
                     </pic:cNvPicPr>
@@ -13779,7 +14738,7 @@
                   <pic:spPr bwMode="auto">
                     <a:xfrm>
                       <a:off x="0" y="0"/>
-                      <a:ext cx="5600700" cy="3009189"/>
+                      <a:ext cx="5600700" cy="3439961"/>
                     </a:xfrm>
                     <a:prstGeom prst="rect">
                       <a:avLst/>
@@ -13807,7 +14766,76 @@
           <w:i/>
           <w:iCs/>
         </w:rPr>
-        <w:t xml:space="preserve">Latest migrations (up to 038), 143 changesets</w:t>
+        <w:t xml:space="preserve">Home page in production over HTTPS (TLS 1.3, Let's Encrypt certificate valid until 2027-01-14). On load: 0 errors and 0 warnings in the console, and 0 error responses.</w:t>
+      </w:r>
+    </w:p>
+    <w:bookmarkEnd w:id="103"/>
+    <w:bookmarkStart w:id="107" w:name="Xc9767a34b0d807ca3c437bd373c01ecd161759e"/>
+    <w:p>
+      <w:pPr>
+        <w:pStyle w:val="Ttulo4"/>
+      </w:pPr>
+      <w:r>
+        <w:t xml:space="preserve">5.4.5 Screenshot of the successful migration record in the database</w:t>
+      </w:r>
+    </w:p>
+    <w:p>
+      <w:pPr>
+        <w:pStyle w:val="FirstParagraph"/>
+      </w:pPr>
+      <w:r>
+        <w:drawing>
+          <wp:inline>
+            <wp:extent cx="5600700" cy="4749740"/>
+            <wp:effectExtent b="0" l="0" r="0" t="0"/>
+            <wp:docPr descr="Liquibase changesets executed" title="" id="105" name="Picture"/>
+            <a:graphic>
+              <a:graphicData uri="http://schemas.openxmlformats.org/drawingml/2006/picture">
+                <pic:pic>
+                  <pic:nvPicPr>
+                    <pic:cNvPr descr="capturas/5.4.5-migraciones.png" id="106" name="Picture"/>
+                    <pic:cNvPicPr>
+                      <a:picLocks noChangeArrowheads="1" noChangeAspect="1"/>
+                    </pic:cNvPicPr>
+                  </pic:nvPicPr>
+                  <pic:blipFill>
+                    <a:blip r:embed="rId104"/>
+                    <a:stretch>
+                      <a:fillRect/>
+                    </a:stretch>
+                  </pic:blipFill>
+                  <pic:spPr bwMode="auto">
+                    <a:xfrm>
+                      <a:off x="0" y="0"/>
+                      <a:ext cx="5600700" cy="4749740"/>
+                    </a:xfrm>
+                    <a:prstGeom prst="rect">
+                      <a:avLst/>
+                    </a:prstGeom>
+                    <a:noFill/>
+                    <a:ln w="9525">
+                      <a:noFill/>
+                      <a:headEnd/>
+                      <a:tailEnd/>
+                    </a:ln>
+                  </pic:spPr>
+                </pic:pic>
+              </a:graphicData>
+            </a:graphic>
+          </wp:inline>
+        </w:drawing>
+      </w:r>
+    </w:p>
+    <w:p>
+      <w:pPr>
+        <w:pStyle w:val="BodyText"/>
+      </w:pPr>
+      <w:r>
+        <w:rPr>
+          <w:i/>
+          <w:iCs/>
+        </w:rPr>
+        <w:t xml:space="preserve">Migration 039 (acceptance of the legal documents) was applied on 2026-10-19; there are 144</w:t>
       </w:r>
       <w:r>
         <w:rPr>
@@ -13836,7 +14864,7 @@
           <w:i/>
           <w:iCs/>
         </w:rPr>
-        <w:t xml:space="preserve">in the 6 histories and the tables per schema.</w:t>
+        <w:t xml:space="preserve">changesets in the 6 histories and 57 tables in the 9 schemas.</w:t>
       </w:r>
     </w:p>
     <w:p>
@@ -13863,7 +14891,7 @@
         <w:pStyle w:val="Compact"/>
         <w:numPr>
           <w:ilvl w:val="0"/>
-          <w:numId w:val="1024"/>
+          <w:numId w:val="1025"/>
         </w:numPr>
       </w:pPr>
       <w:r>
@@ -13881,7 +14909,7 @@
         <w:pStyle w:val="Compact"/>
         <w:numPr>
           <w:ilvl w:val="0"/>
-          <w:numId w:val="1024"/>
+          <w:numId w:val="1025"/>
         </w:numPr>
       </w:pPr>
       <w:r>
@@ -13899,7 +14927,7 @@
         <w:pStyle w:val="Compact"/>
         <w:numPr>
           <w:ilvl w:val="0"/>
-          <w:numId w:val="1024"/>
+          <w:numId w:val="1025"/>
         </w:numPr>
       </w:pPr>
       <w:r>
@@ -13912,10 +14940,10 @@
         <w:t xml:space="preserve">: architecture (ADR), OpenAPI and events.</w:t>
       </w:r>
     </w:p>
-    <w:bookmarkEnd w:id="103"/>
-    <w:bookmarkEnd w:id="104"/>
-    <w:bookmarkEnd w:id="105"/>
-    <w:bookmarkEnd w:id="106"/>
+    <w:bookmarkEnd w:id="107"/>
+    <w:bookmarkEnd w:id="108"/>
+    <w:bookmarkEnd w:id="109"/>
+    <w:bookmarkEnd w:id="110"/>
     <w:sectPr>
       <w:pgSz w:h="15840" w:w="12240"/>
       <w:pgMar w:bottom="1417" w:footer="708" w:gutter="0" w:header="708" w:left="1701" w:right="1701" w:top="1417"/>
@@ -17446,6 +18474,9 @@
     <w:abstractNumId w:val="991"/>
   </w:num>
   <w:num w:numId="1013">
+    <w:abstractNumId w:val="991"/>
+  </w:num>
+  <w:num w:numId="1014">
     <w:abstractNumId w:val="99411"/>
     <w:lvlOverride w:ilvl="0">
       <w:startOverride w:val="1"/>
@@ -17475,10 +18506,10 @@
       <w:startOverride w:val="1"/>
     </w:lvlOverride>
   </w:num>
-  <w:num w:numId="1014">
+  <w:num w:numId="1015">
     <w:abstractNumId w:val="991"/>
   </w:num>
-  <w:num w:numId="1015">
+  <w:num w:numId="1016">
     <w:abstractNumId w:val="99411"/>
     <w:lvlOverride w:ilvl="0">
       <w:startOverride w:val="1"/>
@@ -17508,41 +18539,11 @@
       <w:startOverride w:val="1"/>
     </w:lvlOverride>
   </w:num>
-  <w:num w:numId="1016">
-    <w:abstractNumId w:val="991"/>
-  </w:num>
   <w:num w:numId="1017">
     <w:abstractNumId w:val="991"/>
   </w:num>
   <w:num w:numId="1018">
-    <w:abstractNumId w:val="99411"/>
-    <w:lvlOverride w:ilvl="0">
-      <w:startOverride w:val="1"/>
-    </w:lvlOverride>
-    <w:lvlOverride w:ilvl="1">
-      <w:startOverride w:val="1"/>
-    </w:lvlOverride>
-    <w:lvlOverride w:ilvl="2">
-      <w:startOverride w:val="1"/>
-    </w:lvlOverride>
-    <w:lvlOverride w:ilvl="3">
-      <w:startOverride w:val="1"/>
-    </w:lvlOverride>
-    <w:lvlOverride w:ilvl="4">
-      <w:startOverride w:val="1"/>
-    </w:lvlOverride>
-    <w:lvlOverride w:ilvl="5">
-      <w:startOverride w:val="1"/>
-    </w:lvlOverride>
-    <w:lvlOverride w:ilvl="6">
-      <w:startOverride w:val="1"/>
-    </w:lvlOverride>
-    <w:lvlOverride w:ilvl="7">
-      <w:startOverride w:val="1"/>
-    </w:lvlOverride>
-    <w:lvlOverride w:ilvl="8">
-      <w:startOverride w:val="1"/>
-    </w:lvlOverride>
+    <w:abstractNumId w:val="991"/>
   </w:num>
   <w:num w:numId="1019">
     <w:abstractNumId w:val="99411"/>
@@ -17575,7 +18576,34 @@
     </w:lvlOverride>
   </w:num>
   <w:num w:numId="1020">
-    <w:abstractNumId w:val="991"/>
+    <w:abstractNumId w:val="99411"/>
+    <w:lvlOverride w:ilvl="0">
+      <w:startOverride w:val="1"/>
+    </w:lvlOverride>
+    <w:lvlOverride w:ilvl="1">
+      <w:startOverride w:val="1"/>
+    </w:lvlOverride>
+    <w:lvlOverride w:ilvl="2">
+      <w:startOverride w:val="1"/>
+    </w:lvlOverride>
+    <w:lvlOverride w:ilvl="3">
+      <w:startOverride w:val="1"/>
+    </w:lvlOverride>
+    <w:lvlOverride w:ilvl="4">
+      <w:startOverride w:val="1"/>
+    </w:lvlOverride>
+    <w:lvlOverride w:ilvl="5">
+      <w:startOverride w:val="1"/>
+    </w:lvlOverride>
+    <w:lvlOverride w:ilvl="6">
+      <w:startOverride w:val="1"/>
+    </w:lvlOverride>
+    <w:lvlOverride w:ilvl="7">
+      <w:startOverride w:val="1"/>
+    </w:lvlOverride>
+    <w:lvlOverride w:ilvl="8">
+      <w:startOverride w:val="1"/>
+    </w:lvlOverride>
   </w:num>
   <w:num w:numId="1021">
     <w:abstractNumId w:val="991"/>
@@ -17587,6 +18615,9 @@
     <w:abstractNumId w:val="991"/>
   </w:num>
   <w:num w:numId="1024">
+    <w:abstractNumId w:val="991"/>
+  </w:num>
+  <w:num w:numId="1025">
     <w:abstractNumId w:val="991"/>
   </w:num>
 </w:numbering>
@@ -18513,6 +19544,232 @@
     <w:basedOn w:val="VerbatimChar"/>
     <w:rPr/>
   </w:style>
+  <w:style w:customStyle="1" w:styleId="KeywordTok" w:type="character">
+    <w:name w:val="KeywordTok"/>
+    <w:basedOn w:val="VerbatimChar"/>
+    <w:rPr>
+      <w:b/>
+      <w:color w:val="007020"/>
+    </w:rPr>
+  </w:style>
+  <w:style w:customStyle="1" w:styleId="DataTypeTok" w:type="character">
+    <w:name w:val="DataTypeTok"/>
+    <w:basedOn w:val="VerbatimChar"/>
+    <w:rPr>
+      <w:color w:val="902000"/>
+    </w:rPr>
+  </w:style>
+  <w:style w:customStyle="1" w:styleId="DecValTok" w:type="character">
+    <w:name w:val="DecValTok"/>
+    <w:basedOn w:val="VerbatimChar"/>
+    <w:rPr>
+      <w:color w:val="40a070"/>
+    </w:rPr>
+  </w:style>
+  <w:style w:customStyle="1" w:styleId="BaseNTok" w:type="character">
+    <w:name w:val="BaseNTok"/>
+    <w:basedOn w:val="VerbatimChar"/>
+    <w:rPr>
+      <w:color w:val="40a070"/>
+    </w:rPr>
+  </w:style>
+  <w:style w:customStyle="1" w:styleId="FloatTok" w:type="character">
+    <w:name w:val="FloatTok"/>
+    <w:basedOn w:val="VerbatimChar"/>
+    <w:rPr>
+      <w:color w:val="40a070"/>
+    </w:rPr>
+  </w:style>
+  <w:style w:customStyle="1" w:styleId="ConstantTok" w:type="character">
+    <w:name w:val="ConstantTok"/>
+    <w:basedOn w:val="VerbatimChar"/>
+    <w:rPr>
+      <w:color w:val="880000"/>
+    </w:rPr>
+  </w:style>
+  <w:style w:customStyle="1" w:styleId="CharTok" w:type="character">
+    <w:name w:val="CharTok"/>
+    <w:basedOn w:val="VerbatimChar"/>
+    <w:rPr>
+      <w:color w:val="4070a0"/>
+    </w:rPr>
+  </w:style>
+  <w:style w:customStyle="1" w:styleId="SpecialCharTok" w:type="character">
+    <w:name w:val="SpecialCharTok"/>
+    <w:basedOn w:val="VerbatimChar"/>
+    <w:rPr>
+      <w:color w:val="4070a0"/>
+    </w:rPr>
+  </w:style>
+  <w:style w:customStyle="1" w:styleId="StringTok" w:type="character">
+    <w:name w:val="StringTok"/>
+    <w:basedOn w:val="VerbatimChar"/>
+    <w:rPr>
+      <w:color w:val="4070a0"/>
+    </w:rPr>
+  </w:style>
+  <w:style w:customStyle="1" w:styleId="VerbatimStringTok" w:type="character">
+    <w:name w:val="VerbatimStringTok"/>
+    <w:basedOn w:val="VerbatimChar"/>
+    <w:rPr>
+      <w:color w:val="4070a0"/>
+    </w:rPr>
+  </w:style>
+  <w:style w:customStyle="1" w:styleId="SpecialStringTok" w:type="character">
+    <w:name w:val="SpecialStringTok"/>
+    <w:basedOn w:val="VerbatimChar"/>
+    <w:rPr>
+      <w:color w:val="bb6688"/>
+    </w:rPr>
+  </w:style>
+  <w:style w:customStyle="1" w:styleId="ImportTok" w:type="character">
+    <w:name w:val="ImportTok"/>
+    <w:basedOn w:val="VerbatimChar"/>
+    <w:rPr>
+      <w:b/>
+      <w:color w:val="008000"/>
+    </w:rPr>
+  </w:style>
+  <w:style w:customStyle="1" w:styleId="CommentTok" w:type="character">
+    <w:name w:val="CommentTok"/>
+    <w:basedOn w:val="VerbatimChar"/>
+    <w:rPr>
+      <w:i/>
+      <w:color w:val="60a0b0"/>
+    </w:rPr>
+  </w:style>
+  <w:style w:customStyle="1" w:styleId="DocumentationTok" w:type="character">
+    <w:name w:val="DocumentationTok"/>
+    <w:basedOn w:val="VerbatimChar"/>
+    <w:rPr>
+      <w:i/>
+      <w:color w:val="ba2121"/>
+    </w:rPr>
+  </w:style>
+  <w:style w:customStyle="1" w:styleId="AnnotationTok" w:type="character">
+    <w:name w:val="AnnotationTok"/>
+    <w:basedOn w:val="VerbatimChar"/>
+    <w:rPr>
+      <w:b/>
+      <w:i/>
+      <w:color w:val="60a0b0"/>
+    </w:rPr>
+  </w:style>
+  <w:style w:customStyle="1" w:styleId="CommentVarTok" w:type="character">
+    <w:name w:val="CommentVarTok"/>
+    <w:basedOn w:val="VerbatimChar"/>
+    <w:rPr>
+      <w:b/>
+      <w:i/>
+      <w:color w:val="60a0b0"/>
+    </w:rPr>
+  </w:style>
+  <w:style w:customStyle="1" w:styleId="OtherTok" w:type="character">
+    <w:name w:val="OtherTok"/>
+    <w:basedOn w:val="VerbatimChar"/>
+    <w:rPr>
+      <w:color w:val="007020"/>
+    </w:rPr>
+  </w:style>
+  <w:style w:customStyle="1" w:styleId="FunctionTok" w:type="character">
+    <w:name w:val="FunctionTok"/>
+    <w:basedOn w:val="VerbatimChar"/>
+    <w:rPr>
+      <w:color w:val="06287e"/>
+    </w:rPr>
+  </w:style>
+  <w:style w:customStyle="1" w:styleId="VariableTok" w:type="character">
+    <w:name w:val="VariableTok"/>
+    <w:basedOn w:val="VerbatimChar"/>
+    <w:rPr>
+      <w:color w:val="19177c"/>
+    </w:rPr>
+  </w:style>
+  <w:style w:customStyle="1" w:styleId="ControlFlowTok" w:type="character">
+    <w:name w:val="ControlFlowTok"/>
+    <w:basedOn w:val="VerbatimChar"/>
+    <w:rPr>
+      <w:b/>
+      <w:color w:val="007020"/>
+    </w:rPr>
+  </w:style>
+  <w:style w:customStyle="1" w:styleId="OperatorTok" w:type="character">
+    <w:name w:val="OperatorTok"/>
+    <w:basedOn w:val="VerbatimChar"/>
+    <w:rPr>
+      <w:color w:val="666666"/>
+    </w:rPr>
+  </w:style>
+  <w:style w:customStyle="1" w:styleId="BuiltInTok" w:type="character">
+    <w:name w:val="BuiltInTok"/>
+    <w:basedOn w:val="VerbatimChar"/>
+    <w:rPr>
+      <w:color w:val="008000"/>
+    </w:rPr>
+  </w:style>
+  <w:style w:customStyle="1" w:styleId="ExtensionTok" w:type="character">
+    <w:name w:val="ExtensionTok"/>
+    <w:basedOn w:val="VerbatimChar"/>
+    <w:rPr/>
+  </w:style>
+  <w:style w:customStyle="1" w:styleId="PreprocessorTok" w:type="character">
+    <w:name w:val="PreprocessorTok"/>
+    <w:basedOn w:val="VerbatimChar"/>
+    <w:rPr>
+      <w:color w:val="bc7a00"/>
+    </w:rPr>
+  </w:style>
+  <w:style w:customStyle="1" w:styleId="AttributeTok" w:type="character">
+    <w:name w:val="AttributeTok"/>
+    <w:basedOn w:val="VerbatimChar"/>
+    <w:rPr>
+      <w:color w:val="7d9029"/>
+    </w:rPr>
+  </w:style>
+  <w:style w:customStyle="1" w:styleId="RegionMarkerTok" w:type="character">
+    <w:name w:val="RegionMarkerTok"/>
+    <w:basedOn w:val="VerbatimChar"/>
+    <w:rPr/>
+  </w:style>
+  <w:style w:customStyle="1" w:styleId="InformationTok" w:type="character">
+    <w:name w:val="InformationTok"/>
+    <w:basedOn w:val="VerbatimChar"/>
+    <w:rPr>
+      <w:b/>
+      <w:i/>
+      <w:color w:val="60a0b0"/>
+    </w:rPr>
+  </w:style>
+  <w:style w:customStyle="1" w:styleId="WarningTok" w:type="character">
+    <w:name w:val="WarningTok"/>
+    <w:basedOn w:val="VerbatimChar"/>
+    <w:rPr>
+      <w:b/>
+      <w:i/>
+      <w:color w:val="60a0b0"/>
+    </w:rPr>
+  </w:style>
+  <w:style w:customStyle="1" w:styleId="AlertTok" w:type="character">
+    <w:name w:val="AlertTok"/>
+    <w:basedOn w:val="VerbatimChar"/>
+    <w:rPr>
+      <w:b/>
+      <w:color w:val="ff0000"/>
+    </w:rPr>
+  </w:style>
+  <w:style w:customStyle="1" w:styleId="ErrorTok" w:type="character">
+    <w:name w:val="ErrorTok"/>
+    <w:basedOn w:val="VerbatimChar"/>
+    <w:rPr>
+      <w:b/>
+      <w:color w:val="ff0000"/>
+    </w:rPr>
+  </w:style>
+  <w:style w:customStyle="1" w:styleId="NormalTok" w:type="character">
+    <w:name w:val="NormalTok"/>
+    <w:basedOn w:val="VerbatimChar"/>
+    <w:rPr/>
+  </w:style>
   <w:style w:type="character" w:customStyle="1" w:styleId="KeywordTok">
     <w:name w:val="KeywordTok"/>
     <w:basedOn w:val="VerbatimChar"/>

--- a/07_PROCEDIMIENTO_DE_IMPLEMENTACION/EN/WORD/07_Deployment_Document.docx
+++ b/07_PROCEDIMIENTO_DE_IMPLEMENTACION/EN/WORD/07_Deployment_Document.docx
@@ -2,7 +2,7 @@
 <file path=word/document.xml><?xml version="1.0" encoding="utf-8"?>
 <w:document xmlns:w="http://schemas.openxmlformats.org/wordprocessingml/2006/main" xmlns:m="http://schemas.openxmlformats.org/officeDocument/2006/math" xmlns:r="http://schemas.openxmlformats.org/officeDocument/2006/relationships" xmlns:o="urn:schemas-microsoft-com:office:office" xmlns:v="urn:schemas-microsoft-com:vml" xmlns:w10="urn:schemas-microsoft-com:office:word" xmlns:a="http://schemas.openxmlformats.org/drawingml/2006/main" xmlns:pic="http://schemas.openxmlformats.org/drawingml/2006/picture" xmlns:wp="http://schemas.openxmlformats.org/drawingml/2006/wordprocessingDrawing">
   <w:body>
-    <w:bookmarkStart w:id="112" w:name="X62b9a812b91b110aef2b3b9d92896b25778a246"/>
+    <w:bookmarkStart w:id="110" w:name="X62b9a812b91b110aef2b3b9d92896b25778a246"/>
     <w:p>
       <w:pPr>
         <w:pStyle w:val="Heading1"/>
@@ -134,7 +134,7 @@
       </w:r>
     </w:p>
     <w:bookmarkEnd w:id="9"/>
-    <w:bookmarkStart w:id="30" w:name="Xa489d4d9bde5952001083000e99262b3fdd6992"/>
+    <w:bookmarkStart w:id="31" w:name="Xa489d4d9bde5952001083000e99262b3fdd6992"/>
     <w:p>
       <w:pPr>
         <w:pStyle w:val="Heading2"/>
@@ -265,13 +265,79 @@
               <w:pStyle w:val="Compact"/>
             </w:pPr>
             <w:r>
+              <w:t xml:space="preserve">As of 2026-10-27:</w:t>
+            </w:r>
+            <w:r>
+              <w:t xml:space="preserve"> </w:t>
+            </w:r>
+            <w:r>
               <w:rPr>
                 <w:rStyle w:val="VerbatimChar"/>
               </w:rPr>
+              <w:t xml:space="preserve">v1.1.0</w:t>
+            </w:r>
+            <w:r>
+              <w:t xml:space="preserve"> </w:t>
+            </w:r>
+            <w:r>
+              <w:t xml:space="preserve">in api-gateway, security, operations, and notification;</w:t>
+            </w:r>
+            <w:r>
+              <w:t xml:space="preserve"> </w:t>
+            </w:r>
+            <w:r>
+              <w:rPr>
+                <w:rStyle w:val="VerbatimChar"/>
+              </w:rPr>
+              <w:t xml:space="preserve">v1.1.1</w:t>
+            </w:r>
+            <w:r>
+              <w:t xml:space="preserve"> </w:t>
+            </w:r>
+            <w:r>
+              <w:t xml:space="preserve">in customer and booking; and</w:t>
+            </w:r>
+            <w:r>
+              <w:t xml:space="preserve"> </w:t>
+            </w:r>
+            <w:r>
+              <w:rPr>
+                <w:rStyle w:val="VerbatimChar"/>
+              </w:rPr>
+              <w:t xml:space="preserve">v1.1.2</w:t>
+            </w:r>
+            <w:r>
+              <w:t xml:space="preserve"> </w:t>
+            </w:r>
+            <w:r>
+              <w:t xml:space="preserve">in the web, payment-service, infra, and the mobile app (the latter only with a corrected text, which reached the phones over the internet). All are on</w:t>
+            </w:r>
+            <w:r>
+              <w:t xml:space="preserve"> </w:t>
+            </w:r>
+            <w:r>
+              <w:rPr>
+                <w:rStyle w:val="VerbatimChar"/>
+              </w:rPr>
+              <w:t xml:space="preserve">main</w:t>
+            </w:r>
+            <w:r>
+              <w:t xml:space="preserve">, protected in the 10 repositories (PR with one approval from another member and a green CI). Before:</w:t>
+            </w:r>
+            <w:r>
+              <w:t xml:space="preserve"> </w:t>
+            </w:r>
+            <w:r>
+              <w:rPr>
+                <w:rStyle w:val="VerbatimChar"/>
+              </w:rPr>
               <w:t xml:space="preserve">v1.0.0</w:t>
             </w:r>
             <w:r>
-              <w:t xml:space="preserve">, created on 2026-10-23 in 8 repositories (web, api-gateway, security, customer, booking, operations, notification, and infra), where</w:t>
+              <w:t xml:space="preserve"> </w:t>
+            </w:r>
+            <w:r>
+              <w:t xml:space="preserve">(2026-10-23 in 8 repositories and 2026-10-24 in payment-service),</w:t>
             </w:r>
             <w:r>
               <w:t xml:space="preserve"> </w:t>
@@ -280,13 +346,91 @@
               <w:rPr>
                 <w:rStyle w:val="VerbatimChar"/>
               </w:rPr>
+              <w:t xml:space="preserve">v1.1.0</w:t>
+            </w:r>
+            <w:r>
+              <w:t xml:space="preserve"> </w:t>
+            </w:r>
+            <w:r>
+              <w:t xml:space="preserve">in all 10 and</w:t>
+            </w:r>
+            <w:r>
+              <w:t xml:space="preserve"> </w:t>
+            </w:r>
+            <w:r>
+              <w:rPr>
+                <w:rStyle w:val="VerbatimChar"/>
+              </w:rPr>
+              <w:t xml:space="preserve">v1.1.1</w:t>
+            </w:r>
+            <w:r>
+              <w:t xml:space="preserve"> </w:t>
+            </w:r>
+            <w:r>
+              <w:t xml:space="preserve">in the web, the mobile app, payment-service, and infra on 2026-10-26 (1.3.12), and</w:t>
+            </w:r>
+            <w:r>
+              <w:t xml:space="preserve"> </w:t>
+            </w:r>
+            <w:r>
+              <w:rPr>
+                <w:rStyle w:val="VerbatimChar"/>
+              </w:rPr>
+              <w:t xml:space="preserve">v1.1.1</w:t>
+            </w:r>
+            <w:r>
+              <w:t xml:space="preserve"> </w:t>
+            </w:r>
+            <w:r>
+              <w:t xml:space="preserve">in customer and booking and</w:t>
+            </w:r>
+            <w:r>
+              <w:t xml:space="preserve"> </w:t>
+            </w:r>
+            <w:r>
+              <w:rPr>
+                <w:rStyle w:val="VerbatimChar"/>
+              </w:rPr>
+              <w:t xml:space="preserve">v1.1.2</w:t>
+            </w:r>
+            <w:r>
+              <w:t xml:space="preserve"> </w:t>
+            </w:r>
+            <w:r>
+              <w:t xml:space="preserve">in the web, payment-service, and infra on 2026-10-27 (1.3.13)</w:t>
+            </w:r>
+          </w:p>
+        </w:tc>
+      </w:tr>
+      <w:tr>
+        <w:tc>
+          <w:tcPr/>
+          <w:p>
+            <w:pPr>
+              <w:pStyle w:val="Compact"/>
+            </w:pPr>
+            <w:r>
+              <w:t xml:space="preserve">Deployed branch</w:t>
+            </w:r>
+          </w:p>
+        </w:tc>
+        <w:tc>
+          <w:tcPr/>
+          <w:p>
+            <w:pPr>
+              <w:pStyle w:val="Compact"/>
+            </w:pPr>
+            <w:r>
+              <w:rPr>
+                <w:rStyle w:val="VerbatimChar"/>
+              </w:rPr>
               <w:t xml:space="preserve">main</w:t>
             </w:r>
             <w:r>
               <w:t xml:space="preserve"> </w:t>
             </w:r>
             <w:r>
-              <w:t xml:space="preserve">was made equal to</w:t>
+              <w:t xml:space="preserve">in the server's 9 repositories since 2026-10-26, payment-service included (since infra</w:t>
             </w:r>
             <w:r>
               <w:t xml:space="preserve"> </w:t>
@@ -295,13 +439,13 @@
               <w:rPr>
                 <w:rStyle w:val="VerbatimChar"/>
               </w:rPr>
-              <w:t xml:space="preserve">develop</w:t>
-            </w:r>
-            <w:r>
-              <w:t xml:space="preserve"> </w:t>
-            </w:r>
-            <w:r>
-              <w:t xml:space="preserve">at that moment. payment-service has</w:t>
+              <w:t xml:space="preserve">v1.1.1</w:t>
+            </w:r>
+            <w:r>
+              <w:t xml:space="preserve"> </w:t>
+            </w:r>
+            <w:r>
+              <w:t xml:space="preserve">it is no longer in</w:t>
             </w:r>
             <w:r>
               <w:t xml:space="preserve"> </w:t>
@@ -310,13 +454,10 @@
               <w:rPr>
                 <w:rStyle w:val="VerbatimChar"/>
               </w:rPr>
-              <w:t xml:space="preserve">v1.0.0</w:t>
-            </w:r>
-            <w:r>
-              <w:t xml:space="preserve"> </w:t>
-            </w:r>
-            <w:r>
-              <w:t xml:space="preserve">since 2026-10-24: that day its PR #2</w:t>
+              <w:t xml:space="preserve">DEVELOP_ONLY</w:t>
+            </w:r>
+            <w:r>
+              <w:t xml:space="preserve">). Continuous deployment updates the server on every approved merge into</w:t>
             </w:r>
             <w:r>
               <w:t xml:space="preserve"> </w:t>
@@ -325,307 +466,75 @@
               <w:rPr>
                 <w:rStyle w:val="VerbatimChar"/>
               </w:rPr>
-              <w:t xml:space="preserve">develop</w:t>
-            </w:r>
-            <w:r>
-              <w:t xml:space="preserve"> </w:t>
-            </w:r>
-            <w:r>
-              <w:t xml:space="preserve">→</w:t>
-            </w:r>
-            <w:r>
-              <w:t xml:space="preserve"> </w:t>
-            </w:r>
-            <w:r>
-              <w:rPr>
-                <w:rStyle w:val="VerbatimChar"/>
-              </w:rPr>
               <w:t xml:space="preserve">main</w:t>
             </w:r>
             <w:r>
               <w:t xml:space="preserve"> </w:t>
             </w:r>
             <w:r>
-              <w:t xml:space="preserve">was merged and the tag was put on that</w:t>
-            </w:r>
-            <w:r>
-              <w:t xml:space="preserve"> </w:t>
-            </w:r>
-            <w:r>
-              <w:rPr>
-                <w:rStyle w:val="VerbatimChar"/>
-              </w:rPr>
-              <w:t xml:space="preserve">main</w:t>
-            </w:r>
-            <w:r>
-              <w:t xml:space="preserve"> </w:t>
-            </w:r>
-            <w:r>
-              <w:t xml:space="preserve">(</w:t>
-            </w:r>
-            <w:r>
-              <w:rPr>
-                <w:rStyle w:val="VerbatimChar"/>
-              </w:rPr>
-              <w:t xml:space="preserve">2deac9e</w:t>
-            </w:r>
-            <w:r>
-              <w:t xml:space="preserve">), which includes its whole</w:t>
-            </w:r>
-            <w:r>
-              <w:t xml:space="preserve"> </w:t>
-            </w:r>
-            <w:r>
-              <w:rPr>
-                <w:rStyle w:val="VerbatimChar"/>
-              </w:rPr>
-              <w:t xml:space="preserve">develop</w:t>
-            </w:r>
-            <w:r>
-              <w:t xml:space="preserve">.</w:t>
-            </w:r>
-            <w:r>
-              <w:t xml:space="preserve"> </w:t>
-            </w:r>
+              <w:t xml:space="preserve">(4.3.4); the latest runs, of 2026-10-27, are in 1.3.13</w:t>
+            </w:r>
+          </w:p>
+        </w:tc>
+      </w:tr>
+      <w:tr>
+        <w:tc>
+          <w:tcPr/>
+          <w:p>
+            <w:pPr>
+              <w:pStyle w:val="Compact"/>
+            </w:pPr>
+            <w:r>
+              <w:t xml:space="preserve">Mobile app version</w:t>
+            </w:r>
+          </w:p>
+        </w:tc>
+        <w:tc>
+          <w:tcPr/>
+          <w:p>
+            <w:pPr>
+              <w:pStyle w:val="Compact"/>
+            </w:pPr>
             <w:r>
               <w:rPr>
                 <w:b/>
                 <w:bCs/>
               </w:rPr>
-              <w:t xml:space="preserve">Pending:</w:t>
-            </w:r>
-            <w:r>
-              <w:t xml:space="preserve"> </w:t>
-            </w:r>
-            <w:r>
-              <w:t xml:space="preserve">the mobile app (PR #1 "Release v1.1.0" open; its</w:t>
-            </w:r>
-            <w:r>
-              <w:t xml:space="preserve"> </w:t>
-            </w:r>
-            <w:r>
-              <w:rPr>
-                <w:rStyle w:val="VerbatimChar"/>
-              </w:rPr>
-              <w:t xml:space="preserve">main</w:t>
-            </w:r>
-            <w:r>
-              <w:t xml:space="preserve"> </w:t>
-            </w:r>
-            <w:r>
-              <w:t xml:space="preserve">dates from 2026-07-06). After the tag,</w:t>
-            </w:r>
-            <w:r>
-              <w:t xml:space="preserve"> </w:t>
-            </w:r>
-            <w:r>
-              <w:rPr>
-                <w:rStyle w:val="VerbatimChar"/>
-              </w:rPr>
-              <w:t xml:space="preserve">develop</w:t>
-            </w:r>
-            <w:r>
-              <w:t xml:space="preserve"> </w:t>
-            </w:r>
-            <w:r>
-              <w:t xml:space="preserve">moved ahead again with the fixes of 2026-10-23 (1.3.8) and the 128 branches of 2026-10-24 (1.3.9), which will ship in</w:t>
-            </w:r>
-            <w:r>
-              <w:t xml:space="preserve"> </w:t>
-            </w:r>
-            <w:r>
-              <w:rPr>
-                <w:rStyle w:val="VerbatimChar"/>
-              </w:rPr>
-              <w:t xml:space="preserve">v1.1.0</w:t>
-            </w:r>
-            <w:r>
-              <w:t xml:space="preserve">. payment's PR #2 was merged on 2026-10-24, with the CI and SonarCloud green</w:t>
-            </w:r>
-          </w:p>
-        </w:tc>
-      </w:tr>
-      <w:tr>
-        <w:tc>
-          <w:tcPr/>
-          <w:p>
-            <w:pPr>
-              <w:pStyle w:val="Compact"/>
-            </w:pPr>
-            <w:r>
-              <w:t xml:space="preserve">Deployed branch</w:t>
-            </w:r>
-          </w:p>
-        </w:tc>
-        <w:tc>
-          <w:tcPr/>
-          <w:p>
-            <w:pPr>
-              <w:pStyle w:val="Compact"/>
-            </w:pPr>
-            <w:r>
-              <w:rPr>
-                <w:rStyle w:val="VerbatimChar"/>
-              </w:rPr>
-              <w:t xml:space="preserve">develop</w:t>
-            </w:r>
-            <w:r>
-              <w:t xml:space="preserve"> </w:t>
-            </w:r>
-            <w:r>
-              <w:t xml:space="preserve">of 2026-10-24 in the server's 9 repositories, deployed that day (1.3.9). Until</w:t>
-            </w:r>
-            <w:r>
-              <w:t xml:space="preserve"> </w:t>
-            </w:r>
-            <w:r>
-              <w:rPr>
-                <w:rStyle w:val="VerbatimChar"/>
-              </w:rPr>
-              <w:t xml:space="preserve">v1.1.0</w:t>
-            </w:r>
-            <w:r>
-              <w:t xml:space="preserve"> </w:t>
-            </w:r>
-            <w:r>
-              <w:t xml:space="preserve">is released, every update is launched with</w:t>
-            </w:r>
-            <w:r>
-              <w:t xml:space="preserve"> </w:t>
-            </w:r>
-            <w:r>
-              <w:rPr>
-                <w:rStyle w:val="VerbatimChar"/>
-              </w:rPr>
-              <w:t xml:space="preserve">BRANCH=develop</w:t>
-            </w:r>
-            <w:r>
-              <w:t xml:space="preserve">: with</w:t>
-            </w:r>
-            <w:r>
-              <w:t xml:space="preserve"> </w:t>
-            </w:r>
-            <w:r>
-              <w:rPr>
-                <w:rStyle w:val="VerbatimChar"/>
-              </w:rPr>
-              <w:t xml:space="preserve">main</w:t>
-            </w:r>
-            <w:r>
-              <w:t xml:space="preserve">, the protection in</w:t>
-            </w:r>
-            <w:r>
-              <w:t xml:space="preserve"> </w:t>
-            </w:r>
-            <w:r>
-              <w:rPr>
-                <w:rStyle w:val="VerbatimChar"/>
-              </w:rPr>
-              <w:t xml:space="preserve">setup-server.sh</w:t>
-            </w:r>
-            <w:r>
-              <w:t xml:space="preserve"> </w:t>
-            </w:r>
-            <w:r>
-              <w:t xml:space="preserve">stops without touching anything, because</w:t>
-            </w:r>
-            <w:r>
-              <w:t xml:space="preserve"> </w:t>
-            </w:r>
-            <w:r>
-              <w:rPr>
-                <w:rStyle w:val="VerbatimChar"/>
-              </w:rPr>
-              <w:t xml:space="preserve">main</w:t>
-            </w:r>
-            <w:r>
-              <w:t xml:space="preserve"> </w:t>
-            </w:r>
-            <w:r>
-              <w:t xml:space="preserve">does not contain what is deployed. With</w:t>
-            </w:r>
-            <w:r>
-              <w:t xml:space="preserve"> </w:t>
-            </w:r>
-            <w:r>
-              <w:rPr>
-                <w:rStyle w:val="VerbatimChar"/>
-              </w:rPr>
-              <w:t xml:space="preserve">v1.1.0</w:t>
-            </w:r>
-            <w:r>
-              <w:t xml:space="preserve"> </w:t>
-            </w:r>
-            <w:r>
-              <w:t xml:space="preserve">the server moves to</w:t>
-            </w:r>
-            <w:r>
-              <w:t xml:space="preserve"> </w:t>
-            </w:r>
-            <w:r>
-              <w:rPr>
-                <w:rStyle w:val="VerbatimChar"/>
-              </w:rPr>
-              <w:t xml:space="preserve">main</w:t>
-            </w:r>
-            <w:r>
-              <w:t xml:space="preserve">, except payment-service while it stays in</w:t>
-            </w:r>
-            <w:r>
-              <w:t xml:space="preserve"> </w:t>
-            </w:r>
-            <w:r>
-              <w:rPr>
-                <w:rStyle w:val="VerbatimChar"/>
-              </w:rPr>
-              <w:t xml:space="preserve">DEVELOP_ONLY</w:t>
-            </w:r>
-          </w:p>
-        </w:tc>
-      </w:tr>
-      <w:tr>
-        <w:tc>
-          <w:tcPr/>
-          <w:p>
-            <w:pPr>
-              <w:pStyle w:val="Compact"/>
-            </w:pPr>
-            <w:r>
-              <w:t xml:space="preserve">Mobile app version</w:t>
-            </w:r>
-          </w:p>
-        </w:tc>
-        <w:tc>
-          <w:tcPr/>
-          <w:p>
-            <w:pPr>
-              <w:pStyle w:val="Compact"/>
-            </w:pPr>
+              <w:t xml:space="preserve">1.1.1</w:t>
+            </w:r>
+            <w:r>
+              <w:t xml:space="preserve"> </w:t>
+            </w:r>
+            <w:r>
+              <w:t xml:space="preserve">(versionCode</w:t>
+            </w:r>
+            <w:r>
+              <w:t xml:space="preserve"> </w:t>
+            </w:r>
             <w:r>
               <w:rPr>
                 <w:b/>
                 <w:bCs/>
               </w:rPr>
-              <w:t xml:space="preserve">1.1.0</w:t>
-            </w:r>
-            <w:r>
-              <w:t xml:space="preserve"> </w:t>
-            </w:r>
-            <w:r>
-              <w:t xml:space="preserve">(versionCode</w:t>
-            </w:r>
-            <w:r>
-              <w:t xml:space="preserve"> </w:t>
-            </w:r>
-            <w:r>
-              <w:rPr>
-                <w:b/>
-                <w:bCs/>
-              </w:rPr>
-              <w:t xml:space="preserve">5</w:t>
-            </w:r>
-            <w:r>
-              <w:t xml:space="preserve">), APK published on 2026-10-19 + over-the-air updates (EAS Update)</w:t>
+              <w:t xml:space="preserve">6</w:t>
+            </w:r>
+            <w:r>
+              <w:t xml:space="preserve">), APK published on 2026-10-26 at 22:39 + over-the-air updates (EAS Update); the latest, that of</w:t>
+            </w:r>
+            <w:r>
+              <w:t xml:space="preserve"> </w:t>
+            </w:r>
+            <w:r>
+              <w:rPr>
+                <w:rStyle w:val="VerbatimChar"/>
+              </w:rPr>
+              <w:t xml:space="preserve">v1.1.2</w:t>
+            </w:r>
+            <w:r>
+              <w:t xml:space="preserve"> </w:t>
+            </w:r>
+            <w:r>
+              <w:t xml:space="preserve">on 2026-10-27 at 14:30 (1.3.13)</w:t>
             </w:r>
           </w:p>
         </w:tc>
@@ -981,7 +890,91 @@
               <w:pStyle w:val="Compact"/>
             </w:pPr>
             <w:r>
-              <w:t xml:space="preserve">2026-10-26 around 12:02 (Colombia time): booking-service, payment-service, and the web from</w:t>
+              <w:t xml:space="preserve">2026-10-27, through continuous deployment (1.3.13): at 01:03 (Colombia time) the web</w:t>
+            </w:r>
+            <w:r>
+              <w:t xml:space="preserve"> </w:t>
+            </w:r>
+            <w:r>
+              <w:rPr>
+                <w:rStyle w:val="VerbatimChar"/>
+              </w:rPr>
+              <w:t xml:space="preserve">v1.1.2</w:t>
+            </w:r>
+            <w:r>
+              <w:t xml:space="preserve">, and between 01:35 and 01:37 customer and booking</w:t>
+            </w:r>
+            <w:r>
+              <w:t xml:space="preserve"> </w:t>
+            </w:r>
+            <w:r>
+              <w:rPr>
+                <w:rStyle w:val="VerbatimChar"/>
+              </w:rPr>
+              <w:t xml:space="preserve">v1.1.1</w:t>
+            </w:r>
+            <w:r>
+              <w:t xml:space="preserve"> </w:t>
+            </w:r>
+            <w:r>
+              <w:t xml:space="preserve">and payment-service and infra</w:t>
+            </w:r>
+            <w:r>
+              <w:t xml:space="preserve"> </w:t>
+            </w:r>
+            <w:r>
+              <w:rPr>
+                <w:rStyle w:val="VerbatimChar"/>
+              </w:rPr>
+              <w:t xml:space="preserve">v1.1.2</w:t>
+            </w:r>
+            <w:r>
+              <w:t xml:space="preserve">; every run that finished ended green, with the services healthy and the web and the API answering 200. At 14:30 the mobile app</w:t>
+            </w:r>
+            <w:r>
+              <w:t xml:space="preserve"> </w:t>
+            </w:r>
+            <w:r>
+              <w:rPr>
+                <w:rStyle w:val="VerbatimChar"/>
+              </w:rPr>
+              <w:t xml:space="preserve">v1.1.2</w:t>
+            </w:r>
+            <w:r>
+              <w:t xml:space="preserve"> </w:t>
+            </w:r>
+            <w:r>
+              <w:t xml:space="preserve">reached the phones over the internet. Before, on 2026-10-26 at night:</w:t>
+            </w:r>
+            <w:r>
+              <w:t xml:space="preserve"> </w:t>
+            </w:r>
+            <w:r>
+              <w:rPr>
+                <w:rStyle w:val="VerbatimChar"/>
+              </w:rPr>
+              <w:t xml:space="preserve">v1.1.0</w:t>
+            </w:r>
+            <w:r>
+              <w:t xml:space="preserve"> </w:t>
+            </w:r>
+            <w:r>
+              <w:t xml:space="preserve">and</w:t>
+            </w:r>
+            <w:r>
+              <w:t xml:space="preserve"> </w:t>
+            </w:r>
+            <w:r>
+              <w:rPr>
+                <w:rStyle w:val="VerbatimChar"/>
+              </w:rPr>
+              <w:t xml:space="preserve">v1.1.1</w:t>
+            </w:r>
+            <w:r>
+              <w:t xml:space="preserve"> </w:t>
+            </w:r>
+            <w:r>
+              <w:t xml:space="preserve">and the first continuous deployment run (1.3.12). Before, on 2026-10-26 around 12:02 (Colombia time): booking-service, payment-service, and the web from</w:t>
             </w:r>
             <w:r>
               <w:t xml:space="preserve"> </w:t>
@@ -2572,9 +2565,87 @@
           </w:p>
         </w:tc>
       </w:tr>
+      <w:tr>
+        <w:tc>
+          <w:tcPr/>
+          <w:p>
+            <w:pPr>
+              <w:pStyle w:val="Compact"/>
+            </w:pPr>
+            <w:r>
+              <w:t xml:space="preserve">1.12</w:t>
+            </w:r>
+          </w:p>
+        </w:tc>
+        <w:tc>
+          <w:tcPr/>
+          <w:p>
+            <w:pPr>
+              <w:pStyle w:val="Compact"/>
+            </w:pPr>
+            <w:r>
+              <w:t xml:space="preserve">2026-10-27</w:t>
+            </w:r>
+          </w:p>
+        </w:tc>
+        <w:tc>
+          <w:tcPr/>
+          <w:p>
+            <w:pPr>
+              <w:pStyle w:val="Compact"/>
+            </w:pPr>
+            <w:r>
+              <w:t xml:space="preserve">Development team</w:t>
+            </w:r>
+          </w:p>
+        </w:tc>
+        <w:tc>
+          <w:tcPr/>
+          <w:p>
+            <w:pPr>
+              <w:pStyle w:val="Compact"/>
+            </w:pPr>
+            <w:r>
+              <w:t xml:space="preserve">Versions</w:t>
+            </w:r>
+            <w:r>
+              <w:t xml:space="preserve"> </w:t>
+            </w:r>
+            <w:r>
+              <w:rPr>
+                <w:i/>
+                <w:iCs/>
+              </w:rPr>
+              <w:t xml:space="preserve">v1.1.1</w:t>
+            </w:r>
+            <w:r>
+              <w:t xml:space="preserve"> </w:t>
+            </w:r>
+            <w:r>
+              <w:t xml:space="preserve">and</w:t>
+            </w:r>
+            <w:r>
+              <w:t xml:space="preserve"> </w:t>
+            </w:r>
+            <w:r>
+              <w:rPr>
+                <w:i/>
+                <w:iCs/>
+              </w:rPr>
+              <w:t xml:space="preserve">v1.1.2</w:t>
+            </w:r>
+            <w:r>
+              <w:t xml:space="preserve"> </w:t>
+            </w:r>
+            <w:r>
+              <w:t xml:space="preserve">of 2026-10-27 and their automatic deployments (1.1.1, 1.1.2, and 1.3.13); 58 tables (2.1.4 and 5.4.5); continuous integration with 1,337 tests and payment's integration tests against SQL Server (4.3.3); two notes that no longer apply are removed from continuous deployment (4.3.4).</w:t>
+            </w:r>
+          </w:p>
+        </w:tc>
+      </w:tr>
     </w:tbl>
     <w:bookmarkEnd w:id="16"/>
-    <w:bookmarkStart w:id="29" w:name="Xcd1b6120617eac8b6d7b77232663333bd560904"/>
+    <w:bookmarkStart w:id="30" w:name="Xcd1b6120617eac8b6d7b77232663333bd560904"/>
     <w:p>
       <w:pPr>
         <w:pStyle w:val="Heading3"/>
@@ -7893,6 +7964,253 @@
         <w:t xml:space="preserve">on the RabbitMQ publishers and the SMTP and Expo senders), the web, and the mobile app (stricter CI and quality warnings).</w:t>
       </w:r>
     </w:p>
+    <w:bookmarkEnd w:id="28"/>
+    <w:bookmarkStart w:id="29" w:name="X0d9d0579546f9a450bf47f905a658256cc610b2"/>
+    <w:p>
+      <w:pPr>
+        <w:pStyle w:val="Heading4"/>
+      </w:pPr>
+      <w:r>
+        <w:t xml:space="preserve">1.3.13 Versions v1.1.1 and v1.1.2 with continuous deployment (2026-10-27, Colombia time)</w:t>
+      </w:r>
+    </w:p>
+    <w:p>
+      <w:pPr>
+        <w:pStyle w:val="Compact"/>
+        <w:numPr>
+          <w:ilvl w:val="0"/>
+          <w:numId w:val="1020"/>
+        </w:numPr>
+      </w:pPr>
+      <w:r>
+        <w:rPr>
+          <w:b/>
+          <w:bCs/>
+        </w:rPr>
+        <w:t xml:space="preserve">Versions.</w:t>
+      </w:r>
+      <w:r>
+        <w:t xml:space="preserve"> </w:t>
+      </w:r>
+      <w:r>
+        <w:rPr>
+          <w:i/>
+          <w:iCs/>
+        </w:rPr>
+        <w:t xml:space="preserve">v1.1.2</w:t>
+      </w:r>
+      <w:r>
+        <w:t xml:space="preserve"> </w:t>
+      </w:r>
+      <w:r>
+        <w:t xml:space="preserve">of the web (home and sign-in backgrounds in WebP);</w:t>
+      </w:r>
+      <w:r>
+        <w:t xml:space="preserve"> </w:t>
+      </w:r>
+      <w:r>
+        <w:rPr>
+          <w:i/>
+          <w:iCs/>
+        </w:rPr>
+        <w:t xml:space="preserve">v1.1.1</w:t>
+      </w:r>
+      <w:r>
+        <w:t xml:space="preserve"> </w:t>
+      </w:r>
+      <w:r>
+        <w:t xml:space="preserve">of customer-service (vehicles by id are looked up with a single owners query) and of booking-service (400</w:t>
+      </w:r>
+      <w:r>
+        <w:t xml:space="preserve"> </w:t>
+      </w:r>
+      <w:r>
+        <w:rPr>
+          <w:rStyle w:val="VerbatimChar"/>
+        </w:rPr>
+        <w:t xml:space="preserve">VALIDATION_ERROR</w:t>
+      </w:r>
+      <w:r>
+        <w:t xml:space="preserve"> </w:t>
+      </w:r>
+      <w:r>
+        <w:t xml:space="preserve">instead of 500 with a null or longer-than-10 list of services and with an invalid day in the opening hours, alternative times without those that clash with another booking of the same vehicle, and</w:t>
+      </w:r>
+      <w:r>
+        <w:t xml:space="preserve"> </w:t>
+      </w:r>
+      <w:r>
+        <w:rPr>
+          <w:rStyle w:val="VerbatimChar"/>
+        </w:rPr>
+        <w:t xml:space="preserve">bookedBy</w:t>
+      </w:r>
+      <w:r>
+        <w:t xml:space="preserve"> </w:t>
+      </w:r>
+      <w:r>
+        <w:t xml:space="preserve">only in the staff views);</w:t>
+      </w:r>
+      <w:r>
+        <w:t xml:space="preserve"> </w:t>
+      </w:r>
+      <w:r>
+        <w:rPr>
+          <w:i/>
+          <w:iCs/>
+        </w:rPr>
+        <w:t xml:space="preserve">v1.1.2</w:t>
+      </w:r>
+      <w:r>
+        <w:t xml:space="preserve"> </w:t>
+      </w:r>
+      <w:r>
+        <w:t xml:space="preserve">of payment-service (the 17 integration tests run in the CI against SQL Server 2022) and of infra (the end-to-end tests send the payment mode when booking). The PRs to</w:t>
+      </w:r>
+      <w:r>
+        <w:t xml:space="preserve"> </w:t>
+      </w:r>
+      <w:r>
+        <w:rPr>
+          <w:rStyle w:val="VerbatimChar"/>
+        </w:rPr>
+        <w:t xml:space="preserve">main</w:t>
+      </w:r>
+      <w:r>
+        <w:t xml:space="preserve"> </w:t>
+      </w:r>
+      <w:r>
+        <w:t xml:space="preserve">of customer, booking, payment, and infra were approved by Brayan Patiño.</w:t>
+      </w:r>
+    </w:p>
+    <w:p>
+      <w:pPr>
+        <w:pStyle w:val="Compact"/>
+        <w:numPr>
+          <w:ilvl w:val="0"/>
+          <w:numId w:val="1020"/>
+        </w:numPr>
+      </w:pPr>
+      <w:r>
+        <w:rPr>
+          <w:b/>
+          <w:bCs/>
+        </w:rPr>
+        <w:t xml:space="preserve">Continuous deployment.</w:t>
+      </w:r>
+      <w:r>
+        <w:t xml:space="preserve"> </w:t>
+      </w:r>
+      <w:r>
+        <w:t xml:space="preserve">Each merge asked the</w:t>
+      </w:r>
+      <w:r>
+        <w:t xml:space="preserve"> </w:t>
+      </w:r>
+      <w:r>
+        <w:rPr>
+          <w:b/>
+          <w:bCs/>
+        </w:rPr>
+        <w:t xml:space="preserve">Desplegar en Azure</w:t>
+      </w:r>
+      <w:r>
+        <w:t xml:space="preserve"> </w:t>
+      </w:r>
+      <w:r>
+        <w:t xml:space="preserve">workflow for a deployment, without logging in through SSH: the 01:03 run (the web) finished at 01:09 and the 01:35 and 01:36 runs (customer, booking, payment, and infra) finished at 01:36 and 01:37; a request that arrived while another was running was cancelled and the next one took care of it. Every run that finished ended green: database backup,</w:t>
+      </w:r>
+      <w:r>
+        <w:t xml:space="preserve"> </w:t>
+      </w:r>
+      <w:r>
+        <w:rPr>
+          <w:rStyle w:val="VerbatimChar"/>
+        </w:rPr>
+        <w:t xml:space="preserve">:prev</w:t>
+      </w:r>
+      <w:r>
+        <w:t xml:space="preserve">, «Listo: todos los servicios están sanos», and «Web y API responden 200». The server runs</w:t>
+      </w:r>
+      <w:r>
+        <w:t xml:space="preserve"> </w:t>
+      </w:r>
+      <w:r>
+        <w:rPr>
+          <w:rStyle w:val="VerbatimChar"/>
+        </w:rPr>
+        <w:t xml:space="preserve">main</w:t>
+      </w:r>
+      <w:r>
+        <w:t xml:space="preserve">.</w:t>
+      </w:r>
+    </w:p>
+    <w:p>
+      <w:pPr>
+        <w:pStyle w:val="Compact"/>
+        <w:numPr>
+          <w:ilvl w:val="0"/>
+          <w:numId w:val="1020"/>
+        </w:numPr>
+      </w:pPr>
+      <w:r>
+        <w:rPr>
+          <w:b/>
+          <w:bCs/>
+        </w:rPr>
+        <w:t xml:space="preserve">Mobile app.</w:t>
+      </w:r>
+      <w:r>
+        <w:t xml:space="preserve"> </w:t>
+      </w:r>
+      <w:r>
+        <w:t xml:space="preserve">The merge of</w:t>
+      </w:r>
+      <w:r>
+        <w:t xml:space="preserve"> </w:t>
+      </w:r>
+      <w:r>
+        <w:rPr>
+          <w:i/>
+          <w:iCs/>
+        </w:rPr>
+        <w:t xml:space="preserve">v1.1.2</w:t>
+      </w:r>
+      <w:r>
+        <w:t xml:space="preserve"> </w:t>
+      </w:r>
+      <w:r>
+        <w:t xml:space="preserve">(14:30), which only changes the note of the booking step in the four languages, ran</w:t>
+      </w:r>
+      <w:r>
+        <w:t xml:space="preserve"> </w:t>
+      </w:r>
+      <w:r>
+        <w:rPr>
+          <w:rStyle w:val="VerbatimChar"/>
+        </w:rPr>
+        <w:t xml:space="preserve">cd.yml</w:t>
+      </w:r>
+      <w:r>
+        <w:t xml:space="preserve">: the native fingerprint matched the one of APK</w:t>
+      </w:r>
+      <w:r>
+        <w:t xml:space="preserve"> </w:t>
+      </w:r>
+      <w:r>
+        <w:rPr>
+          <w:i/>
+          <w:iCs/>
+        </w:rPr>
+        <w:t xml:space="preserve">versionCode</w:t>
+      </w:r>
+      <w:r>
+        <w:t xml:space="preserve"> </w:t>
+      </w:r>
+      <w:r>
+        <w:t xml:space="preserve">6 («La huella coincide: la actualización le llega al APK publicado») and the update was published over the internet, without a new APK.</w:t>
+      </w:r>
+    </w:p>
     <w:p>
       <w:r>
         <w:pict>
@@ -7900,10 +8218,10 @@
         </w:pict>
       </w:r>
     </w:p>
-    <w:bookmarkEnd w:id="28"/>
     <w:bookmarkEnd w:id="29"/>
     <w:bookmarkEnd w:id="30"/>
-    <w:bookmarkStart w:id="44" w:name="X2349cf2eb0ee80049c42f82e7649865e9b85d77"/>
+    <w:bookmarkEnd w:id="31"/>
+    <w:bookmarkStart w:id="42" w:name="X2349cf2eb0ee80049c42f82e7649865e9b85d77"/>
     <w:p>
       <w:pPr>
         <w:pStyle w:val="Heading2"/>
@@ -7912,7 +8230,7 @@
         <w:t xml:space="preserve">2. Scope, Topology and Architecture</w:t>
       </w:r>
     </w:p>
-    <w:bookmarkStart w:id="35" w:name="Xef9e86d3c6c5e309e877c07e265de2ff60fc8df"/>
+    <w:bookmarkStart w:id="36" w:name="Xef9e86d3c6c5e309e877c07e265de2ff60fc8df"/>
     <w:p>
       <w:pPr>
         <w:pStyle w:val="Heading3"/>
@@ -7921,7 +8239,7 @@
         <w:t xml:space="preserve">2.1 Components and Artifacts in Scope</w:t>
       </w:r>
     </w:p>
-    <w:bookmarkStart w:id="31" w:name="X02af1b1067938bff50e28f386d0b6d1cd4d51cb"/>
+    <w:bookmarkStart w:id="32" w:name="X02af1b1067938bff50e28f386d0b6d1cd4d51cb"/>
     <w:p>
       <w:pPr>
         <w:pStyle w:val="Heading4"/>
@@ -8150,8 +8468,8 @@
         </w:tc>
       </w:tr>
     </w:tbl>
-    <w:bookmarkEnd w:id="31"/>
-    <w:bookmarkStart w:id="32" w:name="Xc8a2baaf949548f127b9db069675f9de6778d17"/>
+    <w:bookmarkEnd w:id="32"/>
+    <w:bookmarkStart w:id="33" w:name="Xc8a2baaf949548f127b9db069675f9de6778d17"/>
     <w:p>
       <w:pPr>
         <w:pStyle w:val="Heading4"/>
@@ -8414,8 +8732,8 @@
         </w:tc>
       </w:tr>
     </w:tbl>
-    <w:bookmarkEnd w:id="32"/>
-    <w:bookmarkStart w:id="33" w:name="X15785bfa89a0af0522d2c8aa876b98d281aa599"/>
+    <w:bookmarkEnd w:id="33"/>
+    <w:bookmarkStart w:id="34" w:name="X15785bfa89a0af0522d2c8aa876b98d281aa599"/>
     <w:p>
       <w:pPr>
         <w:pStyle w:val="Heading4"/>
@@ -8875,8 +9193,8 @@
         </w:tc>
       </w:tr>
     </w:tbl>
-    <w:bookmarkEnd w:id="33"/>
-    <w:bookmarkStart w:id="34" w:name="Xa20a639fd2127ffdf434f730c9bb0f43e877d9d"/>
+    <w:bookmarkEnd w:id="34"/>
+    <w:bookmarkStart w:id="35" w:name="Xa20a639fd2127ffdf434f730c9bb0f43e877d9d"/>
     <w:p>
       <w:pPr>
         <w:pStyle w:val="Heading4"/>
@@ -8993,7 +9311,7 @@
               <w:t xml:space="preserve">LavaRapido</w:t>
             </w:r>
             <w:r>
-              <w:t xml:space="preserve">: 9 schemas and 57 tables —</w:t>
+              <w:t xml:space="preserve">: 9 schemas and 58 tables —</w:t>
             </w:r>
             <w:r>
               <w:t xml:space="preserve"> </w:t>
@@ -9083,7 +9401,7 @@
               <w:t xml:space="preserve"> </w:t>
             </w:r>
             <w:r>
-              <w:t xml:space="preserve">(6),</w:t>
+              <w:t xml:space="preserve">(7),</w:t>
             </w:r>
             <w:r>
               <w:t xml:space="preserve"> </w:t>
@@ -9300,9 +9618,9 @@
         </w:tc>
       </w:tr>
     </w:tbl>
-    <w:bookmarkEnd w:id="34"/>
     <w:bookmarkEnd w:id="35"/>
-    <w:bookmarkStart w:id="42" w:name="Xedfd4760f3b30ee50ba1fbcf180ac660df7aa1d"/>
+    <w:bookmarkEnd w:id="36"/>
+    <w:bookmarkStart w:id="40" w:name="Xedfd4760f3b30ee50ba1fbcf180ac660df7aa1d"/>
     <w:p>
       <w:pPr>
         <w:pStyle w:val="Heading3"/>
@@ -9311,7 +9629,7 @@
         <w:t xml:space="preserve">2.2 Network and Infrastructure Architecture Diagram</w:t>
       </w:r>
     </w:p>
-    <w:bookmarkStart w:id="39" w:name="Xadec88b09a3f7f073c691dcc687c629e76cbf9b"/>
+    <w:bookmarkStart w:id="37" w:name="Xadec88b09a3f7f073c691dcc687c629e76cbf9b"/>
     <w:p>
       <w:pPr>
         <w:pStyle w:val="Heading4"/>
@@ -9325,50 +9643,11 @@
         <w:pStyle w:val="FirstParagraph"/>
       </w:pPr>
       <w:r>
-        <w:drawing>
-          <wp:inline>
-            <wp:extent cx="5334000" cy="4033425"/>
-            <wp:effectExtent b="0" l="0" r="0" t="0"/>
-            <wp:docPr descr="Diagrama" title="" id="37" name="Picture"/>
-            <a:graphic>
-              <a:graphicData uri="http://schemas.openxmlformats.org/drawingml/2006/picture">
-                <pic:pic>
-                  <pic:nvPicPr>
-                    <pic:cNvPr descr="C:/Users/MERARI~1/AppData/Local/Temp/claude/C--Users-MERARI-URBANO-Lavado-Vehicular/fbac9d65-987c-4365-8841-0c86e8c3ca54/scratchpad/mermaid/deployment_document_md-1.png" id="38" name="Picture"/>
-                    <pic:cNvPicPr>
-                      <a:picLocks noChangeArrowheads="1" noChangeAspect="1"/>
-                    </pic:cNvPicPr>
-                  </pic:nvPicPr>
-                  <pic:blipFill>
-                    <a:blip r:embed="rId36"/>
-                    <a:stretch>
-                      <a:fillRect/>
-                    </a:stretch>
-                  </pic:blipFill>
-                  <pic:spPr bwMode="auto">
-                    <a:xfrm>
-                      <a:off x="0" y="0"/>
-                      <a:ext cx="5334000" cy="4033425"/>
-                    </a:xfrm>
-                    <a:prstGeom prst="rect">
-                      <a:avLst/>
-                    </a:prstGeom>
-                    <a:noFill/>
-                    <a:ln w="9525">
-                      <a:noFill/>
-                      <a:headEnd/>
-                      <a:tailEnd/>
-                    </a:ln>
-                  </pic:spPr>
-                </pic:pic>
-              </a:graphicData>
-            </a:graphic>
-          </wp:inline>
-        </w:drawing>
-      </w:r>
-    </w:p>
-    <w:bookmarkEnd w:id="39"/>
-    <w:bookmarkStart w:id="40" w:name="X1a22319ff1b54a8fe5b2bf0e11fcfd976e690c1"/>
+        <w:t xml:space="preserve">![Diagrama](C:/Users/JUAN CAMILO/Documents/PROYECTO FINAL_LAVADO VEICULAR/lavarapido-docs/_generador/work/mermaid/deployment_document_md-1.png)</w:t>
+      </w:r>
+    </w:p>
+    <w:bookmarkEnd w:id="37"/>
+    <w:bookmarkStart w:id="38" w:name="X1a22319ff1b54a8fe5b2bf0e11fcfd976e690c1"/>
     <w:p>
       <w:pPr>
         <w:pStyle w:val="Heading4"/>
@@ -9382,7 +9661,7 @@
         <w:pStyle w:val="Compact"/>
         <w:numPr>
           <w:ilvl w:val="0"/>
-          <w:numId w:val="1020"/>
+          <w:numId w:val="1021"/>
         </w:numPr>
       </w:pPr>
       <w:r>
@@ -9408,7 +9687,7 @@
         <w:pStyle w:val="Compact"/>
         <w:numPr>
           <w:ilvl w:val="0"/>
-          <w:numId w:val="1020"/>
+          <w:numId w:val="1021"/>
         </w:numPr>
       </w:pPr>
       <w:r>
@@ -9505,7 +9784,7 @@
         <w:pStyle w:val="Compact"/>
         <w:numPr>
           <w:ilvl w:val="0"/>
-          <w:numId w:val="1020"/>
+          <w:numId w:val="1021"/>
         </w:numPr>
       </w:pPr>
       <w:r>
@@ -9566,15 +9845,15 @@
         <w:pStyle w:val="Compact"/>
         <w:numPr>
           <w:ilvl w:val="0"/>
-          <w:numId w:val="1020"/>
+          <w:numId w:val="1021"/>
         </w:numPr>
       </w:pPr>
       <w:r>
         <w:t xml:space="preserve">No port of the internal network is published on the machine, except Caddy's.</w:t>
       </w:r>
     </w:p>
-    <w:bookmarkEnd w:id="40"/>
-    <w:bookmarkStart w:id="41" w:name="Xe4ded7be0585f80aeffccb076bf95d1df4db4b1"/>
+    <w:bookmarkEnd w:id="38"/>
+    <w:bookmarkStart w:id="39" w:name="Xe4ded7be0585f80aeffccb076bf95d1df4db4b1"/>
     <w:p>
       <w:pPr>
         <w:pStyle w:val="Heading4"/>
@@ -9856,7 +10135,7 @@
         <w:pStyle w:val="Compact"/>
         <w:numPr>
           <w:ilvl w:val="0"/>
-          <w:numId w:val="1021"/>
+          <w:numId w:val="1022"/>
         </w:numPr>
       </w:pPr>
       <w:r>
@@ -9893,7 +10172,7 @@
         <w:pStyle w:val="Compact"/>
         <w:numPr>
           <w:ilvl w:val="0"/>
-          <w:numId w:val="1021"/>
+          <w:numId w:val="1022"/>
         </w:numPr>
       </w:pPr>
       <w:r>
@@ -9927,7 +10206,7 @@
         <w:pStyle w:val="Compact"/>
         <w:numPr>
           <w:ilvl w:val="0"/>
-          <w:numId w:val="1021"/>
+          <w:numId w:val="1022"/>
         </w:numPr>
       </w:pPr>
       <w:r>
@@ -10015,7 +10294,7 @@
         <w:pStyle w:val="Compact"/>
         <w:numPr>
           <w:ilvl w:val="0"/>
-          <w:numId w:val="1021"/>
+          <w:numId w:val="1022"/>
         </w:numPr>
       </w:pPr>
       <w:r>
@@ -10038,9 +10317,9 @@
         <w:t xml:space="preserve">.</w:t>
       </w:r>
     </w:p>
-    <w:bookmarkEnd w:id="41"/>
-    <w:bookmarkEnd w:id="42"/>
-    <w:bookmarkStart w:id="43" w:name="X82406acaaaf5a6f11f5d5d368052b08ff3102f1"/>
+    <w:bookmarkEnd w:id="39"/>
+    <w:bookmarkEnd w:id="40"/>
+    <w:bookmarkStart w:id="41" w:name="X82406acaaaf5a6f11f5d5d368052b08ff3102f1"/>
     <w:p>
       <w:pPr>
         <w:pStyle w:val="Heading3"/>
@@ -10562,9 +10841,9 @@
         </w:pict>
       </w:r>
     </w:p>
-    <w:bookmarkEnd w:id="43"/>
-    <w:bookmarkEnd w:id="44"/>
-    <w:bookmarkStart w:id="58" w:name="Xa95493a4943540bb8fda6d550001e5275bde913"/>
+    <w:bookmarkEnd w:id="41"/>
+    <w:bookmarkEnd w:id="42"/>
+    <w:bookmarkStart w:id="56" w:name="Xa95493a4943540bb8fda6d550001e5275bde913"/>
     <w:p>
       <w:pPr>
         <w:pStyle w:val="Heading2"/>
@@ -10573,7 +10852,7 @@
         <w:t xml:space="preserve">3. Prerequisites and Preparation (Pre-deployment)</w:t>
       </w:r>
     </w:p>
-    <w:bookmarkStart w:id="47" w:name="X10d4d5604758826f2ce5a23136de09621bb83eb"/>
+    <w:bookmarkStart w:id="45" w:name="X10d4d5604758826f2ce5a23136de09621bb83eb"/>
     <w:p>
       <w:pPr>
         <w:pStyle w:val="Heading3"/>
@@ -10582,7 +10861,7 @@
         <w:t xml:space="preserve">3.1 Operating System and VPS Prerequisites Checklist</w:t>
       </w:r>
     </w:p>
-    <w:bookmarkStart w:id="45" w:name="Xcdcbb5e54f8975fce3d0dcc47e68bb032af35cc"/>
+    <w:bookmarkStart w:id="43" w:name="Xcdcbb5e54f8975fce3d0dcc47e68bb032af35cc"/>
     <w:p>
       <w:pPr>
         <w:pStyle w:val="Heading4"/>
@@ -10960,182 +11239,182 @@
         </w:tc>
       </w:tr>
     </w:tbl>
+    <w:bookmarkEnd w:id="43"/>
+    <w:bookmarkStart w:id="44" w:name="X2d870752a54b67e5a0135d7ffcb4e5321c8ed2f"/>
+    <w:p>
+      <w:pPr>
+        <w:pStyle w:val="Heading4"/>
+      </w:pPr>
+      <w:r>
+        <w:t xml:space="preserve">3.1.2 Docker engine status and local socket</w:t>
+      </w:r>
+    </w:p>
+    <w:p>
+      <w:pPr>
+        <w:pStyle w:val="SourceCode"/>
+      </w:pPr>
+      <w:r>
+        <w:rPr>
+          <w:rStyle w:val="ExtensionTok"/>
+        </w:rPr>
+        <w:t xml:space="preserve">docker</w:t>
+      </w:r>
+      <w:r>
+        <w:rPr>
+          <w:rStyle w:val="NormalTok"/>
+        </w:rPr>
+        <w:t xml:space="preserve"> </w:t>
+      </w:r>
+      <w:r>
+        <w:rPr>
+          <w:rStyle w:val="AttributeTok"/>
+        </w:rPr>
+        <w:t xml:space="preserve">--version</w:t>
+      </w:r>
+      <w:r>
+        <w:rPr>
+          <w:rStyle w:val="NormalTok"/>
+        </w:rPr>
+        <w:t xml:space="preserve">            </w:t>
+      </w:r>
+      <w:r>
+        <w:rPr>
+          <w:rStyle w:val="CommentTok"/>
+        </w:rPr>
+        <w:t xml:space="preserve"># Docker version 29.x</w:t>
+      </w:r>
+      <w:r>
+        <w:br/>
+      </w:r>
+      <w:r>
+        <w:rPr>
+          <w:rStyle w:val="ExtensionTok"/>
+        </w:rPr>
+        <w:t xml:space="preserve">docker</w:t>
+      </w:r>
+      <w:r>
+        <w:rPr>
+          <w:rStyle w:val="NormalTok"/>
+        </w:rPr>
+        <w:t xml:space="preserve"> compose version      </w:t>
+      </w:r>
+      <w:r>
+        <w:rPr>
+          <w:rStyle w:val="CommentTok"/>
+        </w:rPr>
+        <w:t xml:space="preserve"># Docker Compose v5.x</w:t>
+      </w:r>
+      <w:r>
+        <w:br/>
+      </w:r>
+      <w:r>
+        <w:rPr>
+          <w:rStyle w:val="FunctionTok"/>
+        </w:rPr>
+        <w:t xml:space="preserve">sudo</w:t>
+      </w:r>
+      <w:r>
+        <w:rPr>
+          <w:rStyle w:val="NormalTok"/>
+        </w:rPr>
+        <w:t xml:space="preserve"> systemctl is-enabled docker   </w:t>
+      </w:r>
+      <w:r>
+        <w:rPr>
+          <w:rStyle w:val="CommentTok"/>
+        </w:rPr>
+        <w:t xml:space="preserve"># enabled  → starts with the machine</w:t>
+      </w:r>
+      <w:r>
+        <w:br/>
+      </w:r>
+      <w:r>
+        <w:rPr>
+          <w:rStyle w:val="FunctionTok"/>
+        </w:rPr>
+        <w:t xml:space="preserve">sudo</w:t>
+      </w:r>
+      <w:r>
+        <w:rPr>
+          <w:rStyle w:val="NormalTok"/>
+        </w:rPr>
+        <w:t xml:space="preserve"> systemctl is-active docker    </w:t>
+      </w:r>
+      <w:r>
+        <w:rPr>
+          <w:rStyle w:val="CommentTok"/>
+        </w:rPr>
+        <w:t xml:space="preserve"># active</w:t>
+      </w:r>
+      <w:r>
+        <w:br/>
+      </w:r>
+      <w:r>
+        <w:rPr>
+          <w:rStyle w:val="FunctionTok"/>
+        </w:rPr>
+        <w:t xml:space="preserve">ls</w:t>
+      </w:r>
+      <w:r>
+        <w:rPr>
+          <w:rStyle w:val="NormalTok"/>
+        </w:rPr>
+        <w:t xml:space="preserve"> </w:t>
+      </w:r>
+      <w:r>
+        <w:rPr>
+          <w:rStyle w:val="AttributeTok"/>
+        </w:rPr>
+        <w:t xml:space="preserve">-l</w:t>
+      </w:r>
+      <w:r>
+        <w:rPr>
+          <w:rStyle w:val="NormalTok"/>
+        </w:rPr>
+        <w:t xml:space="preserve"> /var/run/docker.sock         </w:t>
+      </w:r>
+      <w:r>
+        <w:rPr>
+          <w:rStyle w:val="CommentTok"/>
+        </w:rPr>
+        <w:t xml:space="preserve"># local engine socket</w:t>
+      </w:r>
+    </w:p>
+    <w:p>
+      <w:pPr>
+        <w:pStyle w:val="FirstParagraph"/>
+      </w:pPr>
+      <w:r>
+        <w:rPr>
+          <w:rStyle w:val="VerbatimChar"/>
+        </w:rPr>
+        <w:t xml:space="preserve">deploy/setup-server.sh</w:t>
+      </w:r>
+      <w:r>
+        <w:t xml:space="preserve"> </w:t>
+      </w:r>
+      <w:r>
+        <w:t xml:space="preserve">installs Docker (official</w:t>
+      </w:r>
+      <w:r>
+        <w:t xml:space="preserve"> </w:t>
+      </w:r>
+      <w:r>
+        <w:rPr>
+          <w:rStyle w:val="VerbatimChar"/>
+        </w:rPr>
+        <w:t xml:space="preserve">get.docker.com</w:t>
+      </w:r>
+      <w:r>
+        <w:t xml:space="preserve"> </w:t>
+      </w:r>
+      <w:r>
+        <w:t xml:space="preserve">script) if missing, enables it on boot and creates 4 GB of swap.</w:t>
+      </w:r>
+    </w:p>
+    <w:bookmarkEnd w:id="44"/>
     <w:bookmarkEnd w:id="45"/>
-    <w:bookmarkStart w:id="46" w:name="X2d870752a54b67e5a0135d7ffcb4e5321c8ed2f"/>
-    <w:p>
-      <w:pPr>
-        <w:pStyle w:val="Heading4"/>
-      </w:pPr>
-      <w:r>
-        <w:t xml:space="preserve">3.1.2 Docker engine status and local socket</w:t>
-      </w:r>
-    </w:p>
-    <w:p>
-      <w:pPr>
-        <w:pStyle w:val="SourceCode"/>
-      </w:pPr>
-      <w:r>
-        <w:rPr>
-          <w:rStyle w:val="ExtensionTok"/>
-        </w:rPr>
-        <w:t xml:space="preserve">docker</w:t>
-      </w:r>
-      <w:r>
-        <w:rPr>
-          <w:rStyle w:val="NormalTok"/>
-        </w:rPr>
-        <w:t xml:space="preserve"> </w:t>
-      </w:r>
-      <w:r>
-        <w:rPr>
-          <w:rStyle w:val="AttributeTok"/>
-        </w:rPr>
-        <w:t xml:space="preserve">--version</w:t>
-      </w:r>
-      <w:r>
-        <w:rPr>
-          <w:rStyle w:val="NormalTok"/>
-        </w:rPr>
-        <w:t xml:space="preserve">            </w:t>
-      </w:r>
-      <w:r>
-        <w:rPr>
-          <w:rStyle w:val="CommentTok"/>
-        </w:rPr>
-        <w:t xml:space="preserve"># Docker version 29.x</w:t>
-      </w:r>
-      <w:r>
-        <w:br/>
-      </w:r>
-      <w:r>
-        <w:rPr>
-          <w:rStyle w:val="ExtensionTok"/>
-        </w:rPr>
-        <w:t xml:space="preserve">docker</w:t>
-      </w:r>
-      <w:r>
-        <w:rPr>
-          <w:rStyle w:val="NormalTok"/>
-        </w:rPr>
-        <w:t xml:space="preserve"> compose version      </w:t>
-      </w:r>
-      <w:r>
-        <w:rPr>
-          <w:rStyle w:val="CommentTok"/>
-        </w:rPr>
-        <w:t xml:space="preserve"># Docker Compose v5.x</w:t>
-      </w:r>
-      <w:r>
-        <w:br/>
-      </w:r>
-      <w:r>
-        <w:rPr>
-          <w:rStyle w:val="FunctionTok"/>
-        </w:rPr>
-        <w:t xml:space="preserve">sudo</w:t>
-      </w:r>
-      <w:r>
-        <w:rPr>
-          <w:rStyle w:val="NormalTok"/>
-        </w:rPr>
-        <w:t xml:space="preserve"> systemctl is-enabled docker   </w:t>
-      </w:r>
-      <w:r>
-        <w:rPr>
-          <w:rStyle w:val="CommentTok"/>
-        </w:rPr>
-        <w:t xml:space="preserve"># enabled  → starts with the machine</w:t>
-      </w:r>
-      <w:r>
-        <w:br/>
-      </w:r>
-      <w:r>
-        <w:rPr>
-          <w:rStyle w:val="FunctionTok"/>
-        </w:rPr>
-        <w:t xml:space="preserve">sudo</w:t>
-      </w:r>
-      <w:r>
-        <w:rPr>
-          <w:rStyle w:val="NormalTok"/>
-        </w:rPr>
-        <w:t xml:space="preserve"> systemctl is-active docker    </w:t>
-      </w:r>
-      <w:r>
-        <w:rPr>
-          <w:rStyle w:val="CommentTok"/>
-        </w:rPr>
-        <w:t xml:space="preserve"># active</w:t>
-      </w:r>
-      <w:r>
-        <w:br/>
-      </w:r>
-      <w:r>
-        <w:rPr>
-          <w:rStyle w:val="FunctionTok"/>
-        </w:rPr>
-        <w:t xml:space="preserve">ls</w:t>
-      </w:r>
-      <w:r>
-        <w:rPr>
-          <w:rStyle w:val="NormalTok"/>
-        </w:rPr>
-        <w:t xml:space="preserve"> </w:t>
-      </w:r>
-      <w:r>
-        <w:rPr>
-          <w:rStyle w:val="AttributeTok"/>
-        </w:rPr>
-        <w:t xml:space="preserve">-l</w:t>
-      </w:r>
-      <w:r>
-        <w:rPr>
-          <w:rStyle w:val="NormalTok"/>
-        </w:rPr>
-        <w:t xml:space="preserve"> /var/run/docker.sock         </w:t>
-      </w:r>
-      <w:r>
-        <w:rPr>
-          <w:rStyle w:val="CommentTok"/>
-        </w:rPr>
-        <w:t xml:space="preserve"># local engine socket</w:t>
-      </w:r>
-    </w:p>
-    <w:p>
-      <w:pPr>
-        <w:pStyle w:val="FirstParagraph"/>
-      </w:pPr>
-      <w:r>
-        <w:rPr>
-          <w:rStyle w:val="VerbatimChar"/>
-        </w:rPr>
-        <w:t xml:space="preserve">deploy/setup-server.sh</w:t>
-      </w:r>
-      <w:r>
-        <w:t xml:space="preserve"> </w:t>
-      </w:r>
-      <w:r>
-        <w:t xml:space="preserve">installs Docker (official</w:t>
-      </w:r>
-      <w:r>
-        <w:t xml:space="preserve"> </w:t>
-      </w:r>
-      <w:r>
-        <w:rPr>
-          <w:rStyle w:val="VerbatimChar"/>
-        </w:rPr>
-        <w:t xml:space="preserve">get.docker.com</w:t>
-      </w:r>
-      <w:r>
-        <w:t xml:space="preserve"> </w:t>
-      </w:r>
-      <w:r>
-        <w:t xml:space="preserve">script) if missing, enables it on boot and creates 4 GB of swap.</w:t>
-      </w:r>
-    </w:p>
-    <w:bookmarkEnd w:id="46"/>
-    <w:bookmarkEnd w:id="47"/>
-    <w:bookmarkStart w:id="52" w:name="X349fa7fd08898295351629450001c559236695b"/>
+    <w:bookmarkStart w:id="50" w:name="X349fa7fd08898295351629450001c559236695b"/>
     <w:p>
       <w:pPr>
         <w:pStyle w:val="Heading3"/>
@@ -11162,7 +11441,7 @@
         <w:t xml:space="preserve">Backups, their check and restoring were tested in production (see 3.2.4).</w:t>
       </w:r>
     </w:p>
-    <w:bookmarkStart w:id="48" w:name="Xbeacd7514bf58fc6a804ead7156a209eb70fa16"/>
+    <w:bookmarkStart w:id="46" w:name="Xbeacd7514bf58fc6a804ead7156a209eb70fa16"/>
     <w:p>
       <w:pPr>
         <w:pStyle w:val="Heading4"/>
@@ -11586,546 +11865,546 @@
         <w:t xml:space="preserve"> .</w:t>
       </w:r>
     </w:p>
+    <w:bookmarkEnd w:id="46"/>
+    <w:bookmarkStart w:id="47" w:name="X1492a74e05fac6d852c5e9d4e197021994af2b7"/>
+    <w:p>
+      <w:pPr>
+        <w:pStyle w:val="Heading4"/>
+      </w:pPr>
+      <w:r>
+        <w:t xml:space="preserve">3.2.2 Backup of Docker persistent volumes</w:t>
+      </w:r>
+    </w:p>
+    <w:p>
+      <w:pPr>
+        <w:pStyle w:val="SourceCode"/>
+      </w:pPr>
+      <w:r>
+        <w:rPr>
+          <w:rStyle w:val="FunctionTok"/>
+        </w:rPr>
+        <w:t xml:space="preserve">mkdir</w:t>
+      </w:r>
+      <w:r>
+        <w:rPr>
+          <w:rStyle w:val="NormalTok"/>
+        </w:rPr>
+        <w:t xml:space="preserve"> </w:t>
+      </w:r>
+      <w:r>
+        <w:rPr>
+          <w:rStyle w:val="AttributeTok"/>
+        </w:rPr>
+        <w:t xml:space="preserve">-p</w:t>
+      </w:r>
+      <w:r>
+        <w:rPr>
+          <w:rStyle w:val="NormalTok"/>
+        </w:rPr>
+        <w:t xml:space="preserve"> ~/backups</w:t>
+      </w:r>
+      <w:r>
+        <w:br/>
+      </w:r>
+      <w:r>
+        <w:rPr>
+          <w:rStyle w:val="ControlFlowTok"/>
+        </w:rPr>
+        <w:t xml:space="preserve">for</w:t>
+      </w:r>
+      <w:r>
+        <w:rPr>
+          <w:rStyle w:val="NormalTok"/>
+        </w:rPr>
+        <w:t xml:space="preserve"> v </w:t>
+      </w:r>
+      <w:r>
+        <w:rPr>
+          <w:rStyle w:val="KeywordTok"/>
+        </w:rPr>
+        <w:t xml:space="preserve">in</w:t>
+      </w:r>
+      <w:r>
+        <w:rPr>
+          <w:rStyle w:val="NormalTok"/>
+        </w:rPr>
+        <w:t xml:space="preserve"> lavarapido_sqlserver-data lavarapido_rabbitmq-data lavarapido_caddy-data</w:t>
+      </w:r>
+      <w:r>
+        <w:rPr>
+          <w:rStyle w:val="KeywordTok"/>
+        </w:rPr>
+        <w:t xml:space="preserve">;</w:t>
+      </w:r>
+      <w:r>
+        <w:rPr>
+          <w:rStyle w:val="NormalTok"/>
+        </w:rPr>
+        <w:t xml:space="preserve"> </w:t>
+      </w:r>
+      <w:r>
+        <w:rPr>
+          <w:rStyle w:val="ControlFlowTok"/>
+        </w:rPr>
+        <w:t xml:space="preserve">do</w:t>
+      </w:r>
+      <w:r>
+        <w:br/>
+      </w:r>
+      <w:r>
+        <w:rPr>
+          <w:rStyle w:val="NormalTok"/>
+        </w:rPr>
+        <w:t xml:space="preserve">  </w:t>
+      </w:r>
+      <w:r>
+        <w:rPr>
+          <w:rStyle w:val="FunctionTok"/>
+        </w:rPr>
+        <w:t xml:space="preserve">sudo</w:t>
+      </w:r>
+      <w:r>
+        <w:rPr>
+          <w:rStyle w:val="NormalTok"/>
+        </w:rPr>
+        <w:t xml:space="preserve"> docker run </w:t>
+      </w:r>
+      <w:r>
+        <w:rPr>
+          <w:rStyle w:val="AttributeTok"/>
+        </w:rPr>
+        <w:t xml:space="preserve">--rm</w:t>
+      </w:r>
+      <w:r>
+        <w:rPr>
+          <w:rStyle w:val="NormalTok"/>
+        </w:rPr>
+        <w:t xml:space="preserve"> </w:t>
+      </w:r>
+      <w:r>
+        <w:rPr>
+          <w:rStyle w:val="AttributeTok"/>
+        </w:rPr>
+        <w:t xml:space="preserve">-v</w:t>
+      </w:r>
+      <w:r>
+        <w:rPr>
+          <w:rStyle w:val="NormalTok"/>
+        </w:rPr>
+        <w:t xml:space="preserve"> </w:t>
+      </w:r>
+      <w:r>
+        <w:rPr>
+          <w:rStyle w:val="StringTok"/>
+        </w:rPr>
+        <w:t xml:space="preserve">"</w:t>
+      </w:r>
+      <w:r>
+        <w:rPr>
+          <w:rStyle w:val="VariableTok"/>
+        </w:rPr>
+        <w:t xml:space="preserve">$v</w:t>
+      </w:r>
+      <w:r>
+        <w:rPr>
+          <w:rStyle w:val="StringTok"/>
+        </w:rPr>
+        <w:t xml:space="preserve">"</w:t>
+      </w:r>
+      <w:r>
+        <w:rPr>
+          <w:rStyle w:val="NormalTok"/>
+        </w:rPr>
+        <w:t xml:space="preserve">:/data:ro </w:t>
+      </w:r>
+      <w:r>
+        <w:rPr>
+          <w:rStyle w:val="AttributeTok"/>
+        </w:rPr>
+        <w:t xml:space="preserve">-v</w:t>
+      </w:r>
+      <w:r>
+        <w:rPr>
+          <w:rStyle w:val="NormalTok"/>
+        </w:rPr>
+        <w:t xml:space="preserve"> ~/backups:/backup alpine </w:t>
+      </w:r>
+      <w:r>
+        <w:rPr>
+          <w:rStyle w:val="DataTypeTok"/>
+        </w:rPr>
+        <w:t xml:space="preserve">\</w:t>
+      </w:r>
+      <w:r>
+        <w:br/>
+      </w:r>
+      <w:r>
+        <w:rPr>
+          <w:rStyle w:val="NormalTok"/>
+        </w:rPr>
+        <w:t xml:space="preserve">    tar czf </w:t>
+      </w:r>
+      <w:r>
+        <w:rPr>
+          <w:rStyle w:val="StringTok"/>
+        </w:rPr>
+        <w:t xml:space="preserve">"/backup/</w:t>
+      </w:r>
+      <w:r>
+        <w:rPr>
+          <w:rStyle w:val="VariableTok"/>
+        </w:rPr>
+        <w:t xml:space="preserve">${v}</w:t>
+      </w:r>
+      <w:r>
+        <w:rPr>
+          <w:rStyle w:val="StringTok"/>
+        </w:rPr>
+        <w:t xml:space="preserve">_</w:t>
+      </w:r>
+      <w:r>
+        <w:rPr>
+          <w:rStyle w:val="VariableTok"/>
+        </w:rPr>
+        <w:t xml:space="preserve">$(</w:t>
+      </w:r>
+      <w:r>
+        <w:rPr>
+          <w:rStyle w:val="FunctionTok"/>
+        </w:rPr>
+        <w:t xml:space="preserve">date</w:t>
+      </w:r>
+      <w:r>
+        <w:rPr>
+          <w:rStyle w:val="NormalTok"/>
+        </w:rPr>
+        <w:t xml:space="preserve"> +%F</w:t>
+      </w:r>
+      <w:r>
+        <w:rPr>
+          <w:rStyle w:val="VariableTok"/>
+        </w:rPr>
+        <w:t xml:space="preserve">)</w:t>
+      </w:r>
+      <w:r>
+        <w:rPr>
+          <w:rStyle w:val="StringTok"/>
+        </w:rPr>
+        <w:t xml:space="preserve">.tar.gz"</w:t>
+      </w:r>
+      <w:r>
+        <w:rPr>
+          <w:rStyle w:val="NormalTok"/>
+        </w:rPr>
+        <w:t xml:space="preserve"> </w:t>
+      </w:r>
+      <w:r>
+        <w:rPr>
+          <w:rStyle w:val="AttributeTok"/>
+        </w:rPr>
+        <w:t xml:space="preserve">-C</w:t>
+      </w:r>
+      <w:r>
+        <w:rPr>
+          <w:rStyle w:val="NormalTok"/>
+        </w:rPr>
+        <w:t xml:space="preserve"> /data .</w:t>
+      </w:r>
+      <w:r>
+        <w:br/>
+      </w:r>
+      <w:r>
+        <w:rPr>
+          <w:rStyle w:val="ControlFlowTok"/>
+        </w:rPr>
+        <w:t xml:space="preserve">done</w:t>
+      </w:r>
+    </w:p>
+    <w:p>
+      <w:pPr>
+        <w:pStyle w:val="BlockText"/>
+      </w:pPr>
+      <w:r>
+        <w:t xml:space="preserve">For a consistent backup of</w:t>
+      </w:r>
+      <w:r>
+        <w:t xml:space="preserve"> </w:t>
+      </w:r>
+      <w:r>
+        <w:rPr>
+          <w:rStyle w:val="VerbatimChar"/>
+        </w:rPr>
+        <w:t xml:space="preserve">sqlserver-data</w:t>
+      </w:r>
+      <w:r>
+        <w:t xml:space="preserve">, the</w:t>
+      </w:r>
+      <w:r>
+        <w:t xml:space="preserve"> </w:t>
+      </w:r>
+      <w:r>
+        <w:rPr>
+          <w:rStyle w:val="VerbatimChar"/>
+        </w:rPr>
+        <w:t xml:space="preserve">BACKUP DATABASE</w:t>
+      </w:r>
+      <w:r>
+        <w:t xml:space="preserve"> </w:t>
+      </w:r>
+      <w:r>
+        <w:t xml:space="preserve">from 3.2.1 is preferred, because it can be done while the database is running.</w:t>
+      </w:r>
+    </w:p>
+    <w:bookmarkEnd w:id="47"/>
+    <w:bookmarkStart w:id="48" w:name="X6ee5698c953cd28898d14aeced68cff290faadf"/>
+    <w:p>
+      <w:pPr>
+        <w:pStyle w:val="Heading4"/>
+      </w:pPr>
+      <w:r>
+        <w:t xml:space="preserve">3.2.3 Backup of Stack configurations and previous variables</w:t>
+      </w:r>
+    </w:p>
+    <w:p>
+      <w:pPr>
+        <w:pStyle w:val="SourceCode"/>
+      </w:pPr>
+      <w:r>
+        <w:rPr>
+          <w:rStyle w:val="BuiltInTok"/>
+        </w:rPr>
+        <w:t xml:space="preserve">cd</w:t>
+      </w:r>
+      <w:r>
+        <w:rPr>
+          <w:rStyle w:val="NormalTok"/>
+        </w:rPr>
+        <w:t xml:space="preserve"> ~/lavarapido/lavarapido-infra</w:t>
+      </w:r>
+      <w:r>
+        <w:br/>
+      </w:r>
+      <w:r>
+        <w:rPr>
+          <w:rStyle w:val="FunctionTok"/>
+        </w:rPr>
+        <w:t xml:space="preserve">cp</w:t>
+      </w:r>
+      <w:r>
+        <w:rPr>
+          <w:rStyle w:val="NormalTok"/>
+        </w:rPr>
+        <w:t xml:space="preserve"> .env.production ~/backups/env.production_</w:t>
+      </w:r>
+      <w:r>
+        <w:rPr>
+          <w:rStyle w:val="VariableTok"/>
+        </w:rPr>
+        <w:t xml:space="preserve">$(</w:t>
+      </w:r>
+      <w:r>
+        <w:rPr>
+          <w:rStyle w:val="FunctionTok"/>
+        </w:rPr>
+        <w:t xml:space="preserve">date</w:t>
+      </w:r>
+      <w:r>
+        <w:rPr>
+          <w:rStyle w:val="NormalTok"/>
+        </w:rPr>
+        <w:t xml:space="preserve"> +%F</w:t>
+      </w:r>
+      <w:r>
+        <w:rPr>
+          <w:rStyle w:val="VariableTok"/>
+        </w:rPr>
+        <w:t xml:space="preserve">)</w:t>
+      </w:r>
+      <w:r>
+        <w:rPr>
+          <w:rStyle w:val="NormalTok"/>
+        </w:rPr>
+        <w:t xml:space="preserve">       </w:t>
+      </w:r>
+      <w:r>
+        <w:rPr>
+          <w:rStyle w:val="CommentTok"/>
+        </w:rPr>
+        <w:t xml:space="preserve"># contains secrets: chmod 600</w:t>
+      </w:r>
+      <w:r>
+        <w:br/>
+      </w:r>
+      <w:r>
+        <w:rPr>
+          <w:rStyle w:val="FunctionTok"/>
+        </w:rPr>
+        <w:t xml:space="preserve">chmod</w:t>
+      </w:r>
+      <w:r>
+        <w:rPr>
+          <w:rStyle w:val="NormalTok"/>
+        </w:rPr>
+        <w:t xml:space="preserve"> 600 ~/backups/env.production_</w:t>
+      </w:r>
+      <w:r>
+        <w:rPr>
+          <w:rStyle w:val="PreprocessorTok"/>
+        </w:rPr>
+        <w:t xml:space="preserve">*</w:t>
+      </w:r>
+      <w:r>
+        <w:br/>
+      </w:r>
+      <w:r>
+        <w:rPr>
+          <w:rStyle w:val="FunctionTok"/>
+        </w:rPr>
+        <w:t xml:space="preserve">git</w:t>
+      </w:r>
+      <w:r>
+        <w:rPr>
+          <w:rStyle w:val="NormalTok"/>
+        </w:rPr>
+        <w:t xml:space="preserve"> </w:t>
+      </w:r>
+      <w:r>
+        <w:rPr>
+          <w:rStyle w:val="AttributeTok"/>
+        </w:rPr>
+        <w:t xml:space="preserve">-C</w:t>
+      </w:r>
+      <w:r>
+        <w:rPr>
+          <w:rStyle w:val="NormalTok"/>
+        </w:rPr>
+        <w:t xml:space="preserve"> ~/lavarapido/lavarapido-infra rev-parse HEAD </w:t>
+      </w:r>
+      <w:r>
+        <w:rPr>
+          <w:rStyle w:val="OperatorTok"/>
+        </w:rPr>
+        <w:t xml:space="preserve">&gt;</w:t>
+      </w:r>
+      <w:r>
+        <w:rPr>
+          <w:rStyle w:val="NormalTok"/>
+        </w:rPr>
+        <w:t xml:space="preserve"> ~/backups/infra-commit_</w:t>
+      </w:r>
+      <w:r>
+        <w:rPr>
+          <w:rStyle w:val="VariableTok"/>
+        </w:rPr>
+        <w:t xml:space="preserve">$(</w:t>
+      </w:r>
+      <w:r>
+        <w:rPr>
+          <w:rStyle w:val="FunctionTok"/>
+        </w:rPr>
+        <w:t xml:space="preserve">date</w:t>
+      </w:r>
+      <w:r>
+        <w:rPr>
+          <w:rStyle w:val="NormalTok"/>
+        </w:rPr>
+        <w:t xml:space="preserve"> +%F</w:t>
+      </w:r>
+      <w:r>
+        <w:rPr>
+          <w:rStyle w:val="VariableTok"/>
+        </w:rPr>
+        <w:t xml:space="preserve">)</w:t>
+      </w:r>
+      <w:r>
+        <w:rPr>
+          <w:rStyle w:val="NormalTok"/>
+        </w:rPr>
+        <w:t xml:space="preserve">.txt</w:t>
+      </w:r>
+    </w:p>
+    <w:p>
+      <w:pPr>
+        <w:pStyle w:val="FirstParagraph"/>
+      </w:pPr>
+      <w:r>
+        <w:t xml:space="preserve">The stack configuration (</w:t>
+      </w:r>
+      <w:r>
+        <w:rPr>
+          <w:rStyle w:val="VerbatimChar"/>
+        </w:rPr>
+        <w:t xml:space="preserve">docker-compose.yml</w:t>
+      </w:r>
+      <w:r>
+        <w:t xml:space="preserve">,</w:t>
+      </w:r>
+      <w:r>
+        <w:t xml:space="preserve"> </w:t>
+      </w:r>
+      <w:r>
+        <w:rPr>
+          <w:rStyle w:val="VerbatimChar"/>
+        </w:rPr>
+        <w:t xml:space="preserve">docker-compose.prod.yml</w:t>
+      </w:r>
+      <w:r>
+        <w:t xml:space="preserve">,</w:t>
+      </w:r>
+      <w:r>
+        <w:t xml:space="preserve"> </w:t>
+      </w:r>
+      <w:r>
+        <w:rPr>
+          <w:rStyle w:val="VerbatimChar"/>
+        </w:rPr>
+        <w:t xml:space="preserve">deploy/Caddyfile</w:t>
+      </w:r>
+      <w:r>
+        <w:t xml:space="preserve">) is versioned on GitHub (</w:t>
+      </w:r>
+      <w:r>
+        <w:rPr>
+          <w:rStyle w:val="VerbatimChar"/>
+        </w:rPr>
+        <w:t xml:space="preserve">lavarapido-infra</w:t>
+      </w:r>
+      <w:r>
+        <w:t xml:space="preserve">). To go back, a</w:t>
+      </w:r>
+      <w:r>
+        <w:t xml:space="preserve"> </w:t>
+      </w:r>
+      <w:r>
+        <w:rPr>
+          <w:rStyle w:val="VerbatimChar"/>
+        </w:rPr>
+        <w:t xml:space="preserve">git checkout &lt;commit&gt;</w:t>
+      </w:r>
+      <w:r>
+        <w:t xml:space="preserve"> </w:t>
+      </w:r>
+      <w:r>
+        <w:t xml:space="preserve">and a new</w:t>
+      </w:r>
+      <w:r>
+        <w:t xml:space="preserve"> </w:t>
+      </w:r>
+      <w:r>
+        <w:rPr>
+          <w:rStyle w:val="VerbatimChar"/>
+        </w:rPr>
+        <w:t xml:space="preserve">up -d</w:t>
+      </w:r>
+      <w:r>
+        <w:t xml:space="preserve"> </w:t>
+      </w:r>
+      <w:r>
+        <w:t xml:space="preserve">are enough.</w:t>
+      </w:r>
+    </w:p>
     <w:bookmarkEnd w:id="48"/>
-    <w:bookmarkStart w:id="49" w:name="X1492a74e05fac6d852c5e9d4e197021994af2b7"/>
-    <w:p>
-      <w:pPr>
-        <w:pStyle w:val="Heading4"/>
-      </w:pPr>
-      <w:r>
-        <w:t xml:space="preserve">3.2.2 Backup of Docker persistent volumes</w:t>
-      </w:r>
-    </w:p>
-    <w:p>
-      <w:pPr>
-        <w:pStyle w:val="SourceCode"/>
-      </w:pPr>
-      <w:r>
-        <w:rPr>
-          <w:rStyle w:val="FunctionTok"/>
-        </w:rPr>
-        <w:t xml:space="preserve">mkdir</w:t>
-      </w:r>
-      <w:r>
-        <w:rPr>
-          <w:rStyle w:val="NormalTok"/>
-        </w:rPr>
-        <w:t xml:space="preserve"> </w:t>
-      </w:r>
-      <w:r>
-        <w:rPr>
-          <w:rStyle w:val="AttributeTok"/>
-        </w:rPr>
-        <w:t xml:space="preserve">-p</w:t>
-      </w:r>
-      <w:r>
-        <w:rPr>
-          <w:rStyle w:val="NormalTok"/>
-        </w:rPr>
-        <w:t xml:space="preserve"> ~/backups</w:t>
-      </w:r>
-      <w:r>
-        <w:br/>
-      </w:r>
-      <w:r>
-        <w:rPr>
-          <w:rStyle w:val="ControlFlowTok"/>
-        </w:rPr>
-        <w:t xml:space="preserve">for</w:t>
-      </w:r>
-      <w:r>
-        <w:rPr>
-          <w:rStyle w:val="NormalTok"/>
-        </w:rPr>
-        <w:t xml:space="preserve"> v </w:t>
-      </w:r>
-      <w:r>
-        <w:rPr>
-          <w:rStyle w:val="KeywordTok"/>
-        </w:rPr>
-        <w:t xml:space="preserve">in</w:t>
-      </w:r>
-      <w:r>
-        <w:rPr>
-          <w:rStyle w:val="NormalTok"/>
-        </w:rPr>
-        <w:t xml:space="preserve"> lavarapido_sqlserver-data lavarapido_rabbitmq-data lavarapido_caddy-data</w:t>
-      </w:r>
-      <w:r>
-        <w:rPr>
-          <w:rStyle w:val="KeywordTok"/>
-        </w:rPr>
-        <w:t xml:space="preserve">;</w:t>
-      </w:r>
-      <w:r>
-        <w:rPr>
-          <w:rStyle w:val="NormalTok"/>
-        </w:rPr>
-        <w:t xml:space="preserve"> </w:t>
-      </w:r>
-      <w:r>
-        <w:rPr>
-          <w:rStyle w:val="ControlFlowTok"/>
-        </w:rPr>
-        <w:t xml:space="preserve">do</w:t>
-      </w:r>
-      <w:r>
-        <w:br/>
-      </w:r>
-      <w:r>
-        <w:rPr>
-          <w:rStyle w:val="NormalTok"/>
-        </w:rPr>
-        <w:t xml:space="preserve">  </w:t>
-      </w:r>
-      <w:r>
-        <w:rPr>
-          <w:rStyle w:val="FunctionTok"/>
-        </w:rPr>
-        <w:t xml:space="preserve">sudo</w:t>
-      </w:r>
-      <w:r>
-        <w:rPr>
-          <w:rStyle w:val="NormalTok"/>
-        </w:rPr>
-        <w:t xml:space="preserve"> docker run </w:t>
-      </w:r>
-      <w:r>
-        <w:rPr>
-          <w:rStyle w:val="AttributeTok"/>
-        </w:rPr>
-        <w:t xml:space="preserve">--rm</w:t>
-      </w:r>
-      <w:r>
-        <w:rPr>
-          <w:rStyle w:val="NormalTok"/>
-        </w:rPr>
-        <w:t xml:space="preserve"> </w:t>
-      </w:r>
-      <w:r>
-        <w:rPr>
-          <w:rStyle w:val="AttributeTok"/>
-        </w:rPr>
-        <w:t xml:space="preserve">-v</w:t>
-      </w:r>
-      <w:r>
-        <w:rPr>
-          <w:rStyle w:val="NormalTok"/>
-        </w:rPr>
-        <w:t xml:space="preserve"> </w:t>
-      </w:r>
-      <w:r>
-        <w:rPr>
-          <w:rStyle w:val="StringTok"/>
-        </w:rPr>
-        <w:t xml:space="preserve">"</w:t>
-      </w:r>
-      <w:r>
-        <w:rPr>
-          <w:rStyle w:val="VariableTok"/>
-        </w:rPr>
-        <w:t xml:space="preserve">$v</w:t>
-      </w:r>
-      <w:r>
-        <w:rPr>
-          <w:rStyle w:val="StringTok"/>
-        </w:rPr>
-        <w:t xml:space="preserve">"</w:t>
-      </w:r>
-      <w:r>
-        <w:rPr>
-          <w:rStyle w:val="NormalTok"/>
-        </w:rPr>
-        <w:t xml:space="preserve">:/data:ro </w:t>
-      </w:r>
-      <w:r>
-        <w:rPr>
-          <w:rStyle w:val="AttributeTok"/>
-        </w:rPr>
-        <w:t xml:space="preserve">-v</w:t>
-      </w:r>
-      <w:r>
-        <w:rPr>
-          <w:rStyle w:val="NormalTok"/>
-        </w:rPr>
-        <w:t xml:space="preserve"> ~/backups:/backup alpine </w:t>
-      </w:r>
-      <w:r>
-        <w:rPr>
-          <w:rStyle w:val="DataTypeTok"/>
-        </w:rPr>
-        <w:t xml:space="preserve">\</w:t>
-      </w:r>
-      <w:r>
-        <w:br/>
-      </w:r>
-      <w:r>
-        <w:rPr>
-          <w:rStyle w:val="NormalTok"/>
-        </w:rPr>
-        <w:t xml:space="preserve">    tar czf </w:t>
-      </w:r>
-      <w:r>
-        <w:rPr>
-          <w:rStyle w:val="StringTok"/>
-        </w:rPr>
-        <w:t xml:space="preserve">"/backup/</w:t>
-      </w:r>
-      <w:r>
-        <w:rPr>
-          <w:rStyle w:val="VariableTok"/>
-        </w:rPr>
-        <w:t xml:space="preserve">${v}</w:t>
-      </w:r>
-      <w:r>
-        <w:rPr>
-          <w:rStyle w:val="StringTok"/>
-        </w:rPr>
-        <w:t xml:space="preserve">_</w:t>
-      </w:r>
-      <w:r>
-        <w:rPr>
-          <w:rStyle w:val="VariableTok"/>
-        </w:rPr>
-        <w:t xml:space="preserve">$(</w:t>
-      </w:r>
-      <w:r>
-        <w:rPr>
-          <w:rStyle w:val="FunctionTok"/>
-        </w:rPr>
-        <w:t xml:space="preserve">date</w:t>
-      </w:r>
-      <w:r>
-        <w:rPr>
-          <w:rStyle w:val="NormalTok"/>
-        </w:rPr>
-        <w:t xml:space="preserve"> +%F</w:t>
-      </w:r>
-      <w:r>
-        <w:rPr>
-          <w:rStyle w:val="VariableTok"/>
-        </w:rPr>
-        <w:t xml:space="preserve">)</w:t>
-      </w:r>
-      <w:r>
-        <w:rPr>
-          <w:rStyle w:val="StringTok"/>
-        </w:rPr>
-        <w:t xml:space="preserve">.tar.gz"</w:t>
-      </w:r>
-      <w:r>
-        <w:rPr>
-          <w:rStyle w:val="NormalTok"/>
-        </w:rPr>
-        <w:t xml:space="preserve"> </w:t>
-      </w:r>
-      <w:r>
-        <w:rPr>
-          <w:rStyle w:val="AttributeTok"/>
-        </w:rPr>
-        <w:t xml:space="preserve">-C</w:t>
-      </w:r>
-      <w:r>
-        <w:rPr>
-          <w:rStyle w:val="NormalTok"/>
-        </w:rPr>
-        <w:t xml:space="preserve"> /data .</w:t>
-      </w:r>
-      <w:r>
-        <w:br/>
-      </w:r>
-      <w:r>
-        <w:rPr>
-          <w:rStyle w:val="ControlFlowTok"/>
-        </w:rPr>
-        <w:t xml:space="preserve">done</w:t>
-      </w:r>
-    </w:p>
-    <w:p>
-      <w:pPr>
-        <w:pStyle w:val="BlockText"/>
-      </w:pPr>
-      <w:r>
-        <w:t xml:space="preserve">For a consistent backup of</w:t>
-      </w:r>
-      <w:r>
-        <w:t xml:space="preserve"> </w:t>
-      </w:r>
-      <w:r>
-        <w:rPr>
-          <w:rStyle w:val="VerbatimChar"/>
-        </w:rPr>
-        <w:t xml:space="preserve">sqlserver-data</w:t>
-      </w:r>
-      <w:r>
-        <w:t xml:space="preserve">, the</w:t>
-      </w:r>
-      <w:r>
-        <w:t xml:space="preserve"> </w:t>
-      </w:r>
-      <w:r>
-        <w:rPr>
-          <w:rStyle w:val="VerbatimChar"/>
-        </w:rPr>
-        <w:t xml:space="preserve">BACKUP DATABASE</w:t>
-      </w:r>
-      <w:r>
-        <w:t xml:space="preserve"> </w:t>
-      </w:r>
-      <w:r>
-        <w:t xml:space="preserve">from 3.2.1 is preferred, because it can be done while the database is running.</w:t>
-      </w:r>
-    </w:p>
-    <w:bookmarkEnd w:id="49"/>
-    <w:bookmarkStart w:id="50" w:name="X6ee5698c953cd28898d14aeced68cff290faadf"/>
-    <w:p>
-      <w:pPr>
-        <w:pStyle w:val="Heading4"/>
-      </w:pPr>
-      <w:r>
-        <w:t xml:space="preserve">3.2.3 Backup of Stack configurations and previous variables</w:t>
-      </w:r>
-    </w:p>
-    <w:p>
-      <w:pPr>
-        <w:pStyle w:val="SourceCode"/>
-      </w:pPr>
-      <w:r>
-        <w:rPr>
-          <w:rStyle w:val="BuiltInTok"/>
-        </w:rPr>
-        <w:t xml:space="preserve">cd</w:t>
-      </w:r>
-      <w:r>
-        <w:rPr>
-          <w:rStyle w:val="NormalTok"/>
-        </w:rPr>
-        <w:t xml:space="preserve"> ~/lavarapido/lavarapido-infra</w:t>
-      </w:r>
-      <w:r>
-        <w:br/>
-      </w:r>
-      <w:r>
-        <w:rPr>
-          <w:rStyle w:val="FunctionTok"/>
-        </w:rPr>
-        <w:t xml:space="preserve">cp</w:t>
-      </w:r>
-      <w:r>
-        <w:rPr>
-          <w:rStyle w:val="NormalTok"/>
-        </w:rPr>
-        <w:t xml:space="preserve"> .env.production ~/backups/env.production_</w:t>
-      </w:r>
-      <w:r>
-        <w:rPr>
-          <w:rStyle w:val="VariableTok"/>
-        </w:rPr>
-        <w:t xml:space="preserve">$(</w:t>
-      </w:r>
-      <w:r>
-        <w:rPr>
-          <w:rStyle w:val="FunctionTok"/>
-        </w:rPr>
-        <w:t xml:space="preserve">date</w:t>
-      </w:r>
-      <w:r>
-        <w:rPr>
-          <w:rStyle w:val="NormalTok"/>
-        </w:rPr>
-        <w:t xml:space="preserve"> +%F</w:t>
-      </w:r>
-      <w:r>
-        <w:rPr>
-          <w:rStyle w:val="VariableTok"/>
-        </w:rPr>
-        <w:t xml:space="preserve">)</w:t>
-      </w:r>
-      <w:r>
-        <w:rPr>
-          <w:rStyle w:val="NormalTok"/>
-        </w:rPr>
-        <w:t xml:space="preserve">       </w:t>
-      </w:r>
-      <w:r>
-        <w:rPr>
-          <w:rStyle w:val="CommentTok"/>
-        </w:rPr>
-        <w:t xml:space="preserve"># contains secrets: chmod 600</w:t>
-      </w:r>
-      <w:r>
-        <w:br/>
-      </w:r>
-      <w:r>
-        <w:rPr>
-          <w:rStyle w:val="FunctionTok"/>
-        </w:rPr>
-        <w:t xml:space="preserve">chmod</w:t>
-      </w:r>
-      <w:r>
-        <w:rPr>
-          <w:rStyle w:val="NormalTok"/>
-        </w:rPr>
-        <w:t xml:space="preserve"> 600 ~/backups/env.production_</w:t>
-      </w:r>
-      <w:r>
-        <w:rPr>
-          <w:rStyle w:val="PreprocessorTok"/>
-        </w:rPr>
-        <w:t xml:space="preserve">*</w:t>
-      </w:r>
-      <w:r>
-        <w:br/>
-      </w:r>
-      <w:r>
-        <w:rPr>
-          <w:rStyle w:val="FunctionTok"/>
-        </w:rPr>
-        <w:t xml:space="preserve">git</w:t>
-      </w:r>
-      <w:r>
-        <w:rPr>
-          <w:rStyle w:val="NormalTok"/>
-        </w:rPr>
-        <w:t xml:space="preserve"> </w:t>
-      </w:r>
-      <w:r>
-        <w:rPr>
-          <w:rStyle w:val="AttributeTok"/>
-        </w:rPr>
-        <w:t xml:space="preserve">-C</w:t>
-      </w:r>
-      <w:r>
-        <w:rPr>
-          <w:rStyle w:val="NormalTok"/>
-        </w:rPr>
-        <w:t xml:space="preserve"> ~/lavarapido/lavarapido-infra rev-parse HEAD </w:t>
-      </w:r>
-      <w:r>
-        <w:rPr>
-          <w:rStyle w:val="OperatorTok"/>
-        </w:rPr>
-        <w:t xml:space="preserve">&gt;</w:t>
-      </w:r>
-      <w:r>
-        <w:rPr>
-          <w:rStyle w:val="NormalTok"/>
-        </w:rPr>
-        <w:t xml:space="preserve"> ~/backups/infra-commit_</w:t>
-      </w:r>
-      <w:r>
-        <w:rPr>
-          <w:rStyle w:val="VariableTok"/>
-        </w:rPr>
-        <w:t xml:space="preserve">$(</w:t>
-      </w:r>
-      <w:r>
-        <w:rPr>
-          <w:rStyle w:val="FunctionTok"/>
-        </w:rPr>
-        <w:t xml:space="preserve">date</w:t>
-      </w:r>
-      <w:r>
-        <w:rPr>
-          <w:rStyle w:val="NormalTok"/>
-        </w:rPr>
-        <w:t xml:space="preserve"> +%F</w:t>
-      </w:r>
-      <w:r>
-        <w:rPr>
-          <w:rStyle w:val="VariableTok"/>
-        </w:rPr>
-        <w:t xml:space="preserve">)</w:t>
-      </w:r>
-      <w:r>
-        <w:rPr>
-          <w:rStyle w:val="NormalTok"/>
-        </w:rPr>
-        <w:t xml:space="preserve">.txt</w:t>
-      </w:r>
-    </w:p>
-    <w:p>
-      <w:pPr>
-        <w:pStyle w:val="FirstParagraph"/>
-      </w:pPr>
-      <w:r>
-        <w:t xml:space="preserve">The stack configuration (</w:t>
-      </w:r>
-      <w:r>
-        <w:rPr>
-          <w:rStyle w:val="VerbatimChar"/>
-        </w:rPr>
-        <w:t xml:space="preserve">docker-compose.yml</w:t>
-      </w:r>
-      <w:r>
-        <w:t xml:space="preserve">,</w:t>
-      </w:r>
-      <w:r>
-        <w:t xml:space="preserve"> </w:t>
-      </w:r>
-      <w:r>
-        <w:rPr>
-          <w:rStyle w:val="VerbatimChar"/>
-        </w:rPr>
-        <w:t xml:space="preserve">docker-compose.prod.yml</w:t>
-      </w:r>
-      <w:r>
-        <w:t xml:space="preserve">,</w:t>
-      </w:r>
-      <w:r>
-        <w:t xml:space="preserve"> </w:t>
-      </w:r>
-      <w:r>
-        <w:rPr>
-          <w:rStyle w:val="VerbatimChar"/>
-        </w:rPr>
-        <w:t xml:space="preserve">deploy/Caddyfile</w:t>
-      </w:r>
-      <w:r>
-        <w:t xml:space="preserve">) is versioned on GitHub (</w:t>
-      </w:r>
-      <w:r>
-        <w:rPr>
-          <w:rStyle w:val="VerbatimChar"/>
-        </w:rPr>
-        <w:t xml:space="preserve">lavarapido-infra</w:t>
-      </w:r>
-      <w:r>
-        <w:t xml:space="preserve">). To go back, a</w:t>
-      </w:r>
-      <w:r>
-        <w:t xml:space="preserve"> </w:t>
-      </w:r>
-      <w:r>
-        <w:rPr>
-          <w:rStyle w:val="VerbatimChar"/>
-        </w:rPr>
-        <w:t xml:space="preserve">git checkout &lt;commit&gt;</w:t>
-      </w:r>
-      <w:r>
-        <w:t xml:space="preserve"> </w:t>
-      </w:r>
-      <w:r>
-        <w:t xml:space="preserve">and a new</w:t>
-      </w:r>
-      <w:r>
-        <w:t xml:space="preserve"> </w:t>
-      </w:r>
-      <w:r>
-        <w:rPr>
-          <w:rStyle w:val="VerbatimChar"/>
-        </w:rPr>
-        <w:t xml:space="preserve">up -d</w:t>
-      </w:r>
-      <w:r>
-        <w:t xml:space="preserve"> </w:t>
-      </w:r>
-      <w:r>
-        <w:t xml:space="preserve">are enough.</w:t>
-      </w:r>
-    </w:p>
-    <w:bookmarkEnd w:id="50"/>
-    <w:bookmarkStart w:id="51" w:name="X28e9ce19a7d7f4bf4949c38f414d1473cc5783f"/>
+    <w:bookmarkStart w:id="49" w:name="X28e9ce19a7d7f4bf4949c38f414d1473cc5783f"/>
     <w:p>
       <w:pPr>
         <w:pStyle w:val="Heading4"/>
@@ -12683,9 +12962,9 @@
         </w:tc>
       </w:tr>
     </w:tbl>
-    <w:bookmarkEnd w:id="51"/>
-    <w:bookmarkEnd w:id="52"/>
-    <w:bookmarkStart w:id="56" w:name="X6235f3b37ad3b374c48e8535e43b399014f34df"/>
+    <w:bookmarkEnd w:id="49"/>
+    <w:bookmarkEnd w:id="50"/>
+    <w:bookmarkStart w:id="54" w:name="X6235f3b37ad3b374c48e8535e43b399014f34df"/>
     <w:p>
       <w:pPr>
         <w:pStyle w:val="Heading3"/>
@@ -12699,7 +12978,7 @@
         <w:pStyle w:val="Compact"/>
         <w:numPr>
           <w:ilvl w:val="0"/>
-          <w:numId w:val="1022"/>
+          <w:numId w:val="1023"/>
         </w:numPr>
       </w:pPr>
       <w:r>
@@ -12766,7 +13045,7 @@
         <w:pStyle w:val="Compact"/>
         <w:numPr>
           <w:ilvl w:val="0"/>
-          <w:numId w:val="1022"/>
+          <w:numId w:val="1023"/>
         </w:numPr>
       </w:pPr>
       <w:r>
@@ -12790,7 +13069,7 @@
         <w:pStyle w:val="Compact"/>
         <w:numPr>
           <w:ilvl w:val="0"/>
-          <w:numId w:val="1022"/>
+          <w:numId w:val="1023"/>
         </w:numPr>
       </w:pPr>
       <w:r>
@@ -12843,7 +13122,7 @@
         <w:pStyle w:val="Compact"/>
         <w:numPr>
           <w:ilvl w:val="0"/>
-          <w:numId w:val="1022"/>
+          <w:numId w:val="1023"/>
         </w:numPr>
       </w:pPr>
       <w:r>
@@ -12914,7 +13193,7 @@
         <w:t xml:space="preserve">). The password is not in any repository.</w:t>
       </w:r>
     </w:p>
-    <w:bookmarkStart w:id="53" w:name="X0085fc3a55375be0c6ec480d5da8cc3164000a6"/>
+    <w:bookmarkStart w:id="51" w:name="X0085fc3a55375be0c6ec480d5da8cc3164000a6"/>
     <w:p>
       <w:pPr>
         <w:pStyle w:val="Heading4"/>
@@ -13103,8 +13382,8 @@
         </w:tc>
       </w:tr>
     </w:tbl>
-    <w:bookmarkEnd w:id="53"/>
-    <w:bookmarkStart w:id="54" w:name="Xc0335d0a755a906bd04380bd4eddb41159245ab"/>
+    <w:bookmarkEnd w:id="51"/>
+    <w:bookmarkStart w:id="52" w:name="Xc0335d0a755a906bd04380bd4eddb41159245ab"/>
     <w:p>
       <w:pPr>
         <w:pStyle w:val="Heading4"/>
@@ -14892,8 +15171,8 @@
         </w:tc>
       </w:tr>
     </w:tbl>
-    <w:bookmarkEnd w:id="54"/>
-    <w:bookmarkStart w:id="55" w:name="X3395c7c8fe7d7acb9c508908933b4400c9a7aa5"/>
+    <w:bookmarkEnd w:id="52"/>
+    <w:bookmarkStart w:id="53" w:name="X3395c7c8fe7d7acb9c508908933b4400c9a7aa5"/>
     <w:p>
       <w:pPr>
         <w:pStyle w:val="Heading4"/>
@@ -15252,9 +15531,9 @@
         </w:tc>
       </w:tr>
     </w:tbl>
-    <w:bookmarkEnd w:id="55"/>
-    <w:bookmarkEnd w:id="56"/>
-    <w:bookmarkStart w:id="57" w:name="X2908c3fc9dfc8fad718c3ba7d16055cc1787c07"/>
+    <w:bookmarkEnd w:id="53"/>
+    <w:bookmarkEnd w:id="54"/>
+    <w:bookmarkStart w:id="55" w:name="X2908c3fc9dfc8fad718c3ba7d16055cc1787c07"/>
     <w:p>
       <w:pPr>
         <w:pStyle w:val="Heading3"/>
@@ -15268,7 +15547,7 @@
         <w:pStyle w:val="Compact"/>
         <w:numPr>
           <w:ilvl w:val="0"/>
-          <w:numId w:val="1023"/>
+          <w:numId w:val="1024"/>
         </w:numPr>
       </w:pPr>
       <w:r>
@@ -15290,7 +15569,7 @@
         <w:pStyle w:val="Compact"/>
         <w:numPr>
           <w:ilvl w:val="0"/>
-          <w:numId w:val="1023"/>
+          <w:numId w:val="1024"/>
         </w:numPr>
       </w:pPr>
       <w:r>
@@ -15342,7 +15621,7 @@
         <w:pStyle w:val="Compact"/>
         <w:numPr>
           <w:ilvl w:val="0"/>
-          <w:numId w:val="1023"/>
+          <w:numId w:val="1024"/>
         </w:numPr>
       </w:pPr>
       <w:r>
@@ -15379,7 +15658,7 @@
         <w:pStyle w:val="Compact"/>
         <w:numPr>
           <w:ilvl w:val="0"/>
-          <w:numId w:val="1023"/>
+          <w:numId w:val="1024"/>
         </w:numPr>
       </w:pPr>
       <w:r>
@@ -15401,7 +15680,7 @@
         <w:pStyle w:val="Compact"/>
         <w:numPr>
           <w:ilvl w:val="0"/>
-          <w:numId w:val="1023"/>
+          <w:numId w:val="1024"/>
         </w:numPr>
       </w:pPr>
       <w:r>
@@ -15423,7 +15702,7 @@
         <w:pStyle w:val="Compact"/>
         <w:numPr>
           <w:ilvl w:val="0"/>
-          <w:numId w:val="1023"/>
+          <w:numId w:val="1024"/>
         </w:numPr>
       </w:pPr>
       <w:r>
@@ -15527,7 +15806,7 @@
         <w:pStyle w:val="Compact"/>
         <w:numPr>
           <w:ilvl w:val="1"/>
-          <w:numId w:val="1024"/>
+          <w:numId w:val="1025"/>
         </w:numPr>
       </w:pPr>
       <w:r>
@@ -15606,7 +15885,7 @@
         <w:pStyle w:val="Compact"/>
         <w:numPr>
           <w:ilvl w:val="1"/>
-          <w:numId w:val="1024"/>
+          <w:numId w:val="1025"/>
         </w:numPr>
       </w:pPr>
       <w:r>
@@ -15779,7 +16058,7 @@
         <w:pStyle w:val="Compact"/>
         <w:numPr>
           <w:ilvl w:val="1"/>
-          <w:numId w:val="1024"/>
+          <w:numId w:val="1025"/>
         </w:numPr>
       </w:pPr>
       <w:r>
@@ -15862,7 +16141,7 @@
         <w:pStyle w:val="Compact"/>
         <w:numPr>
           <w:ilvl w:val="0"/>
-          <w:numId w:val="1023"/>
+          <w:numId w:val="1024"/>
         </w:numPr>
       </w:pPr>
       <w:r>
@@ -15886,9 +16165,9 @@
         </w:pict>
       </w:r>
     </w:p>
-    <w:bookmarkEnd w:id="57"/>
-    <w:bookmarkEnd w:id="58"/>
-    <w:bookmarkStart w:id="69" w:name="X3ea2f277268713fb164bd7ee3016bdffe9e369d"/>
+    <w:bookmarkEnd w:id="55"/>
+    <w:bookmarkEnd w:id="56"/>
+    <w:bookmarkStart w:id="67" w:name="X3ea2f277268713fb164bd7ee3016bdffe9e369d"/>
     <w:p>
       <w:pPr>
         <w:pStyle w:val="Heading2"/>
@@ -15897,7 +16176,7 @@
         <w:t xml:space="preserve">4. Step-by-Step Deployment Procedure (Runbook)</w:t>
       </w:r>
     </w:p>
-    <w:bookmarkStart w:id="59" w:name="X78fcd346f670f1db7ff67e70153f191b951fc94"/>
+    <w:bookmarkStart w:id="57" w:name="X78fcd346f670f1db7ff67e70153f191b951fc94"/>
     <w:p>
       <w:pPr>
         <w:pStyle w:val="Heading3"/>
@@ -16408,230 +16687,6 @@
           <w:rStyle w:val="CommentTok"/>
         </w:rPr>
         <w:t xml:space="preserve"># then open https://localhost:9443 → user "admin"</w:t>
-      </w:r>
-    </w:p>
-    <w:p>
-      <w:pPr>
-        <w:pStyle w:val="Compact"/>
-        <w:numPr>
-          <w:ilvl w:val="0"/>
-          <w:numId w:val="1025"/>
-        </w:numPr>
-      </w:pPr>
-      <w:r>
-        <w:rPr>
-          <w:b/>
-          <w:bCs/>
-        </w:rPr>
-        <w:t xml:space="preserve">Password of the</w:t>
-      </w:r>
-      <w:r>
-        <w:rPr>
-          <w:b/>
-          <w:bCs/>
-        </w:rPr>
-        <w:t xml:space="preserve"> </w:t>
-      </w:r>
-      <w:r>
-        <w:rPr>
-          <w:rStyle w:val="VerbatimChar"/>
-          <w:b/>
-          <w:bCs/>
-        </w:rPr>
-        <w:t xml:space="preserve">admin</w:t>
-      </w:r>
-      <w:r>
-        <w:rPr>
-          <w:b/>
-          <w:bCs/>
-        </w:rPr>
-        <w:t xml:space="preserve"> </w:t>
-      </w:r>
-      <w:r>
-        <w:rPr>
-          <w:b/>
-          <w:bCs/>
-        </w:rPr>
-        <w:t xml:space="preserve">user:</w:t>
-      </w:r>
-      <w:r>
-        <w:t xml:space="preserve"> </w:t>
-      </w:r>
-      <w:r>
-        <w:t xml:space="preserve">it was generated during installation and is on the server, in</w:t>
-      </w:r>
-      <w:r>
-        <w:t xml:space="preserve"> </w:t>
-      </w:r>
-      <w:r>
-        <w:rPr>
-          <w:rStyle w:val="VerbatimChar"/>
-        </w:rPr>
-        <w:t xml:space="preserve">~/portainer-admin-password</w:t>
-      </w:r>
-      <w:r>
-        <w:t xml:space="preserve"> </w:t>
-      </w:r>
-      <w:r>
-        <w:t xml:space="preserve">(permissions</w:t>
-      </w:r>
-      <w:r>
-        <w:t xml:space="preserve"> </w:t>
-      </w:r>
-      <w:r>
-        <w:rPr>
-          <w:rStyle w:val="VerbatimChar"/>
-        </w:rPr>
-        <w:t xml:space="preserve">600</w:t>
-      </w:r>
-      <w:r>
-        <w:t xml:space="preserve">). It is read with</w:t>
-      </w:r>
-      <w:r>
-        <w:t xml:space="preserve"> </w:t>
-      </w:r>
-      <w:r>
-        <w:rPr>
-          <w:rStyle w:val="VerbatimChar"/>
-        </w:rPr>
-        <w:t xml:space="preserve">cat ~/portainer-admin-password</w:t>
-      </w:r>
-      <w:r>
-        <w:t xml:space="preserve"> </w:t>
-      </w:r>
-      <w:r>
-        <w:t xml:space="preserve">and can be changed from Portainer (</w:t>
-      </w:r>
-      <w:r>
-        <w:rPr>
-          <w:i/>
-          <w:iCs/>
-        </w:rPr>
-        <w:t xml:space="preserve">My account</w:t>
-      </w:r>
-      <w:r>
-        <w:t xml:space="preserve">).</w:t>
-      </w:r>
-    </w:p>
-    <w:p>
-      <w:pPr>
-        <w:pStyle w:val="Compact"/>
-        <w:numPr>
-          <w:ilvl w:val="0"/>
-          <w:numId w:val="1025"/>
-        </w:numPr>
-      </w:pPr>
-      <w:r>
-        <w:rPr>
-          <w:rStyle w:val="VerbatimChar"/>
-          <w:b/>
-          <w:bCs/>
-        </w:rPr>
-        <w:t xml:space="preserve">local</w:t>
-      </w:r>
-      <w:r>
-        <w:rPr>
-          <w:b/>
-          <w:bCs/>
-        </w:rPr>
-        <w:t xml:space="preserve"> </w:t>
-      </w:r>
-      <w:r>
-        <w:rPr>
-          <w:b/>
-          <w:bCs/>
-        </w:rPr>
-        <w:t xml:space="preserve">environment:</w:t>
-      </w:r>
-      <w:r>
-        <w:t xml:space="preserve"> </w:t>
-      </w:r>
-      <w:r>
-        <w:t xml:space="preserve">registered on the Docker socket.</w:t>
-      </w:r>
-      <w:r>
-        <w:t xml:space="preserve"> </w:t>
-      </w:r>
-      <w:r>
-        <w:rPr>
-          <w:rStyle w:val="VerbatimChar"/>
-        </w:rPr>
-        <w:t xml:space="preserve">lavarapido</w:t>
-      </w:r>
-      <w:r>
-        <w:t xml:space="preserve"> </w:t>
-      </w:r>
-      <w:r>
-        <w:t xml:space="preserve">appears under</w:t>
-      </w:r>
-      <w:r>
-        <w:t xml:space="preserve"> </w:t>
-      </w:r>
-      <w:r>
-        <w:rPr>
-          <w:i/>
-          <w:iCs/>
-        </w:rPr>
-        <w:t xml:space="preserve">Containers</w:t>
-      </w:r>
-      <w:r>
-        <w:t xml:space="preserve"> </w:t>
-      </w:r>
-      <w:r>
-        <w:t xml:space="preserve">and</w:t>
-      </w:r>
-      <w:r>
-        <w:t xml:space="preserve"> </w:t>
-      </w:r>
-      <w:r>
-        <w:rPr>
-          <w:i/>
-          <w:iCs/>
-        </w:rPr>
-        <w:t xml:space="preserve">Stacks</w:t>
-      </w:r>
-      <w:r>
-        <w:t xml:space="preserve">.</w:t>
-      </w:r>
-    </w:p>
-    <w:bookmarkEnd w:id="59"/>
-    <w:bookmarkStart w:id="62" w:name="Xec87964eb7eea36b9bd79296133a88cceae8d4f"/>
-    <w:p>
-      <w:pPr>
-        <w:pStyle w:val="Heading3"/>
-      </w:pPr>
-      <w:r>
-        <w:t xml:space="preserve">4.2 Database Deployment and Migration</w:t>
-      </w:r>
-    </w:p>
-    <w:bookmarkStart w:id="60" w:name="X1c7abfdbfcfcf3845bb4ad74c832ceb28cc1f47"/>
-    <w:p>
-      <w:pPr>
-        <w:pStyle w:val="Heading4"/>
-      </w:pPr>
-      <w:r>
-        <w:t xml:space="preserve">4.2.1 Running DDL/DML scripts or migration tools (Liquibase)</w:t>
-      </w:r>
-    </w:p>
-    <w:p>
-      <w:pPr>
-        <w:pStyle w:val="FirstParagraph"/>
-      </w:pPr>
-      <w:r>
-        <w:t xml:space="preserve">Migrations are</w:t>
-      </w:r>
-      <w:r>
-        <w:t xml:space="preserve"> </w:t>
-      </w:r>
-      <w:r>
-        <w:rPr>
-          <w:b/>
-          <w:bCs/>
-        </w:rPr>
-        <w:t xml:space="preserve">automatic</w:t>
-      </w:r>
-      <w:r>
-        <w:t xml:space="preserve">:</w:t>
       </w:r>
     </w:p>
     <w:p>
@@ -16643,52 +16698,98 @@
         </w:numPr>
       </w:pPr>
       <w:r>
-        <w:t xml:space="preserve">The</w:t>
-      </w:r>
-      <w:r>
-        <w:t xml:space="preserve"> </w:t>
-      </w:r>
-      <w:r>
-        <w:rPr>
-          <w:rStyle w:val="VerbatimChar"/>
-        </w:rPr>
-        <w:t xml:space="preserve">db-init</w:t>
-      </w:r>
-      <w:r>
-        <w:t xml:space="preserve"> </w:t>
-      </w:r>
-      <w:r>
-        <w:t xml:space="preserve">container creates the</w:t>
-      </w:r>
-      <w:r>
-        <w:t xml:space="preserve"> </w:t>
-      </w:r>
-      <w:r>
-        <w:rPr>
-          <w:rStyle w:val="VerbatimChar"/>
-        </w:rPr>
-        <w:t xml:space="preserve">LavaRapido</w:t>
-      </w:r>
-      <w:r>
-        <w:t xml:space="preserve"> </w:t>
-      </w:r>
-      <w:r>
-        <w:t xml:space="preserve">database if it does not exist and sets it to the</w:t>
-      </w:r>
-      <w:r>
-        <w:t xml:space="preserve"> </w:t>
-      </w:r>
-      <w:r>
-        <w:rPr>
-          <w:rStyle w:val="VerbatimChar"/>
-        </w:rPr>
-        <w:t xml:space="preserve">SIMPLE</w:t>
-      </w:r>
-      <w:r>
-        <w:t xml:space="preserve"> </w:t>
-      </w:r>
-      <w:r>
-        <w:t xml:space="preserve">recovery model.</w:t>
+        <w:rPr>
+          <w:b/>
+          <w:bCs/>
+        </w:rPr>
+        <w:t xml:space="preserve">Password of the</w:t>
+      </w:r>
+      <w:r>
+        <w:rPr>
+          <w:b/>
+          <w:bCs/>
+        </w:rPr>
+        <w:t xml:space="preserve"> </w:t>
+      </w:r>
+      <w:r>
+        <w:rPr>
+          <w:rStyle w:val="VerbatimChar"/>
+          <w:b/>
+          <w:bCs/>
+        </w:rPr>
+        <w:t xml:space="preserve">admin</w:t>
+      </w:r>
+      <w:r>
+        <w:rPr>
+          <w:b/>
+          <w:bCs/>
+        </w:rPr>
+        <w:t xml:space="preserve"> </w:t>
+      </w:r>
+      <w:r>
+        <w:rPr>
+          <w:b/>
+          <w:bCs/>
+        </w:rPr>
+        <w:t xml:space="preserve">user:</w:t>
+      </w:r>
+      <w:r>
+        <w:t xml:space="preserve"> </w:t>
+      </w:r>
+      <w:r>
+        <w:t xml:space="preserve">it was generated during installation and is on the server, in</w:t>
+      </w:r>
+      <w:r>
+        <w:t xml:space="preserve"> </w:t>
+      </w:r>
+      <w:r>
+        <w:rPr>
+          <w:rStyle w:val="VerbatimChar"/>
+        </w:rPr>
+        <w:t xml:space="preserve">~/portainer-admin-password</w:t>
+      </w:r>
+      <w:r>
+        <w:t xml:space="preserve"> </w:t>
+      </w:r>
+      <w:r>
+        <w:t xml:space="preserve">(permissions</w:t>
+      </w:r>
+      <w:r>
+        <w:t xml:space="preserve"> </w:t>
+      </w:r>
+      <w:r>
+        <w:rPr>
+          <w:rStyle w:val="VerbatimChar"/>
+        </w:rPr>
+        <w:t xml:space="preserve">600</w:t>
+      </w:r>
+      <w:r>
+        <w:t xml:space="preserve">). It is read with</w:t>
+      </w:r>
+      <w:r>
+        <w:t xml:space="preserve"> </w:t>
+      </w:r>
+      <w:r>
+        <w:rPr>
+          <w:rStyle w:val="VerbatimChar"/>
+        </w:rPr>
+        <w:t xml:space="preserve">cat ~/portainer-admin-password</w:t>
+      </w:r>
+      <w:r>
+        <w:t xml:space="preserve"> </w:t>
+      </w:r>
+      <w:r>
+        <w:t xml:space="preserve">and can be changed from Portainer (</w:t>
+      </w:r>
+      <w:r>
+        <w:rPr>
+          <w:i/>
+          <w:iCs/>
+        </w:rPr>
+        <w:t xml:space="preserve">My account</w:t>
+      </w:r>
+      <w:r>
+        <w:t xml:space="preserve">).</w:t>
       </w:r>
     </w:p>
     <w:p>
@@ -16700,574 +16801,95 @@
         </w:numPr>
       </w:pPr>
       <w:r>
-        <w:t xml:space="preserve">The</w:t>
-      </w:r>
-      <w:r>
-        <w:t xml:space="preserve"> </w:t>
-      </w:r>
-      <w:r>
-        <w:rPr>
-          <w:rStyle w:val="VerbatimChar"/>
-        </w:rPr>
-        <w:t xml:space="preserve">payment-migrate</w:t>
-      </w:r>
-      <w:r>
-        <w:t xml:space="preserve"> </w:t>
-      </w:r>
-      <w:r>
-        <w:t xml:space="preserve">container (Liquibase 4.29) applies the payment-service changelogs (</w:t>
-      </w:r>
-      <w:r>
-        <w:rPr>
-          <w:rStyle w:val="VerbatimChar"/>
-        </w:rPr>
-        <w:t xml:space="preserve">db/changelog/db.changelog-master.yaml</w:t>
-      </w:r>
-      <w:r>
-        <w:t xml:space="preserve">) and exits.</w:t>
-      </w:r>
-    </w:p>
-    <w:p>
-      <w:pPr>
-        <w:pStyle w:val="Compact"/>
-        <w:numPr>
-          <w:ilvl w:val="0"/>
-          <w:numId w:val="1026"/>
-        </w:numPr>
-      </w:pPr>
-      <w:r>
-        <w:t xml:space="preserve">Each Java service applies its own changelogs on startup. Numbering is global: 001–041 plus the 1xx catalog seeds (040 of operations-service and 041 of notification-service are from 2026-10-21 and were applied on the server on 2026-10-22). In</w:t>
-      </w:r>
-      <w:r>
-        <w:t xml:space="preserve"> </w:t>
-      </w:r>
-      <w:r>
-        <w:rPr>
-          <w:rStyle w:val="VerbatimChar"/>
-        </w:rPr>
-        <w:t xml:space="preserve">develop</w:t>
-      </w:r>
-      <w:r>
-        <w:t xml:space="preserve"> </w:t>
-      </w:r>
-      <w:r>
-        <w:t xml:space="preserve">of 2026-10-23, 042 (operations-service, assignment notes) and 043 (booking-service, loyalty points per booking line) were added; they ship with</w:t>
-      </w:r>
-      <w:r>
-        <w:t xml:space="preserve"> </w:t>
-      </w:r>
-      <w:r>
-        <w:rPr>
-          <w:rStyle w:val="VerbatimChar"/>
-        </w:rPr>
-        <w:t xml:space="preserve">v1.1.0</w:t>
-      </w:r>
-      <w:r>
-        <w:t xml:space="preserve"> </w:t>
-      </w:r>
-      <w:r>
-        <w:t xml:space="preserve">together with payment-service's 021 (one promotion per booking); the next free one is 044.</w:t>
-      </w:r>
-    </w:p>
-    <w:p>
-      <w:pPr>
-        <w:pStyle w:val="Compact"/>
-        <w:numPr>
-          <w:ilvl w:val="0"/>
-          <w:numId w:val="1026"/>
-        </w:numPr>
-      </w:pPr>
-      <w:r>
-        <w:t xml:space="preserve">Hibernate only validates that the model matches the tables (</w:t>
-      </w:r>
-      <w:r>
-        <w:rPr>
-          <w:rStyle w:val="VerbatimChar"/>
-        </w:rPr>
-        <w:t xml:space="preserve">ddl-auto: validate</w:t>
-      </w:r>
-      <w:r>
-        <w:t xml:space="preserve">); it never alters tables.</w:t>
-      </w:r>
-    </w:p>
-    <w:p>
-      <w:pPr>
-        <w:pStyle w:val="FirstParagraph"/>
-      </w:pPr>
-      <w:r>
-        <w:t xml:space="preserve">Production</w:t>
-      </w:r>
-      <w:r>
-        <w:t xml:space="preserve"> </w:t>
-      </w:r>
-      <w:r>
-        <w:rPr>
+        <w:rPr>
+          <w:rStyle w:val="VerbatimChar"/>
           <w:b/>
           <w:bCs/>
         </w:rPr>
-        <w:t xml:space="preserve">does not load test data</w:t>
-      </w:r>
-      <w:r>
-        <w:t xml:space="preserve">: only catalogs (roles, services, statuses, schedule and business data).</w:t>
-      </w:r>
-    </w:p>
-    <w:bookmarkEnd w:id="60"/>
-    <w:bookmarkStart w:id="61" w:name="X5ecb1b1fffa2f221d26c7012e6b10f2824f9171"/>
+        <w:t xml:space="preserve">local</w:t>
+      </w:r>
+      <w:r>
+        <w:rPr>
+          <w:b/>
+          <w:bCs/>
+        </w:rPr>
+        <w:t xml:space="preserve"> </w:t>
+      </w:r>
+      <w:r>
+        <w:rPr>
+          <w:b/>
+          <w:bCs/>
+        </w:rPr>
+        <w:t xml:space="preserve">environment:</w:t>
+      </w:r>
+      <w:r>
+        <w:t xml:space="preserve"> </w:t>
+      </w:r>
+      <w:r>
+        <w:t xml:space="preserve">registered on the Docker socket.</w:t>
+      </w:r>
+      <w:r>
+        <w:t xml:space="preserve"> </w:t>
+      </w:r>
+      <w:r>
+        <w:rPr>
+          <w:rStyle w:val="VerbatimChar"/>
+        </w:rPr>
+        <w:t xml:space="preserve">lavarapido</w:t>
+      </w:r>
+      <w:r>
+        <w:t xml:space="preserve"> </w:t>
+      </w:r>
+      <w:r>
+        <w:t xml:space="preserve">appears under</w:t>
+      </w:r>
+      <w:r>
+        <w:t xml:space="preserve"> </w:t>
+      </w:r>
+      <w:r>
+        <w:rPr>
+          <w:i/>
+          <w:iCs/>
+        </w:rPr>
+        <w:t xml:space="preserve">Containers</w:t>
+      </w:r>
+      <w:r>
+        <w:t xml:space="preserve"> </w:t>
+      </w:r>
+      <w:r>
+        <w:t xml:space="preserve">and</w:t>
+      </w:r>
+      <w:r>
+        <w:t xml:space="preserve"> </w:t>
+      </w:r>
+      <w:r>
+        <w:rPr>
+          <w:i/>
+          <w:iCs/>
+        </w:rPr>
+        <w:t xml:space="preserve">Stacks</w:t>
+      </w:r>
+      <w:r>
+        <w:t xml:space="preserve">.</w:t>
+      </w:r>
+    </w:p>
+    <w:bookmarkEnd w:id="57"/>
+    <w:bookmarkStart w:id="60" w:name="Xec87964eb7eea36b9bd79296133a88cceae8d4f"/>
+    <w:p>
+      <w:pPr>
+        <w:pStyle w:val="Heading3"/>
+      </w:pPr>
+      <w:r>
+        <w:t xml:space="preserve">4.2 Database Deployment and Migration</w:t>
+      </w:r>
+    </w:p>
+    <w:bookmarkStart w:id="58" w:name="X1c7abfdbfcfcf3845bb4ad74c832ceb28cc1f47"/>
     <w:p>
       <w:pPr>
         <w:pStyle w:val="Heading4"/>
       </w:pPr>
       <w:r>
-        <w:t xml:space="preserve">4.2.2 Verification of schema, index and user integrity</w:t>
-      </w:r>
-    </w:p>
-    <w:p>
-      <w:pPr>
-        <w:pStyle w:val="SourceCode"/>
-      </w:pPr>
-      <w:r>
-        <w:rPr>
-          <w:rStyle w:val="VariableTok"/>
-        </w:rPr>
-        <w:t xml:space="preserve">P</w:t>
-      </w:r>
-      <w:r>
-        <w:rPr>
-          <w:rStyle w:val="OperatorTok"/>
-        </w:rPr>
-        <w:t xml:space="preserve">=</w:t>
-      </w:r>
-      <w:r>
-        <w:rPr>
-          <w:rStyle w:val="VariableTok"/>
-        </w:rPr>
-        <w:t xml:space="preserve">$(</w:t>
-      </w:r>
-      <w:r>
-        <w:rPr>
-          <w:rStyle w:val="FunctionTok"/>
-        </w:rPr>
-        <w:t xml:space="preserve">grep</w:t>
-      </w:r>
-      <w:r>
-        <w:rPr>
-          <w:rStyle w:val="NormalTok"/>
-        </w:rPr>
-        <w:t xml:space="preserve"> </w:t>
-      </w:r>
-      <w:r>
-        <w:rPr>
-          <w:rStyle w:val="StringTok"/>
-        </w:rPr>
-        <w:t xml:space="preserve">'^DB_PASSWORD='</w:t>
-      </w:r>
-      <w:r>
-        <w:rPr>
-          <w:rStyle w:val="NormalTok"/>
-        </w:rPr>
-        <w:t xml:space="preserve"> .env.production </w:t>
-      </w:r>
-      <w:r>
-        <w:rPr>
-          <w:rStyle w:val="KeywordTok"/>
-        </w:rPr>
-        <w:t xml:space="preserve">|</w:t>
-      </w:r>
-      <w:r>
-        <w:rPr>
-          <w:rStyle w:val="NormalTok"/>
-        </w:rPr>
-        <w:t xml:space="preserve"> </w:t>
-      </w:r>
-      <w:r>
-        <w:rPr>
-          <w:rStyle w:val="FunctionTok"/>
-        </w:rPr>
-        <w:t xml:space="preserve">cut</w:t>
-      </w:r>
-      <w:r>
-        <w:rPr>
-          <w:rStyle w:val="NormalTok"/>
-        </w:rPr>
-        <w:t xml:space="preserve"> </w:t>
-      </w:r>
-      <w:r>
-        <w:rPr>
-          <w:rStyle w:val="AttributeTok"/>
-        </w:rPr>
-        <w:t xml:space="preserve">-d</w:t>
-      </w:r>
-      <w:r>
-        <w:rPr>
-          <w:rStyle w:val="OperatorTok"/>
-        </w:rPr>
-        <w:t xml:space="preserve">=</w:t>
-      </w:r>
-      <w:r>
-        <w:rPr>
-          <w:rStyle w:val="NormalTok"/>
-        </w:rPr>
-        <w:t xml:space="preserve"> </w:t>
-      </w:r>
-      <w:r>
-        <w:rPr>
-          <w:rStyle w:val="AttributeTok"/>
-        </w:rPr>
-        <w:t xml:space="preserve">-f2-</w:t>
-      </w:r>
-      <w:r>
-        <w:rPr>
-          <w:rStyle w:val="VariableTok"/>
-        </w:rPr>
-        <w:t xml:space="preserve">)</w:t>
-      </w:r>
-      <w:r>
-        <w:br/>
-      </w:r>
-      <w:r>
-        <w:rPr>
-          <w:rStyle w:val="FunctionTok"/>
-        </w:rPr>
-        <w:t xml:space="preserve">q()</w:t>
-      </w:r>
-      <w:r>
-        <w:rPr>
-          <w:rStyle w:val="KeywordTok"/>
-        </w:rPr>
-        <w:t xml:space="preserve">{</w:t>
-      </w:r>
-      <w:r>
-        <w:rPr>
-          <w:rStyle w:val="NormalTok"/>
-        </w:rPr>
-        <w:t xml:space="preserve"> </w:t>
-      </w:r>
-      <w:r>
-        <w:rPr>
-          <w:rStyle w:val="FunctionTok"/>
-        </w:rPr>
-        <w:t xml:space="preserve">sudo</w:t>
-      </w:r>
-      <w:r>
-        <w:rPr>
-          <w:rStyle w:val="NormalTok"/>
-        </w:rPr>
-        <w:t xml:space="preserve"> docker exec </w:t>
-      </w:r>
-      <w:r>
-        <w:rPr>
-          <w:rStyle w:val="AttributeTok"/>
-        </w:rPr>
-        <w:t xml:space="preserve">-e</w:t>
-      </w:r>
-      <w:r>
-        <w:rPr>
-          <w:rStyle w:val="NormalTok"/>
-        </w:rPr>
-        <w:t xml:space="preserve"> SQLCMDPASSWORD=</w:t>
-      </w:r>
-      <w:r>
-        <w:rPr>
-          <w:rStyle w:val="StringTok"/>
-        </w:rPr>
-        <w:t xml:space="preserve">"</w:t>
-      </w:r>
-      <w:r>
-        <w:rPr>
-          <w:rStyle w:val="VariableTok"/>
-        </w:rPr>
-        <w:t xml:space="preserve">$P</w:t>
-      </w:r>
-      <w:r>
-        <w:rPr>
-          <w:rStyle w:val="StringTok"/>
-        </w:rPr>
-        <w:t xml:space="preserve">"</w:t>
-      </w:r>
-      <w:r>
-        <w:rPr>
-          <w:rStyle w:val="NormalTok"/>
-        </w:rPr>
-        <w:t xml:space="preserve"> lavarapido-sqlserver /opt/mssql-tools18/bin/sqlcmd </w:t>
-      </w:r>
-      <w:r>
-        <w:rPr>
-          <w:rStyle w:val="DataTypeTok"/>
-        </w:rPr>
-        <w:t xml:space="preserve">\</w:t>
-      </w:r>
-      <w:r>
-        <w:br/>
-      </w:r>
-      <w:r>
-        <w:rPr>
-          <w:rStyle w:val="NormalTok"/>
-        </w:rPr>
-        <w:t xml:space="preserve">     </w:t>
-      </w:r>
-      <w:r>
-        <w:rPr>
-          <w:rStyle w:val="AttributeTok"/>
-        </w:rPr>
-        <w:t xml:space="preserve">-S</w:t>
-      </w:r>
-      <w:r>
-        <w:rPr>
-          <w:rStyle w:val="NormalTok"/>
-        </w:rPr>
-        <w:t xml:space="preserve"> localhost </w:t>
-      </w:r>
-      <w:r>
-        <w:rPr>
-          <w:rStyle w:val="AttributeTok"/>
-        </w:rPr>
-        <w:t xml:space="preserve">-U</w:t>
-      </w:r>
-      <w:r>
-        <w:rPr>
-          <w:rStyle w:val="NormalTok"/>
-        </w:rPr>
-        <w:t xml:space="preserve"> sa </w:t>
-      </w:r>
-      <w:r>
-        <w:rPr>
-          <w:rStyle w:val="AttributeTok"/>
-        </w:rPr>
-        <w:t xml:space="preserve">-C</w:t>
-      </w:r>
-      <w:r>
-        <w:rPr>
-          <w:rStyle w:val="NormalTok"/>
-        </w:rPr>
-        <w:t xml:space="preserve"> </w:t>
-      </w:r>
-      <w:r>
-        <w:rPr>
-          <w:rStyle w:val="AttributeTok"/>
-        </w:rPr>
-        <w:t xml:space="preserve">-d</w:t>
-      </w:r>
-      <w:r>
-        <w:rPr>
-          <w:rStyle w:val="NormalTok"/>
-        </w:rPr>
-        <w:t xml:space="preserve"> LavaRapido </w:t>
-      </w:r>
-      <w:r>
-        <w:rPr>
-          <w:rStyle w:val="AttributeTok"/>
-        </w:rPr>
-        <w:t xml:space="preserve">-Q</w:t>
-      </w:r>
-      <w:r>
-        <w:rPr>
-          <w:rStyle w:val="NormalTok"/>
-        </w:rPr>
-        <w:t xml:space="preserve"> </w:t>
-      </w:r>
-      <w:r>
-        <w:rPr>
-          <w:rStyle w:val="StringTok"/>
-        </w:rPr>
-        <w:t xml:space="preserve">"SET NOCOUNT ON; </w:t>
-      </w:r>
-      <w:r>
-        <w:rPr>
-          <w:rStyle w:val="VariableTok"/>
-        </w:rPr>
-        <w:t xml:space="preserve">$1</w:t>
-      </w:r>
-      <w:r>
-        <w:rPr>
-          <w:rStyle w:val="StringTok"/>
-        </w:rPr>
-        <w:t xml:space="preserve">"</w:t>
-      </w:r>
-      <w:r>
-        <w:rPr>
-          <w:rStyle w:val="KeywordTok"/>
-        </w:rPr>
-        <w:t xml:space="preserve">;</w:t>
-      </w:r>
-      <w:r>
-        <w:rPr>
-          <w:rStyle w:val="NormalTok"/>
-        </w:rPr>
-        <w:t xml:space="preserve"> </w:t>
-      </w:r>
-      <w:r>
-        <w:rPr>
-          <w:rStyle w:val="KeywordTok"/>
-        </w:rPr>
-        <w:t xml:space="preserve">}</w:t>
-      </w:r>
-      <w:r>
-        <w:br/>
-      </w:r>
-      <w:r>
-        <w:rPr>
-          <w:rStyle w:val="ExtensionTok"/>
-        </w:rPr>
-        <w:t xml:space="preserve">q</w:t>
-      </w:r>
-      <w:r>
-        <w:rPr>
-          <w:rStyle w:val="NormalTok"/>
-        </w:rPr>
-        <w:t xml:space="preserve"> </w:t>
-      </w:r>
-      <w:r>
-        <w:rPr>
-          <w:rStyle w:val="StringTok"/>
-        </w:rPr>
-        <w:t xml:space="preserve">"SELECT s.name AS esquema, COUNT(t.name) AS tablas FROM sys.schemas s JOIN sys.tables t ON t.schema_id=s.schema_id GROUP BY s.name"</w:t>
-      </w:r>
-      <w:r>
-        <w:br/>
-      </w:r>
-      <w:r>
-        <w:rPr>
-          <w:rStyle w:val="ControlFlowTok"/>
-        </w:rPr>
-        <w:t xml:space="preserve">for</w:t>
-      </w:r>
-      <w:r>
-        <w:rPr>
-          <w:rStyle w:val="NormalTok"/>
-        </w:rPr>
-        <w:t xml:space="preserve"> s </w:t>
-      </w:r>
-      <w:r>
-        <w:rPr>
-          <w:rStyle w:val="KeywordTok"/>
-        </w:rPr>
-        <w:t xml:space="preserve">in</w:t>
-      </w:r>
-      <w:r>
-        <w:rPr>
-          <w:rStyle w:val="NormalTok"/>
-        </w:rPr>
-        <w:t xml:space="preserve"> SECURITY CUSTOMER BOOKING OPERATIONS NOTIFICATION PAYMENT</w:t>
-      </w:r>
-      <w:r>
-        <w:rPr>
-          <w:rStyle w:val="KeywordTok"/>
-        </w:rPr>
-        <w:t xml:space="preserve">;</w:t>
-      </w:r>
-      <w:r>
-        <w:rPr>
-          <w:rStyle w:val="NormalTok"/>
-        </w:rPr>
-        <w:t xml:space="preserve"> </w:t>
-      </w:r>
-      <w:r>
-        <w:rPr>
-          <w:rStyle w:val="ControlFlowTok"/>
-        </w:rPr>
-        <w:t xml:space="preserve">do</w:t>
-      </w:r>
-      <w:r>
-        <w:br/>
-      </w:r>
-      <w:r>
-        <w:rPr>
-          <w:rStyle w:val="NormalTok"/>
-        </w:rPr>
-        <w:t xml:space="preserve">  </w:t>
-      </w:r>
-      <w:r>
-        <w:rPr>
-          <w:rStyle w:val="ExtensionTok"/>
-        </w:rPr>
-        <w:t xml:space="preserve">q</w:t>
-      </w:r>
-      <w:r>
-        <w:rPr>
-          <w:rStyle w:val="NormalTok"/>
-        </w:rPr>
-        <w:t xml:space="preserve"> </w:t>
-      </w:r>
-      <w:r>
-        <w:rPr>
-          <w:rStyle w:val="StringTok"/>
-        </w:rPr>
-        <w:t xml:space="preserve">"SELECT '</w:t>
-      </w:r>
-      <w:r>
-        <w:rPr>
-          <w:rStyle w:val="VariableTok"/>
-        </w:rPr>
-        <w:t xml:space="preserve">$s</w:t>
-      </w:r>
-      <w:r>
-        <w:rPr>
-          <w:rStyle w:val="StringTok"/>
-        </w:rPr>
-        <w:t xml:space="preserve">' AS servicio, COUNT(*) AS changesets, SUM(CASE WHEN EXECTYPE IN ('EXECUTED','MARK_RAN') THEN 1 ELSE 0 END) AS ok FROM DATABASECHANGELOG_</w:t>
-      </w:r>
-      <w:r>
-        <w:rPr>
-          <w:rStyle w:val="VariableTok"/>
-        </w:rPr>
-        <w:t xml:space="preserve">$s</w:t>
-      </w:r>
-      <w:r>
-        <w:rPr>
-          <w:rStyle w:val="StringTok"/>
-        </w:rPr>
-        <w:t xml:space="preserve">"</w:t>
-      </w:r>
-      <w:r>
-        <w:br/>
-      </w:r>
-      <w:r>
-        <w:rPr>
-          <w:rStyle w:val="ControlFlowTok"/>
-        </w:rPr>
-        <w:t xml:space="preserve">done</w:t>
-      </w:r>
-      <w:r>
-        <w:br/>
-      </w:r>
-      <w:r>
-        <w:rPr>
-          <w:rStyle w:val="ExtensionTok"/>
-        </w:rPr>
-        <w:t xml:space="preserve">q</w:t>
-      </w:r>
-      <w:r>
-        <w:rPr>
-          <w:rStyle w:val="NormalTok"/>
-        </w:rPr>
-        <w:t xml:space="preserve"> </w:t>
-      </w:r>
-      <w:r>
-        <w:rPr>
-          <w:rStyle w:val="StringTok"/>
-        </w:rPr>
-        <w:t xml:space="preserve">"SELECT COUNT(*) AS indices FROM sys.indexes WHERE object_id IN (SELECT object_id FROM sys.tables)"</w:t>
-      </w:r>
-      <w:r>
-        <w:br/>
-      </w:r>
-      <w:r>
-        <w:rPr>
-          <w:rStyle w:val="ExtensionTok"/>
-        </w:rPr>
-        <w:t xml:space="preserve">q</w:t>
-      </w:r>
-      <w:r>
-        <w:rPr>
-          <w:rStyle w:val="NormalTok"/>
-        </w:rPr>
-        <w:t xml:space="preserve"> </w:t>
-      </w:r>
-      <w:r>
-        <w:rPr>
-          <w:rStyle w:val="StringTok"/>
-        </w:rPr>
-        <w:t xml:space="preserve">"SELECT u.username, r.code FROM security.app_user u JOIN security.user_role ur ON ur.user_id=u.user_id JOIN security.role r ON r.role_id=ur.role_id WHERE r.code='ADMIN'"</w:t>
+        <w:t xml:space="preserve">4.2.1 Running DDL/DML scripts or migration tools (Liquibase)</w:t>
       </w:r>
     </w:p>
     <w:p>
@@ -17275,7 +16897,20 @@
         <w:pStyle w:val="FirstParagraph"/>
       </w:pPr>
       <w:r>
-        <w:t xml:space="preserve">Expected result:</w:t>
+        <w:t xml:space="preserve">Migrations are</w:t>
+      </w:r>
+      <w:r>
+        <w:t xml:space="preserve"> </w:t>
+      </w:r>
+      <w:r>
+        <w:rPr>
+          <w:b/>
+          <w:bCs/>
+        </w:rPr>
+        <w:t xml:space="preserve">automatic</w:t>
+      </w:r>
+      <w:r>
+        <w:t xml:space="preserve">:</w:t>
       </w:r>
     </w:p>
     <w:p>
@@ -17287,7 +16922,52 @@
         </w:numPr>
       </w:pPr>
       <w:r>
-        <w:t xml:space="preserve">the 9 schemas with their tables;</w:t>
+        <w:t xml:space="preserve">The</w:t>
+      </w:r>
+      <w:r>
+        <w:t xml:space="preserve"> </w:t>
+      </w:r>
+      <w:r>
+        <w:rPr>
+          <w:rStyle w:val="VerbatimChar"/>
+        </w:rPr>
+        <w:t xml:space="preserve">db-init</w:t>
+      </w:r>
+      <w:r>
+        <w:t xml:space="preserve"> </w:t>
+      </w:r>
+      <w:r>
+        <w:t xml:space="preserve">container creates the</w:t>
+      </w:r>
+      <w:r>
+        <w:t xml:space="preserve"> </w:t>
+      </w:r>
+      <w:r>
+        <w:rPr>
+          <w:rStyle w:val="VerbatimChar"/>
+        </w:rPr>
+        <w:t xml:space="preserve">LavaRapido</w:t>
+      </w:r>
+      <w:r>
+        <w:t xml:space="preserve"> </w:t>
+      </w:r>
+      <w:r>
+        <w:t xml:space="preserve">database if it does not exist and sets it to the</w:t>
+      </w:r>
+      <w:r>
+        <w:t xml:space="preserve"> </w:t>
+      </w:r>
+      <w:r>
+        <w:rPr>
+          <w:rStyle w:val="VerbatimChar"/>
+        </w:rPr>
+        <w:t xml:space="preserve">SIMPLE</w:t>
+      </w:r>
+      <w:r>
+        <w:t xml:space="preserve"> </w:t>
+      </w:r>
+      <w:r>
+        <w:t xml:space="preserve">recovery model.</w:t>
       </w:r>
     </w:p>
     <w:p>
@@ -17299,64 +16979,31 @@
         </w:numPr>
       </w:pPr>
       <w:r>
-        <w:t xml:space="preserve">in each service,</w:t>
-      </w:r>
-      <w:r>
-        <w:t xml:space="preserve"> </w:t>
-      </w:r>
-      <w:r>
-        <w:rPr>
-          <w:rStyle w:val="VerbatimChar"/>
-        </w:rPr>
-        <w:t xml:space="preserve">ok</w:t>
-      </w:r>
-      <w:r>
-        <w:t xml:space="preserve"> </w:t>
-      </w:r>
-      <w:r>
-        <w:t xml:space="preserve">equal to</w:t>
-      </w:r>
-      <w:r>
-        <w:t xml:space="preserve"> </w:t>
-      </w:r>
-      <w:r>
-        <w:rPr>
-          <w:rStyle w:val="VerbatimChar"/>
-        </w:rPr>
-        <w:t xml:space="preserve">changesets</w:t>
-      </w:r>
-      <w:r>
-        <w:t xml:space="preserve"> </w:t>
-      </w:r>
-      <w:r>
-        <w:t xml:space="preserve">(2026-10-16: 143 of 143; 2026-10-19: 144 of 144, with 039); since 2026-10-22, 040 also appears in</w:t>
-      </w:r>
-      <w:r>
-        <w:t xml:space="preserve"> </w:t>
-      </w:r>
-      <w:r>
-        <w:rPr>
-          <w:rStyle w:val="VerbatimChar"/>
-        </w:rPr>
-        <w:t xml:space="preserve">DATABASECHANGELOG_OPERATIONS</w:t>
-      </w:r>
-      <w:r>
-        <w:t xml:space="preserve"> </w:t>
-      </w:r>
-      <w:r>
-        <w:t xml:space="preserve">and 041 in</w:t>
-      </w:r>
-      <w:r>
-        <w:t xml:space="preserve"> </w:t>
-      </w:r>
-      <w:r>
-        <w:rPr>
-          <w:rStyle w:val="VerbatimChar"/>
-        </w:rPr>
-        <w:t xml:space="preserve">DATABASECHANGELOG_NOTIFICATION</w:t>
-      </w:r>
-      <w:r>
-        <w:t xml:space="preserve">;</w:t>
+        <w:t xml:space="preserve">The</w:t>
+      </w:r>
+      <w:r>
+        <w:t xml:space="preserve"> </w:t>
+      </w:r>
+      <w:r>
+        <w:rPr>
+          <w:rStyle w:val="VerbatimChar"/>
+        </w:rPr>
+        <w:t xml:space="preserve">payment-migrate</w:t>
+      </w:r>
+      <w:r>
+        <w:t xml:space="preserve"> </w:t>
+      </w:r>
+      <w:r>
+        <w:t xml:space="preserve">container (Liquibase 4.29) applies the payment-service changelogs (</w:t>
+      </w:r>
+      <w:r>
+        <w:rPr>
+          <w:rStyle w:val="VerbatimChar"/>
+        </w:rPr>
+        <w:t xml:space="preserve">db/changelog/db.changelog-master.yaml</w:t>
+      </w:r>
+      <w:r>
+        <w:t xml:space="preserve">) and exits.</w:t>
       </w:r>
     </w:p>
     <w:p>
@@ -17368,39 +17015,538 @@
         </w:numPr>
       </w:pPr>
       <w:r>
-        <w:t xml:space="preserve">the initial administrator created (security log:</w:t>
-      </w:r>
-      <w:r>
-        <w:t xml:space="preserve"> </w:t>
-      </w:r>
-      <w:r>
-        <w:rPr>
-          <w:rStyle w:val="VerbatimChar"/>
-        </w:rPr>
-        <w:t xml:space="preserve">First administrator created</w:t>
-      </w:r>
-      <w:r>
-        <w:t xml:space="preserve">).</w:t>
-      </w:r>
-    </w:p>
-    <w:bookmarkEnd w:id="61"/>
-    <w:bookmarkEnd w:id="62"/>
-    <w:bookmarkStart w:id="67" w:name="X7005f183192c0821308cfbcb7aaaff2714f1b27"/>
-    <w:p>
-      <w:pPr>
-        <w:pStyle w:val="Heading3"/>
-      </w:pPr>
-      <w:r>
-        <w:t xml:space="preserve">4.3 Application Stack Deployment and Orchestration</w:t>
-      </w:r>
-    </w:p>
-    <w:bookmarkStart w:id="63" w:name="X35bcd2e0f3203d2678b4d8bbc2703cb98290b05"/>
+        <w:t xml:space="preserve">Each Java service applies its own changelogs on startup. Numbering is global: 001–041 plus the 1xx catalog seeds (040 of operations-service and 041 of notification-service are from 2026-10-21 and were applied on the server on 2026-10-22). In</w:t>
+      </w:r>
+      <w:r>
+        <w:t xml:space="preserve"> </w:t>
+      </w:r>
+      <w:r>
+        <w:rPr>
+          <w:rStyle w:val="VerbatimChar"/>
+        </w:rPr>
+        <w:t xml:space="preserve">develop</w:t>
+      </w:r>
+      <w:r>
+        <w:t xml:space="preserve"> </w:t>
+      </w:r>
+      <w:r>
+        <w:t xml:space="preserve">of 2026-10-23, 042 (operations-service, assignment notes) and 043 (booking-service, loyalty points per booking line) were added; they ship with</w:t>
+      </w:r>
+      <w:r>
+        <w:t xml:space="preserve"> </w:t>
+      </w:r>
+      <w:r>
+        <w:rPr>
+          <w:rStyle w:val="VerbatimChar"/>
+        </w:rPr>
+        <w:t xml:space="preserve">v1.1.0</w:t>
+      </w:r>
+      <w:r>
+        <w:t xml:space="preserve"> </w:t>
+      </w:r>
+      <w:r>
+        <w:t xml:space="preserve">together with payment-service's 021 (one promotion per booking); the next free one is 044.</w:t>
+      </w:r>
+    </w:p>
+    <w:p>
+      <w:pPr>
+        <w:pStyle w:val="Compact"/>
+        <w:numPr>
+          <w:ilvl w:val="0"/>
+          <w:numId w:val="1027"/>
+        </w:numPr>
+      </w:pPr>
+      <w:r>
+        <w:t xml:space="preserve">Hibernate only validates that the model matches the tables (</w:t>
+      </w:r>
+      <w:r>
+        <w:rPr>
+          <w:rStyle w:val="VerbatimChar"/>
+        </w:rPr>
+        <w:t xml:space="preserve">ddl-auto: validate</w:t>
+      </w:r>
+      <w:r>
+        <w:t xml:space="preserve">); it never alters tables.</w:t>
+      </w:r>
+    </w:p>
+    <w:p>
+      <w:pPr>
+        <w:pStyle w:val="FirstParagraph"/>
+      </w:pPr>
+      <w:r>
+        <w:t xml:space="preserve">Production</w:t>
+      </w:r>
+      <w:r>
+        <w:t xml:space="preserve"> </w:t>
+      </w:r>
+      <w:r>
+        <w:rPr>
+          <w:b/>
+          <w:bCs/>
+        </w:rPr>
+        <w:t xml:space="preserve">does not load test data</w:t>
+      </w:r>
+      <w:r>
+        <w:t xml:space="preserve">: only catalogs (roles, services, statuses, schedule and business data).</w:t>
+      </w:r>
+    </w:p>
+    <w:bookmarkEnd w:id="58"/>
+    <w:bookmarkStart w:id="59" w:name="X5ecb1b1fffa2f221d26c7012e6b10f2824f9171"/>
     <w:p>
       <w:pPr>
         <w:pStyle w:val="Heading4"/>
       </w:pPr>
       <w:r>
-        <w:t xml:space="preserve">4.3.1 Loading the docker-compose.yml file in Portainer</w:t>
+        <w:t xml:space="preserve">4.2.2 Verification of schema, index and user integrity</w:t>
+      </w:r>
+    </w:p>
+    <w:p>
+      <w:pPr>
+        <w:pStyle w:val="SourceCode"/>
+      </w:pPr>
+      <w:r>
+        <w:rPr>
+          <w:rStyle w:val="VariableTok"/>
+        </w:rPr>
+        <w:t xml:space="preserve">P</w:t>
+      </w:r>
+      <w:r>
+        <w:rPr>
+          <w:rStyle w:val="OperatorTok"/>
+        </w:rPr>
+        <w:t xml:space="preserve">=</w:t>
+      </w:r>
+      <w:r>
+        <w:rPr>
+          <w:rStyle w:val="VariableTok"/>
+        </w:rPr>
+        <w:t xml:space="preserve">$(</w:t>
+      </w:r>
+      <w:r>
+        <w:rPr>
+          <w:rStyle w:val="FunctionTok"/>
+        </w:rPr>
+        <w:t xml:space="preserve">grep</w:t>
+      </w:r>
+      <w:r>
+        <w:rPr>
+          <w:rStyle w:val="NormalTok"/>
+        </w:rPr>
+        <w:t xml:space="preserve"> </w:t>
+      </w:r>
+      <w:r>
+        <w:rPr>
+          <w:rStyle w:val="StringTok"/>
+        </w:rPr>
+        <w:t xml:space="preserve">'^DB_PASSWORD='</w:t>
+      </w:r>
+      <w:r>
+        <w:rPr>
+          <w:rStyle w:val="NormalTok"/>
+        </w:rPr>
+        <w:t xml:space="preserve"> .env.production </w:t>
+      </w:r>
+      <w:r>
+        <w:rPr>
+          <w:rStyle w:val="KeywordTok"/>
+        </w:rPr>
+        <w:t xml:space="preserve">|</w:t>
+      </w:r>
+      <w:r>
+        <w:rPr>
+          <w:rStyle w:val="NormalTok"/>
+        </w:rPr>
+        <w:t xml:space="preserve"> </w:t>
+      </w:r>
+      <w:r>
+        <w:rPr>
+          <w:rStyle w:val="FunctionTok"/>
+        </w:rPr>
+        <w:t xml:space="preserve">cut</w:t>
+      </w:r>
+      <w:r>
+        <w:rPr>
+          <w:rStyle w:val="NormalTok"/>
+        </w:rPr>
+        <w:t xml:space="preserve"> </w:t>
+      </w:r>
+      <w:r>
+        <w:rPr>
+          <w:rStyle w:val="AttributeTok"/>
+        </w:rPr>
+        <w:t xml:space="preserve">-d</w:t>
+      </w:r>
+      <w:r>
+        <w:rPr>
+          <w:rStyle w:val="OperatorTok"/>
+        </w:rPr>
+        <w:t xml:space="preserve">=</w:t>
+      </w:r>
+      <w:r>
+        <w:rPr>
+          <w:rStyle w:val="NormalTok"/>
+        </w:rPr>
+        <w:t xml:space="preserve"> </w:t>
+      </w:r>
+      <w:r>
+        <w:rPr>
+          <w:rStyle w:val="AttributeTok"/>
+        </w:rPr>
+        <w:t xml:space="preserve">-f2-</w:t>
+      </w:r>
+      <w:r>
+        <w:rPr>
+          <w:rStyle w:val="VariableTok"/>
+        </w:rPr>
+        <w:t xml:space="preserve">)</w:t>
+      </w:r>
+      <w:r>
+        <w:br/>
+      </w:r>
+      <w:r>
+        <w:rPr>
+          <w:rStyle w:val="FunctionTok"/>
+        </w:rPr>
+        <w:t xml:space="preserve">q()</w:t>
+      </w:r>
+      <w:r>
+        <w:rPr>
+          <w:rStyle w:val="KeywordTok"/>
+        </w:rPr>
+        <w:t xml:space="preserve">{</w:t>
+      </w:r>
+      <w:r>
+        <w:rPr>
+          <w:rStyle w:val="NormalTok"/>
+        </w:rPr>
+        <w:t xml:space="preserve"> </w:t>
+      </w:r>
+      <w:r>
+        <w:rPr>
+          <w:rStyle w:val="FunctionTok"/>
+        </w:rPr>
+        <w:t xml:space="preserve">sudo</w:t>
+      </w:r>
+      <w:r>
+        <w:rPr>
+          <w:rStyle w:val="NormalTok"/>
+        </w:rPr>
+        <w:t xml:space="preserve"> docker exec </w:t>
+      </w:r>
+      <w:r>
+        <w:rPr>
+          <w:rStyle w:val="AttributeTok"/>
+        </w:rPr>
+        <w:t xml:space="preserve">-e</w:t>
+      </w:r>
+      <w:r>
+        <w:rPr>
+          <w:rStyle w:val="NormalTok"/>
+        </w:rPr>
+        <w:t xml:space="preserve"> SQLCMDPASSWORD=</w:t>
+      </w:r>
+      <w:r>
+        <w:rPr>
+          <w:rStyle w:val="StringTok"/>
+        </w:rPr>
+        <w:t xml:space="preserve">"</w:t>
+      </w:r>
+      <w:r>
+        <w:rPr>
+          <w:rStyle w:val="VariableTok"/>
+        </w:rPr>
+        <w:t xml:space="preserve">$P</w:t>
+      </w:r>
+      <w:r>
+        <w:rPr>
+          <w:rStyle w:val="StringTok"/>
+        </w:rPr>
+        <w:t xml:space="preserve">"</w:t>
+      </w:r>
+      <w:r>
+        <w:rPr>
+          <w:rStyle w:val="NormalTok"/>
+        </w:rPr>
+        <w:t xml:space="preserve"> lavarapido-sqlserver /opt/mssql-tools18/bin/sqlcmd </w:t>
+      </w:r>
+      <w:r>
+        <w:rPr>
+          <w:rStyle w:val="DataTypeTok"/>
+        </w:rPr>
+        <w:t xml:space="preserve">\</w:t>
+      </w:r>
+      <w:r>
+        <w:br/>
+      </w:r>
+      <w:r>
+        <w:rPr>
+          <w:rStyle w:val="NormalTok"/>
+        </w:rPr>
+        <w:t xml:space="preserve">     </w:t>
+      </w:r>
+      <w:r>
+        <w:rPr>
+          <w:rStyle w:val="AttributeTok"/>
+        </w:rPr>
+        <w:t xml:space="preserve">-S</w:t>
+      </w:r>
+      <w:r>
+        <w:rPr>
+          <w:rStyle w:val="NormalTok"/>
+        </w:rPr>
+        <w:t xml:space="preserve"> localhost </w:t>
+      </w:r>
+      <w:r>
+        <w:rPr>
+          <w:rStyle w:val="AttributeTok"/>
+        </w:rPr>
+        <w:t xml:space="preserve">-U</w:t>
+      </w:r>
+      <w:r>
+        <w:rPr>
+          <w:rStyle w:val="NormalTok"/>
+        </w:rPr>
+        <w:t xml:space="preserve"> sa </w:t>
+      </w:r>
+      <w:r>
+        <w:rPr>
+          <w:rStyle w:val="AttributeTok"/>
+        </w:rPr>
+        <w:t xml:space="preserve">-C</w:t>
+      </w:r>
+      <w:r>
+        <w:rPr>
+          <w:rStyle w:val="NormalTok"/>
+        </w:rPr>
+        <w:t xml:space="preserve"> </w:t>
+      </w:r>
+      <w:r>
+        <w:rPr>
+          <w:rStyle w:val="AttributeTok"/>
+        </w:rPr>
+        <w:t xml:space="preserve">-d</w:t>
+      </w:r>
+      <w:r>
+        <w:rPr>
+          <w:rStyle w:val="NormalTok"/>
+        </w:rPr>
+        <w:t xml:space="preserve"> LavaRapido </w:t>
+      </w:r>
+      <w:r>
+        <w:rPr>
+          <w:rStyle w:val="AttributeTok"/>
+        </w:rPr>
+        <w:t xml:space="preserve">-Q</w:t>
+      </w:r>
+      <w:r>
+        <w:rPr>
+          <w:rStyle w:val="NormalTok"/>
+        </w:rPr>
+        <w:t xml:space="preserve"> </w:t>
+      </w:r>
+      <w:r>
+        <w:rPr>
+          <w:rStyle w:val="StringTok"/>
+        </w:rPr>
+        <w:t xml:space="preserve">"SET NOCOUNT ON; </w:t>
+      </w:r>
+      <w:r>
+        <w:rPr>
+          <w:rStyle w:val="VariableTok"/>
+        </w:rPr>
+        <w:t xml:space="preserve">$1</w:t>
+      </w:r>
+      <w:r>
+        <w:rPr>
+          <w:rStyle w:val="StringTok"/>
+        </w:rPr>
+        <w:t xml:space="preserve">"</w:t>
+      </w:r>
+      <w:r>
+        <w:rPr>
+          <w:rStyle w:val="KeywordTok"/>
+        </w:rPr>
+        <w:t xml:space="preserve">;</w:t>
+      </w:r>
+      <w:r>
+        <w:rPr>
+          <w:rStyle w:val="NormalTok"/>
+        </w:rPr>
+        <w:t xml:space="preserve"> </w:t>
+      </w:r>
+      <w:r>
+        <w:rPr>
+          <w:rStyle w:val="KeywordTok"/>
+        </w:rPr>
+        <w:t xml:space="preserve">}</w:t>
+      </w:r>
+      <w:r>
+        <w:br/>
+      </w:r>
+      <w:r>
+        <w:rPr>
+          <w:rStyle w:val="ExtensionTok"/>
+        </w:rPr>
+        <w:t xml:space="preserve">q</w:t>
+      </w:r>
+      <w:r>
+        <w:rPr>
+          <w:rStyle w:val="NormalTok"/>
+        </w:rPr>
+        <w:t xml:space="preserve"> </w:t>
+      </w:r>
+      <w:r>
+        <w:rPr>
+          <w:rStyle w:val="StringTok"/>
+        </w:rPr>
+        <w:t xml:space="preserve">"SELECT s.name AS esquema, COUNT(t.name) AS tablas FROM sys.schemas s JOIN sys.tables t ON t.schema_id=s.schema_id GROUP BY s.name"</w:t>
+      </w:r>
+      <w:r>
+        <w:br/>
+      </w:r>
+      <w:r>
+        <w:rPr>
+          <w:rStyle w:val="ControlFlowTok"/>
+        </w:rPr>
+        <w:t xml:space="preserve">for</w:t>
+      </w:r>
+      <w:r>
+        <w:rPr>
+          <w:rStyle w:val="NormalTok"/>
+        </w:rPr>
+        <w:t xml:space="preserve"> s </w:t>
+      </w:r>
+      <w:r>
+        <w:rPr>
+          <w:rStyle w:val="KeywordTok"/>
+        </w:rPr>
+        <w:t xml:space="preserve">in</w:t>
+      </w:r>
+      <w:r>
+        <w:rPr>
+          <w:rStyle w:val="NormalTok"/>
+        </w:rPr>
+        <w:t xml:space="preserve"> SECURITY CUSTOMER BOOKING OPERATIONS NOTIFICATION PAYMENT</w:t>
+      </w:r>
+      <w:r>
+        <w:rPr>
+          <w:rStyle w:val="KeywordTok"/>
+        </w:rPr>
+        <w:t xml:space="preserve">;</w:t>
+      </w:r>
+      <w:r>
+        <w:rPr>
+          <w:rStyle w:val="NormalTok"/>
+        </w:rPr>
+        <w:t xml:space="preserve"> </w:t>
+      </w:r>
+      <w:r>
+        <w:rPr>
+          <w:rStyle w:val="ControlFlowTok"/>
+        </w:rPr>
+        <w:t xml:space="preserve">do</w:t>
+      </w:r>
+      <w:r>
+        <w:br/>
+      </w:r>
+      <w:r>
+        <w:rPr>
+          <w:rStyle w:val="NormalTok"/>
+        </w:rPr>
+        <w:t xml:space="preserve">  </w:t>
+      </w:r>
+      <w:r>
+        <w:rPr>
+          <w:rStyle w:val="ExtensionTok"/>
+        </w:rPr>
+        <w:t xml:space="preserve">q</w:t>
+      </w:r>
+      <w:r>
+        <w:rPr>
+          <w:rStyle w:val="NormalTok"/>
+        </w:rPr>
+        <w:t xml:space="preserve"> </w:t>
+      </w:r>
+      <w:r>
+        <w:rPr>
+          <w:rStyle w:val="StringTok"/>
+        </w:rPr>
+        <w:t xml:space="preserve">"SELECT '</w:t>
+      </w:r>
+      <w:r>
+        <w:rPr>
+          <w:rStyle w:val="VariableTok"/>
+        </w:rPr>
+        <w:t xml:space="preserve">$s</w:t>
+      </w:r>
+      <w:r>
+        <w:rPr>
+          <w:rStyle w:val="StringTok"/>
+        </w:rPr>
+        <w:t xml:space="preserve">' AS servicio, COUNT(*) AS changesets, SUM(CASE WHEN EXECTYPE IN ('EXECUTED','MARK_RAN') THEN 1 ELSE 0 END) AS ok FROM DATABASECHANGELOG_</w:t>
+      </w:r>
+      <w:r>
+        <w:rPr>
+          <w:rStyle w:val="VariableTok"/>
+        </w:rPr>
+        <w:t xml:space="preserve">$s</w:t>
+      </w:r>
+      <w:r>
+        <w:rPr>
+          <w:rStyle w:val="StringTok"/>
+        </w:rPr>
+        <w:t xml:space="preserve">"</w:t>
+      </w:r>
+      <w:r>
+        <w:br/>
+      </w:r>
+      <w:r>
+        <w:rPr>
+          <w:rStyle w:val="ControlFlowTok"/>
+        </w:rPr>
+        <w:t xml:space="preserve">done</w:t>
+      </w:r>
+      <w:r>
+        <w:br/>
+      </w:r>
+      <w:r>
+        <w:rPr>
+          <w:rStyle w:val="ExtensionTok"/>
+        </w:rPr>
+        <w:t xml:space="preserve">q</w:t>
+      </w:r>
+      <w:r>
+        <w:rPr>
+          <w:rStyle w:val="NormalTok"/>
+        </w:rPr>
+        <w:t xml:space="preserve"> </w:t>
+      </w:r>
+      <w:r>
+        <w:rPr>
+          <w:rStyle w:val="StringTok"/>
+        </w:rPr>
+        <w:t xml:space="preserve">"SELECT COUNT(*) AS indices FROM sys.indexes WHERE object_id IN (SELECT object_id FROM sys.tables)"</w:t>
+      </w:r>
+      <w:r>
+        <w:br/>
+      </w:r>
+      <w:r>
+        <w:rPr>
+          <w:rStyle w:val="ExtensionTok"/>
+        </w:rPr>
+        <w:t xml:space="preserve">q</w:t>
+      </w:r>
+      <w:r>
+        <w:rPr>
+          <w:rStyle w:val="NormalTok"/>
+        </w:rPr>
+        <w:t xml:space="preserve"> </w:t>
+      </w:r>
+      <w:r>
+        <w:rPr>
+          <w:rStyle w:val="StringTok"/>
+        </w:rPr>
+        <w:t xml:space="preserve">"SELECT u.username, r.code FROM security.app_user u JOIN security.user_role ur ON ur.user_id=u.user_id JOIN security.role r ON r.role_id=ur.role_id WHERE r.code='ADMIN'"</w:t>
       </w:r>
     </w:p>
     <w:p>
@@ -17408,19 +17554,7 @@
         <w:pStyle w:val="FirstParagraph"/>
       </w:pPr>
       <w:r>
-        <w:t xml:space="preserve">The stack is defined with two files versioned in</w:t>
-      </w:r>
-      <w:r>
-        <w:t xml:space="preserve"> </w:t>
-      </w:r>
-      <w:r>
-        <w:rPr>
-          <w:rStyle w:val="VerbatimChar"/>
-        </w:rPr>
-        <w:t xml:space="preserve">lavarapido-infra</w:t>
-      </w:r>
-      <w:r>
-        <w:t xml:space="preserve">:</w:t>
+        <w:t xml:space="preserve">Expected result:</w:t>
       </w:r>
     </w:p>
     <w:p>
@@ -17432,25 +17566,7 @@
         </w:numPr>
       </w:pPr>
       <w:r>
-        <w:rPr>
-          <w:rStyle w:val="VerbatimChar"/>
-          <w:b/>
-          <w:bCs/>
-        </w:rPr>
-        <w:t xml:space="preserve">docker-compose.yml</w:t>
-      </w:r>
-      <w:r>
-        <w:rPr>
-          <w:b/>
-          <w:bCs/>
-        </w:rPr>
-        <w:t xml:space="preserve">:</w:t>
-      </w:r>
-      <w:r>
-        <w:t xml:space="preserve"> </w:t>
-      </w:r>
-      <w:r>
-        <w:t xml:space="preserve">the base, the same as in development.</w:t>
+        <w:t xml:space="preserve">the 9 schemas with their tables;</w:t>
       </w:r>
     </w:p>
     <w:p>
@@ -17462,324 +17578,128 @@
         </w:numPr>
       </w:pPr>
       <w:r>
-        <w:rPr>
-          <w:rStyle w:val="VerbatimChar"/>
-          <w:b/>
-          <w:bCs/>
-        </w:rPr>
-        <w:t xml:space="preserve">docker-compose.prod.yml</w:t>
-      </w:r>
-      <w:r>
-        <w:rPr>
-          <w:b/>
-          <w:bCs/>
-        </w:rPr>
+        <w:t xml:space="preserve">in each service,</w:t>
+      </w:r>
+      <w:r>
+        <w:t xml:space="preserve"> </w:t>
+      </w:r>
+      <w:r>
+        <w:rPr>
+          <w:rStyle w:val="VerbatimChar"/>
+        </w:rPr>
+        <w:t xml:space="preserve">ok</w:t>
+      </w:r>
+      <w:r>
+        <w:t xml:space="preserve"> </w:t>
+      </w:r>
+      <w:r>
+        <w:t xml:space="preserve">equal to</w:t>
+      </w:r>
+      <w:r>
+        <w:t xml:space="preserve"> </w:t>
+      </w:r>
+      <w:r>
+        <w:rPr>
+          <w:rStyle w:val="VerbatimChar"/>
+        </w:rPr>
+        <w:t xml:space="preserve">changesets</w:t>
+      </w:r>
+      <w:r>
+        <w:t xml:space="preserve"> </w:t>
+      </w:r>
+      <w:r>
+        <w:t xml:space="preserve">(2026-10-16: 143 of 143; 2026-10-19: 144 of 144, with 039); since 2026-10-22, 040 also appears in</w:t>
+      </w:r>
+      <w:r>
+        <w:t xml:space="preserve"> </w:t>
+      </w:r>
+      <w:r>
+        <w:rPr>
+          <w:rStyle w:val="VerbatimChar"/>
+        </w:rPr>
+        <w:t xml:space="preserve">DATABASECHANGELOG_OPERATIONS</w:t>
+      </w:r>
+      <w:r>
+        <w:t xml:space="preserve"> </w:t>
+      </w:r>
+      <w:r>
+        <w:t xml:space="preserve">and 041 in</w:t>
+      </w:r>
+      <w:r>
+        <w:t xml:space="preserve"> </w:t>
+      </w:r>
+      <w:r>
+        <w:rPr>
+          <w:rStyle w:val="VerbatimChar"/>
+        </w:rPr>
+        <w:t xml:space="preserve">DATABASECHANGELOG_NOTIFICATION</w:t>
+      </w:r>
+      <w:r>
+        <w:t xml:space="preserve">;</w:t>
+      </w:r>
+    </w:p>
+    <w:p>
+      <w:pPr>
+        <w:pStyle w:val="Compact"/>
+        <w:numPr>
+          <w:ilvl w:val="0"/>
+          <w:numId w:val="1028"/>
+        </w:numPr>
+      </w:pPr>
+      <w:r>
+        <w:t xml:space="preserve">the initial administrator created (security log:</w:t>
+      </w:r>
+      <w:r>
+        <w:t xml:space="preserve"> </w:t>
+      </w:r>
+      <w:r>
+        <w:rPr>
+          <w:rStyle w:val="VerbatimChar"/>
+        </w:rPr>
+        <w:t xml:space="preserve">First administrator created</w:t>
+      </w:r>
+      <w:r>
+        <w:t xml:space="preserve">).</w:t>
+      </w:r>
+    </w:p>
+    <w:bookmarkEnd w:id="59"/>
+    <w:bookmarkEnd w:id="60"/>
+    <w:bookmarkStart w:id="65" w:name="X7005f183192c0821308cfbcb7aaaff2714f1b27"/>
+    <w:p>
+      <w:pPr>
+        <w:pStyle w:val="Heading3"/>
+      </w:pPr>
+      <w:r>
+        <w:t xml:space="preserve">4.3 Application Stack Deployment and Orchestration</w:t>
+      </w:r>
+    </w:p>
+    <w:bookmarkStart w:id="61" w:name="X35bcd2e0f3203d2678b4d8bbc2703cb98290b05"/>
+    <w:p>
+      <w:pPr>
+        <w:pStyle w:val="Heading4"/>
+      </w:pPr>
+      <w:r>
+        <w:t xml:space="preserve">4.3.1 Loading the docker-compose.yml file in Portainer</w:t>
+      </w:r>
+    </w:p>
+    <w:p>
+      <w:pPr>
+        <w:pStyle w:val="FirstParagraph"/>
+      </w:pPr>
+      <w:r>
+        <w:t xml:space="preserve">The stack is defined with two files versioned in</w:t>
+      </w:r>
+      <w:r>
+        <w:t xml:space="preserve"> </w:t>
+      </w:r>
+      <w:r>
+        <w:rPr>
+          <w:rStyle w:val="VerbatimChar"/>
+        </w:rPr>
+        <w:t xml:space="preserve">lavarapido-infra</w:t>
+      </w:r>
+      <w:r>
         <w:t xml:space="preserve">:</w:t>
-      </w:r>
-      <w:r>
-        <w:t xml:space="preserve"> </w:t>
-      </w:r>
-      <w:r>
-        <w:t xml:space="preserve">overrides the production settings: no internal ports,</w:t>
-      </w:r>
-      <w:r>
-        <w:t xml:space="preserve"> </w:t>
-      </w:r>
-      <w:r>
-        <w:rPr>
-          <w:rStyle w:val="VerbatimChar"/>
-        </w:rPr>
-        <w:t xml:space="preserve">prod</w:t>
-      </w:r>
-      <w:r>
-        <w:t xml:space="preserve"> </w:t>
-      </w:r>
-      <w:r>
-        <w:t xml:space="preserve">profile, memory limits, Caddy, web and CORS.</w:t>
-      </w:r>
-    </w:p>
-    <w:p>
-      <w:pPr>
-        <w:pStyle w:val="FirstParagraph"/>
-      </w:pPr>
-      <w:r>
-        <w:rPr>
-          <w:b/>
-          <w:bCs/>
-        </w:rPr>
-        <w:t xml:space="preserve">Current deployment (CLI):</w:t>
-      </w:r>
-    </w:p>
-    <w:p>
-      <w:pPr>
-        <w:pStyle w:val="SourceCode"/>
-      </w:pPr>
-      <w:r>
-        <w:rPr>
-          <w:rStyle w:val="CommentTok"/>
-        </w:rPr>
-        <w:t xml:space="preserve"># 1. Download the 9 repositories (and prepare Docker and swap the first time)</w:t>
-      </w:r>
-      <w:r>
-        <w:br/>
-      </w:r>
-      <w:r>
-        <w:rPr>
-          <w:rStyle w:val="ExtensionTok"/>
-        </w:rPr>
-        <w:t xml:space="preserve">curl</w:t>
-      </w:r>
-      <w:r>
-        <w:rPr>
-          <w:rStyle w:val="NormalTok"/>
-        </w:rPr>
-        <w:t xml:space="preserve"> </w:t>
-      </w:r>
-      <w:r>
-        <w:rPr>
-          <w:rStyle w:val="AttributeTok"/>
-        </w:rPr>
-        <w:t xml:space="preserve">-fsSL</w:t>
-      </w:r>
-      <w:r>
-        <w:rPr>
-          <w:rStyle w:val="NormalTok"/>
-        </w:rPr>
-        <w:t xml:space="preserve"> https://raw.githubusercontent.com/BrayanCABRERA123/lavarapido-infra/main/deploy/setup-server.sh </w:t>
-      </w:r>
-      <w:r>
-        <w:rPr>
-          <w:rStyle w:val="AttributeTok"/>
-        </w:rPr>
-        <w:t xml:space="preserve">-o</w:t>
-      </w:r>
-      <w:r>
-        <w:rPr>
-          <w:rStyle w:val="NormalTok"/>
-        </w:rPr>
-        <w:t xml:space="preserve"> setup-server.sh</w:t>
-      </w:r>
-      <w:r>
-        <w:br/>
-      </w:r>
-      <w:r>
-        <w:rPr>
-          <w:rStyle w:val="FunctionTok"/>
-        </w:rPr>
-        <w:t xml:space="preserve">bash</w:t>
-      </w:r>
-      <w:r>
-        <w:rPr>
-          <w:rStyle w:val="NormalTok"/>
-        </w:rPr>
-        <w:t xml:space="preserve"> setup-server.sh</w:t>
-      </w:r>
-    </w:p>
-    <w:p>
-      <w:pPr>
-        <w:pStyle w:val="FirstParagraph"/>
-      </w:pPr>
-      <w:r>
-        <w:t xml:space="preserve">The script is downloaded from</w:t>
-      </w:r>
-      <w:r>
-        <w:t xml:space="preserve"> </w:t>
-      </w:r>
-      <w:r>
-        <w:rPr>
-          <w:rStyle w:val="VerbatimChar"/>
-        </w:rPr>
-        <w:t xml:space="preserve">main</w:t>
-      </w:r>
-      <w:r>
-        <w:t xml:space="preserve"> </w:t>
-      </w:r>
-      <w:r>
-        <w:t xml:space="preserve">(version</w:t>
-      </w:r>
-      <w:r>
-        <w:t xml:space="preserve"> </w:t>
-      </w:r>
-      <w:r>
-        <w:rPr>
-          <w:rStyle w:val="VerbatimChar"/>
-        </w:rPr>
-        <w:t xml:space="preserve">v1.0.0</w:t>
-      </w:r>
-      <w:r>
-        <w:t xml:space="preserve">). In that version it clones and updates the</w:t>
-      </w:r>
-      <w:r>
-        <w:t xml:space="preserve"> </w:t>
-      </w:r>
-      <w:r>
-        <w:rPr>
-          <w:rStyle w:val="VerbatimChar"/>
-        </w:rPr>
-        <w:t xml:space="preserve">develop</w:t>
-      </w:r>
-      <w:r>
-        <w:t xml:space="preserve"> </w:t>
-      </w:r>
-      <w:r>
-        <w:t xml:space="preserve">branch of each repository (variable</w:t>
-      </w:r>
-      <w:r>
-        <w:t xml:space="preserve"> </w:t>
-      </w:r>
-      <w:r>
-        <w:rPr>
-          <w:rStyle w:val="VerbatimChar"/>
-        </w:rPr>
-        <w:t xml:space="preserve">BRANCH</w:t>
-      </w:r>
-      <w:r>
-        <w:t xml:space="preserve">). The one in</w:t>
-      </w:r>
-      <w:r>
-        <w:t xml:space="preserve"> </w:t>
-      </w:r>
-      <w:r>
-        <w:rPr>
-          <w:rStyle w:val="VerbatimChar"/>
-        </w:rPr>
-        <w:t xml:space="preserve">develop</w:t>
-      </w:r>
-      <w:r>
-        <w:t xml:space="preserve"> </w:t>
-      </w:r>
-      <w:r>
-        <w:t xml:space="preserve">(running on the server since 2026-10-24) clones</w:t>
-      </w:r>
-      <w:r>
-        <w:t xml:space="preserve"> </w:t>
-      </w:r>
-      <w:r>
-        <w:rPr>
-          <w:rStyle w:val="VerbatimChar"/>
-        </w:rPr>
-        <w:t xml:space="preserve">main</w:t>
-      </w:r>
-      <w:r>
-        <w:t xml:space="preserve"> </w:t>
-      </w:r>
-      <w:r>
-        <w:t xml:space="preserve">by default, except the repositories in</w:t>
-      </w:r>
-      <w:r>
-        <w:t xml:space="preserve"> </w:t>
-      </w:r>
-      <w:r>
-        <w:rPr>
-          <w:rStyle w:val="VerbatimChar"/>
-        </w:rPr>
-        <w:t xml:space="preserve">DEVELOP_ONLY</w:t>
-      </w:r>
-      <w:r>
-        <w:t xml:space="preserve"> </w:t>
-      </w:r>
-      <w:r>
-        <w:t xml:space="preserve">(today payment-service; since 2026-10-24 its</w:t>
-      </w:r>
-      <w:r>
-        <w:t xml:space="preserve"> </w:t>
-      </w:r>
-      <w:r>
-        <w:rPr>
-          <w:rStyle w:val="VerbatimChar"/>
-        </w:rPr>
-        <w:t xml:space="preserve">main</w:t>
-      </w:r>
-      <w:r>
-        <w:t xml:space="preserve"> </w:t>
-      </w:r>
-      <w:r>
-        <w:t xml:space="preserve">already has</w:t>
-      </w:r>
-      <w:r>
-        <w:t xml:space="preserve"> </w:t>
-      </w:r>
-      <w:r>
-        <w:rPr>
-          <w:rStyle w:val="VerbatimChar"/>
-        </w:rPr>
-        <w:t xml:space="preserve">v1.0.0</w:t>
-      </w:r>
-      <w:r>
-        <w:t xml:space="preserve"> </w:t>
-      </w:r>
-      <w:r>
-        <w:t xml:space="preserve">with its whole</w:t>
-      </w:r>
-      <w:r>
-        <w:t xml:space="preserve"> </w:t>
-      </w:r>
-      <w:r>
-        <w:rPr>
-          <w:rStyle w:val="VerbatimChar"/>
-        </w:rPr>
-        <w:t xml:space="preserve">develop</w:t>
-      </w:r>
-      <w:r>
-        <w:t xml:space="preserve">, so it can be removed from the list), and never downgrades: if a repository already pulled has something the requested branch does not contain, it stops without touching it. Until</w:t>
-      </w:r>
-      <w:r>
-        <w:t xml:space="preserve"> </w:t>
-      </w:r>
-      <w:r>
-        <w:rPr>
-          <w:rStyle w:val="VerbatimChar"/>
-        </w:rPr>
-        <w:t xml:space="preserve">v1.1.0</w:t>
-      </w:r>
-      <w:r>
-        <w:t xml:space="preserve"> </w:t>
-      </w:r>
-      <w:r>
-        <w:t xml:space="preserve">is released, use</w:t>
-      </w:r>
-      <w:r>
-        <w:t xml:space="preserve"> </w:t>
-      </w:r>
-      <w:r>
-        <w:rPr>
-          <w:rStyle w:val="VerbatimChar"/>
-        </w:rPr>
-        <w:t xml:space="preserve">BRANCH=develop bash setup-server.sh</w:t>
-      </w:r>
-      <w:r>
-        <w:t xml:space="preserve">.</w:t>
-      </w:r>
-    </w:p>
-    <w:p>
-      <w:pPr>
-        <w:pStyle w:val="BodyText"/>
-      </w:pPr>
-      <w:r>
-        <w:rPr>
-          <w:b/>
-          <w:bCs/>
-        </w:rPr>
-        <w:t xml:space="preserve">With Portainer:</w:t>
-      </w:r>
-      <w:r>
-        <w:t xml:space="preserve"> </w:t>
-      </w:r>
-      <w:r>
-        <w:t xml:space="preserve">Stacks → Add stack →</w:t>
-      </w:r>
-      <w:r>
-        <w:t xml:space="preserve"> </w:t>
-      </w:r>
-      <w:r>
-        <w:rPr>
-          <w:i/>
-          <w:iCs/>
-        </w:rPr>
-        <w:t xml:space="preserve">Repository</w:t>
-      </w:r>
-      <w:r>
-        <w:t xml:space="preserve">. The images are built from 9 sibling repositories, so the recommended flow is:</w:t>
       </w:r>
     </w:p>
     <w:p>
@@ -17791,7 +17711,25 @@
         </w:numPr>
       </w:pPr>
       <w:r>
-        <w:t xml:space="preserve">build the images with the CLI (step 4.3.3);</w:t>
+        <w:rPr>
+          <w:rStyle w:val="VerbatimChar"/>
+          <w:b/>
+          <w:bCs/>
+        </w:rPr>
+        <w:t xml:space="preserve">docker-compose.yml</w:t>
+      </w:r>
+      <w:r>
+        <w:rPr>
+          <w:b/>
+          <w:bCs/>
+        </w:rPr>
+        <w:t xml:space="preserve">:</w:t>
+      </w:r>
+      <w:r>
+        <w:t xml:space="preserve"> </w:t>
+      </w:r>
+      <w:r>
+        <w:t xml:space="preserve">the base, the same as in development.</w:t>
       </w:r>
     </w:p>
     <w:p>
@@ -17803,48 +17741,52 @@
         </w:numPr>
       </w:pPr>
       <w:r>
-        <w:t xml:space="preserve">use Portainer to</w:t>
-      </w:r>
-      <w:r>
-        <w:t xml:space="preserve"> </w:t>
-      </w:r>
-      <w:r>
-        <w:rPr>
+        <w:rPr>
+          <w:rStyle w:val="VerbatimChar"/>
           <w:b/>
           <w:bCs/>
         </w:rPr>
-        <w:t xml:space="preserve">view, restart, check logs and resource usage</w:t>
-      </w:r>
-      <w:r>
-        <w:t xml:space="preserve"> </w:t>
-      </w:r>
-      <w:r>
-        <w:t xml:space="preserve">of the containers of the</w:t>
-      </w:r>
-      <w:r>
-        <w:t xml:space="preserve"> </w:t>
-      </w:r>
-      <w:r>
-        <w:rPr>
-          <w:rStyle w:val="VerbatimChar"/>
-        </w:rPr>
-        <w:t xml:space="preserve">lavarapido</w:t>
-      </w:r>
-      <w:r>
-        <w:t xml:space="preserve"> </w:t>
-      </w:r>
-      <w:r>
-        <w:t xml:space="preserve">stack, which appears as a "limited" stack because it was created outside Portainer.</w:t>
-      </w:r>
-    </w:p>
-    <w:bookmarkEnd w:id="63"/>
-    <w:bookmarkStart w:id="64" w:name="X2baf1b918c9ecc4573515860d0963fd4c399865"/>
-    <w:p>
-      <w:pPr>
-        <w:pStyle w:val="Heading4"/>
-      </w:pPr>
-      <w:r>
-        <w:t xml:space="preserve">4.3.2 Injecting the Stack's environment variables</w:t>
+        <w:t xml:space="preserve">docker-compose.prod.yml</w:t>
+      </w:r>
+      <w:r>
+        <w:rPr>
+          <w:b/>
+          <w:bCs/>
+        </w:rPr>
+        <w:t xml:space="preserve">:</w:t>
+      </w:r>
+      <w:r>
+        <w:t xml:space="preserve"> </w:t>
+      </w:r>
+      <w:r>
+        <w:t xml:space="preserve">overrides the production settings: no internal ports,</w:t>
+      </w:r>
+      <w:r>
+        <w:t xml:space="preserve"> </w:t>
+      </w:r>
+      <w:r>
+        <w:rPr>
+          <w:rStyle w:val="VerbatimChar"/>
+        </w:rPr>
+        <w:t xml:space="preserve">prod</w:t>
+      </w:r>
+      <w:r>
+        <w:t xml:space="preserve"> </w:t>
+      </w:r>
+      <w:r>
+        <w:t xml:space="preserve">profile, memory limits, Caddy, web and CORS.</w:t>
+      </w:r>
+    </w:p>
+    <w:p>
+      <w:pPr>
+        <w:pStyle w:val="FirstParagraph"/>
+      </w:pPr>
+      <w:r>
+        <w:rPr>
+          <w:b/>
+          <w:bCs/>
+        </w:rPr>
+        <w:t xml:space="preserve">Current deployment (CLI):</w:t>
       </w:r>
     </w:p>
     <w:p>
@@ -17853,15 +17795,48 @@
       </w:pPr>
       <w:r>
         <w:rPr>
-          <w:rStyle w:val="BuiltInTok"/>
-        </w:rPr>
-        <w:t xml:space="preserve">cd</w:t>
+          <w:rStyle w:val="CommentTok"/>
+        </w:rPr>
+        <w:t xml:space="preserve"># 1. Download the 9 repositories (and prepare Docker and swap the first time)</w:t>
+      </w:r>
+      <w:r>
+        <w:br/>
+      </w:r>
+      <w:r>
+        <w:rPr>
+          <w:rStyle w:val="ExtensionTok"/>
+        </w:rPr>
+        <w:t xml:space="preserve">curl</w:t>
       </w:r>
       <w:r>
         <w:rPr>
           <w:rStyle w:val="NormalTok"/>
         </w:rPr>
-        <w:t xml:space="preserve"> ~/lavarapido/lavarapido-infra</w:t>
+        <w:t xml:space="preserve"> </w:t>
+      </w:r>
+      <w:r>
+        <w:rPr>
+          <w:rStyle w:val="AttributeTok"/>
+        </w:rPr>
+        <w:t xml:space="preserve">-fsSL</w:t>
+      </w:r>
+      <w:r>
+        <w:rPr>
+          <w:rStyle w:val="NormalTok"/>
+        </w:rPr>
+        <w:t xml:space="preserve"> https://raw.githubusercontent.com/BrayanCABRERA123/lavarapido-infra/main/deploy/setup-server.sh </w:t>
+      </w:r>
+      <w:r>
+        <w:rPr>
+          <w:rStyle w:val="AttributeTok"/>
+        </w:rPr>
+        <w:t xml:space="preserve">-o</w:t>
+      </w:r>
+      <w:r>
+        <w:rPr>
+          <w:rStyle w:val="NormalTok"/>
+        </w:rPr>
+        <w:t xml:space="preserve"> setup-server.sh</w:t>
       </w:r>
       <w:r>
         <w:br/>
@@ -17870,49 +17845,13 @@
         <w:rPr>
           <w:rStyle w:val="FunctionTok"/>
         </w:rPr>
-        <w:t xml:space="preserve">cp</w:t>
+        <w:t xml:space="preserve">bash</w:t>
       </w:r>
       <w:r>
         <w:rPr>
           <w:rStyle w:val="NormalTok"/>
         </w:rPr>
-        <w:t xml:space="preserve"> .env.production.example .env.production</w:t>
-      </w:r>
-      <w:r>
-        <w:br/>
-      </w:r>
-      <w:r>
-        <w:rPr>
-          <w:rStyle w:val="FunctionTok"/>
-        </w:rPr>
-        <w:t xml:space="preserve">chmod</w:t>
-      </w:r>
-      <w:r>
-        <w:rPr>
-          <w:rStyle w:val="NormalTok"/>
-        </w:rPr>
-        <w:t xml:space="preserve"> 600 .env.production</w:t>
-      </w:r>
-      <w:r>
-        <w:br/>
-      </w:r>
-      <w:r>
-        <w:rPr>
-          <w:rStyle w:val="FunctionTok"/>
-        </w:rPr>
-        <w:t xml:space="preserve">nano</w:t>
-      </w:r>
-      <w:r>
-        <w:rPr>
-          <w:rStyle w:val="NormalTok"/>
-        </w:rPr>
-        <w:t xml:space="preserve"> .env.production        </w:t>
-      </w:r>
-      <w:r>
-        <w:rPr>
-          <w:rStyle w:val="CommentTok"/>
-        </w:rPr>
-        <w:t xml:space="preserve"># fill in the values from section 3.3 (keys generated with openssl)</w:t>
+        <w:t xml:space="preserve"> setup-server.sh</w:t>
       </w:r>
     </w:p>
     <w:p>
@@ -17920,7 +17859,193 @@
         <w:pStyle w:val="FirstParagraph"/>
       </w:pPr>
       <w:r>
-        <w:t xml:space="preserve">In Portainer, the same variables are loaded in</w:t>
+        <w:t xml:space="preserve">The script is downloaded from</w:t>
+      </w:r>
+      <w:r>
+        <w:t xml:space="preserve"> </w:t>
+      </w:r>
+      <w:r>
+        <w:rPr>
+          <w:rStyle w:val="VerbatimChar"/>
+        </w:rPr>
+        <w:t xml:space="preserve">main</w:t>
+      </w:r>
+      <w:r>
+        <w:t xml:space="preserve"> </w:t>
+      </w:r>
+      <w:r>
+        <w:t xml:space="preserve">(version</w:t>
+      </w:r>
+      <w:r>
+        <w:t xml:space="preserve"> </w:t>
+      </w:r>
+      <w:r>
+        <w:rPr>
+          <w:rStyle w:val="VerbatimChar"/>
+        </w:rPr>
+        <w:t xml:space="preserve">v1.0.0</w:t>
+      </w:r>
+      <w:r>
+        <w:t xml:space="preserve">). In that version it clones and updates the</w:t>
+      </w:r>
+      <w:r>
+        <w:t xml:space="preserve"> </w:t>
+      </w:r>
+      <w:r>
+        <w:rPr>
+          <w:rStyle w:val="VerbatimChar"/>
+        </w:rPr>
+        <w:t xml:space="preserve">develop</w:t>
+      </w:r>
+      <w:r>
+        <w:t xml:space="preserve"> </w:t>
+      </w:r>
+      <w:r>
+        <w:t xml:space="preserve">branch of each repository (variable</w:t>
+      </w:r>
+      <w:r>
+        <w:t xml:space="preserve"> </w:t>
+      </w:r>
+      <w:r>
+        <w:rPr>
+          <w:rStyle w:val="VerbatimChar"/>
+        </w:rPr>
+        <w:t xml:space="preserve">BRANCH</w:t>
+      </w:r>
+      <w:r>
+        <w:t xml:space="preserve">). The one in</w:t>
+      </w:r>
+      <w:r>
+        <w:t xml:space="preserve"> </w:t>
+      </w:r>
+      <w:r>
+        <w:rPr>
+          <w:rStyle w:val="VerbatimChar"/>
+        </w:rPr>
+        <w:t xml:space="preserve">develop</w:t>
+      </w:r>
+      <w:r>
+        <w:t xml:space="preserve"> </w:t>
+      </w:r>
+      <w:r>
+        <w:t xml:space="preserve">(running on the server since 2026-10-24) clones</w:t>
+      </w:r>
+      <w:r>
+        <w:t xml:space="preserve"> </w:t>
+      </w:r>
+      <w:r>
+        <w:rPr>
+          <w:rStyle w:val="VerbatimChar"/>
+        </w:rPr>
+        <w:t xml:space="preserve">main</w:t>
+      </w:r>
+      <w:r>
+        <w:t xml:space="preserve"> </w:t>
+      </w:r>
+      <w:r>
+        <w:t xml:space="preserve">by default, except the repositories in</w:t>
+      </w:r>
+      <w:r>
+        <w:t xml:space="preserve"> </w:t>
+      </w:r>
+      <w:r>
+        <w:rPr>
+          <w:rStyle w:val="VerbatimChar"/>
+        </w:rPr>
+        <w:t xml:space="preserve">DEVELOP_ONLY</w:t>
+      </w:r>
+      <w:r>
+        <w:t xml:space="preserve"> </w:t>
+      </w:r>
+      <w:r>
+        <w:t xml:space="preserve">(today payment-service; since 2026-10-24 its</w:t>
+      </w:r>
+      <w:r>
+        <w:t xml:space="preserve"> </w:t>
+      </w:r>
+      <w:r>
+        <w:rPr>
+          <w:rStyle w:val="VerbatimChar"/>
+        </w:rPr>
+        <w:t xml:space="preserve">main</w:t>
+      </w:r>
+      <w:r>
+        <w:t xml:space="preserve"> </w:t>
+      </w:r>
+      <w:r>
+        <w:t xml:space="preserve">already has</w:t>
+      </w:r>
+      <w:r>
+        <w:t xml:space="preserve"> </w:t>
+      </w:r>
+      <w:r>
+        <w:rPr>
+          <w:rStyle w:val="VerbatimChar"/>
+        </w:rPr>
+        <w:t xml:space="preserve">v1.0.0</w:t>
+      </w:r>
+      <w:r>
+        <w:t xml:space="preserve"> </w:t>
+      </w:r>
+      <w:r>
+        <w:t xml:space="preserve">with its whole</w:t>
+      </w:r>
+      <w:r>
+        <w:t xml:space="preserve"> </w:t>
+      </w:r>
+      <w:r>
+        <w:rPr>
+          <w:rStyle w:val="VerbatimChar"/>
+        </w:rPr>
+        <w:t xml:space="preserve">develop</w:t>
+      </w:r>
+      <w:r>
+        <w:t xml:space="preserve">, so it can be removed from the list), and never downgrades: if a repository already pulled has something the requested branch does not contain, it stops without touching it. Until</w:t>
+      </w:r>
+      <w:r>
+        <w:t xml:space="preserve"> </w:t>
+      </w:r>
+      <w:r>
+        <w:rPr>
+          <w:rStyle w:val="VerbatimChar"/>
+        </w:rPr>
+        <w:t xml:space="preserve">v1.1.0</w:t>
+      </w:r>
+      <w:r>
+        <w:t xml:space="preserve"> </w:t>
+      </w:r>
+      <w:r>
+        <w:t xml:space="preserve">is released, use</w:t>
+      </w:r>
+      <w:r>
+        <w:t xml:space="preserve"> </w:t>
+      </w:r>
+      <w:r>
+        <w:rPr>
+          <w:rStyle w:val="VerbatimChar"/>
+        </w:rPr>
+        <w:t xml:space="preserve">BRANCH=develop bash setup-server.sh</w:t>
+      </w:r>
+      <w:r>
+        <w:t xml:space="preserve">.</w:t>
+      </w:r>
+    </w:p>
+    <w:p>
+      <w:pPr>
+        <w:pStyle w:val="BodyText"/>
+      </w:pPr>
+      <w:r>
+        <w:rPr>
+          <w:b/>
+          <w:bCs/>
+        </w:rPr>
+        <w:t xml:space="preserve">With Portainer:</w:t>
+      </w:r>
+      <w:r>
+        <w:t xml:space="preserve"> </w:t>
+      </w:r>
+      <w:r>
+        <w:t xml:space="preserve">Stacks → Add stack →</w:t>
       </w:r>
       <w:r>
         <w:t xml:space="preserve"> </w:t>
@@ -17930,32 +18055,75 @@
           <w:i/>
           <w:iCs/>
         </w:rPr>
-        <w:t xml:space="preserve">Environment variables → Load variables from .env file</w:t>
-      </w:r>
-      <w:r>
-        <w:t xml:space="preserve">.</w:t>
-      </w:r>
-    </w:p>
-    <w:bookmarkEnd w:id="64"/>
-    <w:bookmarkStart w:id="65" w:name="X87c66d6d168cbcfcae841acb93f3a5272dd2e2a"/>
-    <w:p>
-      <w:pPr>
-        <w:pStyle w:val="Heading4"/>
-      </w:pPr>
-      <w:r>
-        <w:t xml:space="preserve">4.3.3 Service deployment and container image updates</w:t>
-      </w:r>
-    </w:p>
-    <w:p>
-      <w:pPr>
-        <w:pStyle w:val="FirstParagraph"/>
-      </w:pPr>
+        <w:t xml:space="preserve">Repository</w:t>
+      </w:r>
+      <w:r>
+        <w:t xml:space="preserve">. The images are built from 9 sibling repositories, so the recommended flow is:</w:t>
+      </w:r>
+    </w:p>
+    <w:p>
+      <w:pPr>
+        <w:pStyle w:val="Compact"/>
+        <w:numPr>
+          <w:ilvl w:val="0"/>
+          <w:numId w:val="1030"/>
+        </w:numPr>
+      </w:pPr>
+      <w:r>
+        <w:t xml:space="preserve">build the images with the CLI (step 4.3.3);</w:t>
+      </w:r>
+    </w:p>
+    <w:p>
+      <w:pPr>
+        <w:pStyle w:val="Compact"/>
+        <w:numPr>
+          <w:ilvl w:val="0"/>
+          <w:numId w:val="1030"/>
+        </w:numPr>
+      </w:pPr>
+      <w:r>
+        <w:t xml:space="preserve">use Portainer to</w:t>
+      </w:r>
+      <w:r>
+        <w:t xml:space="preserve"> </w:t>
+      </w:r>
       <w:r>
         <w:rPr>
           <w:b/>
           <w:bCs/>
         </w:rPr>
-        <w:t xml:space="preserve">First deployment:</w:t>
+        <w:t xml:space="preserve">view, restart, check logs and resource usage</w:t>
+      </w:r>
+      <w:r>
+        <w:t xml:space="preserve"> </w:t>
+      </w:r>
+      <w:r>
+        <w:t xml:space="preserve">of the containers of the</w:t>
+      </w:r>
+      <w:r>
+        <w:t xml:space="preserve"> </w:t>
+      </w:r>
+      <w:r>
+        <w:rPr>
+          <w:rStyle w:val="VerbatimChar"/>
+        </w:rPr>
+        <w:t xml:space="preserve">lavarapido</w:t>
+      </w:r>
+      <w:r>
+        <w:t xml:space="preserve"> </w:t>
+      </w:r>
+      <w:r>
+        <w:t xml:space="preserve">stack, which appears as a "limited" stack because it was created outside Portainer.</w:t>
+      </w:r>
+    </w:p>
+    <w:bookmarkEnd w:id="61"/>
+    <w:bookmarkStart w:id="62" w:name="X2baf1b918c9ecc4573515860d0963fd4c399865"/>
+    <w:p>
+      <w:pPr>
+        <w:pStyle w:val="Heading4"/>
+      </w:pPr>
+      <w:r>
+        <w:t xml:space="preserve">4.3.2 Injecting the Stack's environment variables</w:t>
       </w:r>
     </w:p>
     <w:p>
@@ -17981,94 +18149,80 @@
         <w:rPr>
           <w:rStyle w:val="FunctionTok"/>
         </w:rPr>
-        <w:t xml:space="preserve">sudo</w:t>
+        <w:t xml:space="preserve">cp</w:t>
       </w:r>
       <w:r>
         <w:rPr>
           <w:rStyle w:val="NormalTok"/>
         </w:rPr>
-        <w:t xml:space="preserve"> docker compose </w:t>
-      </w:r>
-      <w:r>
-        <w:rPr>
-          <w:rStyle w:val="AttributeTok"/>
-        </w:rPr>
-        <w:t xml:space="preserve">-f</w:t>
+        <w:t xml:space="preserve"> .env.production.example .env.production</w:t>
+      </w:r>
+      <w:r>
+        <w:br/>
+      </w:r>
+      <w:r>
+        <w:rPr>
+          <w:rStyle w:val="FunctionTok"/>
+        </w:rPr>
+        <w:t xml:space="preserve">chmod</w:t>
       </w:r>
       <w:r>
         <w:rPr>
           <w:rStyle w:val="NormalTok"/>
         </w:rPr>
-        <w:t xml:space="preserve"> docker-compose.yml </w:t>
-      </w:r>
-      <w:r>
-        <w:rPr>
-          <w:rStyle w:val="AttributeTok"/>
-        </w:rPr>
-        <w:t xml:space="preserve">-f</w:t>
+        <w:t xml:space="preserve"> 600 .env.production</w:t>
+      </w:r>
+      <w:r>
+        <w:br/>
+      </w:r>
+      <w:r>
+        <w:rPr>
+          <w:rStyle w:val="FunctionTok"/>
+        </w:rPr>
+        <w:t xml:space="preserve">nano</w:t>
       </w:r>
       <w:r>
         <w:rPr>
           <w:rStyle w:val="NormalTok"/>
         </w:rPr>
-        <w:t xml:space="preserve"> docker-compose.prod.yml </w:t>
-      </w:r>
-      <w:r>
-        <w:rPr>
-          <w:rStyle w:val="DataTypeTok"/>
-        </w:rPr>
-        <w:t xml:space="preserve">\</w:t>
-      </w:r>
-      <w:r>
-        <w:br/>
-      </w:r>
-      <w:r>
-        <w:rPr>
-          <w:rStyle w:val="NormalTok"/>
-        </w:rPr>
-        <w:t xml:space="preserve">  </w:t>
-      </w:r>
-      <w:r>
-        <w:rPr>
-          <w:rStyle w:val="AttributeTok"/>
-        </w:rPr>
-        <w:t xml:space="preserve">--env-file</w:t>
-      </w:r>
-      <w:r>
-        <w:rPr>
-          <w:rStyle w:val="NormalTok"/>
-        </w:rPr>
-        <w:t xml:space="preserve"> .env.production </w:t>
-      </w:r>
-      <w:r>
-        <w:rPr>
-          <w:rStyle w:val="AttributeTok"/>
-        </w:rPr>
-        <w:t xml:space="preserve">--profile</w:t>
-      </w:r>
-      <w:r>
-        <w:rPr>
-          <w:rStyle w:val="NormalTok"/>
-        </w:rPr>
-        <w:t xml:space="preserve"> app up </w:t>
-      </w:r>
-      <w:r>
-        <w:rPr>
-          <w:rStyle w:val="AttributeTok"/>
-        </w:rPr>
-        <w:t xml:space="preserve">-d</w:t>
-      </w:r>
-      <w:r>
-        <w:rPr>
-          <w:rStyle w:val="NormalTok"/>
-        </w:rPr>
-        <w:t xml:space="preserve"> </w:t>
-      </w:r>
-      <w:r>
-        <w:rPr>
-          <w:rStyle w:val="AttributeTok"/>
-        </w:rPr>
-        <w:t xml:space="preserve">--build</w:t>
+        <w:t xml:space="preserve"> .env.production        </w:t>
+      </w:r>
+      <w:r>
+        <w:rPr>
+          <w:rStyle w:val="CommentTok"/>
+        </w:rPr>
+        <w:t xml:space="preserve"># fill in the values from section 3.3 (keys generated with openssl)</w:t>
+      </w:r>
+    </w:p>
+    <w:p>
+      <w:pPr>
+        <w:pStyle w:val="FirstParagraph"/>
+      </w:pPr>
+      <w:r>
+        <w:t xml:space="preserve">In Portainer, the same variables are loaded in</w:t>
+      </w:r>
+      <w:r>
+        <w:t xml:space="preserve"> </w:t>
+      </w:r>
+      <w:r>
+        <w:rPr>
+          <w:i/>
+          <w:iCs/>
+        </w:rPr>
+        <w:t xml:space="preserve">Environment variables → Load variables from .env file</w:t>
+      </w:r>
+      <w:r>
+        <w:t xml:space="preserve">.</w:t>
+      </w:r>
+    </w:p>
+    <w:bookmarkEnd w:id="62"/>
+    <w:bookmarkStart w:id="63" w:name="X87c66d6d168cbcfcae841acb93f3a5272dd2e2a"/>
+    <w:p>
+      <w:pPr>
+        <w:pStyle w:val="Heading4"/>
+      </w:pPr>
+      <w:r>
+        <w:t xml:space="preserve">4.3.3 Service deployment and container image updates</w:t>
       </w:r>
     </w:p>
     <w:p>
@@ -18080,10 +18234,7 @@
           <w:b/>
           <w:bCs/>
         </w:rPr>
-        <w:t xml:space="preserve">Later updates</w:t>
-      </w:r>
-      <w:r>
-        <w:t xml:space="preserve">: first push the changes to GitHub and then (the script backs up the database before touching anything and, if the backup fails, does not update):</w:t>
+        <w:t xml:space="preserve">First deployment:</w:t>
       </w:r>
     </w:p>
     <w:p>
@@ -18092,57 +18243,111 @@
       </w:pPr>
       <w:r>
         <w:rPr>
+          <w:rStyle w:val="BuiltInTok"/>
+        </w:rPr>
+        <w:t xml:space="preserve">cd</w:t>
+      </w:r>
+      <w:r>
+        <w:rPr>
+          <w:rStyle w:val="NormalTok"/>
+        </w:rPr>
+        <w:t xml:space="preserve"> ~/lavarapido/lavarapido-infra</w:t>
+      </w:r>
+      <w:r>
+        <w:br/>
+      </w:r>
+      <w:r>
+        <w:rPr>
           <w:rStyle w:val="FunctionTok"/>
         </w:rPr>
-        <w:t xml:space="preserve">bash</w:t>
+        <w:t xml:space="preserve">sudo</w:t>
       </w:r>
       <w:r>
         <w:rPr>
           <w:rStyle w:val="NormalTok"/>
         </w:rPr>
-        <w:t xml:space="preserve"> ~/lavarapido/lavarapido-infra/deploy/update-server.sh                 </w:t>
-      </w:r>
-      <w:r>
-        <w:rPr>
-          <w:rStyle w:val="CommentTok"/>
-        </w:rPr>
-        <w:t xml:space="preserve"># everything</w:t>
+        <w:t xml:space="preserve"> docker compose </w:t>
+      </w:r>
+      <w:r>
+        <w:rPr>
+          <w:rStyle w:val="AttributeTok"/>
+        </w:rPr>
+        <w:t xml:space="preserve">-f</w:t>
+      </w:r>
+      <w:r>
+        <w:rPr>
+          <w:rStyle w:val="NormalTok"/>
+        </w:rPr>
+        <w:t xml:space="preserve"> docker-compose.yml </w:t>
+      </w:r>
+      <w:r>
+        <w:rPr>
+          <w:rStyle w:val="AttributeTok"/>
+        </w:rPr>
+        <w:t xml:space="preserve">-f</w:t>
+      </w:r>
+      <w:r>
+        <w:rPr>
+          <w:rStyle w:val="NormalTok"/>
+        </w:rPr>
+        <w:t xml:space="preserve"> docker-compose.prod.yml </w:t>
+      </w:r>
+      <w:r>
+        <w:rPr>
+          <w:rStyle w:val="DataTypeTok"/>
+        </w:rPr>
+        <w:t xml:space="preserve">\</w:t>
       </w:r>
       <w:r>
         <w:br/>
       </w:r>
       <w:r>
         <w:rPr>
-          <w:rStyle w:val="FunctionTok"/>
-        </w:rPr>
-        <w:t xml:space="preserve">bash</w:t>
-      </w:r>
-      <w:r>
-        <w:rPr>
           <w:rStyle w:val="NormalTok"/>
         </w:rPr>
-        <w:t xml:space="preserve"> ~/lavarapido/lavarapido-infra/deploy/update-server.sh web             </w:t>
-      </w:r>
-      <w:r>
-        <w:rPr>
-          <w:rStyle w:val="CommentTok"/>
-        </w:rPr>
-        <w:t xml:space="preserve"># only the web</w:t>
-      </w:r>
-      <w:r>
-        <w:br/>
-      </w:r>
-      <w:r>
-        <w:rPr>
-          <w:rStyle w:val="FunctionTok"/>
-        </w:rPr>
-        <w:t xml:space="preserve">bash</w:t>
+        <w:t xml:space="preserve">  </w:t>
+      </w:r>
+      <w:r>
+        <w:rPr>
+          <w:rStyle w:val="AttributeTok"/>
+        </w:rPr>
+        <w:t xml:space="preserve">--env-file</w:t>
       </w:r>
       <w:r>
         <w:rPr>
           <w:rStyle w:val="NormalTok"/>
         </w:rPr>
-        <w:t xml:space="preserve"> ~/lavarapido/lavarapido-infra/deploy/update-server.sh security-service notification-service</w:t>
+        <w:t xml:space="preserve"> .env.production </w:t>
+      </w:r>
+      <w:r>
+        <w:rPr>
+          <w:rStyle w:val="AttributeTok"/>
+        </w:rPr>
+        <w:t xml:space="preserve">--profile</w:t>
+      </w:r>
+      <w:r>
+        <w:rPr>
+          <w:rStyle w:val="NormalTok"/>
+        </w:rPr>
+        <w:t xml:space="preserve"> app up </w:t>
+      </w:r>
+      <w:r>
+        <w:rPr>
+          <w:rStyle w:val="AttributeTok"/>
+        </w:rPr>
+        <w:t xml:space="preserve">-d</w:t>
+      </w:r>
+      <w:r>
+        <w:rPr>
+          <w:rStyle w:val="NormalTok"/>
+        </w:rPr>
+        <w:t xml:space="preserve"> </w:t>
+      </w:r>
+      <w:r>
+        <w:rPr>
+          <w:rStyle w:val="AttributeTok"/>
+        </w:rPr>
+        <w:t xml:space="preserve">--build</w:t>
       </w:r>
     </w:p>
     <w:p>
@@ -18154,104 +18359,178 @@
           <w:b/>
           <w:bCs/>
         </w:rPr>
-        <w:t xml:space="preserve">Until</w:t>
-      </w:r>
+        <w:t xml:space="preserve">Later updates</w:t>
+      </w:r>
+      <w:r>
+        <w:t xml:space="preserve">: first push the changes to GitHub and then (the script backs up the database before touching anything and, if the backup fails, does not update):</w:t>
+      </w:r>
+    </w:p>
+    <w:p>
+      <w:pPr>
+        <w:pStyle w:val="SourceCode"/>
+      </w:pPr>
+      <w:r>
+        <w:rPr>
+          <w:rStyle w:val="FunctionTok"/>
+        </w:rPr>
+        <w:t xml:space="preserve">bash</w:t>
+      </w:r>
+      <w:r>
+        <w:rPr>
+          <w:rStyle w:val="NormalTok"/>
+        </w:rPr>
+        <w:t xml:space="preserve"> ~/lavarapido/lavarapido-infra/deploy/update-server.sh                 </w:t>
+      </w:r>
+      <w:r>
+        <w:rPr>
+          <w:rStyle w:val="CommentTok"/>
+        </w:rPr>
+        <w:t xml:space="preserve"># everything</w:t>
+      </w:r>
+      <w:r>
+        <w:br/>
+      </w:r>
+      <w:r>
+        <w:rPr>
+          <w:rStyle w:val="FunctionTok"/>
+        </w:rPr>
+        <w:t xml:space="preserve">bash</w:t>
+      </w:r>
+      <w:r>
+        <w:rPr>
+          <w:rStyle w:val="NormalTok"/>
+        </w:rPr>
+        <w:t xml:space="preserve"> ~/lavarapido/lavarapido-infra/deploy/update-server.sh web             </w:t>
+      </w:r>
+      <w:r>
+        <w:rPr>
+          <w:rStyle w:val="CommentTok"/>
+        </w:rPr>
+        <w:t xml:space="preserve"># only the web</w:t>
+      </w:r>
+      <w:r>
+        <w:br/>
+      </w:r>
+      <w:r>
+        <w:rPr>
+          <w:rStyle w:val="FunctionTok"/>
+        </w:rPr>
+        <w:t xml:space="preserve">bash</w:t>
+      </w:r>
+      <w:r>
+        <w:rPr>
+          <w:rStyle w:val="NormalTok"/>
+        </w:rPr>
+        <w:t xml:space="preserve"> ~/lavarapido/lavarapido-infra/deploy/update-server.sh security-service notification-service</w:t>
+      </w:r>
+    </w:p>
+    <w:p>
+      <w:pPr>
+        <w:pStyle w:val="FirstParagraph"/>
+      </w:pPr>
       <w:r>
         <w:rPr>
           <w:b/>
           <w:bCs/>
         </w:rPr>
-        <w:t xml:space="preserve"> </w:t>
-      </w:r>
-      <w:r>
-        <w:rPr>
-          <w:rStyle w:val="VerbatimChar"/>
+        <w:t xml:space="preserve">Until</w:t>
+      </w:r>
+      <w:r>
+        <w:rPr>
           <w:b/>
           <w:bCs/>
         </w:rPr>
-        <w:t xml:space="preserve">v1.1.0</w:t>
-      </w:r>
-      <w:r>
-        <w:rPr>
+        <w:t xml:space="preserve"> </w:t>
+      </w:r>
+      <w:r>
+        <w:rPr>
+          <w:rStyle w:val="VerbatimChar"/>
           <w:b/>
           <w:bCs/>
         </w:rPr>
-        <w:t xml:space="preserve"> </w:t>
+        <w:t xml:space="preserve">v1.1.0</w:t>
       </w:r>
       <w:r>
         <w:rPr>
           <w:b/>
           <w:bCs/>
         </w:rPr>
-        <w:t xml:space="preserve">is released</w:t>
-      </w:r>
-      <w:r>
-        <w:t xml:space="preserve">, manual updates are prefixed with</w:t>
-      </w:r>
-      <w:r>
-        <w:t xml:space="preserve"> </w:t>
-      </w:r>
-      <w:r>
-        <w:rPr>
-          <w:rStyle w:val="VerbatimChar"/>
-        </w:rPr>
-        <w:t xml:space="preserve">BRANCH=develop</w:t>
-      </w:r>
-      <w:r>
-        <w:t xml:space="preserve"> </w:t>
-      </w:r>
-      <w:r>
-        <w:t xml:space="preserve">(</w:t>
-      </w:r>
-      <w:r>
-        <w:rPr>
-          <w:rStyle w:val="VerbatimChar"/>
-        </w:rPr>
-        <w:t xml:space="preserve">BRANCH=develop bash …/update-server.sh</w:t>
-      </w:r>
-      <w:r>
-        <w:t xml:space="preserve">); without it, the protection in</w:t>
-      </w:r>
-      <w:r>
-        <w:t xml:space="preserve"> </w:t>
-      </w:r>
-      <w:r>
-        <w:rPr>
-          <w:rStyle w:val="VerbatimChar"/>
-        </w:rPr>
-        <w:t xml:space="preserve">setup-server.sh</w:t>
-      </w:r>
-      <w:r>
-        <w:t xml:space="preserve"> </w:t>
-      </w:r>
-      <w:r>
-        <w:t xml:space="preserve">stops. If everything is healthy, the script deletes unused images (the current one and</w:t>
-      </w:r>
-      <w:r>
-        <w:t xml:space="preserve"> </w:t>
-      </w:r>
-      <w:r>
-        <w:rPr>
-          <w:rStyle w:val="VerbatimChar"/>
-        </w:rPr>
-        <w:t xml:space="preserve">:prev</w:t>
-      </w:r>
-      <w:r>
-        <w:t xml:space="preserve"> </w:t>
-      </w:r>
-      <w:r>
-        <w:t xml:space="preserve">are kept) and build cache older than 7 days.</w:t>
-      </w:r>
-    </w:p>
-    <w:p>
-      <w:pPr>
-        <w:pStyle w:val="BodyText"/>
-      </w:pPr>
+        <w:t xml:space="preserve"> </w:t>
+      </w:r>
       <w:r>
         <w:rPr>
           <w:b/>
           <w:bCs/>
         </w:rPr>
+        <w:t xml:space="preserve">is released</w:t>
+      </w:r>
+      <w:r>
+        <w:t xml:space="preserve">, manual updates are prefixed with</w:t>
+      </w:r>
+      <w:r>
+        <w:t xml:space="preserve"> </w:t>
+      </w:r>
+      <w:r>
+        <w:rPr>
+          <w:rStyle w:val="VerbatimChar"/>
+        </w:rPr>
+        <w:t xml:space="preserve">BRANCH=develop</w:t>
+      </w:r>
+      <w:r>
+        <w:t xml:space="preserve"> </w:t>
+      </w:r>
+      <w:r>
+        <w:t xml:space="preserve">(</w:t>
+      </w:r>
+      <w:r>
+        <w:rPr>
+          <w:rStyle w:val="VerbatimChar"/>
+        </w:rPr>
+        <w:t xml:space="preserve">BRANCH=develop bash …/update-server.sh</w:t>
+      </w:r>
+      <w:r>
+        <w:t xml:space="preserve">); without it, the protection in</w:t>
+      </w:r>
+      <w:r>
+        <w:t xml:space="preserve"> </w:t>
+      </w:r>
+      <w:r>
+        <w:rPr>
+          <w:rStyle w:val="VerbatimChar"/>
+        </w:rPr>
+        <w:t xml:space="preserve">setup-server.sh</w:t>
+      </w:r>
+      <w:r>
+        <w:t xml:space="preserve"> </w:t>
+      </w:r>
+      <w:r>
+        <w:t xml:space="preserve">stops. If everything is healthy, the script deletes unused images (the current one and</w:t>
+      </w:r>
+      <w:r>
+        <w:t xml:space="preserve"> </w:t>
+      </w:r>
+      <w:r>
+        <w:rPr>
+          <w:rStyle w:val="VerbatimChar"/>
+        </w:rPr>
+        <w:t xml:space="preserve">:prev</w:t>
+      </w:r>
+      <w:r>
+        <w:t xml:space="preserve"> </w:t>
+      </w:r>
+      <w:r>
+        <w:t xml:space="preserve">are kept) and build cache older than 7 days.</w:t>
+      </w:r>
+    </w:p>
+    <w:p>
+      <w:pPr>
+        <w:pStyle w:val="BodyText"/>
+      </w:pPr>
+      <w:r>
+        <w:rPr>
+          <w:b/>
+          <w:bCs/>
+        </w:rPr>
         <w:t xml:space="preserve">From GitHub, without SSH:</w:t>
       </w:r>
       <w:r>
@@ -18498,22 +18777,22 @@
         <w:t xml:space="preserve">main</w:t>
       </w:r>
       <w:r>
-        <w:t xml:space="preserve">, and the result appears as ✓ or ✗ next to each commit. As of 2026-10-24, the latest</w:t>
-      </w:r>
-      <w:r>
-        <w:t xml:space="preserve"> </w:t>
-      </w:r>
-      <w:r>
-        <w:rPr>
-          <w:rStyle w:val="VerbatimChar"/>
-        </w:rPr>
-        <w:t xml:space="preserve">develop</w:t>
-      </w:r>
-      <w:r>
-        <w:t xml:space="preserve"> </w:t>
-      </w:r>
-      <w:r>
-        <w:t xml:space="preserve">run is green in all 10 (1,192 tests):</w:t>
+        <w:t xml:space="preserve">, and the result appears as ✓ or ✗ next to each commit. As of 2026-10-27, the latest</w:t>
+      </w:r>
+      <w:r>
+        <w:t xml:space="preserve"> </w:t>
+      </w:r>
+      <w:r>
+        <w:rPr>
+          <w:rStyle w:val="VerbatimChar"/>
+        </w:rPr>
+        <w:t xml:space="preserve">main</w:t>
+      </w:r>
+      <w:r>
+        <w:t xml:space="preserve"> </w:t>
+      </w:r>
+      <w:r>
+        <w:t xml:space="preserve">run is green in all 10 (1,337 tests, including payment's 17 integration tests):</w:t>
       </w:r>
     </w:p>
     <w:tbl>
@@ -18626,7 +18905,7 @@
               <w:t xml:space="preserve"> </w:t>
             </w:r>
             <w:r>
-              <w:t xml:space="preserve">(.NET 8; integration tests are skipped without SQL Server)</w:t>
+              <w:t xml:space="preserve">(.NET 8). Since 2026-10-27 the «Pruebas de integración» job runs the 17 integration tests against SQL Server 2022 with the Liquibase migrations, without skipping any</w:t>
             </w:r>
           </w:p>
         </w:tc>
@@ -18716,7 +18995,7 @@
               <w:t xml:space="preserve">jest-expo</w:t>
             </w:r>
             <w:r>
-              <w:t xml:space="preserve">, 25 suites and 73 tests). The APK is still built with EAS;</w:t>
+              <w:t xml:space="preserve">, 106 tests as of 2026-10-27). The APK is still built with EAS;</w:t>
             </w:r>
             <w:r>
               <w:t xml:space="preserve"> </w:t>
@@ -18872,8 +19151,8 @@
         </w:tc>
       </w:tr>
     </w:tbl>
-    <w:bookmarkEnd w:id="65"/>
-    <w:bookmarkStart w:id="66" w:name="X5b6936c1a6c010a1688d11a143bb9a47c11a6c0"/>
+    <w:bookmarkEnd w:id="63"/>
+    <w:bookmarkStart w:id="64" w:name="X5b6936c1a6c010a1688d11a143bb9a47c11a6c0"/>
     <w:p>
       <w:pPr>
         <w:pStyle w:val="Heading4"/>
@@ -19011,7 +19290,7 @@
         <w:pStyle w:val="Compact"/>
         <w:numPr>
           <w:ilvl w:val="0"/>
-          <w:numId w:val="1030"/>
+          <w:numId w:val="1031"/>
         </w:numPr>
       </w:pPr>
       <w:r>
@@ -19245,7 +19524,7 @@
         <w:pStyle w:val="Compact"/>
         <w:numPr>
           <w:ilvl w:val="0"/>
-          <w:numId w:val="1030"/>
+          <w:numId w:val="1031"/>
         </w:numPr>
       </w:pPr>
       <w:r>
@@ -19367,7 +19646,7 @@
         <w:pStyle w:val="Compact"/>
         <w:numPr>
           <w:ilvl w:val="0"/>
-          <w:numId w:val="1030"/>
+          <w:numId w:val="1031"/>
         </w:numPr>
       </w:pPr>
       <w:r>
@@ -19444,34 +19723,7 @@
         <w:t xml:space="preserve">~/lavarapido/backups/deployed-heads</w:t>
       </w:r>
       <w:r>
-        <w:t xml:space="preserve">, which is only written when a complete update ends well. While the server is on</w:t>
-      </w:r>
-      <w:r>
-        <w:t xml:space="preserve"> </w:t>
-      </w:r>
-      <w:r>
-        <w:rPr>
-          <w:rStyle w:val="VerbatimChar"/>
-        </w:rPr>
-        <w:t xml:space="preserve">develop</w:t>
-      </w:r>
-      <w:r>
-        <w:t xml:space="preserve"> </w:t>
-      </w:r>
-      <w:r>
-        <w:t xml:space="preserve">(until</w:t>
-      </w:r>
-      <w:r>
-        <w:t xml:space="preserve"> </w:t>
-      </w:r>
-      <w:r>
-        <w:rPr>
-          <w:rStyle w:val="VerbatimChar"/>
-        </w:rPr>
-        <w:t xml:space="preserve">v1.1.0</w:t>
-      </w:r>
-      <w:r>
-        <w:t xml:space="preserve">), the protection against downgrading stops that update without touching anything. The result is in</w:t>
+        <w:t xml:space="preserve">, which is only written when a complete update ends well. The result is in</w:t>
       </w:r>
       <w:r>
         <w:t xml:space="preserve"> </w:t>
@@ -19491,7 +19743,7 @@
         <w:pStyle w:val="Compact"/>
         <w:numPr>
           <w:ilvl w:val="0"/>
-          <w:numId w:val="1030"/>
+          <w:numId w:val="1031"/>
         </w:numPr>
       </w:pPr>
       <w:r>
@@ -19652,34 +19904,7 @@
         <w:t xml:space="preserve"> </w:t>
       </w:r>
       <w:r>
-        <w:t xml:space="preserve">secret. Since MOV-08 changed</w:t>
-      </w:r>
-      <w:r>
-        <w:t xml:space="preserve"> </w:t>
-      </w:r>
-      <w:r>
-        <w:rPr>
-          <w:rStyle w:val="VerbatimChar"/>
-        </w:rPr>
-        <w:t xml:space="preserve">eas.json</w:t>
-      </w:r>
-      <w:r>
-        <w:t xml:space="preserve">, the mobile app's first step to</w:t>
-      </w:r>
-      <w:r>
-        <w:t xml:space="preserve"> </w:t>
-      </w:r>
-      <w:r>
-        <w:rPr>
-          <w:rStyle w:val="VerbatimChar"/>
-        </w:rPr>
-        <w:t xml:space="preserve">main</w:t>
-      </w:r>
-      <w:r>
-        <w:t xml:space="preserve"> </w:t>
-      </w:r>
-      <w:r>
-        <w:t xml:space="preserve">will ask for a new APK.</w:t>
+        <w:t xml:space="preserve">secret.</w:t>
       </w:r>
     </w:p>
     <w:p>
@@ -20345,9 +20570,9 @@
         <w:t xml:space="preserve"># screen-only changes: over-the-internet update</w:t>
       </w:r>
     </w:p>
-    <w:bookmarkEnd w:id="66"/>
-    <w:bookmarkEnd w:id="67"/>
-    <w:bookmarkStart w:id="68" w:name="X8afac7ca51d6aadb1fa4d0d4fc86ed16dc1d7e8"/>
+    <w:bookmarkEnd w:id="64"/>
+    <w:bookmarkEnd w:id="65"/>
+    <w:bookmarkStart w:id="66" w:name="X8afac7ca51d6aadb1fa4d0d4fc86ed16dc1d7e8"/>
     <w:p>
       <w:pPr>
         <w:pStyle w:val="Heading3"/>
@@ -20361,7 +20586,7 @@
         <w:pStyle w:val="Compact"/>
         <w:numPr>
           <w:ilvl w:val="0"/>
-          <w:numId w:val="1031"/>
+          <w:numId w:val="1032"/>
         </w:numPr>
       </w:pPr>
       <w:r>
@@ -20438,7 +20663,7 @@
         <w:pStyle w:val="Compact"/>
         <w:numPr>
           <w:ilvl w:val="0"/>
-          <w:numId w:val="1031"/>
+          <w:numId w:val="1032"/>
         </w:numPr>
       </w:pPr>
       <w:r>
@@ -20490,7 +20715,7 @@
         <w:pStyle w:val="Compact"/>
         <w:numPr>
           <w:ilvl w:val="0"/>
-          <w:numId w:val="1031"/>
+          <w:numId w:val="1032"/>
         </w:numPr>
       </w:pPr>
       <w:r>
@@ -20518,7 +20743,7 @@
         <w:pStyle w:val="Compact"/>
         <w:numPr>
           <w:ilvl w:val="0"/>
-          <w:numId w:val="1031"/>
+          <w:numId w:val="1032"/>
         </w:numPr>
       </w:pPr>
       <w:r>
@@ -20699,7 +20924,7 @@
         <w:pStyle w:val="Compact"/>
         <w:numPr>
           <w:ilvl w:val="0"/>
-          <w:numId w:val="1031"/>
+          <w:numId w:val="1032"/>
         </w:numPr>
       </w:pPr>
       <w:r>
@@ -20759,9 +20984,9 @@
         </w:pict>
       </w:r>
     </w:p>
-    <w:bookmarkEnd w:id="68"/>
-    <w:bookmarkEnd w:id="69"/>
-    <w:bookmarkStart w:id="111" w:name="X11ebf88a84ad7ca4e0958c6957089702f0563b4"/>
+    <w:bookmarkEnd w:id="66"/>
+    <w:bookmarkEnd w:id="67"/>
+    <w:bookmarkStart w:id="109" w:name="X11ebf88a84ad7ca4e0958c6957089702f0563b4"/>
     <w:p>
       <w:pPr>
         <w:pStyle w:val="Heading2"/>
@@ -20770,7 +20995,7 @@
         <w:t xml:space="preserve">5. Verification, Testing and Evidence Plan (Smoke Tests)</w:t>
       </w:r>
     </w:p>
-    <w:bookmarkStart w:id="75" w:name="Xb1326ffc63c2881020b67e4410c42b571ce6920"/>
+    <w:bookmarkStart w:id="73" w:name="Xb1326ffc63c2881020b67e4410c42b571ce6920"/>
     <w:p>
       <w:pPr>
         <w:pStyle w:val="Heading3"/>
@@ -20779,7 +21004,7 @@
         <w:t xml:space="preserve">5.1 Service Verification Links and Endpoints Matrix</w:t>
       </w:r>
     </w:p>
-    <w:bookmarkStart w:id="70" w:name="Xd66384c6f6ef1e3a5af25748faf6d620e166a1e"/>
+    <w:bookmarkStart w:id="68" w:name="Xd66384c6f6ef1e3a5af25748faf6d620e166a1e"/>
     <w:p>
       <w:pPr>
         <w:pStyle w:val="Heading4"/>
@@ -20974,8 +21199,8 @@
         </w:tc>
       </w:tr>
     </w:tbl>
-    <w:bookmarkEnd w:id="70"/>
-    <w:bookmarkStart w:id="71" w:name="X7079f699258d6b2a97ec443982a6f7d672d90ff"/>
+    <w:bookmarkEnd w:id="68"/>
+    <w:bookmarkStart w:id="69" w:name="X7079f699258d6b2a97ec443982a6f7d672d90ff"/>
     <w:p>
       <w:pPr>
         <w:pStyle w:val="Heading4"/>
@@ -21266,8 +21491,8 @@
         </w:tc>
       </w:tr>
     </w:tbl>
-    <w:bookmarkEnd w:id="71"/>
-    <w:bookmarkStart w:id="72" w:name="X5f52dd7ec75fa1f56efd98ae99d21b926d27f84"/>
+    <w:bookmarkEnd w:id="69"/>
+    <w:bookmarkStart w:id="70" w:name="X5f52dd7ec75fa1f56efd98ae99d21b926d27f84"/>
     <w:p>
       <w:pPr>
         <w:pStyle w:val="Heading4"/>
@@ -21637,8 +21862,8 @@
         <w:t xml:space="preserve">.</w:t>
       </w:r>
     </w:p>
-    <w:bookmarkEnd w:id="72"/>
-    <w:bookmarkStart w:id="73" w:name="Xf1b18a6250d98df5d88ae02196a22090678ec45"/>
+    <w:bookmarkEnd w:id="70"/>
+    <w:bookmarkStart w:id="71" w:name="Xf1b18a6250d98df5d88ae02196a22090678ec45"/>
     <w:p>
       <w:pPr>
         <w:pStyle w:val="Heading4"/>
@@ -21652,7 +21877,7 @@
         <w:pStyle w:val="Compact"/>
         <w:numPr>
           <w:ilvl w:val="0"/>
-          <w:numId w:val="1032"/>
+          <w:numId w:val="1033"/>
         </w:numPr>
       </w:pPr>
       <w:r>
@@ -21686,7 +21911,7 @@
         <w:pStyle w:val="Compact"/>
         <w:numPr>
           <w:ilvl w:val="0"/>
-          <w:numId w:val="1032"/>
+          <w:numId w:val="1033"/>
         </w:numPr>
       </w:pPr>
       <w:r>
@@ -21738,7 +21963,7 @@
         <w:pStyle w:val="Compact"/>
         <w:numPr>
           <w:ilvl w:val="0"/>
-          <w:numId w:val="1032"/>
+          <w:numId w:val="1033"/>
         </w:numPr>
       </w:pPr>
       <w:r>
@@ -21757,8 +21982,8 @@
         <w:t xml:space="preserve">.</w:t>
       </w:r>
     </w:p>
-    <w:bookmarkEnd w:id="73"/>
-    <w:bookmarkStart w:id="74" w:name="X948661daf4ca406e73437792b0c335111afa9d6"/>
+    <w:bookmarkEnd w:id="71"/>
+    <w:bookmarkStart w:id="72" w:name="X948661daf4ca406e73437792b0c335111afa9d6"/>
     <w:p>
       <w:pPr>
         <w:pStyle w:val="Heading4"/>
@@ -22042,9 +22267,9 @@
         <w:t xml:space="preserve"># from outside: must FAIL (port closed)</w:t>
       </w:r>
     </w:p>
-    <w:bookmarkEnd w:id="74"/>
-    <w:bookmarkEnd w:id="75"/>
-    <w:bookmarkStart w:id="80" w:name="Xfbe34d1e8320aab157e9f7bef1ee88119cf48a4"/>
+    <w:bookmarkEnd w:id="72"/>
+    <w:bookmarkEnd w:id="73"/>
+    <w:bookmarkStart w:id="78" w:name="Xfbe34d1e8320aab157e9f7bef1ee88119cf48a4"/>
     <w:p>
       <w:pPr>
         <w:pStyle w:val="Heading3"/>
@@ -22053,7 +22278,7 @@
         <w:t xml:space="preserve">5.2 Functional Smoke Tests</w:t>
       </w:r>
     </w:p>
-    <w:bookmarkStart w:id="76" w:name="Xe8ecf0299452044cdf1f1fb493b422bfe01f212"/>
+    <w:bookmarkStart w:id="74" w:name="Xe8ecf0299452044cdf1f1fb493b422bfe01f212"/>
     <w:p>
       <w:pPr>
         <w:pStyle w:val="Heading4"/>
@@ -22338,8 +22563,8 @@
         </w:tc>
       </w:tr>
     </w:tbl>
-    <w:bookmarkEnd w:id="76"/>
-    <w:bookmarkStart w:id="77" w:name="X257c1a1c550b277bdcdd6d74c8567c324139a69"/>
+    <w:bookmarkEnd w:id="74"/>
+    <w:bookmarkStart w:id="75" w:name="X257c1a1c550b277bdcdd6d74c8567c324139a69"/>
     <w:p>
       <w:pPr>
         <w:pStyle w:val="Heading4"/>
@@ -22473,8 +22698,8 @@
         </w:tc>
       </w:tr>
     </w:tbl>
-    <w:bookmarkEnd w:id="77"/>
-    <w:bookmarkStart w:id="78" w:name="X5230af546335995fe5a9efa1740a60b21c8b533"/>
+    <w:bookmarkEnd w:id="75"/>
+    <w:bookmarkStart w:id="76" w:name="X5230af546335995fe5a9efa1740a60b21c8b533"/>
     <w:p>
       <w:pPr>
         <w:pStyle w:val="Heading4"/>
@@ -22800,7 +23025,7 @@
         <w:pStyle w:val="Compact"/>
         <w:numPr>
           <w:ilvl w:val="0"/>
-          <w:numId w:val="1033"/>
+          <w:numId w:val="1034"/>
         </w:numPr>
       </w:pPr>
       <w:r>
@@ -22822,7 +23047,7 @@
         <w:pStyle w:val="Compact"/>
         <w:numPr>
           <w:ilvl w:val="0"/>
-          <w:numId w:val="1033"/>
+          <w:numId w:val="1034"/>
         </w:numPr>
       </w:pPr>
       <w:r>
@@ -22838,7 +23063,7 @@
         <w:pStyle w:val="Compact"/>
         <w:numPr>
           <w:ilvl w:val="1"/>
-          <w:numId w:val="1034"/>
+          <w:numId w:val="1035"/>
         </w:numPr>
       </w:pPr>
       <w:r>
@@ -22850,7 +23075,7 @@
         <w:pStyle w:val="Compact"/>
         <w:numPr>
           <w:ilvl w:val="1"/>
-          <w:numId w:val="1034"/>
+          <w:numId w:val="1035"/>
         </w:numPr>
       </w:pPr>
       <w:r>
@@ -22862,15 +23087,15 @@
         <w:pStyle w:val="Compact"/>
         <w:numPr>
           <w:ilvl w:val="1"/>
-          <w:numId w:val="1034"/>
+          <w:numId w:val="1035"/>
         </w:numPr>
       </w:pPr>
       <w:r>
         <w:t xml:space="preserve">the push switch (off → inbox only; on → push).</w:t>
       </w:r>
     </w:p>
-    <w:bookmarkEnd w:id="78"/>
-    <w:bookmarkStart w:id="79" w:name="X80dbf1ebbd5ff6213545788a43f07e5df904cdf"/>
+    <w:bookmarkEnd w:id="76"/>
+    <w:bookmarkStart w:id="77" w:name="X80dbf1ebbd5ff6213545788a43f07e5df904cdf"/>
     <w:p>
       <w:pPr>
         <w:pStyle w:val="Heading4"/>
@@ -23263,9 +23488,9 @@
         </w:tc>
       </w:tr>
     </w:tbl>
-    <w:bookmarkEnd w:id="79"/>
-    <w:bookmarkEnd w:id="80"/>
-    <w:bookmarkStart w:id="83" w:name="X5f7820578832f258d43ae5e0855f39a259de568"/>
+    <w:bookmarkEnd w:id="77"/>
+    <w:bookmarkEnd w:id="78"/>
+    <w:bookmarkStart w:id="81" w:name="X5f7820578832f258d43ae5e0855f39a259de568"/>
     <w:p>
       <w:pPr>
         <w:pStyle w:val="Heading3"/>
@@ -23274,7 +23499,7 @@
         <w:t xml:space="preserve">5.3 Log Inspection and Resource Monitoring</w:t>
       </w:r>
     </w:p>
-    <w:bookmarkStart w:id="81" w:name="Xd1868284c69ceaf44aa945c0b085e6367aaeb26"/>
+    <w:bookmarkStart w:id="79" w:name="Xd1868284c69ceaf44aa945c0b085e6367aaeb26"/>
     <w:p>
       <w:pPr>
         <w:pStyle w:val="Heading4"/>
@@ -23670,7 +23895,7 @@
         <w:pStyle w:val="Compact"/>
         <w:numPr>
           <w:ilvl w:val="0"/>
-          <w:numId w:val="1035"/>
+          <w:numId w:val="1036"/>
         </w:numPr>
       </w:pPr>
       <w:r>
@@ -23694,7 +23919,7 @@
         <w:pStyle w:val="Compact"/>
         <w:numPr>
           <w:ilvl w:val="0"/>
-          <w:numId w:val="1035"/>
+          <w:numId w:val="1036"/>
         </w:numPr>
       </w:pPr>
       <w:r>
@@ -23718,7 +23943,7 @@
         <w:pStyle w:val="Compact"/>
         <w:numPr>
           <w:ilvl w:val="0"/>
-          <w:numId w:val="1035"/>
+          <w:numId w:val="1036"/>
         </w:numPr>
       </w:pPr>
       <w:r>
@@ -23737,8 +23962,8 @@
         <w:t xml:space="preserve">.</w:t>
       </w:r>
     </w:p>
-    <w:bookmarkEnd w:id="81"/>
-    <w:bookmarkStart w:id="82" w:name="X1c49797686c5d8bcac10dc665b5e5bcfd5efe95"/>
+    <w:bookmarkEnd w:id="79"/>
+    <w:bookmarkStart w:id="80" w:name="X1c49797686c5d8bcac10dc665b5e5bcfd5efe95"/>
     <w:p>
       <w:pPr>
         <w:pStyle w:val="Heading4"/>
@@ -24157,9 +24382,9 @@
         </w:tc>
       </w:tr>
     </w:tbl>
-    <w:bookmarkEnd w:id="82"/>
-    <w:bookmarkEnd w:id="83"/>
-    <w:bookmarkStart w:id="110" w:name="Xc3262cf2636d98ed9cb4fe33284ee128f646202"/>
+    <w:bookmarkEnd w:id="80"/>
+    <w:bookmarkEnd w:id="81"/>
+    <w:bookmarkStart w:id="108" w:name="Xc3262cf2636d98ed9cb4fe33284ee128f646202"/>
     <w:p>
       <w:pPr>
         <w:pStyle w:val="Heading3"/>
@@ -24176,7 +24401,7 @@
         <w:t xml:space="preserve">The terminal and web screenshots were taken on 2026-10-19 on the production server, with the version deployed that day at 03:20; the terminal ones show the real output of the commands. The Portainer ones (5.4.1) are from 2026-10-16, because the panel requires logging in and only the DevOps owner uses it.</w:t>
       </w:r>
     </w:p>
-    <w:bookmarkStart w:id="93" w:name="X819b6a502b2f0637e9f8fe3e2617ab6f5ae1350"/>
+    <w:bookmarkStart w:id="91" w:name="X819b6a502b2f0637e9f8fe3e2617ab6f5ae1350"/>
     <w:p>
       <w:pPr>
         <w:pStyle w:val="Heading4"/>
@@ -24194,18 +24419,18 @@
           <wp:inline>
             <wp:extent cx="5334000" cy="4000500"/>
             <wp:effectExtent b="0" l="0" r="0" t="0"/>
-            <wp:docPr descr="Portainer: containers of the lavarapido stack in Running" title="" id="85" name="Picture"/>
+            <wp:docPr descr="Portainer: containers of the lavarapido stack in Running" title="" id="83" name="Picture"/>
             <a:graphic>
               <a:graphicData uri="http://schemas.openxmlformats.org/drawingml/2006/picture">
                 <pic:pic>
                   <pic:nvPicPr>
-                    <pic:cNvPr descr="capturas/5.4.1-portainer-running.png" id="86" name="Picture"/>
+                    <pic:cNvPr descr="capturas/5.4.1-portainer-running.png" id="84" name="Picture"/>
                     <pic:cNvPicPr>
                       <a:picLocks noChangeArrowheads="1" noChangeAspect="1"/>
                     </pic:cNvPicPr>
                   </pic:nvPicPr>
                   <pic:blipFill>
-                    <a:blip r:embed="rId84"/>
+                    <a:blip r:embed="rId82"/>
                     <a:stretch>
                       <a:fillRect/>
                     </a:stretch>
@@ -24315,18 +24540,18 @@
           <wp:inline>
             <wp:extent cx="5334000" cy="4000500"/>
             <wp:effectExtent b="0" l="0" r="0" t="0"/>
-            <wp:docPr descr="Portainer: lavarapido stack" title="" id="88" name="Picture"/>
+            <wp:docPr descr="Portainer: lavarapido stack" title="" id="86" name="Picture"/>
             <a:graphic>
               <a:graphicData uri="http://schemas.openxmlformats.org/drawingml/2006/picture">
                 <pic:pic>
                   <pic:nvPicPr>
-                    <pic:cNvPr descr="capturas/5.4.1b-portainer-stack.png" id="89" name="Picture"/>
+                    <pic:cNvPr descr="capturas/5.4.1b-portainer-stack.png" id="87" name="Picture"/>
                     <pic:cNvPicPr>
                       <a:picLocks noChangeArrowheads="1" noChangeAspect="1"/>
                     </pic:cNvPicPr>
                   </pic:nvPicPr>
                   <pic:blipFill>
-                    <a:blip r:embed="rId87"/>
+                    <a:blip r:embed="rId85"/>
                     <a:stretch>
                       <a:fillRect/>
                     </a:stretch>
@@ -24362,18 +24587,18 @@
           <wp:inline>
             <wp:extent cx="5334000" cy="4155558"/>
             <wp:effectExtent b="0" l="0" r="0" t="0"/>
-            <wp:docPr descr="Container status and usage from the terminal" title="" id="91" name="Picture"/>
+            <wp:docPr descr="Container status and usage from the terminal" title="" id="89" name="Picture"/>
             <a:graphic>
               <a:graphicData uri="http://schemas.openxmlformats.org/drawingml/2006/picture">
                 <pic:pic>
                   <pic:nvPicPr>
-                    <pic:cNvPr descr="capturas/5.4.1c-contenedores-y-consumo.png" id="92" name="Picture"/>
+                    <pic:cNvPr descr="capturas/5.4.1c-contenedores-y-consumo.png" id="90" name="Picture"/>
                     <pic:cNvPicPr>
                       <a:picLocks noChangeArrowheads="1" noChangeAspect="1"/>
                     </pic:cNvPicPr>
                   </pic:nvPicPr>
                   <pic:blipFill>
-                    <a:blip r:embed="rId90"/>
+                    <a:blip r:embed="rId88"/>
                     <a:stretch>
                       <a:fillRect/>
                     </a:stretch>
@@ -24455,8 +24680,8 @@
         <w:t xml:space="preserve">, and the memory usage of each container.</w:t>
       </w:r>
     </w:p>
-    <w:bookmarkEnd w:id="93"/>
-    <w:bookmarkStart w:id="97" w:name="X8ec07d82068b8417d87ccdff071440257430501"/>
+    <w:bookmarkEnd w:id="91"/>
+    <w:bookmarkStart w:id="95" w:name="X8ec07d82068b8417d87ccdff071440257430501"/>
     <w:p>
       <w:pPr>
         <w:pStyle w:val="Heading4"/>
@@ -24474,18 +24699,18 @@
           <wp:inline>
             <wp:extent cx="5334000" cy="1848293"/>
             <wp:effectExtent b="0" l="0" r="0" t="0"/>
-            <wp:docPr descr="Startup logs of the services" title="" id="95" name="Picture"/>
+            <wp:docPr descr="Startup logs of the services" title="" id="93" name="Picture"/>
             <a:graphic>
               <a:graphicData uri="http://schemas.openxmlformats.org/drawingml/2006/picture">
                 <pic:pic>
                   <pic:nvPicPr>
-                    <pic:cNvPr descr="capturas/5.4.2-logs-backend.png" id="96" name="Picture"/>
+                    <pic:cNvPr descr="capturas/5.4.2-logs-backend.png" id="94" name="Picture"/>
                     <pic:cNvPicPr>
                       <a:picLocks noChangeArrowheads="1" noChangeAspect="1"/>
                     </pic:cNvPicPr>
                   </pic:nvPicPr>
                   <pic:blipFill>
-                    <a:blip r:embed="rId94"/>
+                    <a:blip r:embed="rId92"/>
                     <a:stretch>
                       <a:fillRect/>
                     </a:stretch>
@@ -24546,8 +24771,8 @@
         <w:t xml:space="preserve">Now listening on :3005*. There are 0 error traces in the last 15 minutes.*</w:t>
       </w:r>
     </w:p>
-    <w:bookmarkEnd w:id="97"/>
-    <w:bookmarkStart w:id="101" w:name="X8e6b636171d0b5d3cb5298d39180d176fd8cf7e"/>
+    <w:bookmarkEnd w:id="95"/>
+    <w:bookmarkStart w:id="99" w:name="X8e6b636171d0b5d3cb5298d39180d176fd8cf7e"/>
     <w:p>
       <w:pPr>
         <w:pStyle w:val="Heading4"/>
@@ -24565,18 +24790,18 @@
           <wp:inline>
             <wp:extent cx="5334000" cy="2031999"/>
             <wp:effectExtent b="0" l="0" r="0" t="0"/>
-            <wp:docPr descr="Health checks UP" title="" id="99" name="Picture"/>
+            <wp:docPr descr="Health checks UP" title="" id="97" name="Picture"/>
             <a:graphic>
               <a:graphicData uri="http://schemas.openxmlformats.org/drawingml/2006/picture">
                 <pic:pic>
                   <pic:nvPicPr>
-                    <pic:cNvPr descr="capturas/5.4.3-health-checks.png" id="100" name="Picture"/>
+                    <pic:cNvPr descr="capturas/5.4.3-health-checks.png" id="98" name="Picture"/>
                     <pic:cNvPicPr>
                       <a:picLocks noChangeArrowheads="1" noChangeAspect="1"/>
                     </pic:cNvPicPr>
                   </pic:nvPicPr>
                   <pic:blipFill>
-                    <a:blip r:embed="rId98"/>
+                    <a:blip r:embed="rId96"/>
                     <a:stretch>
                       <a:fillRect/>
                     </a:stretch>
@@ -24710,8 +24935,8 @@
         <w:t xml:space="preserve">answer 200, and HTTP redirects to HTTPS with 308.</w:t>
       </w:r>
     </w:p>
-    <w:bookmarkEnd w:id="101"/>
-    <w:bookmarkStart w:id="105" w:name="Xcabb5f954e63da49788a894d62fbd1395415abc"/>
+    <w:bookmarkEnd w:id="99"/>
+    <w:bookmarkStart w:id="103" w:name="Xcabb5f954e63da49788a894d62fbd1395415abc"/>
     <w:p>
       <w:pPr>
         <w:pStyle w:val="Heading4"/>
@@ -24729,18 +24954,18 @@
           <wp:inline>
             <wp:extent cx="5334000" cy="3276153"/>
             <wp:effectExtent b="0" l="0" r="0" t="0"/>
-            <wp:docPr descr="Web in production with the console without errors" title="" id="103" name="Picture"/>
+            <wp:docPr descr="Web in production with the console without errors" title="" id="101" name="Picture"/>
             <a:graphic>
               <a:graphicData uri="http://schemas.openxmlformats.org/drawingml/2006/picture">
                 <pic:pic>
                   <pic:nvPicPr>
-                    <pic:cNvPr descr="capturas/5.4.4-web-devtools.png" id="104" name="Picture"/>
+                    <pic:cNvPr descr="capturas/5.4.4-web-devtools.png" id="102" name="Picture"/>
                     <pic:cNvPicPr>
                       <a:picLocks noChangeArrowheads="1" noChangeAspect="1"/>
                     </pic:cNvPicPr>
                   </pic:nvPicPr>
                   <pic:blipFill>
-                    <a:blip r:embed="rId102"/>
+                    <a:blip r:embed="rId100"/>
                     <a:stretch>
                       <a:fillRect/>
                     </a:stretch>
@@ -24779,8 +25004,8 @@
         <w:t xml:space="preserve">Home page in production over HTTPS (TLS 1.3, Let's Encrypt certificate valid until 2027-01-14). On load: 0 errors and 0 warnings in the console, and 0 error responses.</w:t>
       </w:r>
     </w:p>
-    <w:bookmarkEnd w:id="105"/>
-    <w:bookmarkStart w:id="109" w:name="Xc9767a34b0d807ca3c437bd373c01ecd161759e"/>
+    <w:bookmarkEnd w:id="103"/>
+    <w:bookmarkStart w:id="107" w:name="Xc9767a34b0d807ca3c437bd373c01ecd161759e"/>
     <w:p>
       <w:pPr>
         <w:pStyle w:val="Heading4"/>
@@ -24798,18 +25023,18 @@
           <wp:inline>
             <wp:extent cx="5334000" cy="4523562"/>
             <wp:effectExtent b="0" l="0" r="0" t="0"/>
-            <wp:docPr descr="Liquibase changesets executed" title="" id="107" name="Picture"/>
+            <wp:docPr descr="Liquibase changesets executed" title="" id="105" name="Picture"/>
             <a:graphic>
               <a:graphicData uri="http://schemas.openxmlformats.org/drawingml/2006/picture">
                 <pic:pic>
                   <pic:nvPicPr>
-                    <pic:cNvPr descr="capturas/5.4.5-migraciones.png" id="108" name="Picture"/>
+                    <pic:cNvPr descr="capturas/5.4.5-migraciones.png" id="106" name="Picture"/>
                     <pic:cNvPicPr>
                       <a:picLocks noChangeArrowheads="1" noChangeAspect="1"/>
                     </pic:cNvPicPr>
                   </pic:nvPicPr>
                   <pic:blipFill>
-                    <a:blip r:embed="rId106"/>
+                    <a:blip r:embed="rId104"/>
                     <a:stretch>
                       <a:fillRect/>
                     </a:stretch>
@@ -24874,7 +25099,29 @@
           <w:i/>
           <w:iCs/>
         </w:rPr>
-        <w:t xml:space="preserve">changesets in the 6 histories and 57 tables in the 9 schemas.</w:t>
+        <w:t xml:space="preserve">changesets in the 6 histories and 57 tables in the 9 schemas. Since notification migration 047 (2026-10-24,</w:t>
+      </w:r>
+      <w:r>
+        <w:rPr>
+          <w:i/>
+          <w:iCs/>
+        </w:rPr>
+        <w:t xml:space="preserve"> </w:t>
+      </w:r>
+      <w:r>
+        <w:rPr>
+          <w:rStyle w:val="VerbatimChar"/>
+          <w:i/>
+          <w:iCs/>
+        </w:rPr>
+        <w:t xml:space="preserve">pending_delivery</w:t>
+      </w:r>
+      <w:r>
+        <w:rPr>
+          <w:i/>
+          <w:iCs/>
+        </w:rPr>
+        <w:t xml:space="preserve">) there are 58 tables.</w:t>
       </w:r>
     </w:p>
     <w:p>
@@ -24901,7 +25148,7 @@
         <w:pStyle w:val="Compact"/>
         <w:numPr>
           <w:ilvl w:val="0"/>
-          <w:numId w:val="1036"/>
+          <w:numId w:val="1037"/>
         </w:numPr>
       </w:pPr>
       <w:r>
@@ -24919,7 +25166,7 @@
         <w:pStyle w:val="Compact"/>
         <w:numPr>
           <w:ilvl w:val="0"/>
-          <w:numId w:val="1036"/>
+          <w:numId w:val="1037"/>
         </w:numPr>
       </w:pPr>
       <w:r>
@@ -24937,7 +25184,7 @@
         <w:pStyle w:val="Compact"/>
         <w:numPr>
           <w:ilvl w:val="0"/>
-          <w:numId w:val="1036"/>
+          <w:numId w:val="1037"/>
         </w:numPr>
       </w:pPr>
       <w:r>
@@ -24950,10 +25197,10 @@
         <w:t xml:space="preserve">: architecture (ADR), OpenAPI and events.</w:t>
       </w:r>
     </w:p>
+    <w:bookmarkEnd w:id="107"/>
+    <w:bookmarkEnd w:id="108"/>
     <w:bookmarkEnd w:id="109"/>
     <w:bookmarkEnd w:id="110"/>
-    <w:bookmarkEnd w:id="111"/>
-    <w:bookmarkEnd w:id="112"/>
     <w:sectPr>
       <w:footnotePr>
         <w:numRestart w:val="eachSect"/>
@@ -25376,6 +25623,9 @@
     <w:abstractNumId w:val="991"/>
   </w:num>
   <w:num w:numId="1023">
+    <w:abstractNumId w:val="991"/>
+  </w:num>
+  <w:num w:numId="1024">
     <w:abstractNumId w:val="99411"/>
     <w:lvlOverride w:ilvl="0">
       <w:startOverride w:val="1"/>
@@ -25405,13 +25655,13 @@
       <w:startOverride w:val="1"/>
     </w:lvlOverride>
   </w:num>
-  <w:num w:numId="1024">
-    <w:abstractNumId w:val="991"/>
-  </w:num>
   <w:num w:numId="1025">
     <w:abstractNumId w:val="991"/>
   </w:num>
   <w:num w:numId="1026">
+    <w:abstractNumId w:val="991"/>
+  </w:num>
+  <w:num w:numId="1027">
     <w:abstractNumId w:val="99411"/>
     <w:lvlOverride w:ilvl="0">
       <w:startOverride w:val="1"/>
@@ -25441,41 +25691,11 @@
       <w:startOverride w:val="1"/>
     </w:lvlOverride>
   </w:num>
-  <w:num w:numId="1027">
-    <w:abstractNumId w:val="991"/>
-  </w:num>
   <w:num w:numId="1028">
     <w:abstractNumId w:val="991"/>
   </w:num>
   <w:num w:numId="1029">
-    <w:abstractNumId w:val="99411"/>
-    <w:lvlOverride w:ilvl="0">
-      <w:startOverride w:val="1"/>
-    </w:lvlOverride>
-    <w:lvlOverride w:ilvl="1">
-      <w:startOverride w:val="1"/>
-    </w:lvlOverride>
-    <w:lvlOverride w:ilvl="2">
-      <w:startOverride w:val="1"/>
-    </w:lvlOverride>
-    <w:lvlOverride w:ilvl="3">
-      <w:startOverride w:val="1"/>
-    </w:lvlOverride>
-    <w:lvlOverride w:ilvl="4">
-      <w:startOverride w:val="1"/>
-    </w:lvlOverride>
-    <w:lvlOverride w:ilvl="5">
-      <w:startOverride w:val="1"/>
-    </w:lvlOverride>
-    <w:lvlOverride w:ilvl="6">
-      <w:startOverride w:val="1"/>
-    </w:lvlOverride>
-    <w:lvlOverride w:ilvl="7">
-      <w:startOverride w:val="1"/>
-    </w:lvlOverride>
-    <w:lvlOverride w:ilvl="8">
-      <w:startOverride w:val="1"/>
-    </w:lvlOverride>
+    <w:abstractNumId w:val="991"/>
   </w:num>
   <w:num w:numId="1030">
     <w:abstractNumId w:val="99411"/>
@@ -25538,7 +25758,34 @@
     </w:lvlOverride>
   </w:num>
   <w:num w:numId="1032">
-    <w:abstractNumId w:val="991"/>
+    <w:abstractNumId w:val="99411"/>
+    <w:lvlOverride w:ilvl="0">
+      <w:startOverride w:val="1"/>
+    </w:lvlOverride>
+    <w:lvlOverride w:ilvl="1">
+      <w:startOverride w:val="1"/>
+    </w:lvlOverride>
+    <w:lvlOverride w:ilvl="2">
+      <w:startOverride w:val="1"/>
+    </w:lvlOverride>
+    <w:lvlOverride w:ilvl="3">
+      <w:startOverride w:val="1"/>
+    </w:lvlOverride>
+    <w:lvlOverride w:ilvl="4">
+      <w:startOverride w:val="1"/>
+    </w:lvlOverride>
+    <w:lvlOverride w:ilvl="5">
+      <w:startOverride w:val="1"/>
+    </w:lvlOverride>
+    <w:lvlOverride w:ilvl="6">
+      <w:startOverride w:val="1"/>
+    </w:lvlOverride>
+    <w:lvlOverride w:ilvl="7">
+      <w:startOverride w:val="1"/>
+    </w:lvlOverride>
+    <w:lvlOverride w:ilvl="8">
+      <w:startOverride w:val="1"/>
+    </w:lvlOverride>
   </w:num>
   <w:num w:numId="1033">
     <w:abstractNumId w:val="991"/>
@@ -25550,6 +25797,9 @@
     <w:abstractNumId w:val="991"/>
   </w:num>
   <w:num w:numId="1036">
+    <w:abstractNumId w:val="991"/>
+  </w:num>
+  <w:num w:numId="1037">
     <w:abstractNumId w:val="991"/>
   </w:num>
 </w:numbering>

--- a/07_PROCEDIMIENTO_DE_IMPLEMENTACION/EN/WORD/07_Deployment_Document.docx
+++ b/07_PROCEDIMIENTO_DE_IMPLEMENTACION/EN/WORD/07_Deployment_Document.docx
@@ -2,7 +2,7 @@
 <file path=word/document.xml><?xml version="1.0" encoding="utf-8"?>
 <w:document xmlns:w="http://schemas.openxmlformats.org/wordprocessingml/2006/main" xmlns:m="http://schemas.openxmlformats.org/officeDocument/2006/math" xmlns:r="http://schemas.openxmlformats.org/officeDocument/2006/relationships" xmlns:o="urn:schemas-microsoft-com:office:office" xmlns:v="urn:schemas-microsoft-com:vml" xmlns:w10="urn:schemas-microsoft-com:office:word" xmlns:a="http://schemas.openxmlformats.org/drawingml/2006/main" xmlns:pic="http://schemas.openxmlformats.org/drawingml/2006/picture" xmlns:wp="http://schemas.openxmlformats.org/drawingml/2006/wordprocessingDrawing">
   <w:body>
-    <w:bookmarkStart w:id="110" w:name="X62b9a812b91b110aef2b3b9d92896b25778a246"/>
+    <w:bookmarkStart w:id="111" w:name="X62b9a812b91b110aef2b3b9d92896b25778a246"/>
     <w:p>
       <w:pPr>
         <w:pStyle w:val="Heading1"/>
@@ -134,7 +134,7 @@
       </w:r>
     </w:p>
     <w:bookmarkEnd w:id="9"/>
-    <w:bookmarkStart w:id="31" w:name="Xa489d4d9bde5952001083000e99262b3fdd6992"/>
+    <w:bookmarkStart w:id="32" w:name="Xa489d4d9bde5952001083000e99262b3fdd6992"/>
     <w:p>
       <w:pPr>
         <w:pStyle w:val="Heading2"/>
@@ -2643,9 +2643,71 @@
           </w:p>
         </w:tc>
       </w:tr>
+      <w:tr>
+        <w:tc>
+          <w:tcPr/>
+          <w:p>
+            <w:pPr>
+              <w:pStyle w:val="Compact"/>
+            </w:pPr>
+            <w:r>
+              <w:t xml:space="preserve">1.13</w:t>
+            </w:r>
+          </w:p>
+        </w:tc>
+        <w:tc>
+          <w:tcPr/>
+          <w:p>
+            <w:pPr>
+              <w:pStyle w:val="Compact"/>
+            </w:pPr>
+            <w:r>
+              <w:t xml:space="preserve">2026-10-27</w:t>
+            </w:r>
+          </w:p>
+        </w:tc>
+        <w:tc>
+          <w:tcPr/>
+          <w:p>
+            <w:pPr>
+              <w:pStyle w:val="Compact"/>
+            </w:pPr>
+            <w:r>
+              <w:t xml:space="preserve">Development team</w:t>
+            </w:r>
+          </w:p>
+        </w:tc>
+        <w:tc>
+          <w:tcPr/>
+          <w:p>
+            <w:pPr>
+              <w:pStyle w:val="Compact"/>
+            </w:pPr>
+            <w:r>
+              <w:t xml:space="preserve">payment-service release</w:t>
+            </w:r>
+            <w:r>
+              <w:t xml:space="preserve"> </w:t>
+            </w:r>
+            <w:r>
+              <w:rPr>
+                <w:i/>
+                <w:iCs/>
+              </w:rPr>
+              <w:t xml:space="preserve">v1.1.3</w:t>
+            </w:r>
+            <w:r>
+              <w:t xml:space="preserve"> </w:t>
+            </w:r>
+            <w:r>
+              <w:t xml:space="preserve">approved and pending publication, with what it requires in production (1.3.14).</w:t>
+            </w:r>
+          </w:p>
+        </w:tc>
+      </w:tr>
     </w:tbl>
     <w:bookmarkEnd w:id="16"/>
-    <w:bookmarkStart w:id="30" w:name="Xcd1b6120617eac8b6d7b77232663333bd560904"/>
+    <w:bookmarkStart w:id="31" w:name="Xcd1b6120617eac8b6d7b77232663333bd560904"/>
     <w:p>
       <w:pPr>
         <w:pStyle w:val="Heading3"/>
@@ -8211,6 +8273,361 @@
         <w:t xml:space="preserve">6 («La huella coincide: la actualización le llega al APK publicado») and the update was published over the internet, without a new APK.</w:t>
       </w:r>
     </w:p>
+    <w:bookmarkEnd w:id="29"/>
+    <w:bookmarkStart w:id="30" w:name="X645a43a4558ecaab912137f2f04fc816b7fe1ba"/>
+    <w:p>
+      <w:pPr>
+        <w:pStyle w:val="Heading4"/>
+      </w:pPr>
+      <w:r>
+        <w:t xml:space="preserve">1.3.14 payment-service v1.1.3: approved, pending publication (2026-10-27)</w:t>
+      </w:r>
+    </w:p>
+    <w:p>
+      <w:pPr>
+        <w:pStyle w:val="Compact"/>
+        <w:numPr>
+          <w:ilvl w:val="0"/>
+          <w:numId w:val="1021"/>
+        </w:numPr>
+      </w:pPr>
+      <w:r>
+        <w:rPr>
+          <w:b/>
+          <w:bCs/>
+        </w:rPr>
+        <w:t xml:space="preserve">What it brings (PR #15 and release PR #16, approved by Brayan Patiño).</w:t>
+      </w:r>
+      <w:r>
+        <w:t xml:space="preserve"> </w:t>
+      </w:r>
+      <w:r>
+        <w:t xml:space="preserve">No passwords in the code: the end-to-end script reads</w:t>
+      </w:r>
+      <w:r>
+        <w:t xml:space="preserve"> </w:t>
+      </w:r>
+      <w:r>
+        <w:rPr>
+          <w:rStyle w:val="VerbatimChar"/>
+        </w:rPr>
+        <w:t xml:space="preserve">DEMO_CLIENT_PASSWORD</w:t>
+      </w:r>
+      <w:r>
+        <w:t xml:space="preserve"> </w:t>
+      </w:r>
+      <w:r>
+        <w:t xml:space="preserve">and</w:t>
+      </w:r>
+      <w:r>
+        <w:t xml:space="preserve"> </w:t>
+      </w:r>
+      <w:r>
+        <w:rPr>
+          <w:rStyle w:val="VerbatimChar"/>
+        </w:rPr>
+        <w:t xml:space="preserve">DEMO_ADMIN_PASSWORD</w:t>
+      </w:r>
+      <w:r>
+        <w:t xml:space="preserve"> </w:t>
+      </w:r>
+      <w:r>
+        <w:t xml:space="preserve">from the environment or</w:t>
+      </w:r>
+      <w:r>
+        <w:t xml:space="preserve"> </w:t>
+      </w:r>
+      <w:r>
+        <w:rPr>
+          <w:rStyle w:val="VerbatimChar"/>
+        </w:rPr>
+        <w:t xml:space="preserve">lavarapido-infra/.env</w:t>
+      </w:r>
+      <w:r>
+        <w:t xml:space="preserve">. The service does not start without</w:t>
+      </w:r>
+      <w:r>
+        <w:t xml:space="preserve"> </w:t>
+      </w:r>
+      <w:r>
+        <w:rPr>
+          <w:rStyle w:val="VerbatimChar"/>
+        </w:rPr>
+        <w:t xml:space="preserve">DB_PASSWORD</w:t>
+      </w:r>
+      <w:r>
+        <w:t xml:space="preserve"> </w:t>
+      </w:r>
+      <w:r>
+        <w:t xml:space="preserve">and, with</w:t>
+      </w:r>
+      <w:r>
+        <w:t xml:space="preserve"> </w:t>
+      </w:r>
+      <w:r>
+        <w:rPr>
+          <w:rStyle w:val="VerbatimChar"/>
+        </w:rPr>
+        <w:t xml:space="preserve">MESSAGING_ENABLED=true</w:t>
+      </w:r>
+      <w:r>
+        <w:t xml:space="preserve"> </w:t>
+      </w:r>
+      <w:r>
+        <w:t xml:space="preserve">against a remote RabbitMQ, not without</w:t>
+      </w:r>
+      <w:r>
+        <w:t xml:space="preserve"> </w:t>
+      </w:r>
+      <w:r>
+        <w:rPr>
+          <w:rStyle w:val="VerbatimChar"/>
+        </w:rPr>
+        <w:t xml:space="preserve">RABBITMQ_USERNAME</w:t>
+      </w:r>
+      <w:r>
+        <w:t xml:space="preserve"> </w:t>
+      </w:r>
+      <w:r>
+        <w:t xml:space="preserve">and</w:t>
+      </w:r>
+      <w:r>
+        <w:t xml:space="preserve"> </w:t>
+      </w:r>
+      <w:r>
+        <w:rPr>
+          <w:rStyle w:val="VerbatimChar"/>
+        </w:rPr>
+        <w:t xml:space="preserve">RABBITMQ_PASSWORD</w:t>
+      </w:r>
+      <w:r>
+        <w:t xml:space="preserve"> </w:t>
+      </w:r>
+      <w:r>
+        <w:t xml:space="preserve">either (</w:t>
+      </w:r>
+      <w:r>
+        <w:rPr>
+          <w:rStyle w:val="VerbatimChar"/>
+        </w:rPr>
+        <w:t xml:space="preserve">guest</w:t>
+      </w:r>
+      <w:r>
+        <w:t xml:space="preserve"> </w:t>
+      </w:r>
+      <w:r>
+        <w:t xml:space="preserve">only with a local RabbitMQ).</w:t>
+      </w:r>
+      <w:r>
+        <w:t xml:space="preserve"> </w:t>
+      </w:r>
+      <w:r>
+        <w:rPr>
+          <w:rStyle w:val="VerbatimChar"/>
+        </w:rPr>
+        <w:t xml:space="preserve">.gitignore</w:t>
+      </w:r>
+      <w:r>
+        <w:t xml:space="preserve"> </w:t>
+      </w:r>
+      <w:r>
+        <w:t xml:space="preserve">covers any</w:t>
+      </w:r>
+      <w:r>
+        <w:t xml:space="preserve"> </w:t>
+      </w:r>
+      <w:r>
+        <w:rPr>
+          <w:rStyle w:val="VerbatimChar"/>
+        </w:rPr>
+        <w:t xml:space="preserve">.env.*</w:t>
+      </w:r>
+      <w:r>
+        <w:t xml:space="preserve">. The local test database moves to SQL Server 2022 and</w:t>
+      </w:r>
+      <w:r>
+        <w:t xml:space="preserve"> </w:t>
+      </w:r>
+      <w:r>
+        <w:rPr>
+          <w:rStyle w:val="VerbatimChar"/>
+        </w:rPr>
+        <w:t xml:space="preserve">LavaRapidoPaymentIT</w:t>
+      </w:r>
+      <w:r>
+        <w:t xml:space="preserve">, like the CI, and the end-to-end script passes again (payment method when booking and a digital account). Tests: 275 in the CI (domain 142, application 61, API 47, and 25 in the infrastructure project, 12 of them against SQL Server).</w:t>
+      </w:r>
+    </w:p>
+    <w:p>
+      <w:pPr>
+        <w:pStyle w:val="Compact"/>
+        <w:numPr>
+          <w:ilvl w:val="0"/>
+          <w:numId w:val="1021"/>
+        </w:numPr>
+      </w:pPr>
+      <w:r>
+        <w:rPr>
+          <w:b/>
+          <w:bCs/>
+        </w:rPr>
+        <w:t xml:space="preserve">Production already meets those checks:</w:t>
+      </w:r>
+      <w:r>
+        <w:t xml:space="preserve"> </w:t>
+      </w:r>
+      <w:r>
+        <w:rPr>
+          <w:rStyle w:val="VerbatimChar"/>
+        </w:rPr>
+        <w:t xml:space="preserve">docker-compose.prod.yml</w:t>
+      </w:r>
+      <w:r>
+        <w:t xml:space="preserve"> </w:t>
+      </w:r>
+      <w:r>
+        <w:t xml:space="preserve">requires</w:t>
+      </w:r>
+      <w:r>
+        <w:t xml:space="preserve"> </w:t>
+      </w:r>
+      <w:r>
+        <w:rPr>
+          <w:rStyle w:val="VerbatimChar"/>
+        </w:rPr>
+        <w:t xml:space="preserve">RABBITMQ_USERNAME</w:t>
+      </w:r>
+      <w:r>
+        <w:t xml:space="preserve"> </w:t>
+      </w:r>
+      <w:r>
+        <w:t xml:space="preserve">and</w:t>
+      </w:r>
+      <w:r>
+        <w:t xml:space="preserve"> </w:t>
+      </w:r>
+      <w:r>
+        <w:rPr>
+          <w:rStyle w:val="VerbatimChar"/>
+        </w:rPr>
+        <w:t xml:space="preserve">RABBITMQ_PASSWORD</w:t>
+      </w:r>
+      <w:r>
+        <w:t xml:space="preserve"> </w:t>
+      </w:r>
+      <w:r>
+        <w:t xml:space="preserve">in</w:t>
+      </w:r>
+      <w:r>
+        <w:t xml:space="preserve"> </w:t>
+      </w:r>
+      <w:r>
+        <w:rPr>
+          <w:rStyle w:val="VerbatimChar"/>
+        </w:rPr>
+        <w:t xml:space="preserve">.env.production</w:t>
+      </w:r>
+      <w:r>
+        <w:t xml:space="preserve"> </w:t>
+      </w:r>
+      <w:r>
+        <w:t xml:space="preserve">and passes</w:t>
+      </w:r>
+      <w:r>
+        <w:t xml:space="preserve"> </w:t>
+      </w:r>
+      <w:r>
+        <w:rPr>
+          <w:rStyle w:val="VerbatimChar"/>
+        </w:rPr>
+        <w:t xml:space="preserve">DB_PASSWORD</w:t>
+      </w:r>
+      <w:r>
+        <w:t xml:space="preserve"> </w:t>
+      </w:r>
+      <w:r>
+        <w:t xml:space="preserve">to payment;</w:t>
+      </w:r>
+      <w:r>
+        <w:t xml:space="preserve"> </w:t>
+      </w:r>
+      <w:r>
+        <w:rPr>
+          <w:rStyle w:val="VerbatimChar"/>
+        </w:rPr>
+        <w:t xml:space="preserve">/actuator/health</w:t>
+      </w:r>
+      <w:r>
+        <w:t xml:space="preserve"> </w:t>
+      </w:r>
+      <w:r>
+        <w:t xml:space="preserve">still answers</w:t>
+      </w:r>
+      <w:r>
+        <w:t xml:space="preserve"> </w:t>
+      </w:r>
+      <w:r>
+        <w:rPr>
+          <w:rStyle w:val="VerbatimChar"/>
+        </w:rPr>
+        <w:t xml:space="preserve">{"status":"UP"}</w:t>
+      </w:r>
+      <w:r>
+        <w:t xml:space="preserve">. Merging PR #16 into</w:t>
+      </w:r>
+      <w:r>
+        <w:t xml:space="preserve"> </w:t>
+      </w:r>
+      <w:r>
+        <w:rPr>
+          <w:rStyle w:val="VerbatimChar"/>
+        </w:rPr>
+        <w:t xml:space="preserve">main</w:t>
+      </w:r>
+      <w:r>
+        <w:t xml:space="preserve"> </w:t>
+      </w:r>
+      <w:r>
+        <w:t xml:space="preserve">publishes it on Azure through continuous deployment (section 4.3.4); those three variables should be confirmed in the server's</w:t>
+      </w:r>
+      <w:r>
+        <w:t xml:space="preserve"> </w:t>
+      </w:r>
+      <w:r>
+        <w:rPr>
+          <w:rStyle w:val="VerbatimChar"/>
+        </w:rPr>
+        <w:t xml:space="preserve">.env.production</w:t>
+      </w:r>
+      <w:r>
+        <w:t xml:space="preserve"> </w:t>
+      </w:r>
+      <w:r>
+        <w:t xml:space="preserve">first.</w:t>
+      </w:r>
+    </w:p>
+    <w:p>
+      <w:pPr>
+        <w:pStyle w:val="Compact"/>
+        <w:numPr>
+          <w:ilvl w:val="0"/>
+          <w:numId w:val="1021"/>
+        </w:numPr>
+      </w:pPr>
+      <w:r>
+        <w:rPr>
+          <w:b/>
+          <w:bCs/>
+        </w:rPr>
+        <w:t xml:space="preserve">Pending security item (ACO-25).</w:t>
+      </w:r>
+      <w:r>
+        <w:t xml:space="preserve"> </w:t>
+      </w:r>
+      <w:r>
+        <w:t xml:space="preserve">payment-service's Git history still holds two old SQL Server passwords and the demo account ones; if any SQL Server one is used on the server, it must be changed.</w:t>
+      </w:r>
+    </w:p>
     <w:p>
       <w:r>
         <w:pict>
@@ -8218,10 +8635,10 @@
         </w:pict>
       </w:r>
     </w:p>
-    <w:bookmarkEnd w:id="29"/>
     <w:bookmarkEnd w:id="30"/>
     <w:bookmarkEnd w:id="31"/>
-    <w:bookmarkStart w:id="42" w:name="X2349cf2eb0ee80049c42f82e7649865e9b85d77"/>
+    <w:bookmarkEnd w:id="32"/>
+    <w:bookmarkStart w:id="43" w:name="X2349cf2eb0ee80049c42f82e7649865e9b85d77"/>
     <w:p>
       <w:pPr>
         <w:pStyle w:val="Heading2"/>
@@ -8230,7 +8647,7 @@
         <w:t xml:space="preserve">2. Scope, Topology and Architecture</w:t>
       </w:r>
     </w:p>
-    <w:bookmarkStart w:id="36" w:name="Xef9e86d3c6c5e309e877c07e265de2ff60fc8df"/>
+    <w:bookmarkStart w:id="37" w:name="Xef9e86d3c6c5e309e877c07e265de2ff60fc8df"/>
     <w:p>
       <w:pPr>
         <w:pStyle w:val="Heading3"/>
@@ -8239,7 +8656,7 @@
         <w:t xml:space="preserve">2.1 Components and Artifacts in Scope</w:t>
       </w:r>
     </w:p>
-    <w:bookmarkStart w:id="32" w:name="X02af1b1067938bff50e28f386d0b6d1cd4d51cb"/>
+    <w:bookmarkStart w:id="33" w:name="X02af1b1067938bff50e28f386d0b6d1cd4d51cb"/>
     <w:p>
       <w:pPr>
         <w:pStyle w:val="Heading4"/>
@@ -8468,8 +8885,8 @@
         </w:tc>
       </w:tr>
     </w:tbl>
-    <w:bookmarkEnd w:id="32"/>
-    <w:bookmarkStart w:id="33" w:name="Xc8a2baaf949548f127b9db069675f9de6778d17"/>
+    <w:bookmarkEnd w:id="33"/>
+    <w:bookmarkStart w:id="34" w:name="Xc8a2baaf949548f127b9db069675f9de6778d17"/>
     <w:p>
       <w:pPr>
         <w:pStyle w:val="Heading4"/>
@@ -8732,8 +9149,8 @@
         </w:tc>
       </w:tr>
     </w:tbl>
-    <w:bookmarkEnd w:id="33"/>
-    <w:bookmarkStart w:id="34" w:name="X15785bfa89a0af0522d2c8aa876b98d281aa599"/>
+    <w:bookmarkEnd w:id="34"/>
+    <w:bookmarkStart w:id="35" w:name="X15785bfa89a0af0522d2c8aa876b98d281aa599"/>
     <w:p>
       <w:pPr>
         <w:pStyle w:val="Heading4"/>
@@ -9193,8 +9610,8 @@
         </w:tc>
       </w:tr>
     </w:tbl>
-    <w:bookmarkEnd w:id="34"/>
-    <w:bookmarkStart w:id="35" w:name="Xa20a639fd2127ffdf434f730c9bb0f43e877d9d"/>
+    <w:bookmarkEnd w:id="35"/>
+    <w:bookmarkStart w:id="36" w:name="Xa20a639fd2127ffdf434f730c9bb0f43e877d9d"/>
     <w:p>
       <w:pPr>
         <w:pStyle w:val="Heading4"/>
@@ -9618,9 +10035,9 @@
         </w:tc>
       </w:tr>
     </w:tbl>
-    <w:bookmarkEnd w:id="35"/>
     <w:bookmarkEnd w:id="36"/>
-    <w:bookmarkStart w:id="40" w:name="Xedfd4760f3b30ee50ba1fbcf180ac660df7aa1d"/>
+    <w:bookmarkEnd w:id="37"/>
+    <w:bookmarkStart w:id="41" w:name="Xedfd4760f3b30ee50ba1fbcf180ac660df7aa1d"/>
     <w:p>
       <w:pPr>
         <w:pStyle w:val="Heading3"/>
@@ -9629,7 +10046,7 @@
         <w:t xml:space="preserve">2.2 Network and Infrastructure Architecture Diagram</w:t>
       </w:r>
     </w:p>
-    <w:bookmarkStart w:id="37" w:name="Xadec88b09a3f7f073c691dcc687c629e76cbf9b"/>
+    <w:bookmarkStart w:id="38" w:name="Xadec88b09a3f7f073c691dcc687c629e76cbf9b"/>
     <w:p>
       <w:pPr>
         <w:pStyle w:val="Heading4"/>
@@ -9643,11 +10060,11 @@
         <w:pStyle w:val="FirstParagraph"/>
       </w:pPr>
       <w:r>
-        <w:t xml:space="preserve">![Diagrama](C:/Users/JUAN CAMILO/Documents/PROYECTO FINAL_LAVADO VEICULAR/lavarapido-docs/_generador/work/mermaid/deployment_document_md-1.png)</w:t>
-      </w:r>
-    </w:p>
-    <w:bookmarkEnd w:id="37"/>
-    <w:bookmarkStart w:id="38" w:name="X1a22319ff1b54a8fe5b2bf0e11fcfd976e690c1"/>
+        <w:t xml:space="preserve">![Diagrama](C:/Users/MERARI URBANO/Lavado-Vehicular/lavarapido-docs/_generador/work/mermaid/deployment_document_md-1.png)</w:t>
+      </w:r>
+    </w:p>
+    <w:bookmarkEnd w:id="38"/>
+    <w:bookmarkStart w:id="39" w:name="X1a22319ff1b54a8fe5b2bf0e11fcfd976e690c1"/>
     <w:p>
       <w:pPr>
         <w:pStyle w:val="Heading4"/>
@@ -9661,7 +10078,7 @@
         <w:pStyle w:val="Compact"/>
         <w:numPr>
           <w:ilvl w:val="0"/>
-          <w:numId w:val="1021"/>
+          <w:numId w:val="1022"/>
         </w:numPr>
       </w:pPr>
       <w:r>
@@ -9687,7 +10104,7 @@
         <w:pStyle w:val="Compact"/>
         <w:numPr>
           <w:ilvl w:val="0"/>
-          <w:numId w:val="1021"/>
+          <w:numId w:val="1022"/>
         </w:numPr>
       </w:pPr>
       <w:r>
@@ -9784,7 +10201,7 @@
         <w:pStyle w:val="Compact"/>
         <w:numPr>
           <w:ilvl w:val="0"/>
-          <w:numId w:val="1021"/>
+          <w:numId w:val="1022"/>
         </w:numPr>
       </w:pPr>
       <w:r>
@@ -9845,15 +10262,15 @@
         <w:pStyle w:val="Compact"/>
         <w:numPr>
           <w:ilvl w:val="0"/>
-          <w:numId w:val="1021"/>
+          <w:numId w:val="1022"/>
         </w:numPr>
       </w:pPr>
       <w:r>
         <w:t xml:space="preserve">No port of the internal network is published on the machine, except Caddy's.</w:t>
       </w:r>
     </w:p>
-    <w:bookmarkEnd w:id="38"/>
-    <w:bookmarkStart w:id="39" w:name="Xe4ded7be0585f80aeffccb076bf95d1df4db4b1"/>
+    <w:bookmarkEnd w:id="39"/>
+    <w:bookmarkStart w:id="40" w:name="Xe4ded7be0585f80aeffccb076bf95d1df4db4b1"/>
     <w:p>
       <w:pPr>
         <w:pStyle w:val="Heading4"/>
@@ -10135,7 +10552,7 @@
         <w:pStyle w:val="Compact"/>
         <w:numPr>
           <w:ilvl w:val="0"/>
-          <w:numId w:val="1022"/>
+          <w:numId w:val="1023"/>
         </w:numPr>
       </w:pPr>
       <w:r>
@@ -10172,7 +10589,7 @@
         <w:pStyle w:val="Compact"/>
         <w:numPr>
           <w:ilvl w:val="0"/>
-          <w:numId w:val="1022"/>
+          <w:numId w:val="1023"/>
         </w:numPr>
       </w:pPr>
       <w:r>
@@ -10206,7 +10623,7 @@
         <w:pStyle w:val="Compact"/>
         <w:numPr>
           <w:ilvl w:val="0"/>
-          <w:numId w:val="1022"/>
+          <w:numId w:val="1023"/>
         </w:numPr>
       </w:pPr>
       <w:r>
@@ -10294,7 +10711,7 @@
         <w:pStyle w:val="Compact"/>
         <w:numPr>
           <w:ilvl w:val="0"/>
-          <w:numId w:val="1022"/>
+          <w:numId w:val="1023"/>
         </w:numPr>
       </w:pPr>
       <w:r>
@@ -10317,9 +10734,9 @@
         <w:t xml:space="preserve">.</w:t>
       </w:r>
     </w:p>
-    <w:bookmarkEnd w:id="39"/>
     <w:bookmarkEnd w:id="40"/>
-    <w:bookmarkStart w:id="41" w:name="X82406acaaaf5a6f11f5d5d368052b08ff3102f1"/>
+    <w:bookmarkEnd w:id="41"/>
+    <w:bookmarkStart w:id="42" w:name="X82406acaaaf5a6f11f5d5d368052b08ff3102f1"/>
     <w:p>
       <w:pPr>
         <w:pStyle w:val="Heading3"/>
@@ -10841,9 +11258,9 @@
         </w:pict>
       </w:r>
     </w:p>
-    <w:bookmarkEnd w:id="41"/>
     <w:bookmarkEnd w:id="42"/>
-    <w:bookmarkStart w:id="56" w:name="Xa95493a4943540bb8fda6d550001e5275bde913"/>
+    <w:bookmarkEnd w:id="43"/>
+    <w:bookmarkStart w:id="57" w:name="Xa95493a4943540bb8fda6d550001e5275bde913"/>
     <w:p>
       <w:pPr>
         <w:pStyle w:val="Heading2"/>
@@ -10852,7 +11269,7 @@
         <w:t xml:space="preserve">3. Prerequisites and Preparation (Pre-deployment)</w:t>
       </w:r>
     </w:p>
-    <w:bookmarkStart w:id="45" w:name="X10d4d5604758826f2ce5a23136de09621bb83eb"/>
+    <w:bookmarkStart w:id="46" w:name="X10d4d5604758826f2ce5a23136de09621bb83eb"/>
     <w:p>
       <w:pPr>
         <w:pStyle w:val="Heading3"/>
@@ -10861,7 +11278,7 @@
         <w:t xml:space="preserve">3.1 Operating System and VPS Prerequisites Checklist</w:t>
       </w:r>
     </w:p>
-    <w:bookmarkStart w:id="43" w:name="Xcdcbb5e54f8975fce3d0dcc47e68bb032af35cc"/>
+    <w:bookmarkStart w:id="44" w:name="Xcdcbb5e54f8975fce3d0dcc47e68bb032af35cc"/>
     <w:p>
       <w:pPr>
         <w:pStyle w:val="Heading4"/>
@@ -11239,8 +11656,8 @@
         </w:tc>
       </w:tr>
     </w:tbl>
-    <w:bookmarkEnd w:id="43"/>
-    <w:bookmarkStart w:id="44" w:name="X2d870752a54b67e5a0135d7ffcb4e5321c8ed2f"/>
+    <w:bookmarkEnd w:id="44"/>
+    <w:bookmarkStart w:id="45" w:name="X2d870752a54b67e5a0135d7ffcb4e5321c8ed2f"/>
     <w:p>
       <w:pPr>
         <w:pStyle w:val="Heading4"/>
@@ -11412,9 +11829,9 @@
         <w:t xml:space="preserve">script) if missing, enables it on boot and creates 4 GB of swap.</w:t>
       </w:r>
     </w:p>
-    <w:bookmarkEnd w:id="44"/>
     <w:bookmarkEnd w:id="45"/>
-    <w:bookmarkStart w:id="50" w:name="X349fa7fd08898295351629450001c559236695b"/>
+    <w:bookmarkEnd w:id="46"/>
+    <w:bookmarkStart w:id="51" w:name="X349fa7fd08898295351629450001c559236695b"/>
     <w:p>
       <w:pPr>
         <w:pStyle w:val="Heading3"/>
@@ -11441,7 +11858,7 @@
         <w:t xml:space="preserve">Backups, their check and restoring were tested in production (see 3.2.4).</w:t>
       </w:r>
     </w:p>
-    <w:bookmarkStart w:id="46" w:name="Xbeacd7514bf58fc6a804ead7156a209eb70fa16"/>
+    <w:bookmarkStart w:id="47" w:name="Xbeacd7514bf58fc6a804ead7156a209eb70fa16"/>
     <w:p>
       <w:pPr>
         <w:pStyle w:val="Heading4"/>
@@ -11865,8 +12282,8 @@
         <w:t xml:space="preserve"> .</w:t>
       </w:r>
     </w:p>
-    <w:bookmarkEnd w:id="46"/>
-    <w:bookmarkStart w:id="47" w:name="X1492a74e05fac6d852c5e9d4e197021994af2b7"/>
+    <w:bookmarkEnd w:id="47"/>
+    <w:bookmarkStart w:id="48" w:name="X1492a74e05fac6d852c5e9d4e197021994af2b7"/>
     <w:p>
       <w:pPr>
         <w:pStyle w:val="Heading4"/>
@@ -12155,8 +12572,8 @@
         <w:t xml:space="preserve">from 3.2.1 is preferred, because it can be done while the database is running.</w:t>
       </w:r>
     </w:p>
-    <w:bookmarkEnd w:id="47"/>
-    <w:bookmarkStart w:id="48" w:name="X6ee5698c953cd28898d14aeced68cff290faadf"/>
+    <w:bookmarkEnd w:id="48"/>
+    <w:bookmarkStart w:id="49" w:name="X6ee5698c953cd28898d14aeced68cff290faadf"/>
     <w:p>
       <w:pPr>
         <w:pStyle w:val="Heading4"/>
@@ -12403,8 +12820,8 @@
         <w:t xml:space="preserve">are enough.</w:t>
       </w:r>
     </w:p>
-    <w:bookmarkEnd w:id="48"/>
-    <w:bookmarkStart w:id="49" w:name="X28e9ce19a7d7f4bf4949c38f414d1473cc5783f"/>
+    <w:bookmarkEnd w:id="49"/>
+    <w:bookmarkStart w:id="50" w:name="X28e9ce19a7d7f4bf4949c38f414d1473cc5783f"/>
     <w:p>
       <w:pPr>
         <w:pStyle w:val="Heading4"/>
@@ -12962,9 +13379,9 @@
         </w:tc>
       </w:tr>
     </w:tbl>
-    <w:bookmarkEnd w:id="49"/>
     <w:bookmarkEnd w:id="50"/>
-    <w:bookmarkStart w:id="54" w:name="X6235f3b37ad3b374c48e8535e43b399014f34df"/>
+    <w:bookmarkEnd w:id="51"/>
+    <w:bookmarkStart w:id="55" w:name="X6235f3b37ad3b374c48e8535e43b399014f34df"/>
     <w:p>
       <w:pPr>
         <w:pStyle w:val="Heading3"/>
@@ -12978,7 +13395,7 @@
         <w:pStyle w:val="Compact"/>
         <w:numPr>
           <w:ilvl w:val="0"/>
-          <w:numId w:val="1023"/>
+          <w:numId w:val="1024"/>
         </w:numPr>
       </w:pPr>
       <w:r>
@@ -13045,7 +13462,7 @@
         <w:pStyle w:val="Compact"/>
         <w:numPr>
           <w:ilvl w:val="0"/>
-          <w:numId w:val="1023"/>
+          <w:numId w:val="1024"/>
         </w:numPr>
       </w:pPr>
       <w:r>
@@ -13069,7 +13486,7 @@
         <w:pStyle w:val="Compact"/>
         <w:numPr>
           <w:ilvl w:val="0"/>
-          <w:numId w:val="1023"/>
+          <w:numId w:val="1024"/>
         </w:numPr>
       </w:pPr>
       <w:r>
@@ -13122,7 +13539,7 @@
         <w:pStyle w:val="Compact"/>
         <w:numPr>
           <w:ilvl w:val="0"/>
-          <w:numId w:val="1023"/>
+          <w:numId w:val="1024"/>
         </w:numPr>
       </w:pPr>
       <w:r>
@@ -13193,7 +13610,7 @@
         <w:t xml:space="preserve">). The password is not in any repository.</w:t>
       </w:r>
     </w:p>
-    <w:bookmarkStart w:id="51" w:name="X0085fc3a55375be0c6ec480d5da8cc3164000a6"/>
+    <w:bookmarkStart w:id="52" w:name="X0085fc3a55375be0c6ec480d5da8cc3164000a6"/>
     <w:p>
       <w:pPr>
         <w:pStyle w:val="Heading4"/>
@@ -13382,8 +13799,8 @@
         </w:tc>
       </w:tr>
     </w:tbl>
-    <w:bookmarkEnd w:id="51"/>
-    <w:bookmarkStart w:id="52" w:name="Xc0335d0a755a906bd04380bd4eddb41159245ab"/>
+    <w:bookmarkEnd w:id="52"/>
+    <w:bookmarkStart w:id="53" w:name="Xc0335d0a755a906bd04380bd4eddb41159245ab"/>
     <w:p>
       <w:pPr>
         <w:pStyle w:val="Heading4"/>
@@ -15171,8 +15588,8 @@
         </w:tc>
       </w:tr>
     </w:tbl>
-    <w:bookmarkEnd w:id="52"/>
-    <w:bookmarkStart w:id="53" w:name="X3395c7c8fe7d7acb9c508908933b4400c9a7aa5"/>
+    <w:bookmarkEnd w:id="53"/>
+    <w:bookmarkStart w:id="54" w:name="X3395c7c8fe7d7acb9c508908933b4400c9a7aa5"/>
     <w:p>
       <w:pPr>
         <w:pStyle w:val="Heading4"/>
@@ -15531,9 +15948,9 @@
         </w:tc>
       </w:tr>
     </w:tbl>
-    <w:bookmarkEnd w:id="53"/>
     <w:bookmarkEnd w:id="54"/>
-    <w:bookmarkStart w:id="55" w:name="X2908c3fc9dfc8fad718c3ba7d16055cc1787c07"/>
+    <w:bookmarkEnd w:id="55"/>
+    <w:bookmarkStart w:id="56" w:name="X2908c3fc9dfc8fad718c3ba7d16055cc1787c07"/>
     <w:p>
       <w:pPr>
         <w:pStyle w:val="Heading3"/>
@@ -15547,7 +15964,7 @@
         <w:pStyle w:val="Compact"/>
         <w:numPr>
           <w:ilvl w:val="0"/>
-          <w:numId w:val="1024"/>
+          <w:numId w:val="1025"/>
         </w:numPr>
       </w:pPr>
       <w:r>
@@ -15569,7 +15986,7 @@
         <w:pStyle w:val="Compact"/>
         <w:numPr>
           <w:ilvl w:val="0"/>
-          <w:numId w:val="1024"/>
+          <w:numId w:val="1025"/>
         </w:numPr>
       </w:pPr>
       <w:r>
@@ -15621,7 +16038,7 @@
         <w:pStyle w:val="Compact"/>
         <w:numPr>
           <w:ilvl w:val="0"/>
-          <w:numId w:val="1024"/>
+          <w:numId w:val="1025"/>
         </w:numPr>
       </w:pPr>
       <w:r>
@@ -15658,7 +16075,7 @@
         <w:pStyle w:val="Compact"/>
         <w:numPr>
           <w:ilvl w:val="0"/>
-          <w:numId w:val="1024"/>
+          <w:numId w:val="1025"/>
         </w:numPr>
       </w:pPr>
       <w:r>
@@ -15680,7 +16097,7 @@
         <w:pStyle w:val="Compact"/>
         <w:numPr>
           <w:ilvl w:val="0"/>
-          <w:numId w:val="1024"/>
+          <w:numId w:val="1025"/>
         </w:numPr>
       </w:pPr>
       <w:r>
@@ -15702,7 +16119,7 @@
         <w:pStyle w:val="Compact"/>
         <w:numPr>
           <w:ilvl w:val="0"/>
-          <w:numId w:val="1024"/>
+          <w:numId w:val="1025"/>
         </w:numPr>
       </w:pPr>
       <w:r>
@@ -15806,7 +16223,7 @@
         <w:pStyle w:val="Compact"/>
         <w:numPr>
           <w:ilvl w:val="1"/>
-          <w:numId w:val="1025"/>
+          <w:numId w:val="1026"/>
         </w:numPr>
       </w:pPr>
       <w:r>
@@ -15885,7 +16302,7 @@
         <w:pStyle w:val="Compact"/>
         <w:numPr>
           <w:ilvl w:val="1"/>
-          <w:numId w:val="1025"/>
+          <w:numId w:val="1026"/>
         </w:numPr>
       </w:pPr>
       <w:r>
@@ -16058,7 +16475,7 @@
         <w:pStyle w:val="Compact"/>
         <w:numPr>
           <w:ilvl w:val="1"/>
-          <w:numId w:val="1025"/>
+          <w:numId w:val="1026"/>
         </w:numPr>
       </w:pPr>
       <w:r>
@@ -16141,7 +16558,7 @@
         <w:pStyle w:val="Compact"/>
         <w:numPr>
           <w:ilvl w:val="0"/>
-          <w:numId w:val="1024"/>
+          <w:numId w:val="1025"/>
         </w:numPr>
       </w:pPr>
       <w:r>
@@ -16165,9 +16582,9 @@
         </w:pict>
       </w:r>
     </w:p>
-    <w:bookmarkEnd w:id="55"/>
     <w:bookmarkEnd w:id="56"/>
-    <w:bookmarkStart w:id="67" w:name="X3ea2f277268713fb164bd7ee3016bdffe9e369d"/>
+    <w:bookmarkEnd w:id="57"/>
+    <w:bookmarkStart w:id="68" w:name="X3ea2f277268713fb164bd7ee3016bdffe9e369d"/>
     <w:p>
       <w:pPr>
         <w:pStyle w:val="Heading2"/>
@@ -16176,7 +16593,7 @@
         <w:t xml:space="preserve">4. Step-by-Step Deployment Procedure (Runbook)</w:t>
       </w:r>
     </w:p>
-    <w:bookmarkStart w:id="57" w:name="X78fcd346f670f1db7ff67e70153f191b951fc94"/>
+    <w:bookmarkStart w:id="58" w:name="X78fcd346f670f1db7ff67e70153f191b951fc94"/>
     <w:p>
       <w:pPr>
         <w:pStyle w:val="Heading3"/>
@@ -16687,230 +17104,6 @@
           <w:rStyle w:val="CommentTok"/>
         </w:rPr>
         <w:t xml:space="preserve"># then open https://localhost:9443 → user "admin"</w:t>
-      </w:r>
-    </w:p>
-    <w:p>
-      <w:pPr>
-        <w:pStyle w:val="Compact"/>
-        <w:numPr>
-          <w:ilvl w:val="0"/>
-          <w:numId w:val="1026"/>
-        </w:numPr>
-      </w:pPr>
-      <w:r>
-        <w:rPr>
-          <w:b/>
-          <w:bCs/>
-        </w:rPr>
-        <w:t xml:space="preserve">Password of the</w:t>
-      </w:r>
-      <w:r>
-        <w:rPr>
-          <w:b/>
-          <w:bCs/>
-        </w:rPr>
-        <w:t xml:space="preserve"> </w:t>
-      </w:r>
-      <w:r>
-        <w:rPr>
-          <w:rStyle w:val="VerbatimChar"/>
-          <w:b/>
-          <w:bCs/>
-        </w:rPr>
-        <w:t xml:space="preserve">admin</w:t>
-      </w:r>
-      <w:r>
-        <w:rPr>
-          <w:b/>
-          <w:bCs/>
-        </w:rPr>
-        <w:t xml:space="preserve"> </w:t>
-      </w:r>
-      <w:r>
-        <w:rPr>
-          <w:b/>
-          <w:bCs/>
-        </w:rPr>
-        <w:t xml:space="preserve">user:</w:t>
-      </w:r>
-      <w:r>
-        <w:t xml:space="preserve"> </w:t>
-      </w:r>
-      <w:r>
-        <w:t xml:space="preserve">it was generated during installation and is on the server, in</w:t>
-      </w:r>
-      <w:r>
-        <w:t xml:space="preserve"> </w:t>
-      </w:r>
-      <w:r>
-        <w:rPr>
-          <w:rStyle w:val="VerbatimChar"/>
-        </w:rPr>
-        <w:t xml:space="preserve">~/portainer-admin-password</w:t>
-      </w:r>
-      <w:r>
-        <w:t xml:space="preserve"> </w:t>
-      </w:r>
-      <w:r>
-        <w:t xml:space="preserve">(permissions</w:t>
-      </w:r>
-      <w:r>
-        <w:t xml:space="preserve"> </w:t>
-      </w:r>
-      <w:r>
-        <w:rPr>
-          <w:rStyle w:val="VerbatimChar"/>
-        </w:rPr>
-        <w:t xml:space="preserve">600</w:t>
-      </w:r>
-      <w:r>
-        <w:t xml:space="preserve">). It is read with</w:t>
-      </w:r>
-      <w:r>
-        <w:t xml:space="preserve"> </w:t>
-      </w:r>
-      <w:r>
-        <w:rPr>
-          <w:rStyle w:val="VerbatimChar"/>
-        </w:rPr>
-        <w:t xml:space="preserve">cat ~/portainer-admin-password</w:t>
-      </w:r>
-      <w:r>
-        <w:t xml:space="preserve"> </w:t>
-      </w:r>
-      <w:r>
-        <w:t xml:space="preserve">and can be changed from Portainer (</w:t>
-      </w:r>
-      <w:r>
-        <w:rPr>
-          <w:i/>
-          <w:iCs/>
-        </w:rPr>
-        <w:t xml:space="preserve">My account</w:t>
-      </w:r>
-      <w:r>
-        <w:t xml:space="preserve">).</w:t>
-      </w:r>
-    </w:p>
-    <w:p>
-      <w:pPr>
-        <w:pStyle w:val="Compact"/>
-        <w:numPr>
-          <w:ilvl w:val="0"/>
-          <w:numId w:val="1026"/>
-        </w:numPr>
-      </w:pPr>
-      <w:r>
-        <w:rPr>
-          <w:rStyle w:val="VerbatimChar"/>
-          <w:b/>
-          <w:bCs/>
-        </w:rPr>
-        <w:t xml:space="preserve">local</w:t>
-      </w:r>
-      <w:r>
-        <w:rPr>
-          <w:b/>
-          <w:bCs/>
-        </w:rPr>
-        <w:t xml:space="preserve"> </w:t>
-      </w:r>
-      <w:r>
-        <w:rPr>
-          <w:b/>
-          <w:bCs/>
-        </w:rPr>
-        <w:t xml:space="preserve">environment:</w:t>
-      </w:r>
-      <w:r>
-        <w:t xml:space="preserve"> </w:t>
-      </w:r>
-      <w:r>
-        <w:t xml:space="preserve">registered on the Docker socket.</w:t>
-      </w:r>
-      <w:r>
-        <w:t xml:space="preserve"> </w:t>
-      </w:r>
-      <w:r>
-        <w:rPr>
-          <w:rStyle w:val="VerbatimChar"/>
-        </w:rPr>
-        <w:t xml:space="preserve">lavarapido</w:t>
-      </w:r>
-      <w:r>
-        <w:t xml:space="preserve"> </w:t>
-      </w:r>
-      <w:r>
-        <w:t xml:space="preserve">appears under</w:t>
-      </w:r>
-      <w:r>
-        <w:t xml:space="preserve"> </w:t>
-      </w:r>
-      <w:r>
-        <w:rPr>
-          <w:i/>
-          <w:iCs/>
-        </w:rPr>
-        <w:t xml:space="preserve">Containers</w:t>
-      </w:r>
-      <w:r>
-        <w:t xml:space="preserve"> </w:t>
-      </w:r>
-      <w:r>
-        <w:t xml:space="preserve">and</w:t>
-      </w:r>
-      <w:r>
-        <w:t xml:space="preserve"> </w:t>
-      </w:r>
-      <w:r>
-        <w:rPr>
-          <w:i/>
-          <w:iCs/>
-        </w:rPr>
-        <w:t xml:space="preserve">Stacks</w:t>
-      </w:r>
-      <w:r>
-        <w:t xml:space="preserve">.</w:t>
-      </w:r>
-    </w:p>
-    <w:bookmarkEnd w:id="57"/>
-    <w:bookmarkStart w:id="60" w:name="Xec87964eb7eea36b9bd79296133a88cceae8d4f"/>
-    <w:p>
-      <w:pPr>
-        <w:pStyle w:val="Heading3"/>
-      </w:pPr>
-      <w:r>
-        <w:t xml:space="preserve">4.2 Database Deployment and Migration</w:t>
-      </w:r>
-    </w:p>
-    <w:bookmarkStart w:id="58" w:name="X1c7abfdbfcfcf3845bb4ad74c832ceb28cc1f47"/>
-    <w:p>
-      <w:pPr>
-        <w:pStyle w:val="Heading4"/>
-      </w:pPr>
-      <w:r>
-        <w:t xml:space="preserve">4.2.1 Running DDL/DML scripts or migration tools (Liquibase)</w:t>
-      </w:r>
-    </w:p>
-    <w:p>
-      <w:pPr>
-        <w:pStyle w:val="FirstParagraph"/>
-      </w:pPr>
-      <w:r>
-        <w:t xml:space="preserve">Migrations are</w:t>
-      </w:r>
-      <w:r>
-        <w:t xml:space="preserve"> </w:t>
-      </w:r>
-      <w:r>
-        <w:rPr>
-          <w:b/>
-          <w:bCs/>
-        </w:rPr>
-        <w:t xml:space="preserve">automatic</w:t>
-      </w:r>
-      <w:r>
-        <w:t xml:space="preserve">:</w:t>
       </w:r>
     </w:p>
     <w:p>
@@ -16922,52 +17115,98 @@
         </w:numPr>
       </w:pPr>
       <w:r>
-        <w:t xml:space="preserve">The</w:t>
-      </w:r>
-      <w:r>
-        <w:t xml:space="preserve"> </w:t>
-      </w:r>
-      <w:r>
-        <w:rPr>
-          <w:rStyle w:val="VerbatimChar"/>
-        </w:rPr>
-        <w:t xml:space="preserve">db-init</w:t>
-      </w:r>
-      <w:r>
-        <w:t xml:space="preserve"> </w:t>
-      </w:r>
-      <w:r>
-        <w:t xml:space="preserve">container creates the</w:t>
-      </w:r>
-      <w:r>
-        <w:t xml:space="preserve"> </w:t>
-      </w:r>
-      <w:r>
-        <w:rPr>
-          <w:rStyle w:val="VerbatimChar"/>
-        </w:rPr>
-        <w:t xml:space="preserve">LavaRapido</w:t>
-      </w:r>
-      <w:r>
-        <w:t xml:space="preserve"> </w:t>
-      </w:r>
-      <w:r>
-        <w:t xml:space="preserve">database if it does not exist and sets it to the</w:t>
-      </w:r>
-      <w:r>
-        <w:t xml:space="preserve"> </w:t>
-      </w:r>
-      <w:r>
-        <w:rPr>
-          <w:rStyle w:val="VerbatimChar"/>
-        </w:rPr>
-        <w:t xml:space="preserve">SIMPLE</w:t>
-      </w:r>
-      <w:r>
-        <w:t xml:space="preserve"> </w:t>
-      </w:r>
-      <w:r>
-        <w:t xml:space="preserve">recovery model.</w:t>
+        <w:rPr>
+          <w:b/>
+          <w:bCs/>
+        </w:rPr>
+        <w:t xml:space="preserve">Password of the</w:t>
+      </w:r>
+      <w:r>
+        <w:rPr>
+          <w:b/>
+          <w:bCs/>
+        </w:rPr>
+        <w:t xml:space="preserve"> </w:t>
+      </w:r>
+      <w:r>
+        <w:rPr>
+          <w:rStyle w:val="VerbatimChar"/>
+          <w:b/>
+          <w:bCs/>
+        </w:rPr>
+        <w:t xml:space="preserve">admin</w:t>
+      </w:r>
+      <w:r>
+        <w:rPr>
+          <w:b/>
+          <w:bCs/>
+        </w:rPr>
+        <w:t xml:space="preserve"> </w:t>
+      </w:r>
+      <w:r>
+        <w:rPr>
+          <w:b/>
+          <w:bCs/>
+        </w:rPr>
+        <w:t xml:space="preserve">user:</w:t>
+      </w:r>
+      <w:r>
+        <w:t xml:space="preserve"> </w:t>
+      </w:r>
+      <w:r>
+        <w:t xml:space="preserve">it was generated during installation and is on the server, in</w:t>
+      </w:r>
+      <w:r>
+        <w:t xml:space="preserve"> </w:t>
+      </w:r>
+      <w:r>
+        <w:rPr>
+          <w:rStyle w:val="VerbatimChar"/>
+        </w:rPr>
+        <w:t xml:space="preserve">~/portainer-admin-password</w:t>
+      </w:r>
+      <w:r>
+        <w:t xml:space="preserve"> </w:t>
+      </w:r>
+      <w:r>
+        <w:t xml:space="preserve">(permissions</w:t>
+      </w:r>
+      <w:r>
+        <w:t xml:space="preserve"> </w:t>
+      </w:r>
+      <w:r>
+        <w:rPr>
+          <w:rStyle w:val="VerbatimChar"/>
+        </w:rPr>
+        <w:t xml:space="preserve">600</w:t>
+      </w:r>
+      <w:r>
+        <w:t xml:space="preserve">). It is read with</w:t>
+      </w:r>
+      <w:r>
+        <w:t xml:space="preserve"> </w:t>
+      </w:r>
+      <w:r>
+        <w:rPr>
+          <w:rStyle w:val="VerbatimChar"/>
+        </w:rPr>
+        <w:t xml:space="preserve">cat ~/portainer-admin-password</w:t>
+      </w:r>
+      <w:r>
+        <w:t xml:space="preserve"> </w:t>
+      </w:r>
+      <w:r>
+        <w:t xml:space="preserve">and can be changed from Portainer (</w:t>
+      </w:r>
+      <w:r>
+        <w:rPr>
+          <w:i/>
+          <w:iCs/>
+        </w:rPr>
+        <w:t xml:space="preserve">My account</w:t>
+      </w:r>
+      <w:r>
+        <w:t xml:space="preserve">).</w:t>
       </w:r>
     </w:p>
     <w:p>
@@ -16979,574 +17218,95 @@
         </w:numPr>
       </w:pPr>
       <w:r>
-        <w:t xml:space="preserve">The</w:t>
-      </w:r>
-      <w:r>
-        <w:t xml:space="preserve"> </w:t>
-      </w:r>
-      <w:r>
-        <w:rPr>
-          <w:rStyle w:val="VerbatimChar"/>
-        </w:rPr>
-        <w:t xml:space="preserve">payment-migrate</w:t>
-      </w:r>
-      <w:r>
-        <w:t xml:space="preserve"> </w:t>
-      </w:r>
-      <w:r>
-        <w:t xml:space="preserve">container (Liquibase 4.29) applies the payment-service changelogs (</w:t>
-      </w:r>
-      <w:r>
-        <w:rPr>
-          <w:rStyle w:val="VerbatimChar"/>
-        </w:rPr>
-        <w:t xml:space="preserve">db/changelog/db.changelog-master.yaml</w:t>
-      </w:r>
-      <w:r>
-        <w:t xml:space="preserve">) and exits.</w:t>
-      </w:r>
-    </w:p>
-    <w:p>
-      <w:pPr>
-        <w:pStyle w:val="Compact"/>
-        <w:numPr>
-          <w:ilvl w:val="0"/>
-          <w:numId w:val="1027"/>
-        </w:numPr>
-      </w:pPr>
-      <w:r>
-        <w:t xml:space="preserve">Each Java service applies its own changelogs on startup. Numbering is global: 001–041 plus the 1xx catalog seeds (040 of operations-service and 041 of notification-service are from 2026-10-21 and were applied on the server on 2026-10-22). In</w:t>
-      </w:r>
-      <w:r>
-        <w:t xml:space="preserve"> </w:t>
-      </w:r>
-      <w:r>
-        <w:rPr>
-          <w:rStyle w:val="VerbatimChar"/>
-        </w:rPr>
-        <w:t xml:space="preserve">develop</w:t>
-      </w:r>
-      <w:r>
-        <w:t xml:space="preserve"> </w:t>
-      </w:r>
-      <w:r>
-        <w:t xml:space="preserve">of 2026-10-23, 042 (operations-service, assignment notes) and 043 (booking-service, loyalty points per booking line) were added; they ship with</w:t>
-      </w:r>
-      <w:r>
-        <w:t xml:space="preserve"> </w:t>
-      </w:r>
-      <w:r>
-        <w:rPr>
-          <w:rStyle w:val="VerbatimChar"/>
-        </w:rPr>
-        <w:t xml:space="preserve">v1.1.0</w:t>
-      </w:r>
-      <w:r>
-        <w:t xml:space="preserve"> </w:t>
-      </w:r>
-      <w:r>
-        <w:t xml:space="preserve">together with payment-service's 021 (one promotion per booking); the next free one is 044.</w:t>
-      </w:r>
-    </w:p>
-    <w:p>
-      <w:pPr>
-        <w:pStyle w:val="Compact"/>
-        <w:numPr>
-          <w:ilvl w:val="0"/>
-          <w:numId w:val="1027"/>
-        </w:numPr>
-      </w:pPr>
-      <w:r>
-        <w:t xml:space="preserve">Hibernate only validates that the model matches the tables (</w:t>
-      </w:r>
-      <w:r>
-        <w:rPr>
-          <w:rStyle w:val="VerbatimChar"/>
-        </w:rPr>
-        <w:t xml:space="preserve">ddl-auto: validate</w:t>
-      </w:r>
-      <w:r>
-        <w:t xml:space="preserve">); it never alters tables.</w:t>
-      </w:r>
-    </w:p>
-    <w:p>
-      <w:pPr>
-        <w:pStyle w:val="FirstParagraph"/>
-      </w:pPr>
-      <w:r>
-        <w:t xml:space="preserve">Production</w:t>
-      </w:r>
-      <w:r>
-        <w:t xml:space="preserve"> </w:t>
-      </w:r>
-      <w:r>
-        <w:rPr>
+        <w:rPr>
+          <w:rStyle w:val="VerbatimChar"/>
           <w:b/>
           <w:bCs/>
         </w:rPr>
-        <w:t xml:space="preserve">does not load test data</w:t>
-      </w:r>
-      <w:r>
-        <w:t xml:space="preserve">: only catalogs (roles, services, statuses, schedule and business data).</w:t>
+        <w:t xml:space="preserve">local</w:t>
+      </w:r>
+      <w:r>
+        <w:rPr>
+          <w:b/>
+          <w:bCs/>
+        </w:rPr>
+        <w:t xml:space="preserve"> </w:t>
+      </w:r>
+      <w:r>
+        <w:rPr>
+          <w:b/>
+          <w:bCs/>
+        </w:rPr>
+        <w:t xml:space="preserve">environment:</w:t>
+      </w:r>
+      <w:r>
+        <w:t xml:space="preserve"> </w:t>
+      </w:r>
+      <w:r>
+        <w:t xml:space="preserve">registered on the Docker socket.</w:t>
+      </w:r>
+      <w:r>
+        <w:t xml:space="preserve"> </w:t>
+      </w:r>
+      <w:r>
+        <w:rPr>
+          <w:rStyle w:val="VerbatimChar"/>
+        </w:rPr>
+        <w:t xml:space="preserve">lavarapido</w:t>
+      </w:r>
+      <w:r>
+        <w:t xml:space="preserve"> </w:t>
+      </w:r>
+      <w:r>
+        <w:t xml:space="preserve">appears under</w:t>
+      </w:r>
+      <w:r>
+        <w:t xml:space="preserve"> </w:t>
+      </w:r>
+      <w:r>
+        <w:rPr>
+          <w:i/>
+          <w:iCs/>
+        </w:rPr>
+        <w:t xml:space="preserve">Containers</w:t>
+      </w:r>
+      <w:r>
+        <w:t xml:space="preserve"> </w:t>
+      </w:r>
+      <w:r>
+        <w:t xml:space="preserve">and</w:t>
+      </w:r>
+      <w:r>
+        <w:t xml:space="preserve"> </w:t>
+      </w:r>
+      <w:r>
+        <w:rPr>
+          <w:i/>
+          <w:iCs/>
+        </w:rPr>
+        <w:t xml:space="preserve">Stacks</w:t>
+      </w:r>
+      <w:r>
+        <w:t xml:space="preserve">.</w:t>
       </w:r>
     </w:p>
     <w:bookmarkEnd w:id="58"/>
-    <w:bookmarkStart w:id="59" w:name="X5ecb1b1fffa2f221d26c7012e6b10f2824f9171"/>
+    <w:bookmarkStart w:id="61" w:name="Xec87964eb7eea36b9bd79296133a88cceae8d4f"/>
+    <w:p>
+      <w:pPr>
+        <w:pStyle w:val="Heading3"/>
+      </w:pPr>
+      <w:r>
+        <w:t xml:space="preserve">4.2 Database Deployment and Migration</w:t>
+      </w:r>
+    </w:p>
+    <w:bookmarkStart w:id="59" w:name="X1c7abfdbfcfcf3845bb4ad74c832ceb28cc1f47"/>
     <w:p>
       <w:pPr>
         <w:pStyle w:val="Heading4"/>
       </w:pPr>
       <w:r>
-        <w:t xml:space="preserve">4.2.2 Verification of schema, index and user integrity</w:t>
-      </w:r>
-    </w:p>
-    <w:p>
-      <w:pPr>
-        <w:pStyle w:val="SourceCode"/>
-      </w:pPr>
-      <w:r>
-        <w:rPr>
-          <w:rStyle w:val="VariableTok"/>
-        </w:rPr>
-        <w:t xml:space="preserve">P</w:t>
-      </w:r>
-      <w:r>
-        <w:rPr>
-          <w:rStyle w:val="OperatorTok"/>
-        </w:rPr>
-        <w:t xml:space="preserve">=</w:t>
-      </w:r>
-      <w:r>
-        <w:rPr>
-          <w:rStyle w:val="VariableTok"/>
-        </w:rPr>
-        <w:t xml:space="preserve">$(</w:t>
-      </w:r>
-      <w:r>
-        <w:rPr>
-          <w:rStyle w:val="FunctionTok"/>
-        </w:rPr>
-        <w:t xml:space="preserve">grep</w:t>
-      </w:r>
-      <w:r>
-        <w:rPr>
-          <w:rStyle w:val="NormalTok"/>
-        </w:rPr>
-        <w:t xml:space="preserve"> </w:t>
-      </w:r>
-      <w:r>
-        <w:rPr>
-          <w:rStyle w:val="StringTok"/>
-        </w:rPr>
-        <w:t xml:space="preserve">'^DB_PASSWORD='</w:t>
-      </w:r>
-      <w:r>
-        <w:rPr>
-          <w:rStyle w:val="NormalTok"/>
-        </w:rPr>
-        <w:t xml:space="preserve"> .env.production </w:t>
-      </w:r>
-      <w:r>
-        <w:rPr>
-          <w:rStyle w:val="KeywordTok"/>
-        </w:rPr>
-        <w:t xml:space="preserve">|</w:t>
-      </w:r>
-      <w:r>
-        <w:rPr>
-          <w:rStyle w:val="NormalTok"/>
-        </w:rPr>
-        <w:t xml:space="preserve"> </w:t>
-      </w:r>
-      <w:r>
-        <w:rPr>
-          <w:rStyle w:val="FunctionTok"/>
-        </w:rPr>
-        <w:t xml:space="preserve">cut</w:t>
-      </w:r>
-      <w:r>
-        <w:rPr>
-          <w:rStyle w:val="NormalTok"/>
-        </w:rPr>
-        <w:t xml:space="preserve"> </w:t>
-      </w:r>
-      <w:r>
-        <w:rPr>
-          <w:rStyle w:val="AttributeTok"/>
-        </w:rPr>
-        <w:t xml:space="preserve">-d</w:t>
-      </w:r>
-      <w:r>
-        <w:rPr>
-          <w:rStyle w:val="OperatorTok"/>
-        </w:rPr>
-        <w:t xml:space="preserve">=</w:t>
-      </w:r>
-      <w:r>
-        <w:rPr>
-          <w:rStyle w:val="NormalTok"/>
-        </w:rPr>
-        <w:t xml:space="preserve"> </w:t>
-      </w:r>
-      <w:r>
-        <w:rPr>
-          <w:rStyle w:val="AttributeTok"/>
-        </w:rPr>
-        <w:t xml:space="preserve">-f2-</w:t>
-      </w:r>
-      <w:r>
-        <w:rPr>
-          <w:rStyle w:val="VariableTok"/>
-        </w:rPr>
-        <w:t xml:space="preserve">)</w:t>
-      </w:r>
-      <w:r>
-        <w:br/>
-      </w:r>
-      <w:r>
-        <w:rPr>
-          <w:rStyle w:val="FunctionTok"/>
-        </w:rPr>
-        <w:t xml:space="preserve">q()</w:t>
-      </w:r>
-      <w:r>
-        <w:rPr>
-          <w:rStyle w:val="KeywordTok"/>
-        </w:rPr>
-        <w:t xml:space="preserve">{</w:t>
-      </w:r>
-      <w:r>
-        <w:rPr>
-          <w:rStyle w:val="NormalTok"/>
-        </w:rPr>
-        <w:t xml:space="preserve"> </w:t>
-      </w:r>
-      <w:r>
-        <w:rPr>
-          <w:rStyle w:val="FunctionTok"/>
-        </w:rPr>
-        <w:t xml:space="preserve">sudo</w:t>
-      </w:r>
-      <w:r>
-        <w:rPr>
-          <w:rStyle w:val="NormalTok"/>
-        </w:rPr>
-        <w:t xml:space="preserve"> docker exec </w:t>
-      </w:r>
-      <w:r>
-        <w:rPr>
-          <w:rStyle w:val="AttributeTok"/>
-        </w:rPr>
-        <w:t xml:space="preserve">-e</w:t>
-      </w:r>
-      <w:r>
-        <w:rPr>
-          <w:rStyle w:val="NormalTok"/>
-        </w:rPr>
-        <w:t xml:space="preserve"> SQLCMDPASSWORD=</w:t>
-      </w:r>
-      <w:r>
-        <w:rPr>
-          <w:rStyle w:val="StringTok"/>
-        </w:rPr>
-        <w:t xml:space="preserve">"</w:t>
-      </w:r>
-      <w:r>
-        <w:rPr>
-          <w:rStyle w:val="VariableTok"/>
-        </w:rPr>
-        <w:t xml:space="preserve">$P</w:t>
-      </w:r>
-      <w:r>
-        <w:rPr>
-          <w:rStyle w:val="StringTok"/>
-        </w:rPr>
-        <w:t xml:space="preserve">"</w:t>
-      </w:r>
-      <w:r>
-        <w:rPr>
-          <w:rStyle w:val="NormalTok"/>
-        </w:rPr>
-        <w:t xml:space="preserve"> lavarapido-sqlserver /opt/mssql-tools18/bin/sqlcmd </w:t>
-      </w:r>
-      <w:r>
-        <w:rPr>
-          <w:rStyle w:val="DataTypeTok"/>
-        </w:rPr>
-        <w:t xml:space="preserve">\</w:t>
-      </w:r>
-      <w:r>
-        <w:br/>
-      </w:r>
-      <w:r>
-        <w:rPr>
-          <w:rStyle w:val="NormalTok"/>
-        </w:rPr>
-        <w:t xml:space="preserve">     </w:t>
-      </w:r>
-      <w:r>
-        <w:rPr>
-          <w:rStyle w:val="AttributeTok"/>
-        </w:rPr>
-        <w:t xml:space="preserve">-S</w:t>
-      </w:r>
-      <w:r>
-        <w:rPr>
-          <w:rStyle w:val="NormalTok"/>
-        </w:rPr>
-        <w:t xml:space="preserve"> localhost </w:t>
-      </w:r>
-      <w:r>
-        <w:rPr>
-          <w:rStyle w:val="AttributeTok"/>
-        </w:rPr>
-        <w:t xml:space="preserve">-U</w:t>
-      </w:r>
-      <w:r>
-        <w:rPr>
-          <w:rStyle w:val="NormalTok"/>
-        </w:rPr>
-        <w:t xml:space="preserve"> sa </w:t>
-      </w:r>
-      <w:r>
-        <w:rPr>
-          <w:rStyle w:val="AttributeTok"/>
-        </w:rPr>
-        <w:t xml:space="preserve">-C</w:t>
-      </w:r>
-      <w:r>
-        <w:rPr>
-          <w:rStyle w:val="NormalTok"/>
-        </w:rPr>
-        <w:t xml:space="preserve"> </w:t>
-      </w:r>
-      <w:r>
-        <w:rPr>
-          <w:rStyle w:val="AttributeTok"/>
-        </w:rPr>
-        <w:t xml:space="preserve">-d</w:t>
-      </w:r>
-      <w:r>
-        <w:rPr>
-          <w:rStyle w:val="NormalTok"/>
-        </w:rPr>
-        <w:t xml:space="preserve"> LavaRapido </w:t>
-      </w:r>
-      <w:r>
-        <w:rPr>
-          <w:rStyle w:val="AttributeTok"/>
-        </w:rPr>
-        <w:t xml:space="preserve">-Q</w:t>
-      </w:r>
-      <w:r>
-        <w:rPr>
-          <w:rStyle w:val="NormalTok"/>
-        </w:rPr>
-        <w:t xml:space="preserve"> </w:t>
-      </w:r>
-      <w:r>
-        <w:rPr>
-          <w:rStyle w:val="StringTok"/>
-        </w:rPr>
-        <w:t xml:space="preserve">"SET NOCOUNT ON; </w:t>
-      </w:r>
-      <w:r>
-        <w:rPr>
-          <w:rStyle w:val="VariableTok"/>
-        </w:rPr>
-        <w:t xml:space="preserve">$1</w:t>
-      </w:r>
-      <w:r>
-        <w:rPr>
-          <w:rStyle w:val="StringTok"/>
-        </w:rPr>
-        <w:t xml:space="preserve">"</w:t>
-      </w:r>
-      <w:r>
-        <w:rPr>
-          <w:rStyle w:val="KeywordTok"/>
-        </w:rPr>
-        <w:t xml:space="preserve">;</w:t>
-      </w:r>
-      <w:r>
-        <w:rPr>
-          <w:rStyle w:val="NormalTok"/>
-        </w:rPr>
-        <w:t xml:space="preserve"> </w:t>
-      </w:r>
-      <w:r>
-        <w:rPr>
-          <w:rStyle w:val="KeywordTok"/>
-        </w:rPr>
-        <w:t xml:space="preserve">}</w:t>
-      </w:r>
-      <w:r>
-        <w:br/>
-      </w:r>
-      <w:r>
-        <w:rPr>
-          <w:rStyle w:val="ExtensionTok"/>
-        </w:rPr>
-        <w:t xml:space="preserve">q</w:t>
-      </w:r>
-      <w:r>
-        <w:rPr>
-          <w:rStyle w:val="NormalTok"/>
-        </w:rPr>
-        <w:t xml:space="preserve"> </w:t>
-      </w:r>
-      <w:r>
-        <w:rPr>
-          <w:rStyle w:val="StringTok"/>
-        </w:rPr>
-        <w:t xml:space="preserve">"SELECT s.name AS esquema, COUNT(t.name) AS tablas FROM sys.schemas s JOIN sys.tables t ON t.schema_id=s.schema_id GROUP BY s.name"</w:t>
-      </w:r>
-      <w:r>
-        <w:br/>
-      </w:r>
-      <w:r>
-        <w:rPr>
-          <w:rStyle w:val="ControlFlowTok"/>
-        </w:rPr>
-        <w:t xml:space="preserve">for</w:t>
-      </w:r>
-      <w:r>
-        <w:rPr>
-          <w:rStyle w:val="NormalTok"/>
-        </w:rPr>
-        <w:t xml:space="preserve"> s </w:t>
-      </w:r>
-      <w:r>
-        <w:rPr>
-          <w:rStyle w:val="KeywordTok"/>
-        </w:rPr>
-        <w:t xml:space="preserve">in</w:t>
-      </w:r>
-      <w:r>
-        <w:rPr>
-          <w:rStyle w:val="NormalTok"/>
-        </w:rPr>
-        <w:t xml:space="preserve"> SECURITY CUSTOMER BOOKING OPERATIONS NOTIFICATION PAYMENT</w:t>
-      </w:r>
-      <w:r>
-        <w:rPr>
-          <w:rStyle w:val="KeywordTok"/>
-        </w:rPr>
-        <w:t xml:space="preserve">;</w:t>
-      </w:r>
-      <w:r>
-        <w:rPr>
-          <w:rStyle w:val="NormalTok"/>
-        </w:rPr>
-        <w:t xml:space="preserve"> </w:t>
-      </w:r>
-      <w:r>
-        <w:rPr>
-          <w:rStyle w:val="ControlFlowTok"/>
-        </w:rPr>
-        <w:t xml:space="preserve">do</w:t>
-      </w:r>
-      <w:r>
-        <w:br/>
-      </w:r>
-      <w:r>
-        <w:rPr>
-          <w:rStyle w:val="NormalTok"/>
-        </w:rPr>
-        <w:t xml:space="preserve">  </w:t>
-      </w:r>
-      <w:r>
-        <w:rPr>
-          <w:rStyle w:val="ExtensionTok"/>
-        </w:rPr>
-        <w:t xml:space="preserve">q</w:t>
-      </w:r>
-      <w:r>
-        <w:rPr>
-          <w:rStyle w:val="NormalTok"/>
-        </w:rPr>
-        <w:t xml:space="preserve"> </w:t>
-      </w:r>
-      <w:r>
-        <w:rPr>
-          <w:rStyle w:val="StringTok"/>
-        </w:rPr>
-        <w:t xml:space="preserve">"SELECT '</w:t>
-      </w:r>
-      <w:r>
-        <w:rPr>
-          <w:rStyle w:val="VariableTok"/>
-        </w:rPr>
-        <w:t xml:space="preserve">$s</w:t>
-      </w:r>
-      <w:r>
-        <w:rPr>
-          <w:rStyle w:val="StringTok"/>
-        </w:rPr>
-        <w:t xml:space="preserve">' AS servicio, COUNT(*) AS changesets, SUM(CASE WHEN EXECTYPE IN ('EXECUTED','MARK_RAN') THEN 1 ELSE 0 END) AS ok FROM DATABASECHANGELOG_</w:t>
-      </w:r>
-      <w:r>
-        <w:rPr>
-          <w:rStyle w:val="VariableTok"/>
-        </w:rPr>
-        <w:t xml:space="preserve">$s</w:t>
-      </w:r>
-      <w:r>
-        <w:rPr>
-          <w:rStyle w:val="StringTok"/>
-        </w:rPr>
-        <w:t xml:space="preserve">"</w:t>
-      </w:r>
-      <w:r>
-        <w:br/>
-      </w:r>
-      <w:r>
-        <w:rPr>
-          <w:rStyle w:val="ControlFlowTok"/>
-        </w:rPr>
-        <w:t xml:space="preserve">done</w:t>
-      </w:r>
-      <w:r>
-        <w:br/>
-      </w:r>
-      <w:r>
-        <w:rPr>
-          <w:rStyle w:val="ExtensionTok"/>
-        </w:rPr>
-        <w:t xml:space="preserve">q</w:t>
-      </w:r>
-      <w:r>
-        <w:rPr>
-          <w:rStyle w:val="NormalTok"/>
-        </w:rPr>
-        <w:t xml:space="preserve"> </w:t>
-      </w:r>
-      <w:r>
-        <w:rPr>
-          <w:rStyle w:val="StringTok"/>
-        </w:rPr>
-        <w:t xml:space="preserve">"SELECT COUNT(*) AS indices FROM sys.indexes WHERE object_id IN (SELECT object_id FROM sys.tables)"</w:t>
-      </w:r>
-      <w:r>
-        <w:br/>
-      </w:r>
-      <w:r>
-        <w:rPr>
-          <w:rStyle w:val="ExtensionTok"/>
-        </w:rPr>
-        <w:t xml:space="preserve">q</w:t>
-      </w:r>
-      <w:r>
-        <w:rPr>
-          <w:rStyle w:val="NormalTok"/>
-        </w:rPr>
-        <w:t xml:space="preserve"> </w:t>
-      </w:r>
-      <w:r>
-        <w:rPr>
-          <w:rStyle w:val="StringTok"/>
-        </w:rPr>
-        <w:t xml:space="preserve">"SELECT u.username, r.code FROM security.app_user u JOIN security.user_role ur ON ur.user_id=u.user_id JOIN security.role r ON r.role_id=ur.role_id WHERE r.code='ADMIN'"</w:t>
+        <w:t xml:space="preserve">4.2.1 Running DDL/DML scripts or migration tools (Liquibase)</w:t>
       </w:r>
     </w:p>
     <w:p>
@@ -17554,7 +17314,20 @@
         <w:pStyle w:val="FirstParagraph"/>
       </w:pPr>
       <w:r>
-        <w:t xml:space="preserve">Expected result:</w:t>
+        <w:t xml:space="preserve">Migrations are</w:t>
+      </w:r>
+      <w:r>
+        <w:t xml:space="preserve"> </w:t>
+      </w:r>
+      <w:r>
+        <w:rPr>
+          <w:b/>
+          <w:bCs/>
+        </w:rPr>
+        <w:t xml:space="preserve">automatic</w:t>
+      </w:r>
+      <w:r>
+        <w:t xml:space="preserve">:</w:t>
       </w:r>
     </w:p>
     <w:p>
@@ -17566,7 +17339,52 @@
         </w:numPr>
       </w:pPr>
       <w:r>
-        <w:t xml:space="preserve">the 9 schemas with their tables;</w:t>
+        <w:t xml:space="preserve">The</w:t>
+      </w:r>
+      <w:r>
+        <w:t xml:space="preserve"> </w:t>
+      </w:r>
+      <w:r>
+        <w:rPr>
+          <w:rStyle w:val="VerbatimChar"/>
+        </w:rPr>
+        <w:t xml:space="preserve">db-init</w:t>
+      </w:r>
+      <w:r>
+        <w:t xml:space="preserve"> </w:t>
+      </w:r>
+      <w:r>
+        <w:t xml:space="preserve">container creates the</w:t>
+      </w:r>
+      <w:r>
+        <w:t xml:space="preserve"> </w:t>
+      </w:r>
+      <w:r>
+        <w:rPr>
+          <w:rStyle w:val="VerbatimChar"/>
+        </w:rPr>
+        <w:t xml:space="preserve">LavaRapido</w:t>
+      </w:r>
+      <w:r>
+        <w:t xml:space="preserve"> </w:t>
+      </w:r>
+      <w:r>
+        <w:t xml:space="preserve">database if it does not exist and sets it to the</w:t>
+      </w:r>
+      <w:r>
+        <w:t xml:space="preserve"> </w:t>
+      </w:r>
+      <w:r>
+        <w:rPr>
+          <w:rStyle w:val="VerbatimChar"/>
+        </w:rPr>
+        <w:t xml:space="preserve">SIMPLE</w:t>
+      </w:r>
+      <w:r>
+        <w:t xml:space="preserve"> </w:t>
+      </w:r>
+      <w:r>
+        <w:t xml:space="preserve">recovery model.</w:t>
       </w:r>
     </w:p>
     <w:p>
@@ -17578,64 +17396,31 @@
         </w:numPr>
       </w:pPr>
       <w:r>
-        <w:t xml:space="preserve">in each service,</w:t>
-      </w:r>
-      <w:r>
-        <w:t xml:space="preserve"> </w:t>
-      </w:r>
-      <w:r>
-        <w:rPr>
-          <w:rStyle w:val="VerbatimChar"/>
-        </w:rPr>
-        <w:t xml:space="preserve">ok</w:t>
-      </w:r>
-      <w:r>
-        <w:t xml:space="preserve"> </w:t>
-      </w:r>
-      <w:r>
-        <w:t xml:space="preserve">equal to</w:t>
-      </w:r>
-      <w:r>
-        <w:t xml:space="preserve"> </w:t>
-      </w:r>
-      <w:r>
-        <w:rPr>
-          <w:rStyle w:val="VerbatimChar"/>
-        </w:rPr>
-        <w:t xml:space="preserve">changesets</w:t>
-      </w:r>
-      <w:r>
-        <w:t xml:space="preserve"> </w:t>
-      </w:r>
-      <w:r>
-        <w:t xml:space="preserve">(2026-10-16: 143 of 143; 2026-10-19: 144 of 144, with 039); since 2026-10-22, 040 also appears in</w:t>
-      </w:r>
-      <w:r>
-        <w:t xml:space="preserve"> </w:t>
-      </w:r>
-      <w:r>
-        <w:rPr>
-          <w:rStyle w:val="VerbatimChar"/>
-        </w:rPr>
-        <w:t xml:space="preserve">DATABASECHANGELOG_OPERATIONS</w:t>
-      </w:r>
-      <w:r>
-        <w:t xml:space="preserve"> </w:t>
-      </w:r>
-      <w:r>
-        <w:t xml:space="preserve">and 041 in</w:t>
-      </w:r>
-      <w:r>
-        <w:t xml:space="preserve"> </w:t>
-      </w:r>
-      <w:r>
-        <w:rPr>
-          <w:rStyle w:val="VerbatimChar"/>
-        </w:rPr>
-        <w:t xml:space="preserve">DATABASECHANGELOG_NOTIFICATION</w:t>
-      </w:r>
-      <w:r>
-        <w:t xml:space="preserve">;</w:t>
+        <w:t xml:space="preserve">The</w:t>
+      </w:r>
+      <w:r>
+        <w:t xml:space="preserve"> </w:t>
+      </w:r>
+      <w:r>
+        <w:rPr>
+          <w:rStyle w:val="VerbatimChar"/>
+        </w:rPr>
+        <w:t xml:space="preserve">payment-migrate</w:t>
+      </w:r>
+      <w:r>
+        <w:t xml:space="preserve"> </w:t>
+      </w:r>
+      <w:r>
+        <w:t xml:space="preserve">container (Liquibase 4.29) applies the payment-service changelogs (</w:t>
+      </w:r>
+      <w:r>
+        <w:rPr>
+          <w:rStyle w:val="VerbatimChar"/>
+        </w:rPr>
+        <w:t xml:space="preserve">db/changelog/db.changelog-master.yaml</w:t>
+      </w:r>
+      <w:r>
+        <w:t xml:space="preserve">) and exits.</w:t>
       </w:r>
     </w:p>
     <w:p>
@@ -17647,39 +17432,538 @@
         </w:numPr>
       </w:pPr>
       <w:r>
-        <w:t xml:space="preserve">the initial administrator created (security log:</w:t>
-      </w:r>
-      <w:r>
-        <w:t xml:space="preserve"> </w:t>
-      </w:r>
-      <w:r>
-        <w:rPr>
-          <w:rStyle w:val="VerbatimChar"/>
-        </w:rPr>
-        <w:t xml:space="preserve">First administrator created</w:t>
-      </w:r>
-      <w:r>
-        <w:t xml:space="preserve">).</w:t>
+        <w:t xml:space="preserve">Each Java service applies its own changelogs on startup. Numbering is global: 001–041 plus the 1xx catalog seeds (040 of operations-service and 041 of notification-service are from 2026-10-21 and were applied on the server on 2026-10-22). In</w:t>
+      </w:r>
+      <w:r>
+        <w:t xml:space="preserve"> </w:t>
+      </w:r>
+      <w:r>
+        <w:rPr>
+          <w:rStyle w:val="VerbatimChar"/>
+        </w:rPr>
+        <w:t xml:space="preserve">develop</w:t>
+      </w:r>
+      <w:r>
+        <w:t xml:space="preserve"> </w:t>
+      </w:r>
+      <w:r>
+        <w:t xml:space="preserve">of 2026-10-23, 042 (operations-service, assignment notes) and 043 (booking-service, loyalty points per booking line) were added; they ship with</w:t>
+      </w:r>
+      <w:r>
+        <w:t xml:space="preserve"> </w:t>
+      </w:r>
+      <w:r>
+        <w:rPr>
+          <w:rStyle w:val="VerbatimChar"/>
+        </w:rPr>
+        <w:t xml:space="preserve">v1.1.0</w:t>
+      </w:r>
+      <w:r>
+        <w:t xml:space="preserve"> </w:t>
+      </w:r>
+      <w:r>
+        <w:t xml:space="preserve">together with payment-service's 021 (one promotion per booking); the next free one is 044.</w:t>
+      </w:r>
+    </w:p>
+    <w:p>
+      <w:pPr>
+        <w:pStyle w:val="Compact"/>
+        <w:numPr>
+          <w:ilvl w:val="0"/>
+          <w:numId w:val="1028"/>
+        </w:numPr>
+      </w:pPr>
+      <w:r>
+        <w:t xml:space="preserve">Hibernate only validates that the model matches the tables (</w:t>
+      </w:r>
+      <w:r>
+        <w:rPr>
+          <w:rStyle w:val="VerbatimChar"/>
+        </w:rPr>
+        <w:t xml:space="preserve">ddl-auto: validate</w:t>
+      </w:r>
+      <w:r>
+        <w:t xml:space="preserve">); it never alters tables.</w:t>
+      </w:r>
+    </w:p>
+    <w:p>
+      <w:pPr>
+        <w:pStyle w:val="FirstParagraph"/>
+      </w:pPr>
+      <w:r>
+        <w:t xml:space="preserve">Production</w:t>
+      </w:r>
+      <w:r>
+        <w:t xml:space="preserve"> </w:t>
+      </w:r>
+      <w:r>
+        <w:rPr>
+          <w:b/>
+          <w:bCs/>
+        </w:rPr>
+        <w:t xml:space="preserve">does not load test data</w:t>
+      </w:r>
+      <w:r>
+        <w:t xml:space="preserve">: only catalogs (roles, services, statuses, schedule and business data).</w:t>
       </w:r>
     </w:p>
     <w:bookmarkEnd w:id="59"/>
-    <w:bookmarkEnd w:id="60"/>
-    <w:bookmarkStart w:id="65" w:name="X7005f183192c0821308cfbcb7aaaff2714f1b27"/>
-    <w:p>
-      <w:pPr>
-        <w:pStyle w:val="Heading3"/>
-      </w:pPr>
-      <w:r>
-        <w:t xml:space="preserve">4.3 Application Stack Deployment and Orchestration</w:t>
-      </w:r>
-    </w:p>
-    <w:bookmarkStart w:id="61" w:name="X35bcd2e0f3203d2678b4d8bbc2703cb98290b05"/>
+    <w:bookmarkStart w:id="60" w:name="X5ecb1b1fffa2f221d26c7012e6b10f2824f9171"/>
     <w:p>
       <w:pPr>
         <w:pStyle w:val="Heading4"/>
       </w:pPr>
       <w:r>
-        <w:t xml:space="preserve">4.3.1 Loading the docker-compose.yml file in Portainer</w:t>
+        <w:t xml:space="preserve">4.2.2 Verification of schema, index and user integrity</w:t>
+      </w:r>
+    </w:p>
+    <w:p>
+      <w:pPr>
+        <w:pStyle w:val="SourceCode"/>
+      </w:pPr>
+      <w:r>
+        <w:rPr>
+          <w:rStyle w:val="VariableTok"/>
+        </w:rPr>
+        <w:t xml:space="preserve">P</w:t>
+      </w:r>
+      <w:r>
+        <w:rPr>
+          <w:rStyle w:val="OperatorTok"/>
+        </w:rPr>
+        <w:t xml:space="preserve">=</w:t>
+      </w:r>
+      <w:r>
+        <w:rPr>
+          <w:rStyle w:val="VariableTok"/>
+        </w:rPr>
+        <w:t xml:space="preserve">$(</w:t>
+      </w:r>
+      <w:r>
+        <w:rPr>
+          <w:rStyle w:val="FunctionTok"/>
+        </w:rPr>
+        <w:t xml:space="preserve">grep</w:t>
+      </w:r>
+      <w:r>
+        <w:rPr>
+          <w:rStyle w:val="NormalTok"/>
+        </w:rPr>
+        <w:t xml:space="preserve"> </w:t>
+      </w:r>
+      <w:r>
+        <w:rPr>
+          <w:rStyle w:val="StringTok"/>
+        </w:rPr>
+        <w:t xml:space="preserve">'^DB_PASSWORD='</w:t>
+      </w:r>
+      <w:r>
+        <w:rPr>
+          <w:rStyle w:val="NormalTok"/>
+        </w:rPr>
+        <w:t xml:space="preserve"> .env.production </w:t>
+      </w:r>
+      <w:r>
+        <w:rPr>
+          <w:rStyle w:val="KeywordTok"/>
+        </w:rPr>
+        <w:t xml:space="preserve">|</w:t>
+      </w:r>
+      <w:r>
+        <w:rPr>
+          <w:rStyle w:val="NormalTok"/>
+        </w:rPr>
+        <w:t xml:space="preserve"> </w:t>
+      </w:r>
+      <w:r>
+        <w:rPr>
+          <w:rStyle w:val="FunctionTok"/>
+        </w:rPr>
+        <w:t xml:space="preserve">cut</w:t>
+      </w:r>
+      <w:r>
+        <w:rPr>
+          <w:rStyle w:val="NormalTok"/>
+        </w:rPr>
+        <w:t xml:space="preserve"> </w:t>
+      </w:r>
+      <w:r>
+        <w:rPr>
+          <w:rStyle w:val="AttributeTok"/>
+        </w:rPr>
+        <w:t xml:space="preserve">-d</w:t>
+      </w:r>
+      <w:r>
+        <w:rPr>
+          <w:rStyle w:val="OperatorTok"/>
+        </w:rPr>
+        <w:t xml:space="preserve">=</w:t>
+      </w:r>
+      <w:r>
+        <w:rPr>
+          <w:rStyle w:val="NormalTok"/>
+        </w:rPr>
+        <w:t xml:space="preserve"> </w:t>
+      </w:r>
+      <w:r>
+        <w:rPr>
+          <w:rStyle w:val="AttributeTok"/>
+        </w:rPr>
+        <w:t xml:space="preserve">-f2-</w:t>
+      </w:r>
+      <w:r>
+        <w:rPr>
+          <w:rStyle w:val="VariableTok"/>
+        </w:rPr>
+        <w:t xml:space="preserve">)</w:t>
+      </w:r>
+      <w:r>
+        <w:br/>
+      </w:r>
+      <w:r>
+        <w:rPr>
+          <w:rStyle w:val="FunctionTok"/>
+        </w:rPr>
+        <w:t xml:space="preserve">q()</w:t>
+      </w:r>
+      <w:r>
+        <w:rPr>
+          <w:rStyle w:val="KeywordTok"/>
+        </w:rPr>
+        <w:t xml:space="preserve">{</w:t>
+      </w:r>
+      <w:r>
+        <w:rPr>
+          <w:rStyle w:val="NormalTok"/>
+        </w:rPr>
+        <w:t xml:space="preserve"> </w:t>
+      </w:r>
+      <w:r>
+        <w:rPr>
+          <w:rStyle w:val="FunctionTok"/>
+        </w:rPr>
+        <w:t xml:space="preserve">sudo</w:t>
+      </w:r>
+      <w:r>
+        <w:rPr>
+          <w:rStyle w:val="NormalTok"/>
+        </w:rPr>
+        <w:t xml:space="preserve"> docker exec </w:t>
+      </w:r>
+      <w:r>
+        <w:rPr>
+          <w:rStyle w:val="AttributeTok"/>
+        </w:rPr>
+        <w:t xml:space="preserve">-e</w:t>
+      </w:r>
+      <w:r>
+        <w:rPr>
+          <w:rStyle w:val="NormalTok"/>
+        </w:rPr>
+        <w:t xml:space="preserve"> SQLCMDPASSWORD=</w:t>
+      </w:r>
+      <w:r>
+        <w:rPr>
+          <w:rStyle w:val="StringTok"/>
+        </w:rPr>
+        <w:t xml:space="preserve">"</w:t>
+      </w:r>
+      <w:r>
+        <w:rPr>
+          <w:rStyle w:val="VariableTok"/>
+        </w:rPr>
+        <w:t xml:space="preserve">$P</w:t>
+      </w:r>
+      <w:r>
+        <w:rPr>
+          <w:rStyle w:val="StringTok"/>
+        </w:rPr>
+        <w:t xml:space="preserve">"</w:t>
+      </w:r>
+      <w:r>
+        <w:rPr>
+          <w:rStyle w:val="NormalTok"/>
+        </w:rPr>
+        <w:t xml:space="preserve"> lavarapido-sqlserver /opt/mssql-tools18/bin/sqlcmd </w:t>
+      </w:r>
+      <w:r>
+        <w:rPr>
+          <w:rStyle w:val="DataTypeTok"/>
+        </w:rPr>
+        <w:t xml:space="preserve">\</w:t>
+      </w:r>
+      <w:r>
+        <w:br/>
+      </w:r>
+      <w:r>
+        <w:rPr>
+          <w:rStyle w:val="NormalTok"/>
+        </w:rPr>
+        <w:t xml:space="preserve">     </w:t>
+      </w:r>
+      <w:r>
+        <w:rPr>
+          <w:rStyle w:val="AttributeTok"/>
+        </w:rPr>
+        <w:t xml:space="preserve">-S</w:t>
+      </w:r>
+      <w:r>
+        <w:rPr>
+          <w:rStyle w:val="NormalTok"/>
+        </w:rPr>
+        <w:t xml:space="preserve"> localhost </w:t>
+      </w:r>
+      <w:r>
+        <w:rPr>
+          <w:rStyle w:val="AttributeTok"/>
+        </w:rPr>
+        <w:t xml:space="preserve">-U</w:t>
+      </w:r>
+      <w:r>
+        <w:rPr>
+          <w:rStyle w:val="NormalTok"/>
+        </w:rPr>
+        <w:t xml:space="preserve"> sa </w:t>
+      </w:r>
+      <w:r>
+        <w:rPr>
+          <w:rStyle w:val="AttributeTok"/>
+        </w:rPr>
+        <w:t xml:space="preserve">-C</w:t>
+      </w:r>
+      <w:r>
+        <w:rPr>
+          <w:rStyle w:val="NormalTok"/>
+        </w:rPr>
+        <w:t xml:space="preserve"> </w:t>
+      </w:r>
+      <w:r>
+        <w:rPr>
+          <w:rStyle w:val="AttributeTok"/>
+        </w:rPr>
+        <w:t xml:space="preserve">-d</w:t>
+      </w:r>
+      <w:r>
+        <w:rPr>
+          <w:rStyle w:val="NormalTok"/>
+        </w:rPr>
+        <w:t xml:space="preserve"> LavaRapido </w:t>
+      </w:r>
+      <w:r>
+        <w:rPr>
+          <w:rStyle w:val="AttributeTok"/>
+        </w:rPr>
+        <w:t xml:space="preserve">-Q</w:t>
+      </w:r>
+      <w:r>
+        <w:rPr>
+          <w:rStyle w:val="NormalTok"/>
+        </w:rPr>
+        <w:t xml:space="preserve"> </w:t>
+      </w:r>
+      <w:r>
+        <w:rPr>
+          <w:rStyle w:val="StringTok"/>
+        </w:rPr>
+        <w:t xml:space="preserve">"SET NOCOUNT ON; </w:t>
+      </w:r>
+      <w:r>
+        <w:rPr>
+          <w:rStyle w:val="VariableTok"/>
+        </w:rPr>
+        <w:t xml:space="preserve">$1</w:t>
+      </w:r>
+      <w:r>
+        <w:rPr>
+          <w:rStyle w:val="StringTok"/>
+        </w:rPr>
+        <w:t xml:space="preserve">"</w:t>
+      </w:r>
+      <w:r>
+        <w:rPr>
+          <w:rStyle w:val="KeywordTok"/>
+        </w:rPr>
+        <w:t xml:space="preserve">;</w:t>
+      </w:r>
+      <w:r>
+        <w:rPr>
+          <w:rStyle w:val="NormalTok"/>
+        </w:rPr>
+        <w:t xml:space="preserve"> </w:t>
+      </w:r>
+      <w:r>
+        <w:rPr>
+          <w:rStyle w:val="KeywordTok"/>
+        </w:rPr>
+        <w:t xml:space="preserve">}</w:t>
+      </w:r>
+      <w:r>
+        <w:br/>
+      </w:r>
+      <w:r>
+        <w:rPr>
+          <w:rStyle w:val="ExtensionTok"/>
+        </w:rPr>
+        <w:t xml:space="preserve">q</w:t>
+      </w:r>
+      <w:r>
+        <w:rPr>
+          <w:rStyle w:val="NormalTok"/>
+        </w:rPr>
+        <w:t xml:space="preserve"> </w:t>
+      </w:r>
+      <w:r>
+        <w:rPr>
+          <w:rStyle w:val="StringTok"/>
+        </w:rPr>
+        <w:t xml:space="preserve">"SELECT s.name AS esquema, COUNT(t.name) AS tablas FROM sys.schemas s JOIN sys.tables t ON t.schema_id=s.schema_id GROUP BY s.name"</w:t>
+      </w:r>
+      <w:r>
+        <w:br/>
+      </w:r>
+      <w:r>
+        <w:rPr>
+          <w:rStyle w:val="ControlFlowTok"/>
+        </w:rPr>
+        <w:t xml:space="preserve">for</w:t>
+      </w:r>
+      <w:r>
+        <w:rPr>
+          <w:rStyle w:val="NormalTok"/>
+        </w:rPr>
+        <w:t xml:space="preserve"> s </w:t>
+      </w:r>
+      <w:r>
+        <w:rPr>
+          <w:rStyle w:val="KeywordTok"/>
+        </w:rPr>
+        <w:t xml:space="preserve">in</w:t>
+      </w:r>
+      <w:r>
+        <w:rPr>
+          <w:rStyle w:val="NormalTok"/>
+        </w:rPr>
+        <w:t xml:space="preserve"> SECURITY CUSTOMER BOOKING OPERATIONS NOTIFICATION PAYMENT</w:t>
+      </w:r>
+      <w:r>
+        <w:rPr>
+          <w:rStyle w:val="KeywordTok"/>
+        </w:rPr>
+        <w:t xml:space="preserve">;</w:t>
+      </w:r>
+      <w:r>
+        <w:rPr>
+          <w:rStyle w:val="NormalTok"/>
+        </w:rPr>
+        <w:t xml:space="preserve"> </w:t>
+      </w:r>
+      <w:r>
+        <w:rPr>
+          <w:rStyle w:val="ControlFlowTok"/>
+        </w:rPr>
+        <w:t xml:space="preserve">do</w:t>
+      </w:r>
+      <w:r>
+        <w:br/>
+      </w:r>
+      <w:r>
+        <w:rPr>
+          <w:rStyle w:val="NormalTok"/>
+        </w:rPr>
+        <w:t xml:space="preserve">  </w:t>
+      </w:r>
+      <w:r>
+        <w:rPr>
+          <w:rStyle w:val="ExtensionTok"/>
+        </w:rPr>
+        <w:t xml:space="preserve">q</w:t>
+      </w:r>
+      <w:r>
+        <w:rPr>
+          <w:rStyle w:val="NormalTok"/>
+        </w:rPr>
+        <w:t xml:space="preserve"> </w:t>
+      </w:r>
+      <w:r>
+        <w:rPr>
+          <w:rStyle w:val="StringTok"/>
+        </w:rPr>
+        <w:t xml:space="preserve">"SELECT '</w:t>
+      </w:r>
+      <w:r>
+        <w:rPr>
+          <w:rStyle w:val="VariableTok"/>
+        </w:rPr>
+        <w:t xml:space="preserve">$s</w:t>
+      </w:r>
+      <w:r>
+        <w:rPr>
+          <w:rStyle w:val="StringTok"/>
+        </w:rPr>
+        <w:t xml:space="preserve">' AS servicio, COUNT(*) AS changesets, SUM(CASE WHEN EXECTYPE IN ('EXECUTED','MARK_RAN') THEN 1 ELSE 0 END) AS ok FROM DATABASECHANGELOG_</w:t>
+      </w:r>
+      <w:r>
+        <w:rPr>
+          <w:rStyle w:val="VariableTok"/>
+        </w:rPr>
+        <w:t xml:space="preserve">$s</w:t>
+      </w:r>
+      <w:r>
+        <w:rPr>
+          <w:rStyle w:val="StringTok"/>
+        </w:rPr>
+        <w:t xml:space="preserve">"</w:t>
+      </w:r>
+      <w:r>
+        <w:br/>
+      </w:r>
+      <w:r>
+        <w:rPr>
+          <w:rStyle w:val="ControlFlowTok"/>
+        </w:rPr>
+        <w:t xml:space="preserve">done</w:t>
+      </w:r>
+      <w:r>
+        <w:br/>
+      </w:r>
+      <w:r>
+        <w:rPr>
+          <w:rStyle w:val="ExtensionTok"/>
+        </w:rPr>
+        <w:t xml:space="preserve">q</w:t>
+      </w:r>
+      <w:r>
+        <w:rPr>
+          <w:rStyle w:val="NormalTok"/>
+        </w:rPr>
+        <w:t xml:space="preserve"> </w:t>
+      </w:r>
+      <w:r>
+        <w:rPr>
+          <w:rStyle w:val="StringTok"/>
+        </w:rPr>
+        <w:t xml:space="preserve">"SELECT COUNT(*) AS indices FROM sys.indexes WHERE object_id IN (SELECT object_id FROM sys.tables)"</w:t>
+      </w:r>
+      <w:r>
+        <w:br/>
+      </w:r>
+      <w:r>
+        <w:rPr>
+          <w:rStyle w:val="ExtensionTok"/>
+        </w:rPr>
+        <w:t xml:space="preserve">q</w:t>
+      </w:r>
+      <w:r>
+        <w:rPr>
+          <w:rStyle w:val="NormalTok"/>
+        </w:rPr>
+        <w:t xml:space="preserve"> </w:t>
+      </w:r>
+      <w:r>
+        <w:rPr>
+          <w:rStyle w:val="StringTok"/>
+        </w:rPr>
+        <w:t xml:space="preserve">"SELECT u.username, r.code FROM security.app_user u JOIN security.user_role ur ON ur.user_id=u.user_id JOIN security.role r ON r.role_id=ur.role_id WHERE r.code='ADMIN'"</w:t>
       </w:r>
     </w:p>
     <w:p>
@@ -17687,19 +17971,7 @@
         <w:pStyle w:val="FirstParagraph"/>
       </w:pPr>
       <w:r>
-        <w:t xml:space="preserve">The stack is defined with two files versioned in</w:t>
-      </w:r>
-      <w:r>
-        <w:t xml:space="preserve"> </w:t>
-      </w:r>
-      <w:r>
-        <w:rPr>
-          <w:rStyle w:val="VerbatimChar"/>
-        </w:rPr>
-        <w:t xml:space="preserve">lavarapido-infra</w:t>
-      </w:r>
-      <w:r>
-        <w:t xml:space="preserve">:</w:t>
+        <w:t xml:space="preserve">Expected result:</w:t>
       </w:r>
     </w:p>
     <w:p>
@@ -17711,25 +17983,7 @@
         </w:numPr>
       </w:pPr>
       <w:r>
-        <w:rPr>
-          <w:rStyle w:val="VerbatimChar"/>
-          <w:b/>
-          <w:bCs/>
-        </w:rPr>
-        <w:t xml:space="preserve">docker-compose.yml</w:t>
-      </w:r>
-      <w:r>
-        <w:rPr>
-          <w:b/>
-          <w:bCs/>
-        </w:rPr>
-        <w:t xml:space="preserve">:</w:t>
-      </w:r>
-      <w:r>
-        <w:t xml:space="preserve"> </w:t>
-      </w:r>
-      <w:r>
-        <w:t xml:space="preserve">the base, the same as in development.</w:t>
+        <w:t xml:space="preserve">the 9 schemas with their tables;</w:t>
       </w:r>
     </w:p>
     <w:p>
@@ -17741,324 +17995,128 @@
         </w:numPr>
       </w:pPr>
       <w:r>
-        <w:rPr>
-          <w:rStyle w:val="VerbatimChar"/>
-          <w:b/>
-          <w:bCs/>
-        </w:rPr>
-        <w:t xml:space="preserve">docker-compose.prod.yml</w:t>
-      </w:r>
-      <w:r>
-        <w:rPr>
-          <w:b/>
-          <w:bCs/>
-        </w:rPr>
+        <w:t xml:space="preserve">in each service,</w:t>
+      </w:r>
+      <w:r>
+        <w:t xml:space="preserve"> </w:t>
+      </w:r>
+      <w:r>
+        <w:rPr>
+          <w:rStyle w:val="VerbatimChar"/>
+        </w:rPr>
+        <w:t xml:space="preserve">ok</w:t>
+      </w:r>
+      <w:r>
+        <w:t xml:space="preserve"> </w:t>
+      </w:r>
+      <w:r>
+        <w:t xml:space="preserve">equal to</w:t>
+      </w:r>
+      <w:r>
+        <w:t xml:space="preserve"> </w:t>
+      </w:r>
+      <w:r>
+        <w:rPr>
+          <w:rStyle w:val="VerbatimChar"/>
+        </w:rPr>
+        <w:t xml:space="preserve">changesets</w:t>
+      </w:r>
+      <w:r>
+        <w:t xml:space="preserve"> </w:t>
+      </w:r>
+      <w:r>
+        <w:t xml:space="preserve">(2026-10-16: 143 of 143; 2026-10-19: 144 of 144, with 039); since 2026-10-22, 040 also appears in</w:t>
+      </w:r>
+      <w:r>
+        <w:t xml:space="preserve"> </w:t>
+      </w:r>
+      <w:r>
+        <w:rPr>
+          <w:rStyle w:val="VerbatimChar"/>
+        </w:rPr>
+        <w:t xml:space="preserve">DATABASECHANGELOG_OPERATIONS</w:t>
+      </w:r>
+      <w:r>
+        <w:t xml:space="preserve"> </w:t>
+      </w:r>
+      <w:r>
+        <w:t xml:space="preserve">and 041 in</w:t>
+      </w:r>
+      <w:r>
+        <w:t xml:space="preserve"> </w:t>
+      </w:r>
+      <w:r>
+        <w:rPr>
+          <w:rStyle w:val="VerbatimChar"/>
+        </w:rPr>
+        <w:t xml:space="preserve">DATABASECHANGELOG_NOTIFICATION</w:t>
+      </w:r>
+      <w:r>
+        <w:t xml:space="preserve">;</w:t>
+      </w:r>
+    </w:p>
+    <w:p>
+      <w:pPr>
+        <w:pStyle w:val="Compact"/>
+        <w:numPr>
+          <w:ilvl w:val="0"/>
+          <w:numId w:val="1029"/>
+        </w:numPr>
+      </w:pPr>
+      <w:r>
+        <w:t xml:space="preserve">the initial administrator created (security log:</w:t>
+      </w:r>
+      <w:r>
+        <w:t xml:space="preserve"> </w:t>
+      </w:r>
+      <w:r>
+        <w:rPr>
+          <w:rStyle w:val="VerbatimChar"/>
+        </w:rPr>
+        <w:t xml:space="preserve">First administrator created</w:t>
+      </w:r>
+      <w:r>
+        <w:t xml:space="preserve">).</w:t>
+      </w:r>
+    </w:p>
+    <w:bookmarkEnd w:id="60"/>
+    <w:bookmarkEnd w:id="61"/>
+    <w:bookmarkStart w:id="66" w:name="X7005f183192c0821308cfbcb7aaaff2714f1b27"/>
+    <w:p>
+      <w:pPr>
+        <w:pStyle w:val="Heading3"/>
+      </w:pPr>
+      <w:r>
+        <w:t xml:space="preserve">4.3 Application Stack Deployment and Orchestration</w:t>
+      </w:r>
+    </w:p>
+    <w:bookmarkStart w:id="62" w:name="X35bcd2e0f3203d2678b4d8bbc2703cb98290b05"/>
+    <w:p>
+      <w:pPr>
+        <w:pStyle w:val="Heading4"/>
+      </w:pPr>
+      <w:r>
+        <w:t xml:space="preserve">4.3.1 Loading the docker-compose.yml file in Portainer</w:t>
+      </w:r>
+    </w:p>
+    <w:p>
+      <w:pPr>
+        <w:pStyle w:val="FirstParagraph"/>
+      </w:pPr>
+      <w:r>
+        <w:t xml:space="preserve">The stack is defined with two files versioned in</w:t>
+      </w:r>
+      <w:r>
+        <w:t xml:space="preserve"> </w:t>
+      </w:r>
+      <w:r>
+        <w:rPr>
+          <w:rStyle w:val="VerbatimChar"/>
+        </w:rPr>
+        <w:t xml:space="preserve">lavarapido-infra</w:t>
+      </w:r>
+      <w:r>
         <w:t xml:space="preserve">:</w:t>
-      </w:r>
-      <w:r>
-        <w:t xml:space="preserve"> </w:t>
-      </w:r>
-      <w:r>
-        <w:t xml:space="preserve">overrides the production settings: no internal ports,</w:t>
-      </w:r>
-      <w:r>
-        <w:t xml:space="preserve"> </w:t>
-      </w:r>
-      <w:r>
-        <w:rPr>
-          <w:rStyle w:val="VerbatimChar"/>
-        </w:rPr>
-        <w:t xml:space="preserve">prod</w:t>
-      </w:r>
-      <w:r>
-        <w:t xml:space="preserve"> </w:t>
-      </w:r>
-      <w:r>
-        <w:t xml:space="preserve">profile, memory limits, Caddy, web and CORS.</w:t>
-      </w:r>
-    </w:p>
-    <w:p>
-      <w:pPr>
-        <w:pStyle w:val="FirstParagraph"/>
-      </w:pPr>
-      <w:r>
-        <w:rPr>
-          <w:b/>
-          <w:bCs/>
-        </w:rPr>
-        <w:t xml:space="preserve">Current deployment (CLI):</w:t>
-      </w:r>
-    </w:p>
-    <w:p>
-      <w:pPr>
-        <w:pStyle w:val="SourceCode"/>
-      </w:pPr>
-      <w:r>
-        <w:rPr>
-          <w:rStyle w:val="CommentTok"/>
-        </w:rPr>
-        <w:t xml:space="preserve"># 1. Download the 9 repositories (and prepare Docker and swap the first time)</w:t>
-      </w:r>
-      <w:r>
-        <w:br/>
-      </w:r>
-      <w:r>
-        <w:rPr>
-          <w:rStyle w:val="ExtensionTok"/>
-        </w:rPr>
-        <w:t xml:space="preserve">curl</w:t>
-      </w:r>
-      <w:r>
-        <w:rPr>
-          <w:rStyle w:val="NormalTok"/>
-        </w:rPr>
-        <w:t xml:space="preserve"> </w:t>
-      </w:r>
-      <w:r>
-        <w:rPr>
-          <w:rStyle w:val="AttributeTok"/>
-        </w:rPr>
-        <w:t xml:space="preserve">-fsSL</w:t>
-      </w:r>
-      <w:r>
-        <w:rPr>
-          <w:rStyle w:val="NormalTok"/>
-        </w:rPr>
-        <w:t xml:space="preserve"> https://raw.githubusercontent.com/BrayanCABRERA123/lavarapido-infra/main/deploy/setup-server.sh </w:t>
-      </w:r>
-      <w:r>
-        <w:rPr>
-          <w:rStyle w:val="AttributeTok"/>
-        </w:rPr>
-        <w:t xml:space="preserve">-o</w:t>
-      </w:r>
-      <w:r>
-        <w:rPr>
-          <w:rStyle w:val="NormalTok"/>
-        </w:rPr>
-        <w:t xml:space="preserve"> setup-server.sh</w:t>
-      </w:r>
-      <w:r>
-        <w:br/>
-      </w:r>
-      <w:r>
-        <w:rPr>
-          <w:rStyle w:val="FunctionTok"/>
-        </w:rPr>
-        <w:t xml:space="preserve">bash</w:t>
-      </w:r>
-      <w:r>
-        <w:rPr>
-          <w:rStyle w:val="NormalTok"/>
-        </w:rPr>
-        <w:t xml:space="preserve"> setup-server.sh</w:t>
-      </w:r>
-    </w:p>
-    <w:p>
-      <w:pPr>
-        <w:pStyle w:val="FirstParagraph"/>
-      </w:pPr>
-      <w:r>
-        <w:t xml:space="preserve">The script is downloaded from</w:t>
-      </w:r>
-      <w:r>
-        <w:t xml:space="preserve"> </w:t>
-      </w:r>
-      <w:r>
-        <w:rPr>
-          <w:rStyle w:val="VerbatimChar"/>
-        </w:rPr>
-        <w:t xml:space="preserve">main</w:t>
-      </w:r>
-      <w:r>
-        <w:t xml:space="preserve"> </w:t>
-      </w:r>
-      <w:r>
-        <w:t xml:space="preserve">(version</w:t>
-      </w:r>
-      <w:r>
-        <w:t xml:space="preserve"> </w:t>
-      </w:r>
-      <w:r>
-        <w:rPr>
-          <w:rStyle w:val="VerbatimChar"/>
-        </w:rPr>
-        <w:t xml:space="preserve">v1.0.0</w:t>
-      </w:r>
-      <w:r>
-        <w:t xml:space="preserve">). In that version it clones and updates the</w:t>
-      </w:r>
-      <w:r>
-        <w:t xml:space="preserve"> </w:t>
-      </w:r>
-      <w:r>
-        <w:rPr>
-          <w:rStyle w:val="VerbatimChar"/>
-        </w:rPr>
-        <w:t xml:space="preserve">develop</w:t>
-      </w:r>
-      <w:r>
-        <w:t xml:space="preserve"> </w:t>
-      </w:r>
-      <w:r>
-        <w:t xml:space="preserve">branch of each repository (variable</w:t>
-      </w:r>
-      <w:r>
-        <w:t xml:space="preserve"> </w:t>
-      </w:r>
-      <w:r>
-        <w:rPr>
-          <w:rStyle w:val="VerbatimChar"/>
-        </w:rPr>
-        <w:t xml:space="preserve">BRANCH</w:t>
-      </w:r>
-      <w:r>
-        <w:t xml:space="preserve">). The one in</w:t>
-      </w:r>
-      <w:r>
-        <w:t xml:space="preserve"> </w:t>
-      </w:r>
-      <w:r>
-        <w:rPr>
-          <w:rStyle w:val="VerbatimChar"/>
-        </w:rPr>
-        <w:t xml:space="preserve">develop</w:t>
-      </w:r>
-      <w:r>
-        <w:t xml:space="preserve"> </w:t>
-      </w:r>
-      <w:r>
-        <w:t xml:space="preserve">(running on the server since 2026-10-24) clones</w:t>
-      </w:r>
-      <w:r>
-        <w:t xml:space="preserve"> </w:t>
-      </w:r>
-      <w:r>
-        <w:rPr>
-          <w:rStyle w:val="VerbatimChar"/>
-        </w:rPr>
-        <w:t xml:space="preserve">main</w:t>
-      </w:r>
-      <w:r>
-        <w:t xml:space="preserve"> </w:t>
-      </w:r>
-      <w:r>
-        <w:t xml:space="preserve">by default, except the repositories in</w:t>
-      </w:r>
-      <w:r>
-        <w:t xml:space="preserve"> </w:t>
-      </w:r>
-      <w:r>
-        <w:rPr>
-          <w:rStyle w:val="VerbatimChar"/>
-        </w:rPr>
-        <w:t xml:space="preserve">DEVELOP_ONLY</w:t>
-      </w:r>
-      <w:r>
-        <w:t xml:space="preserve"> </w:t>
-      </w:r>
-      <w:r>
-        <w:t xml:space="preserve">(today payment-service; since 2026-10-24 its</w:t>
-      </w:r>
-      <w:r>
-        <w:t xml:space="preserve"> </w:t>
-      </w:r>
-      <w:r>
-        <w:rPr>
-          <w:rStyle w:val="VerbatimChar"/>
-        </w:rPr>
-        <w:t xml:space="preserve">main</w:t>
-      </w:r>
-      <w:r>
-        <w:t xml:space="preserve"> </w:t>
-      </w:r>
-      <w:r>
-        <w:t xml:space="preserve">already has</w:t>
-      </w:r>
-      <w:r>
-        <w:t xml:space="preserve"> </w:t>
-      </w:r>
-      <w:r>
-        <w:rPr>
-          <w:rStyle w:val="VerbatimChar"/>
-        </w:rPr>
-        <w:t xml:space="preserve">v1.0.0</w:t>
-      </w:r>
-      <w:r>
-        <w:t xml:space="preserve"> </w:t>
-      </w:r>
-      <w:r>
-        <w:t xml:space="preserve">with its whole</w:t>
-      </w:r>
-      <w:r>
-        <w:t xml:space="preserve"> </w:t>
-      </w:r>
-      <w:r>
-        <w:rPr>
-          <w:rStyle w:val="VerbatimChar"/>
-        </w:rPr>
-        <w:t xml:space="preserve">develop</w:t>
-      </w:r>
-      <w:r>
-        <w:t xml:space="preserve">, so it can be removed from the list), and never downgrades: if a repository already pulled has something the requested branch does not contain, it stops without touching it. Until</w:t>
-      </w:r>
-      <w:r>
-        <w:t xml:space="preserve"> </w:t>
-      </w:r>
-      <w:r>
-        <w:rPr>
-          <w:rStyle w:val="VerbatimChar"/>
-        </w:rPr>
-        <w:t xml:space="preserve">v1.1.0</w:t>
-      </w:r>
-      <w:r>
-        <w:t xml:space="preserve"> </w:t>
-      </w:r>
-      <w:r>
-        <w:t xml:space="preserve">is released, use</w:t>
-      </w:r>
-      <w:r>
-        <w:t xml:space="preserve"> </w:t>
-      </w:r>
-      <w:r>
-        <w:rPr>
-          <w:rStyle w:val="VerbatimChar"/>
-        </w:rPr>
-        <w:t xml:space="preserve">BRANCH=develop bash setup-server.sh</w:t>
-      </w:r>
-      <w:r>
-        <w:t xml:space="preserve">.</w:t>
-      </w:r>
-    </w:p>
-    <w:p>
-      <w:pPr>
-        <w:pStyle w:val="BodyText"/>
-      </w:pPr>
-      <w:r>
-        <w:rPr>
-          <w:b/>
-          <w:bCs/>
-        </w:rPr>
-        <w:t xml:space="preserve">With Portainer:</w:t>
-      </w:r>
-      <w:r>
-        <w:t xml:space="preserve"> </w:t>
-      </w:r>
-      <w:r>
-        <w:t xml:space="preserve">Stacks → Add stack →</w:t>
-      </w:r>
-      <w:r>
-        <w:t xml:space="preserve"> </w:t>
-      </w:r>
-      <w:r>
-        <w:rPr>
-          <w:i/>
-          <w:iCs/>
-        </w:rPr>
-        <w:t xml:space="preserve">Repository</w:t>
-      </w:r>
-      <w:r>
-        <w:t xml:space="preserve">. The images are built from 9 sibling repositories, so the recommended flow is:</w:t>
       </w:r>
     </w:p>
     <w:p>
@@ -18070,7 +18128,25 @@
         </w:numPr>
       </w:pPr>
       <w:r>
-        <w:t xml:space="preserve">build the images with the CLI (step 4.3.3);</w:t>
+        <w:rPr>
+          <w:rStyle w:val="VerbatimChar"/>
+          <w:b/>
+          <w:bCs/>
+        </w:rPr>
+        <w:t xml:space="preserve">docker-compose.yml</w:t>
+      </w:r>
+      <w:r>
+        <w:rPr>
+          <w:b/>
+          <w:bCs/>
+        </w:rPr>
+        <w:t xml:space="preserve">:</w:t>
+      </w:r>
+      <w:r>
+        <w:t xml:space="preserve"> </w:t>
+      </w:r>
+      <w:r>
+        <w:t xml:space="preserve">the base, the same as in development.</w:t>
       </w:r>
     </w:p>
     <w:p>
@@ -18082,48 +18158,52 @@
         </w:numPr>
       </w:pPr>
       <w:r>
-        <w:t xml:space="preserve">use Portainer to</w:t>
-      </w:r>
-      <w:r>
-        <w:t xml:space="preserve"> </w:t>
-      </w:r>
-      <w:r>
-        <w:rPr>
+        <w:rPr>
+          <w:rStyle w:val="VerbatimChar"/>
           <w:b/>
           <w:bCs/>
         </w:rPr>
-        <w:t xml:space="preserve">view, restart, check logs and resource usage</w:t>
-      </w:r>
-      <w:r>
-        <w:t xml:space="preserve"> </w:t>
-      </w:r>
-      <w:r>
-        <w:t xml:space="preserve">of the containers of the</w:t>
-      </w:r>
-      <w:r>
-        <w:t xml:space="preserve"> </w:t>
-      </w:r>
-      <w:r>
-        <w:rPr>
-          <w:rStyle w:val="VerbatimChar"/>
-        </w:rPr>
-        <w:t xml:space="preserve">lavarapido</w:t>
-      </w:r>
-      <w:r>
-        <w:t xml:space="preserve"> </w:t>
-      </w:r>
-      <w:r>
-        <w:t xml:space="preserve">stack, which appears as a "limited" stack because it was created outside Portainer.</w:t>
-      </w:r>
-    </w:p>
-    <w:bookmarkEnd w:id="61"/>
-    <w:bookmarkStart w:id="62" w:name="X2baf1b918c9ecc4573515860d0963fd4c399865"/>
-    <w:p>
-      <w:pPr>
-        <w:pStyle w:val="Heading4"/>
-      </w:pPr>
-      <w:r>
-        <w:t xml:space="preserve">4.3.2 Injecting the Stack's environment variables</w:t>
+        <w:t xml:space="preserve">docker-compose.prod.yml</w:t>
+      </w:r>
+      <w:r>
+        <w:rPr>
+          <w:b/>
+          <w:bCs/>
+        </w:rPr>
+        <w:t xml:space="preserve">:</w:t>
+      </w:r>
+      <w:r>
+        <w:t xml:space="preserve"> </w:t>
+      </w:r>
+      <w:r>
+        <w:t xml:space="preserve">overrides the production settings: no internal ports,</w:t>
+      </w:r>
+      <w:r>
+        <w:t xml:space="preserve"> </w:t>
+      </w:r>
+      <w:r>
+        <w:rPr>
+          <w:rStyle w:val="VerbatimChar"/>
+        </w:rPr>
+        <w:t xml:space="preserve">prod</w:t>
+      </w:r>
+      <w:r>
+        <w:t xml:space="preserve"> </w:t>
+      </w:r>
+      <w:r>
+        <w:t xml:space="preserve">profile, memory limits, Caddy, web and CORS.</w:t>
+      </w:r>
+    </w:p>
+    <w:p>
+      <w:pPr>
+        <w:pStyle w:val="FirstParagraph"/>
+      </w:pPr>
+      <w:r>
+        <w:rPr>
+          <w:b/>
+          <w:bCs/>
+        </w:rPr>
+        <w:t xml:space="preserve">Current deployment (CLI):</w:t>
       </w:r>
     </w:p>
     <w:p>
@@ -18132,15 +18212,48 @@
       </w:pPr>
       <w:r>
         <w:rPr>
-          <w:rStyle w:val="BuiltInTok"/>
-        </w:rPr>
-        <w:t xml:space="preserve">cd</w:t>
+          <w:rStyle w:val="CommentTok"/>
+        </w:rPr>
+        <w:t xml:space="preserve"># 1. Download the 9 repositories (and prepare Docker and swap the first time)</w:t>
+      </w:r>
+      <w:r>
+        <w:br/>
+      </w:r>
+      <w:r>
+        <w:rPr>
+          <w:rStyle w:val="ExtensionTok"/>
+        </w:rPr>
+        <w:t xml:space="preserve">curl</w:t>
       </w:r>
       <w:r>
         <w:rPr>
           <w:rStyle w:val="NormalTok"/>
         </w:rPr>
-        <w:t xml:space="preserve"> ~/lavarapido/lavarapido-infra</w:t>
+        <w:t xml:space="preserve"> </w:t>
+      </w:r>
+      <w:r>
+        <w:rPr>
+          <w:rStyle w:val="AttributeTok"/>
+        </w:rPr>
+        <w:t xml:space="preserve">-fsSL</w:t>
+      </w:r>
+      <w:r>
+        <w:rPr>
+          <w:rStyle w:val="NormalTok"/>
+        </w:rPr>
+        <w:t xml:space="preserve"> https://raw.githubusercontent.com/BrayanCABRERA123/lavarapido-infra/main/deploy/setup-server.sh </w:t>
+      </w:r>
+      <w:r>
+        <w:rPr>
+          <w:rStyle w:val="AttributeTok"/>
+        </w:rPr>
+        <w:t xml:space="preserve">-o</w:t>
+      </w:r>
+      <w:r>
+        <w:rPr>
+          <w:rStyle w:val="NormalTok"/>
+        </w:rPr>
+        <w:t xml:space="preserve"> setup-server.sh</w:t>
       </w:r>
       <w:r>
         <w:br/>
@@ -18149,49 +18262,13 @@
         <w:rPr>
           <w:rStyle w:val="FunctionTok"/>
         </w:rPr>
-        <w:t xml:space="preserve">cp</w:t>
+        <w:t xml:space="preserve">bash</w:t>
       </w:r>
       <w:r>
         <w:rPr>
           <w:rStyle w:val="NormalTok"/>
         </w:rPr>
-        <w:t xml:space="preserve"> .env.production.example .env.production</w:t>
-      </w:r>
-      <w:r>
-        <w:br/>
-      </w:r>
-      <w:r>
-        <w:rPr>
-          <w:rStyle w:val="FunctionTok"/>
-        </w:rPr>
-        <w:t xml:space="preserve">chmod</w:t>
-      </w:r>
-      <w:r>
-        <w:rPr>
-          <w:rStyle w:val="NormalTok"/>
-        </w:rPr>
-        <w:t xml:space="preserve"> 600 .env.production</w:t>
-      </w:r>
-      <w:r>
-        <w:br/>
-      </w:r>
-      <w:r>
-        <w:rPr>
-          <w:rStyle w:val="FunctionTok"/>
-        </w:rPr>
-        <w:t xml:space="preserve">nano</w:t>
-      </w:r>
-      <w:r>
-        <w:rPr>
-          <w:rStyle w:val="NormalTok"/>
-        </w:rPr>
-        <w:t xml:space="preserve"> .env.production        </w:t>
-      </w:r>
-      <w:r>
-        <w:rPr>
-          <w:rStyle w:val="CommentTok"/>
-        </w:rPr>
-        <w:t xml:space="preserve"># fill in the values from section 3.3 (keys generated with openssl)</w:t>
+        <w:t xml:space="preserve"> setup-server.sh</w:t>
       </w:r>
     </w:p>
     <w:p>
@@ -18199,7 +18276,193 @@
         <w:pStyle w:val="FirstParagraph"/>
       </w:pPr>
       <w:r>
-        <w:t xml:space="preserve">In Portainer, the same variables are loaded in</w:t>
+        <w:t xml:space="preserve">The script is downloaded from</w:t>
+      </w:r>
+      <w:r>
+        <w:t xml:space="preserve"> </w:t>
+      </w:r>
+      <w:r>
+        <w:rPr>
+          <w:rStyle w:val="VerbatimChar"/>
+        </w:rPr>
+        <w:t xml:space="preserve">main</w:t>
+      </w:r>
+      <w:r>
+        <w:t xml:space="preserve"> </w:t>
+      </w:r>
+      <w:r>
+        <w:t xml:space="preserve">(version</w:t>
+      </w:r>
+      <w:r>
+        <w:t xml:space="preserve"> </w:t>
+      </w:r>
+      <w:r>
+        <w:rPr>
+          <w:rStyle w:val="VerbatimChar"/>
+        </w:rPr>
+        <w:t xml:space="preserve">v1.0.0</w:t>
+      </w:r>
+      <w:r>
+        <w:t xml:space="preserve">). In that version it clones and updates the</w:t>
+      </w:r>
+      <w:r>
+        <w:t xml:space="preserve"> </w:t>
+      </w:r>
+      <w:r>
+        <w:rPr>
+          <w:rStyle w:val="VerbatimChar"/>
+        </w:rPr>
+        <w:t xml:space="preserve">develop</w:t>
+      </w:r>
+      <w:r>
+        <w:t xml:space="preserve"> </w:t>
+      </w:r>
+      <w:r>
+        <w:t xml:space="preserve">branch of each repository (variable</w:t>
+      </w:r>
+      <w:r>
+        <w:t xml:space="preserve"> </w:t>
+      </w:r>
+      <w:r>
+        <w:rPr>
+          <w:rStyle w:val="VerbatimChar"/>
+        </w:rPr>
+        <w:t xml:space="preserve">BRANCH</w:t>
+      </w:r>
+      <w:r>
+        <w:t xml:space="preserve">). The one in</w:t>
+      </w:r>
+      <w:r>
+        <w:t xml:space="preserve"> </w:t>
+      </w:r>
+      <w:r>
+        <w:rPr>
+          <w:rStyle w:val="VerbatimChar"/>
+        </w:rPr>
+        <w:t xml:space="preserve">develop</w:t>
+      </w:r>
+      <w:r>
+        <w:t xml:space="preserve"> </w:t>
+      </w:r>
+      <w:r>
+        <w:t xml:space="preserve">(running on the server since 2026-10-24) clones</w:t>
+      </w:r>
+      <w:r>
+        <w:t xml:space="preserve"> </w:t>
+      </w:r>
+      <w:r>
+        <w:rPr>
+          <w:rStyle w:val="VerbatimChar"/>
+        </w:rPr>
+        <w:t xml:space="preserve">main</w:t>
+      </w:r>
+      <w:r>
+        <w:t xml:space="preserve"> </w:t>
+      </w:r>
+      <w:r>
+        <w:t xml:space="preserve">by default, except the repositories in</w:t>
+      </w:r>
+      <w:r>
+        <w:t xml:space="preserve"> </w:t>
+      </w:r>
+      <w:r>
+        <w:rPr>
+          <w:rStyle w:val="VerbatimChar"/>
+        </w:rPr>
+        <w:t xml:space="preserve">DEVELOP_ONLY</w:t>
+      </w:r>
+      <w:r>
+        <w:t xml:space="preserve"> </w:t>
+      </w:r>
+      <w:r>
+        <w:t xml:space="preserve">(today payment-service; since 2026-10-24 its</w:t>
+      </w:r>
+      <w:r>
+        <w:t xml:space="preserve"> </w:t>
+      </w:r>
+      <w:r>
+        <w:rPr>
+          <w:rStyle w:val="VerbatimChar"/>
+        </w:rPr>
+        <w:t xml:space="preserve">main</w:t>
+      </w:r>
+      <w:r>
+        <w:t xml:space="preserve"> </w:t>
+      </w:r>
+      <w:r>
+        <w:t xml:space="preserve">already has</w:t>
+      </w:r>
+      <w:r>
+        <w:t xml:space="preserve"> </w:t>
+      </w:r>
+      <w:r>
+        <w:rPr>
+          <w:rStyle w:val="VerbatimChar"/>
+        </w:rPr>
+        <w:t xml:space="preserve">v1.0.0</w:t>
+      </w:r>
+      <w:r>
+        <w:t xml:space="preserve"> </w:t>
+      </w:r>
+      <w:r>
+        <w:t xml:space="preserve">with its whole</w:t>
+      </w:r>
+      <w:r>
+        <w:t xml:space="preserve"> </w:t>
+      </w:r>
+      <w:r>
+        <w:rPr>
+          <w:rStyle w:val="VerbatimChar"/>
+        </w:rPr>
+        <w:t xml:space="preserve">develop</w:t>
+      </w:r>
+      <w:r>
+        <w:t xml:space="preserve">, so it can be removed from the list), and never downgrades: if a repository already pulled has something the requested branch does not contain, it stops without touching it. Until</w:t>
+      </w:r>
+      <w:r>
+        <w:t xml:space="preserve"> </w:t>
+      </w:r>
+      <w:r>
+        <w:rPr>
+          <w:rStyle w:val="VerbatimChar"/>
+        </w:rPr>
+        <w:t xml:space="preserve">v1.1.0</w:t>
+      </w:r>
+      <w:r>
+        <w:t xml:space="preserve"> </w:t>
+      </w:r>
+      <w:r>
+        <w:t xml:space="preserve">is released, use</w:t>
+      </w:r>
+      <w:r>
+        <w:t xml:space="preserve"> </w:t>
+      </w:r>
+      <w:r>
+        <w:rPr>
+          <w:rStyle w:val="VerbatimChar"/>
+        </w:rPr>
+        <w:t xml:space="preserve">BRANCH=develop bash setup-server.sh</w:t>
+      </w:r>
+      <w:r>
+        <w:t xml:space="preserve">.</w:t>
+      </w:r>
+    </w:p>
+    <w:p>
+      <w:pPr>
+        <w:pStyle w:val="BodyText"/>
+      </w:pPr>
+      <w:r>
+        <w:rPr>
+          <w:b/>
+          <w:bCs/>
+        </w:rPr>
+        <w:t xml:space="preserve">With Portainer:</w:t>
+      </w:r>
+      <w:r>
+        <w:t xml:space="preserve"> </w:t>
+      </w:r>
+      <w:r>
+        <w:t xml:space="preserve">Stacks → Add stack →</w:t>
       </w:r>
       <w:r>
         <w:t xml:space="preserve"> </w:t>
@@ -18209,14 +18472,168 @@
           <w:i/>
           <w:iCs/>
         </w:rPr>
+        <w:t xml:space="preserve">Repository</w:t>
+      </w:r>
+      <w:r>
+        <w:t xml:space="preserve">. The images are built from 9 sibling repositories, so the recommended flow is:</w:t>
+      </w:r>
+    </w:p>
+    <w:p>
+      <w:pPr>
+        <w:pStyle w:val="Compact"/>
+        <w:numPr>
+          <w:ilvl w:val="0"/>
+          <w:numId w:val="1031"/>
+        </w:numPr>
+      </w:pPr>
+      <w:r>
+        <w:t xml:space="preserve">build the images with the CLI (step 4.3.3);</w:t>
+      </w:r>
+    </w:p>
+    <w:p>
+      <w:pPr>
+        <w:pStyle w:val="Compact"/>
+        <w:numPr>
+          <w:ilvl w:val="0"/>
+          <w:numId w:val="1031"/>
+        </w:numPr>
+      </w:pPr>
+      <w:r>
+        <w:t xml:space="preserve">use Portainer to</w:t>
+      </w:r>
+      <w:r>
+        <w:t xml:space="preserve"> </w:t>
+      </w:r>
+      <w:r>
+        <w:rPr>
+          <w:b/>
+          <w:bCs/>
+        </w:rPr>
+        <w:t xml:space="preserve">view, restart, check logs and resource usage</w:t>
+      </w:r>
+      <w:r>
+        <w:t xml:space="preserve"> </w:t>
+      </w:r>
+      <w:r>
+        <w:t xml:space="preserve">of the containers of the</w:t>
+      </w:r>
+      <w:r>
+        <w:t xml:space="preserve"> </w:t>
+      </w:r>
+      <w:r>
+        <w:rPr>
+          <w:rStyle w:val="VerbatimChar"/>
+        </w:rPr>
+        <w:t xml:space="preserve">lavarapido</w:t>
+      </w:r>
+      <w:r>
+        <w:t xml:space="preserve"> </w:t>
+      </w:r>
+      <w:r>
+        <w:t xml:space="preserve">stack, which appears as a "limited" stack because it was created outside Portainer.</w:t>
+      </w:r>
+    </w:p>
+    <w:bookmarkEnd w:id="62"/>
+    <w:bookmarkStart w:id="63" w:name="X2baf1b918c9ecc4573515860d0963fd4c399865"/>
+    <w:p>
+      <w:pPr>
+        <w:pStyle w:val="Heading4"/>
+      </w:pPr>
+      <w:r>
+        <w:t xml:space="preserve">4.3.2 Injecting the Stack's environment variables</w:t>
+      </w:r>
+    </w:p>
+    <w:p>
+      <w:pPr>
+        <w:pStyle w:val="SourceCode"/>
+      </w:pPr>
+      <w:r>
+        <w:rPr>
+          <w:rStyle w:val="BuiltInTok"/>
+        </w:rPr>
+        <w:t xml:space="preserve">cd</w:t>
+      </w:r>
+      <w:r>
+        <w:rPr>
+          <w:rStyle w:val="NormalTok"/>
+        </w:rPr>
+        <w:t xml:space="preserve"> ~/lavarapido/lavarapido-infra</w:t>
+      </w:r>
+      <w:r>
+        <w:br/>
+      </w:r>
+      <w:r>
+        <w:rPr>
+          <w:rStyle w:val="FunctionTok"/>
+        </w:rPr>
+        <w:t xml:space="preserve">cp</w:t>
+      </w:r>
+      <w:r>
+        <w:rPr>
+          <w:rStyle w:val="NormalTok"/>
+        </w:rPr>
+        <w:t xml:space="preserve"> .env.production.example .env.production</w:t>
+      </w:r>
+      <w:r>
+        <w:br/>
+      </w:r>
+      <w:r>
+        <w:rPr>
+          <w:rStyle w:val="FunctionTok"/>
+        </w:rPr>
+        <w:t xml:space="preserve">chmod</w:t>
+      </w:r>
+      <w:r>
+        <w:rPr>
+          <w:rStyle w:val="NormalTok"/>
+        </w:rPr>
+        <w:t xml:space="preserve"> 600 .env.production</w:t>
+      </w:r>
+      <w:r>
+        <w:br/>
+      </w:r>
+      <w:r>
+        <w:rPr>
+          <w:rStyle w:val="FunctionTok"/>
+        </w:rPr>
+        <w:t xml:space="preserve">nano</w:t>
+      </w:r>
+      <w:r>
+        <w:rPr>
+          <w:rStyle w:val="NormalTok"/>
+        </w:rPr>
+        <w:t xml:space="preserve"> .env.production        </w:t>
+      </w:r>
+      <w:r>
+        <w:rPr>
+          <w:rStyle w:val="CommentTok"/>
+        </w:rPr>
+        <w:t xml:space="preserve"># fill in the values from section 3.3 (keys generated with openssl)</w:t>
+      </w:r>
+    </w:p>
+    <w:p>
+      <w:pPr>
+        <w:pStyle w:val="FirstParagraph"/>
+      </w:pPr>
+      <w:r>
+        <w:t xml:space="preserve">In Portainer, the same variables are loaded in</w:t>
+      </w:r>
+      <w:r>
+        <w:t xml:space="preserve"> </w:t>
+      </w:r>
+      <w:r>
+        <w:rPr>
+          <w:i/>
+          <w:iCs/>
+        </w:rPr>
         <w:t xml:space="preserve">Environment variables → Load variables from .env file</w:t>
       </w:r>
       <w:r>
         <w:t xml:space="preserve">.</w:t>
       </w:r>
     </w:p>
-    <w:bookmarkEnd w:id="62"/>
-    <w:bookmarkStart w:id="63" w:name="X87c66d6d168cbcfcae841acb93f3a5272dd2e2a"/>
+    <w:bookmarkEnd w:id="63"/>
+    <w:bookmarkStart w:id="64" w:name="X87c66d6d168cbcfcae841acb93f3a5272dd2e2a"/>
     <w:p>
       <w:pPr>
         <w:pStyle w:val="Heading4"/>
@@ -19151,8 +19568,8 @@
         </w:tc>
       </w:tr>
     </w:tbl>
-    <w:bookmarkEnd w:id="63"/>
-    <w:bookmarkStart w:id="64" w:name="X5b6936c1a6c010a1688d11a143bb9a47c11a6c0"/>
+    <w:bookmarkEnd w:id="64"/>
+    <w:bookmarkStart w:id="65" w:name="X5b6936c1a6c010a1688d11a143bb9a47c11a6c0"/>
     <w:p>
       <w:pPr>
         <w:pStyle w:val="Heading4"/>
@@ -19290,7 +19707,7 @@
         <w:pStyle w:val="Compact"/>
         <w:numPr>
           <w:ilvl w:val="0"/>
-          <w:numId w:val="1031"/>
+          <w:numId w:val="1032"/>
         </w:numPr>
       </w:pPr>
       <w:r>
@@ -19524,7 +19941,7 @@
         <w:pStyle w:val="Compact"/>
         <w:numPr>
           <w:ilvl w:val="0"/>
-          <w:numId w:val="1031"/>
+          <w:numId w:val="1032"/>
         </w:numPr>
       </w:pPr>
       <w:r>
@@ -19646,7 +20063,7 @@
         <w:pStyle w:val="Compact"/>
         <w:numPr>
           <w:ilvl w:val="0"/>
-          <w:numId w:val="1031"/>
+          <w:numId w:val="1032"/>
         </w:numPr>
       </w:pPr>
       <w:r>
@@ -19743,7 +20160,7 @@
         <w:pStyle w:val="Compact"/>
         <w:numPr>
           <w:ilvl w:val="0"/>
-          <w:numId w:val="1031"/>
+          <w:numId w:val="1032"/>
         </w:numPr>
       </w:pPr>
       <w:r>
@@ -20570,9 +20987,9 @@
         <w:t xml:space="preserve"># screen-only changes: over-the-internet update</w:t>
       </w:r>
     </w:p>
-    <w:bookmarkEnd w:id="64"/>
     <w:bookmarkEnd w:id="65"/>
-    <w:bookmarkStart w:id="66" w:name="X8afac7ca51d6aadb1fa4d0d4fc86ed16dc1d7e8"/>
+    <w:bookmarkEnd w:id="66"/>
+    <w:bookmarkStart w:id="67" w:name="X8afac7ca51d6aadb1fa4d0d4fc86ed16dc1d7e8"/>
     <w:p>
       <w:pPr>
         <w:pStyle w:val="Heading3"/>
@@ -20586,7 +21003,7 @@
         <w:pStyle w:val="Compact"/>
         <w:numPr>
           <w:ilvl w:val="0"/>
-          <w:numId w:val="1032"/>
+          <w:numId w:val="1033"/>
         </w:numPr>
       </w:pPr>
       <w:r>
@@ -20663,7 +21080,7 @@
         <w:pStyle w:val="Compact"/>
         <w:numPr>
           <w:ilvl w:val="0"/>
-          <w:numId w:val="1032"/>
+          <w:numId w:val="1033"/>
         </w:numPr>
       </w:pPr>
       <w:r>
@@ -20715,7 +21132,7 @@
         <w:pStyle w:val="Compact"/>
         <w:numPr>
           <w:ilvl w:val="0"/>
-          <w:numId w:val="1032"/>
+          <w:numId w:val="1033"/>
         </w:numPr>
       </w:pPr>
       <w:r>
@@ -20743,7 +21160,7 @@
         <w:pStyle w:val="Compact"/>
         <w:numPr>
           <w:ilvl w:val="0"/>
-          <w:numId w:val="1032"/>
+          <w:numId w:val="1033"/>
         </w:numPr>
       </w:pPr>
       <w:r>
@@ -20924,7 +21341,7 @@
         <w:pStyle w:val="Compact"/>
         <w:numPr>
           <w:ilvl w:val="0"/>
-          <w:numId w:val="1032"/>
+          <w:numId w:val="1033"/>
         </w:numPr>
       </w:pPr>
       <w:r>
@@ -20984,9 +21401,9 @@
         </w:pict>
       </w:r>
     </w:p>
-    <w:bookmarkEnd w:id="66"/>
     <w:bookmarkEnd w:id="67"/>
-    <w:bookmarkStart w:id="109" w:name="X11ebf88a84ad7ca4e0958c6957089702f0563b4"/>
+    <w:bookmarkEnd w:id="68"/>
+    <w:bookmarkStart w:id="110" w:name="X11ebf88a84ad7ca4e0958c6957089702f0563b4"/>
     <w:p>
       <w:pPr>
         <w:pStyle w:val="Heading2"/>
@@ -20995,7 +21412,7 @@
         <w:t xml:space="preserve">5. Verification, Testing and Evidence Plan (Smoke Tests)</w:t>
       </w:r>
     </w:p>
-    <w:bookmarkStart w:id="73" w:name="Xb1326ffc63c2881020b67e4410c42b571ce6920"/>
+    <w:bookmarkStart w:id="74" w:name="Xb1326ffc63c2881020b67e4410c42b571ce6920"/>
     <w:p>
       <w:pPr>
         <w:pStyle w:val="Heading3"/>
@@ -21004,7 +21421,7 @@
         <w:t xml:space="preserve">5.1 Service Verification Links and Endpoints Matrix</w:t>
       </w:r>
     </w:p>
-    <w:bookmarkStart w:id="68" w:name="Xd66384c6f6ef1e3a5af25748faf6d620e166a1e"/>
+    <w:bookmarkStart w:id="69" w:name="Xd66384c6f6ef1e3a5af25748faf6d620e166a1e"/>
     <w:p>
       <w:pPr>
         <w:pStyle w:val="Heading4"/>
@@ -21199,8 +21616,8 @@
         </w:tc>
       </w:tr>
     </w:tbl>
-    <w:bookmarkEnd w:id="68"/>
-    <w:bookmarkStart w:id="69" w:name="X7079f699258d6b2a97ec443982a6f7d672d90ff"/>
+    <w:bookmarkEnd w:id="69"/>
+    <w:bookmarkStart w:id="70" w:name="X7079f699258d6b2a97ec443982a6f7d672d90ff"/>
     <w:p>
       <w:pPr>
         <w:pStyle w:val="Heading4"/>
@@ -21491,8 +21908,8 @@
         </w:tc>
       </w:tr>
     </w:tbl>
-    <w:bookmarkEnd w:id="69"/>
-    <w:bookmarkStart w:id="70" w:name="X5f52dd7ec75fa1f56efd98ae99d21b926d27f84"/>
+    <w:bookmarkEnd w:id="70"/>
+    <w:bookmarkStart w:id="71" w:name="X5f52dd7ec75fa1f56efd98ae99d21b926d27f84"/>
     <w:p>
       <w:pPr>
         <w:pStyle w:val="Heading4"/>
@@ -21862,8 +22279,8 @@
         <w:t xml:space="preserve">.</w:t>
       </w:r>
     </w:p>
-    <w:bookmarkEnd w:id="70"/>
-    <w:bookmarkStart w:id="71" w:name="Xf1b18a6250d98df5d88ae02196a22090678ec45"/>
+    <w:bookmarkEnd w:id="71"/>
+    <w:bookmarkStart w:id="72" w:name="Xf1b18a6250d98df5d88ae02196a22090678ec45"/>
     <w:p>
       <w:pPr>
         <w:pStyle w:val="Heading4"/>
@@ -21877,7 +22294,7 @@
         <w:pStyle w:val="Compact"/>
         <w:numPr>
           <w:ilvl w:val="0"/>
-          <w:numId w:val="1033"/>
+          <w:numId w:val="1034"/>
         </w:numPr>
       </w:pPr>
       <w:r>
@@ -21911,7 +22328,7 @@
         <w:pStyle w:val="Compact"/>
         <w:numPr>
           <w:ilvl w:val="0"/>
-          <w:numId w:val="1033"/>
+          <w:numId w:val="1034"/>
         </w:numPr>
       </w:pPr>
       <w:r>
@@ -21963,7 +22380,7 @@
         <w:pStyle w:val="Compact"/>
         <w:numPr>
           <w:ilvl w:val="0"/>
-          <w:numId w:val="1033"/>
+          <w:numId w:val="1034"/>
         </w:numPr>
       </w:pPr>
       <w:r>
@@ -21982,8 +22399,8 @@
         <w:t xml:space="preserve">.</w:t>
       </w:r>
     </w:p>
-    <w:bookmarkEnd w:id="71"/>
-    <w:bookmarkStart w:id="72" w:name="X948661daf4ca406e73437792b0c335111afa9d6"/>
+    <w:bookmarkEnd w:id="72"/>
+    <w:bookmarkStart w:id="73" w:name="X948661daf4ca406e73437792b0c335111afa9d6"/>
     <w:p>
       <w:pPr>
         <w:pStyle w:val="Heading4"/>
@@ -22267,9 +22684,9 @@
         <w:t xml:space="preserve"># from outside: must FAIL (port closed)</w:t>
       </w:r>
     </w:p>
-    <w:bookmarkEnd w:id="72"/>
     <w:bookmarkEnd w:id="73"/>
-    <w:bookmarkStart w:id="78" w:name="Xfbe34d1e8320aab157e9f7bef1ee88119cf48a4"/>
+    <w:bookmarkEnd w:id="74"/>
+    <w:bookmarkStart w:id="79" w:name="Xfbe34d1e8320aab157e9f7bef1ee88119cf48a4"/>
     <w:p>
       <w:pPr>
         <w:pStyle w:val="Heading3"/>
@@ -22278,7 +22695,7 @@
         <w:t xml:space="preserve">5.2 Functional Smoke Tests</w:t>
       </w:r>
     </w:p>
-    <w:bookmarkStart w:id="74" w:name="Xe8ecf0299452044cdf1f1fb493b422bfe01f212"/>
+    <w:bookmarkStart w:id="75" w:name="Xe8ecf0299452044cdf1f1fb493b422bfe01f212"/>
     <w:p>
       <w:pPr>
         <w:pStyle w:val="Heading4"/>
@@ -22563,8 +22980,8 @@
         </w:tc>
       </w:tr>
     </w:tbl>
-    <w:bookmarkEnd w:id="74"/>
-    <w:bookmarkStart w:id="75" w:name="X257c1a1c550b277bdcdd6d74c8567c324139a69"/>
+    <w:bookmarkEnd w:id="75"/>
+    <w:bookmarkStart w:id="76" w:name="X257c1a1c550b277bdcdd6d74c8567c324139a69"/>
     <w:p>
       <w:pPr>
         <w:pStyle w:val="Heading4"/>
@@ -22698,8 +23115,8 @@
         </w:tc>
       </w:tr>
     </w:tbl>
-    <w:bookmarkEnd w:id="75"/>
-    <w:bookmarkStart w:id="76" w:name="X5230af546335995fe5a9efa1740a60b21c8b533"/>
+    <w:bookmarkEnd w:id="76"/>
+    <w:bookmarkStart w:id="77" w:name="X5230af546335995fe5a9efa1740a60b21c8b533"/>
     <w:p>
       <w:pPr>
         <w:pStyle w:val="Heading4"/>
@@ -23025,7 +23442,7 @@
         <w:pStyle w:val="Compact"/>
         <w:numPr>
           <w:ilvl w:val="0"/>
-          <w:numId w:val="1034"/>
+          <w:numId w:val="1035"/>
         </w:numPr>
       </w:pPr>
       <w:r>
@@ -23047,7 +23464,7 @@
         <w:pStyle w:val="Compact"/>
         <w:numPr>
           <w:ilvl w:val="0"/>
-          <w:numId w:val="1034"/>
+          <w:numId w:val="1035"/>
         </w:numPr>
       </w:pPr>
       <w:r>
@@ -23063,7 +23480,7 @@
         <w:pStyle w:val="Compact"/>
         <w:numPr>
           <w:ilvl w:val="1"/>
-          <w:numId w:val="1035"/>
+          <w:numId w:val="1036"/>
         </w:numPr>
       </w:pPr>
       <w:r>
@@ -23075,7 +23492,7 @@
         <w:pStyle w:val="Compact"/>
         <w:numPr>
           <w:ilvl w:val="1"/>
-          <w:numId w:val="1035"/>
+          <w:numId w:val="1036"/>
         </w:numPr>
       </w:pPr>
       <w:r>
@@ -23087,15 +23504,15 @@
         <w:pStyle w:val="Compact"/>
         <w:numPr>
           <w:ilvl w:val="1"/>
-          <w:numId w:val="1035"/>
+          <w:numId w:val="1036"/>
         </w:numPr>
       </w:pPr>
       <w:r>
         <w:t xml:space="preserve">the push switch (off → inbox only; on → push).</w:t>
       </w:r>
     </w:p>
-    <w:bookmarkEnd w:id="76"/>
-    <w:bookmarkStart w:id="77" w:name="X80dbf1ebbd5ff6213545788a43f07e5df904cdf"/>
+    <w:bookmarkEnd w:id="77"/>
+    <w:bookmarkStart w:id="78" w:name="X80dbf1ebbd5ff6213545788a43f07e5df904cdf"/>
     <w:p>
       <w:pPr>
         <w:pStyle w:val="Heading4"/>
@@ -23488,9 +23905,9 @@
         </w:tc>
       </w:tr>
     </w:tbl>
-    <w:bookmarkEnd w:id="77"/>
     <w:bookmarkEnd w:id="78"/>
-    <w:bookmarkStart w:id="81" w:name="X5f7820578832f258d43ae5e0855f39a259de568"/>
+    <w:bookmarkEnd w:id="79"/>
+    <w:bookmarkStart w:id="82" w:name="X5f7820578832f258d43ae5e0855f39a259de568"/>
     <w:p>
       <w:pPr>
         <w:pStyle w:val="Heading3"/>
@@ -23499,7 +23916,7 @@
         <w:t xml:space="preserve">5.3 Log Inspection and Resource Monitoring</w:t>
       </w:r>
     </w:p>
-    <w:bookmarkStart w:id="79" w:name="Xd1868284c69ceaf44aa945c0b085e6367aaeb26"/>
+    <w:bookmarkStart w:id="80" w:name="Xd1868284c69ceaf44aa945c0b085e6367aaeb26"/>
     <w:p>
       <w:pPr>
         <w:pStyle w:val="Heading4"/>
@@ -23895,7 +24312,7 @@
         <w:pStyle w:val="Compact"/>
         <w:numPr>
           <w:ilvl w:val="0"/>
-          <w:numId w:val="1036"/>
+          <w:numId w:val="1037"/>
         </w:numPr>
       </w:pPr>
       <w:r>
@@ -23919,7 +24336,7 @@
         <w:pStyle w:val="Compact"/>
         <w:numPr>
           <w:ilvl w:val="0"/>
-          <w:numId w:val="1036"/>
+          <w:numId w:val="1037"/>
         </w:numPr>
       </w:pPr>
       <w:r>
@@ -23943,7 +24360,7 @@
         <w:pStyle w:val="Compact"/>
         <w:numPr>
           <w:ilvl w:val="0"/>
-          <w:numId w:val="1036"/>
+          <w:numId w:val="1037"/>
         </w:numPr>
       </w:pPr>
       <w:r>
@@ -23962,8 +24379,8 @@
         <w:t xml:space="preserve">.</w:t>
       </w:r>
     </w:p>
-    <w:bookmarkEnd w:id="79"/>
-    <w:bookmarkStart w:id="80" w:name="X1c49797686c5d8bcac10dc665b5e5bcfd5efe95"/>
+    <w:bookmarkEnd w:id="80"/>
+    <w:bookmarkStart w:id="81" w:name="X1c49797686c5d8bcac10dc665b5e5bcfd5efe95"/>
     <w:p>
       <w:pPr>
         <w:pStyle w:val="Heading4"/>
@@ -24382,9 +24799,9 @@
         </w:tc>
       </w:tr>
     </w:tbl>
-    <w:bookmarkEnd w:id="80"/>
     <w:bookmarkEnd w:id="81"/>
-    <w:bookmarkStart w:id="108" w:name="Xc3262cf2636d98ed9cb4fe33284ee128f646202"/>
+    <w:bookmarkEnd w:id="82"/>
+    <w:bookmarkStart w:id="109" w:name="Xc3262cf2636d98ed9cb4fe33284ee128f646202"/>
     <w:p>
       <w:pPr>
         <w:pStyle w:val="Heading3"/>
@@ -24401,7 +24818,7 @@
         <w:t xml:space="preserve">The terminal and web screenshots were taken on 2026-10-19 on the production server, with the version deployed that day at 03:20; the terminal ones show the real output of the commands. The Portainer ones (5.4.1) are from 2026-10-16, because the panel requires logging in and only the DevOps owner uses it.</w:t>
       </w:r>
     </w:p>
-    <w:bookmarkStart w:id="91" w:name="X819b6a502b2f0637e9f8fe3e2617ab6f5ae1350"/>
+    <w:bookmarkStart w:id="92" w:name="X819b6a502b2f0637e9f8fe3e2617ab6f5ae1350"/>
     <w:p>
       <w:pPr>
         <w:pStyle w:val="Heading4"/>
@@ -24419,18 +24836,18 @@
           <wp:inline>
             <wp:extent cx="5334000" cy="4000500"/>
             <wp:effectExtent b="0" l="0" r="0" t="0"/>
-            <wp:docPr descr="Portainer: containers of the lavarapido stack in Running" title="" id="83" name="Picture"/>
+            <wp:docPr descr="Portainer: containers of the lavarapido stack in Running" title="" id="84" name="Picture"/>
             <a:graphic>
               <a:graphicData uri="http://schemas.openxmlformats.org/drawingml/2006/picture">
                 <pic:pic>
                   <pic:nvPicPr>
-                    <pic:cNvPr descr="capturas/5.4.1-portainer-running.png" id="84" name="Picture"/>
+                    <pic:cNvPr descr="capturas/5.4.1-portainer-running.png" id="85" name="Picture"/>
                     <pic:cNvPicPr>
                       <a:picLocks noChangeArrowheads="1" noChangeAspect="1"/>
                     </pic:cNvPicPr>
                   </pic:nvPicPr>
                   <pic:blipFill>
-                    <a:blip r:embed="rId82"/>
+                    <a:blip r:embed="rId83"/>
                     <a:stretch>
                       <a:fillRect/>
                     </a:stretch>
@@ -24540,18 +24957,18 @@
           <wp:inline>
             <wp:extent cx="5334000" cy="4000500"/>
             <wp:effectExtent b="0" l="0" r="0" t="0"/>
-            <wp:docPr descr="Portainer: lavarapido stack" title="" id="86" name="Picture"/>
+            <wp:docPr descr="Portainer: lavarapido stack" title="" id="87" name="Picture"/>
             <a:graphic>
               <a:graphicData uri="http://schemas.openxmlformats.org/drawingml/2006/picture">
                 <pic:pic>
                   <pic:nvPicPr>
-                    <pic:cNvPr descr="capturas/5.4.1b-portainer-stack.png" id="87" name="Picture"/>
+                    <pic:cNvPr descr="capturas/5.4.1b-portainer-stack.png" id="88" name="Picture"/>
                     <pic:cNvPicPr>
                       <a:picLocks noChangeArrowheads="1" noChangeAspect="1"/>
                     </pic:cNvPicPr>
                   </pic:nvPicPr>
                   <pic:blipFill>
-                    <a:blip r:embed="rId85"/>
+                    <a:blip r:embed="rId86"/>
                     <a:stretch>
                       <a:fillRect/>
                     </a:stretch>
@@ -24587,18 +25004,18 @@
           <wp:inline>
             <wp:extent cx="5334000" cy="4155558"/>
             <wp:effectExtent b="0" l="0" r="0" t="0"/>
-            <wp:docPr descr="Container status and usage from the terminal" title="" id="89" name="Picture"/>
+            <wp:docPr descr="Container status and usage from the terminal" title="" id="90" name="Picture"/>
             <a:graphic>
               <a:graphicData uri="http://schemas.openxmlformats.org/drawingml/2006/picture">
                 <pic:pic>
                   <pic:nvPicPr>
-                    <pic:cNvPr descr="capturas/5.4.1c-contenedores-y-consumo.png" id="90" name="Picture"/>
+                    <pic:cNvPr descr="capturas/5.4.1c-contenedores-y-consumo.png" id="91" name="Picture"/>
                     <pic:cNvPicPr>
                       <a:picLocks noChangeArrowheads="1" noChangeAspect="1"/>
                     </pic:cNvPicPr>
                   </pic:nvPicPr>
                   <pic:blipFill>
-                    <a:blip r:embed="rId88"/>
+                    <a:blip r:embed="rId89"/>
                     <a:stretch>
                       <a:fillRect/>
                     </a:stretch>
@@ -24680,8 +25097,8 @@
         <w:t xml:space="preserve">, and the memory usage of each container.</w:t>
       </w:r>
     </w:p>
-    <w:bookmarkEnd w:id="91"/>
-    <w:bookmarkStart w:id="95" w:name="X8ec07d82068b8417d87ccdff071440257430501"/>
+    <w:bookmarkEnd w:id="92"/>
+    <w:bookmarkStart w:id="96" w:name="X8ec07d82068b8417d87ccdff071440257430501"/>
     <w:p>
       <w:pPr>
         <w:pStyle w:val="Heading4"/>
@@ -24699,18 +25116,18 @@
           <wp:inline>
             <wp:extent cx="5334000" cy="1848293"/>
             <wp:effectExtent b="0" l="0" r="0" t="0"/>
-            <wp:docPr descr="Startup logs of the services" title="" id="93" name="Picture"/>
+            <wp:docPr descr="Startup logs of the services" title="" id="94" name="Picture"/>
             <a:graphic>
               <a:graphicData uri="http://schemas.openxmlformats.org/drawingml/2006/picture">
                 <pic:pic>
                   <pic:nvPicPr>
-                    <pic:cNvPr descr="capturas/5.4.2-logs-backend.png" id="94" name="Picture"/>
+                    <pic:cNvPr descr="capturas/5.4.2-logs-backend.png" id="95" name="Picture"/>
                     <pic:cNvPicPr>
                       <a:picLocks noChangeArrowheads="1" noChangeAspect="1"/>
                     </pic:cNvPicPr>
                   </pic:nvPicPr>
                   <pic:blipFill>
-                    <a:blip r:embed="rId92"/>
+                    <a:blip r:embed="rId93"/>
                     <a:stretch>
                       <a:fillRect/>
                     </a:stretch>
@@ -24771,8 +25188,8 @@
         <w:t xml:space="preserve">Now listening on :3005*. There are 0 error traces in the last 15 minutes.*</w:t>
       </w:r>
     </w:p>
-    <w:bookmarkEnd w:id="95"/>
-    <w:bookmarkStart w:id="99" w:name="X8e6b636171d0b5d3cb5298d39180d176fd8cf7e"/>
+    <w:bookmarkEnd w:id="96"/>
+    <w:bookmarkStart w:id="100" w:name="X8e6b636171d0b5d3cb5298d39180d176fd8cf7e"/>
     <w:p>
       <w:pPr>
         <w:pStyle w:val="Heading4"/>
@@ -24790,18 +25207,18 @@
           <wp:inline>
             <wp:extent cx="5334000" cy="2031999"/>
             <wp:effectExtent b="0" l="0" r="0" t="0"/>
-            <wp:docPr descr="Health checks UP" title="" id="97" name="Picture"/>
+            <wp:docPr descr="Health checks UP" title="" id="98" name="Picture"/>
             <a:graphic>
               <a:graphicData uri="http://schemas.openxmlformats.org/drawingml/2006/picture">
                 <pic:pic>
                   <pic:nvPicPr>
-                    <pic:cNvPr descr="capturas/5.4.3-health-checks.png" id="98" name="Picture"/>
+                    <pic:cNvPr descr="capturas/5.4.3-health-checks.png" id="99" name="Picture"/>
                     <pic:cNvPicPr>
                       <a:picLocks noChangeArrowheads="1" noChangeAspect="1"/>
                     </pic:cNvPicPr>
                   </pic:nvPicPr>
                   <pic:blipFill>
-                    <a:blip r:embed="rId96"/>
+                    <a:blip r:embed="rId97"/>
                     <a:stretch>
                       <a:fillRect/>
                     </a:stretch>
@@ -24935,8 +25352,8 @@
         <w:t xml:space="preserve">answer 200, and HTTP redirects to HTTPS with 308.</w:t>
       </w:r>
     </w:p>
-    <w:bookmarkEnd w:id="99"/>
-    <w:bookmarkStart w:id="103" w:name="Xcabb5f954e63da49788a894d62fbd1395415abc"/>
+    <w:bookmarkEnd w:id="100"/>
+    <w:bookmarkStart w:id="104" w:name="Xcabb5f954e63da49788a894d62fbd1395415abc"/>
     <w:p>
       <w:pPr>
         <w:pStyle w:val="Heading4"/>
@@ -24954,18 +25371,18 @@
           <wp:inline>
             <wp:extent cx="5334000" cy="3276153"/>
             <wp:effectExtent b="0" l="0" r="0" t="0"/>
-            <wp:docPr descr="Web in production with the console without errors" title="" id="101" name="Picture"/>
+            <wp:docPr descr="Web in production with the console without errors" title="" id="102" name="Picture"/>
             <a:graphic>
               <a:graphicData uri="http://schemas.openxmlformats.org/drawingml/2006/picture">
                 <pic:pic>
                   <pic:nvPicPr>
-                    <pic:cNvPr descr="capturas/5.4.4-web-devtools.png" id="102" name="Picture"/>
+                    <pic:cNvPr descr="capturas/5.4.4-web-devtools.png" id="103" name="Picture"/>
                     <pic:cNvPicPr>
                       <a:picLocks noChangeArrowheads="1" noChangeAspect="1"/>
                     </pic:cNvPicPr>
                   </pic:nvPicPr>
                   <pic:blipFill>
-                    <a:blip r:embed="rId100"/>
+                    <a:blip r:embed="rId101"/>
                     <a:stretch>
                       <a:fillRect/>
                     </a:stretch>
@@ -25004,8 +25421,8 @@
         <w:t xml:space="preserve">Home page in production over HTTPS (TLS 1.3, Let's Encrypt certificate valid until 2027-01-14). On load: 0 errors and 0 warnings in the console, and 0 error responses.</w:t>
       </w:r>
     </w:p>
-    <w:bookmarkEnd w:id="103"/>
-    <w:bookmarkStart w:id="107" w:name="Xc9767a34b0d807ca3c437bd373c01ecd161759e"/>
+    <w:bookmarkEnd w:id="104"/>
+    <w:bookmarkStart w:id="108" w:name="Xc9767a34b0d807ca3c437bd373c01ecd161759e"/>
     <w:p>
       <w:pPr>
         <w:pStyle w:val="Heading4"/>
@@ -25023,18 +25440,18 @@
           <wp:inline>
             <wp:extent cx="5334000" cy="4523562"/>
             <wp:effectExtent b="0" l="0" r="0" t="0"/>
-            <wp:docPr descr="Liquibase changesets executed" title="" id="105" name="Picture"/>
+            <wp:docPr descr="Liquibase changesets executed" title="" id="106" name="Picture"/>
             <a:graphic>
               <a:graphicData uri="http://schemas.openxmlformats.org/drawingml/2006/picture">
                 <pic:pic>
                   <pic:nvPicPr>
-                    <pic:cNvPr descr="capturas/5.4.5-migraciones.png" id="106" name="Picture"/>
+                    <pic:cNvPr descr="capturas/5.4.5-migraciones.png" id="107" name="Picture"/>
                     <pic:cNvPicPr>
                       <a:picLocks noChangeArrowheads="1" noChangeAspect="1"/>
                     </pic:cNvPicPr>
                   </pic:nvPicPr>
                   <pic:blipFill>
-                    <a:blip r:embed="rId104"/>
+                    <a:blip r:embed="rId105"/>
                     <a:stretch>
                       <a:fillRect/>
                     </a:stretch>
@@ -25148,7 +25565,7 @@
         <w:pStyle w:val="Compact"/>
         <w:numPr>
           <w:ilvl w:val="0"/>
-          <w:numId w:val="1037"/>
+          <w:numId w:val="1038"/>
         </w:numPr>
       </w:pPr>
       <w:r>
@@ -25166,7 +25583,7 @@
         <w:pStyle w:val="Compact"/>
         <w:numPr>
           <w:ilvl w:val="0"/>
-          <w:numId w:val="1037"/>
+          <w:numId w:val="1038"/>
         </w:numPr>
       </w:pPr>
       <w:r>
@@ -25184,7 +25601,7 @@
         <w:pStyle w:val="Compact"/>
         <w:numPr>
           <w:ilvl w:val="0"/>
-          <w:numId w:val="1037"/>
+          <w:numId w:val="1038"/>
         </w:numPr>
       </w:pPr>
       <w:r>
@@ -25197,10 +25614,10 @@
         <w:t xml:space="preserve">: architecture (ADR), OpenAPI and events.</w:t>
       </w:r>
     </w:p>
-    <w:bookmarkEnd w:id="107"/>
     <w:bookmarkEnd w:id="108"/>
     <w:bookmarkEnd w:id="109"/>
     <w:bookmarkEnd w:id="110"/>
+    <w:bookmarkEnd w:id="111"/>
     <w:sectPr>
       <w:footnotePr>
         <w:numRestart w:val="eachSect"/>
@@ -25626,6 +26043,9 @@
     <w:abstractNumId w:val="991"/>
   </w:num>
   <w:num w:numId="1024">
+    <w:abstractNumId w:val="991"/>
+  </w:num>
+  <w:num w:numId="1025">
     <w:abstractNumId w:val="99411"/>
     <w:lvlOverride w:ilvl="0">
       <w:startOverride w:val="1"/>
@@ -25655,13 +26075,13 @@
       <w:startOverride w:val="1"/>
     </w:lvlOverride>
   </w:num>
-  <w:num w:numId="1025">
-    <w:abstractNumId w:val="991"/>
-  </w:num>
   <w:num w:numId="1026">
     <w:abstractNumId w:val="991"/>
   </w:num>
   <w:num w:numId="1027">
+    <w:abstractNumId w:val="991"/>
+  </w:num>
+  <w:num w:numId="1028">
     <w:abstractNumId w:val="99411"/>
     <w:lvlOverride w:ilvl="0">
       <w:startOverride w:val="1"/>
@@ -25691,41 +26111,11 @@
       <w:startOverride w:val="1"/>
     </w:lvlOverride>
   </w:num>
-  <w:num w:numId="1028">
-    <w:abstractNumId w:val="991"/>
-  </w:num>
   <w:num w:numId="1029">
     <w:abstractNumId w:val="991"/>
   </w:num>
   <w:num w:numId="1030">
-    <w:abstractNumId w:val="99411"/>
-    <w:lvlOverride w:ilvl="0">
-      <w:startOverride w:val="1"/>
-    </w:lvlOverride>
-    <w:lvlOverride w:ilvl="1">
-      <w:startOverride w:val="1"/>
-    </w:lvlOverride>
-    <w:lvlOverride w:ilvl="2">
-      <w:startOverride w:val="1"/>
-    </w:lvlOverride>
-    <w:lvlOverride w:ilvl="3">
-      <w:startOverride w:val="1"/>
-    </w:lvlOverride>
-    <w:lvlOverride w:ilvl="4">
-      <w:startOverride w:val="1"/>
-    </w:lvlOverride>
-    <w:lvlOverride w:ilvl="5">
-      <w:startOverride w:val="1"/>
-    </w:lvlOverride>
-    <w:lvlOverride w:ilvl="6">
-      <w:startOverride w:val="1"/>
-    </w:lvlOverride>
-    <w:lvlOverride w:ilvl="7">
-      <w:startOverride w:val="1"/>
-    </w:lvlOverride>
-    <w:lvlOverride w:ilvl="8">
-      <w:startOverride w:val="1"/>
-    </w:lvlOverride>
+    <w:abstractNumId w:val="991"/>
   </w:num>
   <w:num w:numId="1031">
     <w:abstractNumId w:val="99411"/>
@@ -25788,7 +26178,34 @@
     </w:lvlOverride>
   </w:num>
   <w:num w:numId="1033">
-    <w:abstractNumId w:val="991"/>
+    <w:abstractNumId w:val="99411"/>
+    <w:lvlOverride w:ilvl="0">
+      <w:startOverride w:val="1"/>
+    </w:lvlOverride>
+    <w:lvlOverride w:ilvl="1">
+      <w:startOverride w:val="1"/>
+    </w:lvlOverride>
+    <w:lvlOverride w:ilvl="2">
+      <w:startOverride w:val="1"/>
+    </w:lvlOverride>
+    <w:lvlOverride w:ilvl="3">
+      <w:startOverride w:val="1"/>
+    </w:lvlOverride>
+    <w:lvlOverride w:ilvl="4">
+      <w:startOverride w:val="1"/>
+    </w:lvlOverride>
+    <w:lvlOverride w:ilvl="5">
+      <w:startOverride w:val="1"/>
+    </w:lvlOverride>
+    <w:lvlOverride w:ilvl="6">
+      <w:startOverride w:val="1"/>
+    </w:lvlOverride>
+    <w:lvlOverride w:ilvl="7">
+      <w:startOverride w:val="1"/>
+    </w:lvlOverride>
+    <w:lvlOverride w:ilvl="8">
+      <w:startOverride w:val="1"/>
+    </w:lvlOverride>
   </w:num>
   <w:num w:numId="1034">
     <w:abstractNumId w:val="991"/>
@@ -25800,6 +26217,9 @@
     <w:abstractNumId w:val="991"/>
   </w:num>
   <w:num w:numId="1037">
+    <w:abstractNumId w:val="991"/>
+  </w:num>
+  <w:num w:numId="1038">
     <w:abstractNumId w:val="991"/>
   </w:num>
 </w:numbering>
